--- a/docs/research/RESEARCH-skills-mattpocock-2026-08-05.docx
+++ b/docs/research/RESEARCH-skills-mattpocock-2026-08-05.docx
@@ -6127,14 +6127,3491 @@
     </w:p>
     <w:p>
       <w:pPr>
+        <w:pBdr>
+          <w:bottom w:val="single" w:sz="6" w:space="1" w:color="F05922"/>
+        </w:pBdr>
+        <w:spacing w:after="120"/>
+      </w:pPr>
+    </w:p>
+    <w:p>
+      <w:pPr>
+        <w:pStyle w:val="Heading2"/>
+        <w:spacing w:before="200" w:after="80"/>
+      </w:pPr>
+      <w:r>
+        <w:rPr>
+          <w:color w:val="F05922"/>
+          <w:sz w:val="28"/>
+        </w:rPr>
+        <w:t>7. Bảng đề xuất cải tiến (Mode A — Bước 3b)</w:t>
+      </w:r>
+    </w:p>
+    <w:p>
+      <w:pPr>
+        <w:spacing w:before="40" w:after="40"/>
+        <w:ind w:left="567"/>
+        <w:pBdr>
+          <w:left w:val="single" w:sz="12" w:space="10" w:color="F05922"/>
+        </w:pBdr>
+      </w:pPr>
+      <w:r>
+        <w:rPr>
+          <w:b/>
+          <w:color w:val="4A3F8C"/>
+        </w:rPr>
+        <w:t>Trạng thái:</w:t>
+      </w:r>
+      <w:r>
+        <w:rPr>
+          <w:color w:val="4A3F8C"/>
+        </w:rPr>
+        <w:t xml:space="preserve"> Chờ user duyệt tại Bước 4. CHƯA áp dụng bất kỳ thay đổi nào.</w:t>
+      </w:r>
+    </w:p>
+    <w:p>
+      <w:pPr>
         <w:spacing w:after="80"/>
       </w:pPr>
       <w:r>
         <w:rPr>
-          <w:i/>
           <w:sz w:val="21"/>
         </w:rPr>
-        <w:t>Tài liệu này chỉ phân tích, không kèm đề xuất áp dụng. Xem Bước 3b để đọc đề xuất cải tiến (Mode A) hoặc Bước 3c/3d/3e để đi sâu học nguyên lý (Mode B).</w:t>
+        <w:t xml:space="preserve">Sau khi đối chiếu hiện trạng KZTEK với repo nguồn, chọn </w:t>
+      </w:r>
+      <w:r>
+        <w:rPr>
+          <w:b/>
+          <w:sz w:val="21"/>
+        </w:rPr>
+        <w:t>5 đề xuất</w:t>
+      </w:r>
+      <w:r>
+        <w:rPr>
+          <w:sz w:val="21"/>
+        </w:rPr>
+        <w:t xml:space="preserve"> có giá trị rõ ràng và effort/rủi ro hợp lý. Đã loại bỏ: CONTEXT.md (chỉ có ý nghĩa khi có product repo cụ thể), skill lifecycle (nice-to-have, không block gì), router skill (CLAUDE.md dispatcher đã xử lý).</w:t>
+      </w:r>
+    </w:p>
+    <w:p>
+      <w:pPr>
+        <w:pBdr>
+          <w:bottom w:val="single" w:sz="6" w:space="1" w:color="F05922"/>
+        </w:pBdr>
+        <w:spacing w:after="120"/>
+      </w:pPr>
+    </w:p>
+    <w:p>
+      <w:pPr>
+        <w:pStyle w:val="Heading3"/>
+        <w:spacing w:before="160" w:after="60"/>
+      </w:pPr>
+      <w:r>
+        <w:rPr>
+          <w:color w:val="4A3F8C"/>
+          <w:sz w:val="24"/>
+        </w:rPr>
+        <w:t>E1 — Thêm `disable-model-invocation: true` cho commands chỉ nên human trigger</w:t>
+      </w:r>
+    </w:p>
+    <w:tbl>
+      <w:tblPr>
+        <w:tblStyle w:val="TableGrid"/>
+        <w:tblW w:type="auto" w:w="0"/>
+        <w:tblLook w:firstColumn="1" w:firstRow="1" w:lastColumn="0" w:lastRow="0" w:noHBand="0" w:noVBand="1" w:val="04A0"/>
+      </w:tblPr>
+      <w:tblGrid>
+        <w:gridCol w:w="4844"/>
+        <w:gridCol w:w="4844"/>
+      </w:tblGrid>
+      <w:tr>
+        <w:tc>
+          <w:tcPr>
+            <w:tcW w:type="dxa" w:w="4844"/>
+            <w:shd w:val="clear" w:color="auto" w:fill="251C53"/>
+            <w:tcBorders>
+              <w:top w:val="single" w:sz="4" w:space="0" w:color="251C53"/>
+              <w:left w:val="single" w:sz="4" w:space="0" w:color="251C53"/>
+              <w:bottom w:val="single" w:sz="4" w:space="0" w:color="251C53"/>
+              <w:right w:val="single" w:sz="4" w:space="0" w:color="251C53"/>
+            </w:tcBorders>
+          </w:tcPr>
+          <w:p>
+            <w:r>
+              <w:rPr>
+                <w:b/>
+                <w:color w:val="FFFFFF"/>
+                <w:sz w:val="20"/>
+              </w:rPr>
+              <w:t>Cột</w:t>
+            </w:r>
+          </w:p>
+        </w:tc>
+        <w:tc>
+          <w:tcPr>
+            <w:tcW w:type="dxa" w:w="4844"/>
+            <w:shd w:val="clear" w:color="auto" w:fill="251C53"/>
+            <w:tcBorders>
+              <w:top w:val="single" w:sz="4" w:space="0" w:color="251C53"/>
+              <w:left w:val="single" w:sz="4" w:space="0" w:color="251C53"/>
+              <w:bottom w:val="single" w:sz="4" w:space="0" w:color="251C53"/>
+              <w:right w:val="single" w:sz="4" w:space="0" w:color="251C53"/>
+            </w:tcBorders>
+          </w:tcPr>
+          <w:p>
+            <w:r>
+              <w:rPr>
+                <w:b/>
+                <w:color w:val="FFFFFF"/>
+                <w:sz w:val="20"/>
+              </w:rPr>
+              <w:t>Nội dung</w:t>
+            </w:r>
+          </w:p>
+        </w:tc>
+      </w:tr>
+      <w:tr>
+        <w:tc>
+          <w:tcPr>
+            <w:tcW w:type="dxa" w:w="4844"/>
+            <w:tcBorders>
+              <w:top w:val="single" w:sz="4" w:space="0" w:color="CBCBCB"/>
+              <w:left w:val="single" w:sz="4" w:space="0" w:color="CBCBCB"/>
+              <w:bottom w:val="single" w:sz="4" w:space="0" w:color="CBCBCB"/>
+              <w:right w:val="single" w:sz="4" w:space="0" w:color="CBCBCB"/>
+            </w:tcBorders>
+          </w:tcPr>
+          <w:p>
+            <w:r>
+              <w:rPr>
+                <w:sz w:val="20"/>
+              </w:rPr>
+              <w:t>-----</w:t>
+            </w:r>
+          </w:p>
+        </w:tc>
+        <w:tc>
+          <w:tcPr>
+            <w:tcW w:type="dxa" w:w="4844"/>
+            <w:tcBorders>
+              <w:top w:val="single" w:sz="4" w:space="0" w:color="CBCBCB"/>
+              <w:left w:val="single" w:sz="4" w:space="0" w:color="CBCBCB"/>
+              <w:bottom w:val="single" w:sz="4" w:space="0" w:color="CBCBCB"/>
+              <w:right w:val="single" w:sz="4" w:space="0" w:color="CBCBCB"/>
+            </w:tcBorders>
+          </w:tcPr>
+          <w:p>
+            <w:r>
+              <w:rPr>
+                <w:sz w:val="20"/>
+              </w:rPr>
+              <w:t>---------</w:t>
+            </w:r>
+          </w:p>
+        </w:tc>
+      </w:tr>
+      <w:tr>
+        <w:tc>
+          <w:tcPr>
+            <w:tcW w:type="dxa" w:w="4844"/>
+            <w:shd w:val="clear" w:color="auto" w:fill="B8B3D6"/>
+            <w:tcBorders>
+              <w:top w:val="single" w:sz="4" w:space="0" w:color="CBCBCB"/>
+              <w:left w:val="single" w:sz="4" w:space="0" w:color="CBCBCB"/>
+              <w:bottom w:val="single" w:sz="4" w:space="0" w:color="CBCBCB"/>
+              <w:right w:val="single" w:sz="4" w:space="0" w:color="CBCBCB"/>
+            </w:tcBorders>
+          </w:tcPr>
+          <w:p>
+            <w:r>
+              <w:rPr>
+                <w:b/>
+                <w:sz w:val="20"/>
+              </w:rPr>
+              <w:t>Học từ đâu</w:t>
+            </w:r>
+          </w:p>
+        </w:tc>
+        <w:tc>
+          <w:tcPr>
+            <w:tcW w:type="dxa" w:w="4844"/>
+            <w:shd w:val="clear" w:color="auto" w:fill="B8B3D6"/>
+            <w:tcBorders>
+              <w:top w:val="single" w:sz="4" w:space="0" w:color="CBCBCB"/>
+              <w:left w:val="single" w:sz="4" w:space="0" w:color="CBCBCB"/>
+              <w:bottom w:val="single" w:sz="4" w:space="0" w:color="CBCBCB"/>
+              <w:right w:val="single" w:sz="4" w:space="0" w:color="CBCBCB"/>
+            </w:tcBorders>
+          </w:tcPr>
+          <w:p>
+            <w:r>
+              <w:rPr>
+                <w:rFonts w:ascii="Courier New" w:hAnsi="Courier New"/>
+                <w:color w:val="F05922"/>
+                <w:sz w:val="20"/>
+              </w:rPr>
+              <w:t>.agents/invocation.md</w:t>
+            </w:r>
+            <w:r>
+              <w:rPr>
+                <w:sz w:val="20"/>
+              </w:rPr>
+              <w:t xml:space="preserve"> + frontmatter </w:t>
+            </w:r>
+            <w:r>
+              <w:rPr>
+                <w:rFonts w:ascii="Courier New" w:hAnsi="Courier New"/>
+                <w:color w:val="F05922"/>
+                <w:sz w:val="20"/>
+              </w:rPr>
+              <w:t>disable-model-invocation: true</w:t>
+            </w:r>
+            <w:r>
+              <w:rPr>
+                <w:sz w:val="20"/>
+              </w:rPr>
+              <w:t xml:space="preserve"> trong SKILL.md của các user-invoked skills (</w:t>
+            </w:r>
+            <w:r>
+              <w:rPr>
+                <w:rFonts w:ascii="Courier New" w:hAnsi="Courier New"/>
+                <w:color w:val="F05922"/>
+                <w:sz w:val="20"/>
+              </w:rPr>
+              <w:t>ask-matt</w:t>
+            </w:r>
+            <w:r>
+              <w:rPr>
+                <w:sz w:val="20"/>
+              </w:rPr>
+              <w:t xml:space="preserve">, </w:t>
+            </w:r>
+            <w:r>
+              <w:rPr>
+                <w:rFonts w:ascii="Courier New" w:hAnsi="Courier New"/>
+                <w:color w:val="F05922"/>
+                <w:sz w:val="20"/>
+              </w:rPr>
+              <w:t>grill-with-docs</w:t>
+            </w:r>
+            <w:r>
+              <w:rPr>
+                <w:sz w:val="20"/>
+              </w:rPr>
+              <w:t xml:space="preserve">, </w:t>
+            </w:r>
+            <w:r>
+              <w:rPr>
+                <w:rFonts w:ascii="Courier New" w:hAnsi="Courier New"/>
+                <w:color w:val="F05922"/>
+                <w:sz w:val="20"/>
+              </w:rPr>
+              <w:t>implement</w:t>
+            </w:r>
+            <w:r>
+              <w:rPr>
+                <w:sz w:val="20"/>
+              </w:rPr>
+              <w:t xml:space="preserve">, </w:t>
+            </w:r>
+            <w:r>
+              <w:rPr>
+                <w:rFonts w:ascii="Courier New" w:hAnsi="Courier New"/>
+                <w:color w:val="F05922"/>
+                <w:sz w:val="20"/>
+              </w:rPr>
+              <w:t>wayfinder</w:t>
+            </w:r>
+            <w:r>
+              <w:rPr>
+                <w:sz w:val="20"/>
+              </w:rPr>
+              <w:t xml:space="preserve">, </w:t>
+            </w:r>
+            <w:r>
+              <w:rPr>
+                <w:rFonts w:ascii="Courier New" w:hAnsi="Courier New"/>
+                <w:color w:val="F05922"/>
+                <w:sz w:val="20"/>
+              </w:rPr>
+              <w:t>handoff</w:t>
+            </w:r>
+            <w:r>
+              <w:rPr>
+                <w:sz w:val="20"/>
+              </w:rPr>
+              <w:t>). Pattern: nếu skill orchestrate luồng lớn hoặc cần human intent rõ ràng → phải tường minh block model khỏi tự trigger.</w:t>
+            </w:r>
+          </w:p>
+        </w:tc>
+      </w:tr>
+      <w:tr>
+        <w:tc>
+          <w:tcPr>
+            <w:tcW w:type="dxa" w:w="4844"/>
+            <w:tcBorders>
+              <w:top w:val="single" w:sz="4" w:space="0" w:color="CBCBCB"/>
+              <w:left w:val="single" w:sz="4" w:space="0" w:color="CBCBCB"/>
+              <w:bottom w:val="single" w:sz="4" w:space="0" w:color="CBCBCB"/>
+              <w:right w:val="single" w:sz="4" w:space="0" w:color="CBCBCB"/>
+            </w:tcBorders>
+          </w:tcPr>
+          <w:p>
+            <w:r>
+              <w:rPr>
+                <w:b/>
+                <w:sz w:val="20"/>
+              </w:rPr>
+              <w:t>Hiện trạng KZTEK</w:t>
+            </w:r>
+          </w:p>
+        </w:tc>
+        <w:tc>
+          <w:tcPr>
+            <w:tcW w:type="dxa" w:w="4844"/>
+            <w:tcBorders>
+              <w:top w:val="single" w:sz="4" w:space="0" w:color="CBCBCB"/>
+              <w:left w:val="single" w:sz="4" w:space="0" w:color="CBCBCB"/>
+              <w:bottom w:val="single" w:sz="4" w:space="0" w:color="CBCBCB"/>
+              <w:right w:val="single" w:sz="4" w:space="0" w:color="CBCBCB"/>
+            </w:tcBorders>
+          </w:tcPr>
+          <w:p>
+            <w:r>
+              <w:rPr>
+                <w:sz w:val="20"/>
+              </w:rPr>
+              <w:t xml:space="preserve">Tất cả 17 commands trong </w:t>
+            </w:r>
+            <w:r>
+              <w:rPr>
+                <w:rFonts w:ascii="Courier New" w:hAnsi="Courier New"/>
+                <w:color w:val="F05922"/>
+                <w:sz w:val="20"/>
+              </w:rPr>
+              <w:t>.claude/commands/</w:t>
+            </w:r>
+            <w:r>
+              <w:rPr>
+                <w:sz w:val="20"/>
+              </w:rPr>
+              <w:t xml:space="preserve"> đều không có frontmatter </w:t>
+            </w:r>
+            <w:r>
+              <w:rPr>
+                <w:rFonts w:ascii="Courier New" w:hAnsi="Courier New"/>
+                <w:color w:val="F05922"/>
+                <w:sz w:val="20"/>
+              </w:rPr>
+              <w:t>disable-model-invocation</w:t>
+            </w:r>
+            <w:r>
+              <w:rPr>
+                <w:sz w:val="20"/>
+              </w:rPr>
+              <w:t xml:space="preserve">. Không có cơ chế nào ngăn agent tự trigger </w:t>
+            </w:r>
+            <w:r>
+              <w:rPr>
+                <w:rFonts w:ascii="Courier New" w:hAnsi="Courier New"/>
+                <w:color w:val="F05922"/>
+                <w:sz w:val="20"/>
+              </w:rPr>
+              <w:t>scope-check</w:t>
+            </w:r>
+            <w:r>
+              <w:rPr>
+                <w:sz w:val="20"/>
+              </w:rPr>
+              <w:t xml:space="preserve">, </w:t>
+            </w:r>
+            <w:r>
+              <w:rPr>
+                <w:rFonts w:ascii="Courier New" w:hAnsi="Courier New"/>
+                <w:color w:val="F05922"/>
+                <w:sz w:val="20"/>
+              </w:rPr>
+              <w:t>ship</w:t>
+            </w:r>
+            <w:r>
+              <w:rPr>
+                <w:sz w:val="20"/>
+              </w:rPr>
+              <w:t xml:space="preserve">, </w:t>
+            </w:r>
+            <w:r>
+              <w:rPr>
+                <w:rFonts w:ascii="Courier New" w:hAnsi="Courier New"/>
+                <w:color w:val="F05922"/>
+                <w:sz w:val="20"/>
+              </w:rPr>
+              <w:t>run-plan-step</w:t>
+            </w:r>
+            <w:r>
+              <w:rPr>
+                <w:sz w:val="20"/>
+              </w:rPr>
+              <w:t xml:space="preserve">, </w:t>
+            </w:r>
+            <w:r>
+              <w:rPr>
+                <w:rFonts w:ascii="Courier New" w:hAnsi="Courier New"/>
+                <w:color w:val="F05922"/>
+                <w:sz w:val="20"/>
+              </w:rPr>
+              <w:t>sync-global</w:t>
+            </w:r>
+            <w:r>
+              <w:rPr>
+                <w:sz w:val="20"/>
+              </w:rPr>
+              <w:t xml:space="preserve">, </w:t>
+            </w:r>
+            <w:r>
+              <w:rPr>
+                <w:rFonts w:ascii="Courier New" w:hAnsi="Courier New"/>
+                <w:color w:val="F05922"/>
+                <w:sz w:val="20"/>
+              </w:rPr>
+              <w:t>sdk-crossplatform-eval</w:t>
+            </w:r>
+            <w:r>
+              <w:rPr>
+                <w:sz w:val="20"/>
+              </w:rPr>
+              <w:t xml:space="preserve"> — các commands có side effect lớn hoặc chỉ có ý nghĩa khi human chủ động.</w:t>
+            </w:r>
+          </w:p>
+        </w:tc>
+      </w:tr>
+      <w:tr>
+        <w:tc>
+          <w:tcPr>
+            <w:tcW w:type="dxa" w:w="4844"/>
+            <w:shd w:val="clear" w:color="auto" w:fill="B8B3D6"/>
+            <w:tcBorders>
+              <w:top w:val="single" w:sz="4" w:space="0" w:color="CBCBCB"/>
+              <w:left w:val="single" w:sz="4" w:space="0" w:color="CBCBCB"/>
+              <w:bottom w:val="single" w:sz="4" w:space="0" w:color="CBCBCB"/>
+              <w:right w:val="single" w:sz="4" w:space="0" w:color="CBCBCB"/>
+            </w:tcBorders>
+          </w:tcPr>
+          <w:p>
+            <w:r>
+              <w:rPr>
+                <w:b/>
+                <w:sz w:val="20"/>
+              </w:rPr>
+              <w:t>Lý do thay đổi</w:t>
+            </w:r>
+          </w:p>
+        </w:tc>
+        <w:tc>
+          <w:tcPr>
+            <w:tcW w:type="dxa" w:w="4844"/>
+            <w:shd w:val="clear" w:color="auto" w:fill="B8B3D6"/>
+            <w:tcBorders>
+              <w:top w:val="single" w:sz="4" w:space="0" w:color="CBCBCB"/>
+              <w:left w:val="single" w:sz="4" w:space="0" w:color="CBCBCB"/>
+              <w:bottom w:val="single" w:sz="4" w:space="0" w:color="CBCBCB"/>
+              <w:right w:val="single" w:sz="4" w:space="0" w:color="CBCBCB"/>
+            </w:tcBorders>
+          </w:tcPr>
+          <w:p>
+            <w:r>
+              <w:rPr>
+                <w:sz w:val="20"/>
+              </w:rPr>
+              <w:t xml:space="preserve">Nếu không block, agent có thể tự trigger </w:t>
+            </w:r>
+            <w:r>
+              <w:rPr>
+                <w:rFonts w:ascii="Courier New" w:hAnsi="Courier New"/>
+                <w:color w:val="F05922"/>
+                <w:sz w:val="20"/>
+              </w:rPr>
+              <w:t>ship</w:t>
+            </w:r>
+            <w:r>
+              <w:rPr>
+                <w:sz w:val="20"/>
+              </w:rPr>
+              <w:t xml:space="preserve"> (deploy gate) hoặc </w:t>
+            </w:r>
+            <w:r>
+              <w:rPr>
+                <w:rFonts w:ascii="Courier New" w:hAnsi="Courier New"/>
+                <w:color w:val="F05922"/>
+                <w:sz w:val="20"/>
+              </w:rPr>
+              <w:t>run-plan-step</w:t>
+            </w:r>
+            <w:r>
+              <w:rPr>
+                <w:sz w:val="20"/>
+              </w:rPr>
+              <w:t xml:space="preserve"> (chạy bước kế tiếp trong plan) mà không có human intent — vi phạm Two-Eyes Principle ngầm. Hiện trạng này là "may mắn chưa xảy ra vấn đề" chứ không phải "đã được bảo vệ".</w:t>
+            </w:r>
+          </w:p>
+        </w:tc>
+      </w:tr>
+      <w:tr>
+        <w:tc>
+          <w:tcPr>
+            <w:tcW w:type="dxa" w:w="4844"/>
+            <w:tcBorders>
+              <w:top w:val="single" w:sz="4" w:space="0" w:color="CBCBCB"/>
+              <w:left w:val="single" w:sz="4" w:space="0" w:color="CBCBCB"/>
+              <w:bottom w:val="single" w:sz="4" w:space="0" w:color="CBCBCB"/>
+              <w:right w:val="single" w:sz="4" w:space="0" w:color="CBCBCB"/>
+            </w:tcBorders>
+          </w:tcPr>
+          <w:p>
+            <w:r>
+              <w:rPr>
+                <w:b/>
+                <w:sz w:val="20"/>
+              </w:rPr>
+              <w:t>Áp dụng vào đâu</w:t>
+            </w:r>
+          </w:p>
+        </w:tc>
+        <w:tc>
+          <w:tcPr>
+            <w:tcW w:type="dxa" w:w="4844"/>
+            <w:tcBorders>
+              <w:top w:val="single" w:sz="4" w:space="0" w:color="CBCBCB"/>
+              <w:left w:val="single" w:sz="4" w:space="0" w:color="CBCBCB"/>
+              <w:bottom w:val="single" w:sz="4" w:space="0" w:color="CBCBCB"/>
+              <w:right w:val="single" w:sz="4" w:space="0" w:color="CBCBCB"/>
+            </w:tcBorders>
+          </w:tcPr>
+          <w:p>
+            <w:r>
+              <w:rPr>
+                <w:sz w:val="20"/>
+              </w:rPr>
+              <w:t xml:space="preserve">Thêm </w:t>
+            </w:r>
+            <w:r>
+              <w:rPr>
+                <w:rFonts w:ascii="Courier New" w:hAnsi="Courier New"/>
+                <w:color w:val="F05922"/>
+                <w:sz w:val="20"/>
+              </w:rPr>
+              <w:t>disable-model-invocation: true</w:t>
+            </w:r>
+            <w:r>
+              <w:rPr>
+                <w:sz w:val="20"/>
+              </w:rPr>
+              <w:t xml:space="preserve"> vào frontmatter của 5 commands: </w:t>
+            </w:r>
+            <w:r>
+              <w:rPr>
+                <w:rFonts w:ascii="Courier New" w:hAnsi="Courier New"/>
+                <w:color w:val="F05922"/>
+                <w:sz w:val="20"/>
+              </w:rPr>
+              <w:t>scope-check.md</w:t>
+            </w:r>
+            <w:r>
+              <w:rPr>
+                <w:sz w:val="20"/>
+              </w:rPr>
+              <w:t xml:space="preserve">, </w:t>
+            </w:r>
+            <w:r>
+              <w:rPr>
+                <w:rFonts w:ascii="Courier New" w:hAnsi="Courier New"/>
+                <w:color w:val="F05922"/>
+                <w:sz w:val="20"/>
+              </w:rPr>
+              <w:t>ship.md</w:t>
+            </w:r>
+            <w:r>
+              <w:rPr>
+                <w:sz w:val="20"/>
+              </w:rPr>
+              <w:t xml:space="preserve">, </w:t>
+            </w:r>
+            <w:r>
+              <w:rPr>
+                <w:rFonts w:ascii="Courier New" w:hAnsi="Courier New"/>
+                <w:color w:val="F05922"/>
+                <w:sz w:val="20"/>
+              </w:rPr>
+              <w:t>run-plan-step.md</w:t>
+            </w:r>
+            <w:r>
+              <w:rPr>
+                <w:sz w:val="20"/>
+              </w:rPr>
+              <w:t xml:space="preserve">, </w:t>
+            </w:r>
+            <w:r>
+              <w:rPr>
+                <w:rFonts w:ascii="Courier New" w:hAnsi="Courier New"/>
+                <w:color w:val="F05922"/>
+                <w:sz w:val="20"/>
+              </w:rPr>
+              <w:t>sync-global.md</w:t>
+            </w:r>
+            <w:r>
+              <w:rPr>
+                <w:sz w:val="20"/>
+              </w:rPr>
+              <w:t xml:space="preserve">, </w:t>
+            </w:r>
+            <w:r>
+              <w:rPr>
+                <w:rFonts w:ascii="Courier New" w:hAnsi="Courier New"/>
+                <w:color w:val="F05922"/>
+                <w:sz w:val="20"/>
+              </w:rPr>
+              <w:t>sdk-crossplatform-eval.md</w:t>
+            </w:r>
+            <w:r>
+              <w:rPr>
+                <w:sz w:val="20"/>
+              </w:rPr>
+              <w:t>. Các commands có thể agent tự trigger hợp lý (</w:t>
+            </w:r>
+            <w:r>
+              <w:rPr>
+                <w:rFonts w:ascii="Courier New" w:hAnsi="Courier New"/>
+                <w:color w:val="F05922"/>
+                <w:sz w:val="20"/>
+              </w:rPr>
+              <w:t>pre-coding-check</w:t>
+            </w:r>
+            <w:r>
+              <w:rPr>
+                <w:sz w:val="20"/>
+              </w:rPr>
+              <w:t xml:space="preserve">, </w:t>
+            </w:r>
+            <w:r>
+              <w:rPr>
+                <w:rFonts w:ascii="Courier New" w:hAnsi="Courier New"/>
+                <w:color w:val="F05922"/>
+                <w:sz w:val="20"/>
+              </w:rPr>
+              <w:t>verify-pr</w:t>
+            </w:r>
+            <w:r>
+              <w:rPr>
+                <w:sz w:val="20"/>
+              </w:rPr>
+              <w:t xml:space="preserve">, </w:t>
+            </w:r>
+            <w:r>
+              <w:rPr>
+                <w:rFonts w:ascii="Courier New" w:hAnsi="Courier New"/>
+                <w:color w:val="F05922"/>
+                <w:sz w:val="20"/>
+              </w:rPr>
+              <w:t>detect-impact</w:t>
+            </w:r>
+            <w:r>
+              <w:rPr>
+                <w:sz w:val="20"/>
+              </w:rPr>
+              <w:t>) thì giữ nguyên.</w:t>
+            </w:r>
+          </w:p>
+        </w:tc>
+      </w:tr>
+      <w:tr>
+        <w:tc>
+          <w:tcPr>
+            <w:tcW w:type="dxa" w:w="4844"/>
+            <w:shd w:val="clear" w:color="auto" w:fill="B8B3D6"/>
+            <w:tcBorders>
+              <w:top w:val="single" w:sz="4" w:space="0" w:color="CBCBCB"/>
+              <w:left w:val="single" w:sz="4" w:space="0" w:color="CBCBCB"/>
+              <w:bottom w:val="single" w:sz="4" w:space="0" w:color="CBCBCB"/>
+              <w:right w:val="single" w:sz="4" w:space="0" w:color="CBCBCB"/>
+            </w:tcBorders>
+          </w:tcPr>
+          <w:p>
+            <w:r>
+              <w:rPr>
+                <w:b/>
+                <w:sz w:val="20"/>
+              </w:rPr>
+              <w:t>Đạt được gì</w:t>
+            </w:r>
+          </w:p>
+        </w:tc>
+        <w:tc>
+          <w:tcPr>
+            <w:tcW w:type="dxa" w:w="4844"/>
+            <w:shd w:val="clear" w:color="auto" w:fill="B8B3D6"/>
+            <w:tcBorders>
+              <w:top w:val="single" w:sz="4" w:space="0" w:color="CBCBCB"/>
+              <w:left w:val="single" w:sz="4" w:space="0" w:color="CBCBCB"/>
+              <w:bottom w:val="single" w:sz="4" w:space="0" w:color="CBCBCB"/>
+              <w:right w:val="single" w:sz="4" w:space="0" w:color="CBCBCB"/>
+            </w:tcBorders>
+          </w:tcPr>
+          <w:p>
+            <w:r>
+              <w:rPr>
+                <w:sz w:val="20"/>
+              </w:rPr>
+              <w:t xml:space="preserve">Agent không còn tự ý trigger các flow orchestration-level. Ví dụ cụ thể: trong 1 session dài, agent không tự gọi </w:t>
+            </w:r>
+            <w:r>
+              <w:rPr>
+                <w:rFonts w:ascii="Courier New" w:hAnsi="Courier New"/>
+                <w:color w:val="F05922"/>
+                <w:sz w:val="20"/>
+              </w:rPr>
+              <w:t>ship</w:t>
+            </w:r>
+            <w:r>
+              <w:rPr>
+                <w:sz w:val="20"/>
+              </w:rPr>
+              <w:t xml:space="preserve"> để deploy khi thấy code đã "xong" theo nhận định của nó — thay vào đó phải chờ human </w:t>
+            </w:r>
+            <w:r>
+              <w:rPr>
+                <w:rFonts w:ascii="Courier New" w:hAnsi="Courier New"/>
+                <w:color w:val="F05922"/>
+                <w:sz w:val="20"/>
+              </w:rPr>
+              <w:t>/ship</w:t>
+            </w:r>
+            <w:r>
+              <w:rPr>
+                <w:sz w:val="20"/>
+              </w:rPr>
+              <w:t>.</w:t>
+            </w:r>
+          </w:p>
+        </w:tc>
+      </w:tr>
+      <w:tr>
+        <w:tc>
+          <w:tcPr>
+            <w:tcW w:type="dxa" w:w="4844"/>
+            <w:tcBorders>
+              <w:top w:val="single" w:sz="4" w:space="0" w:color="CBCBCB"/>
+              <w:left w:val="single" w:sz="4" w:space="0" w:color="CBCBCB"/>
+              <w:bottom w:val="single" w:sz="4" w:space="0" w:color="CBCBCB"/>
+              <w:right w:val="single" w:sz="4" w:space="0" w:color="CBCBCB"/>
+            </w:tcBorders>
+          </w:tcPr>
+          <w:p>
+            <w:r>
+              <w:rPr>
+                <w:b/>
+                <w:sz w:val="20"/>
+              </w:rPr>
+              <w:t>Rủi ro/Effort</w:t>
+            </w:r>
+          </w:p>
+        </w:tc>
+        <w:tc>
+          <w:tcPr>
+            <w:tcW w:type="dxa" w:w="4844"/>
+            <w:tcBorders>
+              <w:top w:val="single" w:sz="4" w:space="0" w:color="CBCBCB"/>
+              <w:left w:val="single" w:sz="4" w:space="0" w:color="CBCBCB"/>
+              <w:bottom w:val="single" w:sz="4" w:space="0" w:color="CBCBCB"/>
+              <w:right w:val="single" w:sz="4" w:space="0" w:color="CBCBCB"/>
+            </w:tcBorders>
+          </w:tcPr>
+          <w:p>
+            <w:r>
+              <w:rPr>
+                <w:sz w:val="20"/>
+              </w:rPr>
+              <w:t>Rủi ro: Gần như không có — chỉ thêm 1 dòng frontmatter, không thay đổi behavior của skill. Effort: 30 phút — Edit 5 file.</w:t>
+            </w:r>
+          </w:p>
+        </w:tc>
+      </w:tr>
+    </w:tbl>
+    <w:p/>
+    <w:p>
+      <w:pPr>
+        <w:pBdr>
+          <w:bottom w:val="single" w:sz="6" w:space="1" w:color="F05922"/>
+        </w:pBdr>
+        <w:spacing w:after="120"/>
+      </w:pPr>
+    </w:p>
+    <w:p>
+      <w:pPr>
+        <w:pStyle w:val="Heading3"/>
+        <w:spacing w:before="160" w:after="60"/>
+      </w:pPr>
+      <w:r>
+        <w:rPr>
+          <w:color w:val="4A3F8C"/>
+          <w:sz w:val="24"/>
+        </w:rPr>
+        <w:t>E2 — Tạo skill `grilling.md` — Interview primitive tái dùng được</w:t>
+      </w:r>
+    </w:p>
+    <w:tbl>
+      <w:tblPr>
+        <w:tblStyle w:val="TableGrid"/>
+        <w:tblW w:type="auto" w:w="0"/>
+        <w:tblLook w:firstColumn="1" w:firstRow="1" w:lastColumn="0" w:lastRow="0" w:noHBand="0" w:noVBand="1" w:val="04A0"/>
+      </w:tblPr>
+      <w:tblGrid>
+        <w:gridCol w:w="4844"/>
+        <w:gridCol w:w="4844"/>
+      </w:tblGrid>
+      <w:tr>
+        <w:tc>
+          <w:tcPr>
+            <w:tcW w:type="dxa" w:w="4844"/>
+            <w:shd w:val="clear" w:color="auto" w:fill="251C53"/>
+            <w:tcBorders>
+              <w:top w:val="single" w:sz="4" w:space="0" w:color="251C53"/>
+              <w:left w:val="single" w:sz="4" w:space="0" w:color="251C53"/>
+              <w:bottom w:val="single" w:sz="4" w:space="0" w:color="251C53"/>
+              <w:right w:val="single" w:sz="4" w:space="0" w:color="251C53"/>
+            </w:tcBorders>
+          </w:tcPr>
+          <w:p>
+            <w:r>
+              <w:rPr>
+                <w:b/>
+                <w:color w:val="FFFFFF"/>
+                <w:sz w:val="20"/>
+              </w:rPr>
+              <w:t>Cột</w:t>
+            </w:r>
+          </w:p>
+        </w:tc>
+        <w:tc>
+          <w:tcPr>
+            <w:tcW w:type="dxa" w:w="4844"/>
+            <w:shd w:val="clear" w:color="auto" w:fill="251C53"/>
+            <w:tcBorders>
+              <w:top w:val="single" w:sz="4" w:space="0" w:color="251C53"/>
+              <w:left w:val="single" w:sz="4" w:space="0" w:color="251C53"/>
+              <w:bottom w:val="single" w:sz="4" w:space="0" w:color="251C53"/>
+              <w:right w:val="single" w:sz="4" w:space="0" w:color="251C53"/>
+            </w:tcBorders>
+          </w:tcPr>
+          <w:p>
+            <w:r>
+              <w:rPr>
+                <w:b/>
+                <w:color w:val="FFFFFF"/>
+                <w:sz w:val="20"/>
+              </w:rPr>
+              <w:t>Nội dung</w:t>
+            </w:r>
+          </w:p>
+        </w:tc>
+      </w:tr>
+      <w:tr>
+        <w:tc>
+          <w:tcPr>
+            <w:tcW w:type="dxa" w:w="4844"/>
+            <w:tcBorders>
+              <w:top w:val="single" w:sz="4" w:space="0" w:color="CBCBCB"/>
+              <w:left w:val="single" w:sz="4" w:space="0" w:color="CBCBCB"/>
+              <w:bottom w:val="single" w:sz="4" w:space="0" w:color="CBCBCB"/>
+              <w:right w:val="single" w:sz="4" w:space="0" w:color="CBCBCB"/>
+            </w:tcBorders>
+          </w:tcPr>
+          <w:p>
+            <w:r>
+              <w:rPr>
+                <w:sz w:val="20"/>
+              </w:rPr>
+              <w:t>-----</w:t>
+            </w:r>
+          </w:p>
+        </w:tc>
+        <w:tc>
+          <w:tcPr>
+            <w:tcW w:type="dxa" w:w="4844"/>
+            <w:tcBorders>
+              <w:top w:val="single" w:sz="4" w:space="0" w:color="CBCBCB"/>
+              <w:left w:val="single" w:sz="4" w:space="0" w:color="CBCBCB"/>
+              <w:bottom w:val="single" w:sz="4" w:space="0" w:color="CBCBCB"/>
+              <w:right w:val="single" w:sz="4" w:space="0" w:color="CBCBCB"/>
+            </w:tcBorders>
+          </w:tcPr>
+          <w:p>
+            <w:r>
+              <w:rPr>
+                <w:sz w:val="20"/>
+              </w:rPr>
+              <w:t>---------</w:t>
+            </w:r>
+          </w:p>
+        </w:tc>
+      </w:tr>
+      <w:tr>
+        <w:tc>
+          <w:tcPr>
+            <w:tcW w:type="dxa" w:w="4844"/>
+            <w:shd w:val="clear" w:color="auto" w:fill="B8B3D6"/>
+            <w:tcBorders>
+              <w:top w:val="single" w:sz="4" w:space="0" w:color="CBCBCB"/>
+              <w:left w:val="single" w:sz="4" w:space="0" w:color="CBCBCB"/>
+              <w:bottom w:val="single" w:sz="4" w:space="0" w:color="CBCBCB"/>
+              <w:right w:val="single" w:sz="4" w:space="0" w:color="CBCBCB"/>
+            </w:tcBorders>
+          </w:tcPr>
+          <w:p>
+            <w:r>
+              <w:rPr>
+                <w:b/>
+                <w:sz w:val="20"/>
+              </w:rPr>
+              <w:t>Học từ đâu</w:t>
+            </w:r>
+          </w:p>
+        </w:tc>
+        <w:tc>
+          <w:tcPr>
+            <w:tcW w:type="dxa" w:w="4844"/>
+            <w:shd w:val="clear" w:color="auto" w:fill="B8B3D6"/>
+            <w:tcBorders>
+              <w:top w:val="single" w:sz="4" w:space="0" w:color="CBCBCB"/>
+              <w:left w:val="single" w:sz="4" w:space="0" w:color="CBCBCB"/>
+              <w:bottom w:val="single" w:sz="4" w:space="0" w:color="CBCBCB"/>
+              <w:right w:val="single" w:sz="4" w:space="0" w:color="CBCBCB"/>
+            </w:tcBorders>
+          </w:tcPr>
+          <w:p>
+            <w:r>
+              <w:rPr>
+                <w:rFonts w:ascii="Courier New" w:hAnsi="Courier New"/>
+                <w:color w:val="F05922"/>
+                <w:sz w:val="20"/>
+              </w:rPr>
+              <w:t>skills/productivity/grilling/SKILL.md</w:t>
+            </w:r>
+            <w:r>
+              <w:rPr>
+                <w:sz w:val="20"/>
+              </w:rPr>
+              <w:t xml:space="preserve"> — model interview như design tree: rounds, frontier (tất cả quyết định đã settled prerequisite), agent tự tìm facts (không hỏi user về thứ tra được), kết thúc khi frontier rỗng.</w:t>
+            </w:r>
+          </w:p>
+        </w:tc>
+      </w:tr>
+      <w:tr>
+        <w:tc>
+          <w:tcPr>
+            <w:tcW w:type="dxa" w:w="4844"/>
+            <w:tcBorders>
+              <w:top w:val="single" w:sz="4" w:space="0" w:color="CBCBCB"/>
+              <w:left w:val="single" w:sz="4" w:space="0" w:color="CBCBCB"/>
+              <w:bottom w:val="single" w:sz="4" w:space="0" w:color="CBCBCB"/>
+              <w:right w:val="single" w:sz="4" w:space="0" w:color="CBCBCB"/>
+            </w:tcBorders>
+          </w:tcPr>
+          <w:p>
+            <w:r>
+              <w:rPr>
+                <w:b/>
+                <w:sz w:val="20"/>
+              </w:rPr>
+              <w:t>Hiện trạng KZTEK</w:t>
+            </w:r>
+          </w:p>
+        </w:tc>
+        <w:tc>
+          <w:tcPr>
+            <w:tcW w:type="dxa" w:w="4844"/>
+            <w:tcBorders>
+              <w:top w:val="single" w:sz="4" w:space="0" w:color="CBCBCB"/>
+              <w:left w:val="single" w:sz="4" w:space="0" w:color="CBCBCB"/>
+              <w:bottom w:val="single" w:sz="4" w:space="0" w:color="CBCBCB"/>
+              <w:right w:val="single" w:sz="4" w:space="0" w:color="CBCBCB"/>
+            </w:tcBorders>
+          </w:tcPr>
+          <w:p>
+            <w:r>
+              <w:rPr>
+                <w:rFonts w:ascii="Courier New" w:hAnsi="Courier New"/>
+                <w:color w:val="F05922"/>
+                <w:sz w:val="20"/>
+              </w:rPr>
+              <w:t>.claude/commands/scope-check.md</w:t>
+            </w:r>
+            <w:r>
+              <w:rPr>
+                <w:sz w:val="20"/>
+              </w:rPr>
+              <w:t xml:space="preserve"> — hỏi tối đa 5 câu cứng nhắc về scope/priority/workflow, không có design tree, không có round model, không tái dùng được bởi skill khác. Khi task phức tạp cần làm rõ yêu cầu sâu hơn (VD: feature mới có nhiều nhánh quyết định), scope-check dừng sau 5 câu dù design tree chưa settled.</w:t>
+            </w:r>
+          </w:p>
+        </w:tc>
+      </w:tr>
+      <w:tr>
+        <w:tc>
+          <w:tcPr>
+            <w:tcW w:type="dxa" w:w="4844"/>
+            <w:shd w:val="clear" w:color="auto" w:fill="B8B3D6"/>
+            <w:tcBorders>
+              <w:top w:val="single" w:sz="4" w:space="0" w:color="CBCBCB"/>
+              <w:left w:val="single" w:sz="4" w:space="0" w:color="CBCBCB"/>
+              <w:bottom w:val="single" w:sz="4" w:space="0" w:color="CBCBCB"/>
+              <w:right w:val="single" w:sz="4" w:space="0" w:color="CBCBCB"/>
+            </w:tcBorders>
+          </w:tcPr>
+          <w:p>
+            <w:r>
+              <w:rPr>
+                <w:b/>
+                <w:sz w:val="20"/>
+              </w:rPr>
+              <w:t>Lý do thay đổi</w:t>
+            </w:r>
+          </w:p>
+        </w:tc>
+        <w:tc>
+          <w:tcPr>
+            <w:tcW w:type="dxa" w:w="4844"/>
+            <w:shd w:val="clear" w:color="auto" w:fill="B8B3D6"/>
+            <w:tcBorders>
+              <w:top w:val="single" w:sz="4" w:space="0" w:color="CBCBCB"/>
+              <w:left w:val="single" w:sz="4" w:space="0" w:color="CBCBCB"/>
+              <w:bottom w:val="single" w:sz="4" w:space="0" w:color="CBCBCB"/>
+              <w:right w:val="single" w:sz="4" w:space="0" w:color="CBCBCB"/>
+            </w:tcBorders>
+          </w:tcPr>
+          <w:p>
+            <w:r>
+              <w:rPr>
+                <w:sz w:val="20"/>
+              </w:rPr>
+              <w:t>scope-check giải quyết vấn đề khác (</w:t>
+            </w:r>
+            <w:r>
+              <w:rPr>
+                <w:rFonts w:ascii="Courier New" w:hAnsi="Courier New"/>
+                <w:color w:val="F05922"/>
+                <w:sz w:val="20"/>
+              </w:rPr>
+              <w:t>map yêu cầu → workflow ID + priority</w:t>
+            </w:r>
+            <w:r>
+              <w:rPr>
+                <w:sz w:val="20"/>
+              </w:rPr>
+              <w:t>) — không phải "làm rõ yêu cầu sâu". Hiện KZTEK không có primitive nào để agent gọi khi cần interview user cho đến khi "every branch of the decision tree is resolved". Nếu thiếu grilling, agent tiếp tục với hiểu biết chưa đầy đủ → sai scope → làm lại.</w:t>
+            </w:r>
+          </w:p>
+        </w:tc>
+      </w:tr>
+      <w:tr>
+        <w:tc>
+          <w:tcPr>
+            <w:tcW w:type="dxa" w:w="4844"/>
+            <w:tcBorders>
+              <w:top w:val="single" w:sz="4" w:space="0" w:color="CBCBCB"/>
+              <w:left w:val="single" w:sz="4" w:space="0" w:color="CBCBCB"/>
+              <w:bottom w:val="single" w:sz="4" w:space="0" w:color="CBCBCB"/>
+              <w:right w:val="single" w:sz="4" w:space="0" w:color="CBCBCB"/>
+            </w:tcBorders>
+          </w:tcPr>
+          <w:p>
+            <w:r>
+              <w:rPr>
+                <w:b/>
+                <w:sz w:val="20"/>
+              </w:rPr>
+              <w:t>Áp dụng vào đâu</w:t>
+            </w:r>
+          </w:p>
+        </w:tc>
+        <w:tc>
+          <w:tcPr>
+            <w:tcW w:type="dxa" w:w="4844"/>
+            <w:tcBorders>
+              <w:top w:val="single" w:sz="4" w:space="0" w:color="CBCBCB"/>
+              <w:left w:val="single" w:sz="4" w:space="0" w:color="CBCBCB"/>
+              <w:bottom w:val="single" w:sz="4" w:space="0" w:color="CBCBCB"/>
+              <w:right w:val="single" w:sz="4" w:space="0" w:color="CBCBCB"/>
+            </w:tcBorders>
+          </w:tcPr>
+          <w:p>
+            <w:r>
+              <w:rPr>
+                <w:sz w:val="20"/>
+              </w:rPr>
+              <w:t xml:space="preserve">Tạo mới </w:t>
+            </w:r>
+            <w:r>
+              <w:rPr>
+                <w:rFonts w:ascii="Courier New" w:hAnsi="Courier New"/>
+                <w:color w:val="F05922"/>
+                <w:sz w:val="20"/>
+              </w:rPr>
+              <w:t>.claude/commands/grilling.md</w:t>
+            </w:r>
+            <w:r>
+              <w:rPr>
+                <w:sz w:val="20"/>
+              </w:rPr>
+              <w:t xml:space="preserve">. Cập nhật </w:t>
+            </w:r>
+            <w:r>
+              <w:rPr>
+                <w:rFonts w:ascii="Courier New" w:hAnsi="Courier New"/>
+                <w:color w:val="F05922"/>
+                <w:sz w:val="20"/>
+              </w:rPr>
+              <w:t>scope-check.md</w:t>
+            </w:r>
+            <w:r>
+              <w:rPr>
+                <w:sz w:val="20"/>
+              </w:rPr>
+              <w:t xml:space="preserve"> để gọi grilling khi scope phức tạp (thay vì tự hỏi 5 câu cứng). Cập nhật </w:t>
+            </w:r>
+            <w:r>
+              <w:rPr>
+                <w:rFonts w:ascii="Courier New" w:hAnsi="Courier New"/>
+                <w:color w:val="F05922"/>
+                <w:sz w:val="20"/>
+              </w:rPr>
+              <w:t>CLAUDE.md</w:t>
+            </w:r>
+            <w:r>
+              <w:rPr>
+                <w:sz w:val="20"/>
+              </w:rPr>
+              <w:t xml:space="preserve"> §Pre-0a để mention grilling là option khi scope-check không đủ.</w:t>
+            </w:r>
+          </w:p>
+        </w:tc>
+      </w:tr>
+      <w:tr>
+        <w:tc>
+          <w:tcPr>
+            <w:tcW w:type="dxa" w:w="4844"/>
+            <w:shd w:val="clear" w:color="auto" w:fill="B8B3D6"/>
+            <w:tcBorders>
+              <w:top w:val="single" w:sz="4" w:space="0" w:color="CBCBCB"/>
+              <w:left w:val="single" w:sz="4" w:space="0" w:color="CBCBCB"/>
+              <w:bottom w:val="single" w:sz="4" w:space="0" w:color="CBCBCB"/>
+              <w:right w:val="single" w:sz="4" w:space="0" w:color="CBCBCB"/>
+            </w:tcBorders>
+          </w:tcPr>
+          <w:p>
+            <w:r>
+              <w:rPr>
+                <w:b/>
+                <w:sz w:val="20"/>
+              </w:rPr>
+              <w:t>Đạt được gì</w:t>
+            </w:r>
+          </w:p>
+        </w:tc>
+        <w:tc>
+          <w:tcPr>
+            <w:tcW w:type="dxa" w:w="4844"/>
+            <w:shd w:val="clear" w:color="auto" w:fill="B8B3D6"/>
+            <w:tcBorders>
+              <w:top w:val="single" w:sz="4" w:space="0" w:color="CBCBCB"/>
+              <w:left w:val="single" w:sz="4" w:space="0" w:color="CBCBCB"/>
+              <w:bottom w:val="single" w:sz="4" w:space="0" w:color="CBCBCB"/>
+              <w:right w:val="single" w:sz="4" w:space="0" w:color="CBCBCB"/>
+            </w:tcBorders>
+          </w:tcPr>
+          <w:p>
+            <w:r>
+              <w:rPr>
+                <w:sz w:val="20"/>
+              </w:rPr>
+              <w:t>Khi PM/Tech Lead cần làm rõ yêu cầu feature mới phức tạp, agent có thể chạy grilling session theo rounds (hỏi toàn bộ frontier, chờ answer, recompute frontier) thay vì hỏi 5 câu rồi đoán phần còn lại. Giảm vòng lặp "làm xong rồi sai yêu cầu → làm lại" — hiện tại xảy ra khi PRD dựa trên 5 câu scope-check không đủ.</w:t>
+            </w:r>
+          </w:p>
+        </w:tc>
+      </w:tr>
+      <w:tr>
+        <w:tc>
+          <w:tcPr>
+            <w:tcW w:type="dxa" w:w="4844"/>
+            <w:tcBorders>
+              <w:top w:val="single" w:sz="4" w:space="0" w:color="CBCBCB"/>
+              <w:left w:val="single" w:sz="4" w:space="0" w:color="CBCBCB"/>
+              <w:bottom w:val="single" w:sz="4" w:space="0" w:color="CBCBCB"/>
+              <w:right w:val="single" w:sz="4" w:space="0" w:color="CBCBCB"/>
+            </w:tcBorders>
+          </w:tcPr>
+          <w:p>
+            <w:r>
+              <w:rPr>
+                <w:b/>
+                <w:sz w:val="20"/>
+              </w:rPr>
+              <w:t>Rủi ro/Effort</w:t>
+            </w:r>
+          </w:p>
+        </w:tc>
+        <w:tc>
+          <w:tcPr>
+            <w:tcW w:type="dxa" w:w="4844"/>
+            <w:tcBorders>
+              <w:top w:val="single" w:sz="4" w:space="0" w:color="CBCBCB"/>
+              <w:left w:val="single" w:sz="4" w:space="0" w:color="CBCBCB"/>
+              <w:bottom w:val="single" w:sz="4" w:space="0" w:color="CBCBCB"/>
+              <w:right w:val="single" w:sz="4" w:space="0" w:color="CBCBCB"/>
+            </w:tcBorders>
+          </w:tcPr>
+          <w:p>
+            <w:r>
+              <w:rPr>
+                <w:sz w:val="20"/>
+              </w:rPr>
+              <w:t xml:space="preserve">Rủi ro: Thấp — grilling là model-invoked (không thay thế scope-check). Effort: 2–3 giờ — viết SKILL.md theo mattpocock template, qua </w:t>
+            </w:r>
+            <w:r>
+              <w:rPr>
+                <w:rFonts w:ascii="Courier New" w:hAnsi="Courier New"/>
+                <w:color w:val="F05922"/>
+                <w:sz w:val="20"/>
+              </w:rPr>
+              <w:t>writing-agent-skill.md</w:t>
+            </w:r>
+            <w:r>
+              <w:rPr>
+                <w:sz w:val="20"/>
+              </w:rPr>
+              <w:t xml:space="preserve"> workflow, cập nhật 2 file.</w:t>
+            </w:r>
+          </w:p>
+        </w:tc>
+      </w:tr>
+    </w:tbl>
+    <w:p/>
+    <w:p>
+      <w:pPr>
+        <w:pBdr>
+          <w:bottom w:val="single" w:sz="6" w:space="1" w:color="F05922"/>
+        </w:pBdr>
+        <w:spacing w:after="120"/>
+      </w:pPr>
+    </w:p>
+    <w:p>
+      <w:pPr>
+        <w:pStyle w:val="Heading3"/>
+        <w:spacing w:before="160" w:after="60"/>
+      </w:pPr>
+      <w:r>
+        <w:rPr>
+          <w:color w:val="4A3F8C"/>
+          <w:sz w:val="24"/>
+        </w:rPr>
+        <w:t>E3 — Tạo skill `diagnosing-bugs.md` — 6-phase disciplined debug loop</w:t>
+      </w:r>
+    </w:p>
+    <w:tbl>
+      <w:tblPr>
+        <w:tblStyle w:val="TableGrid"/>
+        <w:tblW w:type="auto" w:w="0"/>
+        <w:tblLook w:firstColumn="1" w:firstRow="1" w:lastColumn="0" w:lastRow="0" w:noHBand="0" w:noVBand="1" w:val="04A0"/>
+      </w:tblPr>
+      <w:tblGrid>
+        <w:gridCol w:w="4844"/>
+        <w:gridCol w:w="4844"/>
+      </w:tblGrid>
+      <w:tr>
+        <w:tc>
+          <w:tcPr>
+            <w:tcW w:type="dxa" w:w="4844"/>
+            <w:shd w:val="clear" w:color="auto" w:fill="251C53"/>
+            <w:tcBorders>
+              <w:top w:val="single" w:sz="4" w:space="0" w:color="251C53"/>
+              <w:left w:val="single" w:sz="4" w:space="0" w:color="251C53"/>
+              <w:bottom w:val="single" w:sz="4" w:space="0" w:color="251C53"/>
+              <w:right w:val="single" w:sz="4" w:space="0" w:color="251C53"/>
+            </w:tcBorders>
+          </w:tcPr>
+          <w:p>
+            <w:r>
+              <w:rPr>
+                <w:b/>
+                <w:color w:val="FFFFFF"/>
+                <w:sz w:val="20"/>
+              </w:rPr>
+              <w:t>Cột</w:t>
+            </w:r>
+          </w:p>
+        </w:tc>
+        <w:tc>
+          <w:tcPr>
+            <w:tcW w:type="dxa" w:w="4844"/>
+            <w:shd w:val="clear" w:color="auto" w:fill="251C53"/>
+            <w:tcBorders>
+              <w:top w:val="single" w:sz="4" w:space="0" w:color="251C53"/>
+              <w:left w:val="single" w:sz="4" w:space="0" w:color="251C53"/>
+              <w:bottom w:val="single" w:sz="4" w:space="0" w:color="251C53"/>
+              <w:right w:val="single" w:sz="4" w:space="0" w:color="251C53"/>
+            </w:tcBorders>
+          </w:tcPr>
+          <w:p>
+            <w:r>
+              <w:rPr>
+                <w:b/>
+                <w:color w:val="FFFFFF"/>
+                <w:sz w:val="20"/>
+              </w:rPr>
+              <w:t>Nội dung</w:t>
+            </w:r>
+          </w:p>
+        </w:tc>
+      </w:tr>
+      <w:tr>
+        <w:tc>
+          <w:tcPr>
+            <w:tcW w:type="dxa" w:w="4844"/>
+            <w:tcBorders>
+              <w:top w:val="single" w:sz="4" w:space="0" w:color="CBCBCB"/>
+              <w:left w:val="single" w:sz="4" w:space="0" w:color="CBCBCB"/>
+              <w:bottom w:val="single" w:sz="4" w:space="0" w:color="CBCBCB"/>
+              <w:right w:val="single" w:sz="4" w:space="0" w:color="CBCBCB"/>
+            </w:tcBorders>
+          </w:tcPr>
+          <w:p>
+            <w:r>
+              <w:rPr>
+                <w:sz w:val="20"/>
+              </w:rPr>
+              <w:t>-----</w:t>
+            </w:r>
+          </w:p>
+        </w:tc>
+        <w:tc>
+          <w:tcPr>
+            <w:tcW w:type="dxa" w:w="4844"/>
+            <w:tcBorders>
+              <w:top w:val="single" w:sz="4" w:space="0" w:color="CBCBCB"/>
+              <w:left w:val="single" w:sz="4" w:space="0" w:color="CBCBCB"/>
+              <w:bottom w:val="single" w:sz="4" w:space="0" w:color="CBCBCB"/>
+              <w:right w:val="single" w:sz="4" w:space="0" w:color="CBCBCB"/>
+            </w:tcBorders>
+          </w:tcPr>
+          <w:p>
+            <w:r>
+              <w:rPr>
+                <w:sz w:val="20"/>
+              </w:rPr>
+              <w:t>---------</w:t>
+            </w:r>
+          </w:p>
+        </w:tc>
+      </w:tr>
+      <w:tr>
+        <w:tc>
+          <w:tcPr>
+            <w:tcW w:type="dxa" w:w="4844"/>
+            <w:shd w:val="clear" w:color="auto" w:fill="B8B3D6"/>
+            <w:tcBorders>
+              <w:top w:val="single" w:sz="4" w:space="0" w:color="CBCBCB"/>
+              <w:left w:val="single" w:sz="4" w:space="0" w:color="CBCBCB"/>
+              <w:bottom w:val="single" w:sz="4" w:space="0" w:color="CBCBCB"/>
+              <w:right w:val="single" w:sz="4" w:space="0" w:color="CBCBCB"/>
+            </w:tcBorders>
+          </w:tcPr>
+          <w:p>
+            <w:r>
+              <w:rPr>
+                <w:b/>
+                <w:sz w:val="20"/>
+              </w:rPr>
+              <w:t>Học từ đâu</w:t>
+            </w:r>
+          </w:p>
+        </w:tc>
+        <w:tc>
+          <w:tcPr>
+            <w:tcW w:type="dxa" w:w="4844"/>
+            <w:shd w:val="clear" w:color="auto" w:fill="B8B3D6"/>
+            <w:tcBorders>
+              <w:top w:val="single" w:sz="4" w:space="0" w:color="CBCBCB"/>
+              <w:left w:val="single" w:sz="4" w:space="0" w:color="CBCBCB"/>
+              <w:bottom w:val="single" w:sz="4" w:space="0" w:color="CBCBCB"/>
+              <w:right w:val="single" w:sz="4" w:space="0" w:color="CBCBCB"/>
+            </w:tcBorders>
+          </w:tcPr>
+          <w:p>
+            <w:r>
+              <w:rPr>
+                <w:rFonts w:ascii="Courier New" w:hAnsi="Courier New"/>
+                <w:color w:val="F05922"/>
+                <w:sz w:val="20"/>
+              </w:rPr>
+              <w:t>skills/engineering/diagnosing-bugs/SKILL.md</w:t>
+            </w:r>
+            <w:r>
+              <w:rPr>
+                <w:sz w:val="20"/>
+              </w:rPr>
+              <w:t xml:space="preserve"> — 6 phases với completion criteria rõ ràng, đặc biệt Phase 1 "build a feedback loop" là critical path (10 cách build loop, không cho hypothesise khi chưa có tight loop). Keyword: "tight loop that goes red".</w:t>
+            </w:r>
+          </w:p>
+        </w:tc>
+      </w:tr>
+      <w:tr>
+        <w:tc>
+          <w:tcPr>
+            <w:tcW w:type="dxa" w:w="4844"/>
+            <w:tcBorders>
+              <w:top w:val="single" w:sz="4" w:space="0" w:color="CBCBCB"/>
+              <w:left w:val="single" w:sz="4" w:space="0" w:color="CBCBCB"/>
+              <w:bottom w:val="single" w:sz="4" w:space="0" w:color="CBCBCB"/>
+              <w:right w:val="single" w:sz="4" w:space="0" w:color="CBCBCB"/>
+            </w:tcBorders>
+          </w:tcPr>
+          <w:p>
+            <w:r>
+              <w:rPr>
+                <w:b/>
+                <w:sz w:val="20"/>
+              </w:rPr>
+              <w:t>Hiện trạng KZTEK</w:t>
+            </w:r>
+          </w:p>
+        </w:tc>
+        <w:tc>
+          <w:tcPr>
+            <w:tcW w:type="dxa" w:w="4844"/>
+            <w:tcBorders>
+              <w:top w:val="single" w:sz="4" w:space="0" w:color="CBCBCB"/>
+              <w:left w:val="single" w:sz="4" w:space="0" w:color="CBCBCB"/>
+              <w:bottom w:val="single" w:sz="4" w:space="0" w:color="CBCBCB"/>
+              <w:right w:val="single" w:sz="4" w:space="0" w:color="CBCBCB"/>
+            </w:tcBorders>
+          </w:tcPr>
+          <w:p>
+            <w:r>
+              <w:rPr>
+                <w:rFonts w:ascii="Courier New" w:hAnsi="Courier New"/>
+                <w:color w:val="F05922"/>
+                <w:sz w:val="20"/>
+              </w:rPr>
+              <w:t>CLAUDE.md §9a Agent Introspection Debugging</w:t>
+            </w:r>
+            <w:r>
+              <w:rPr>
+                <w:sz w:val="20"/>
+              </w:rPr>
+              <w:t xml:space="preserve"> — xử lý "agent bị stuck/loop" (≥3 retries cùng tool), không phải debugging app/feature. Không có skill nào hướng dẫn Senior Dev / QA Engineer approach bug trong sản phẩm theo discipline. Khi gặp bug khó, agent thường: đọc code → hypothesis ngay → fix thử → sai → đọc lại — không có feedback loop.</w:t>
+            </w:r>
+          </w:p>
+        </w:tc>
+      </w:tr>
+      <w:tr>
+        <w:tc>
+          <w:tcPr>
+            <w:tcW w:type="dxa" w:w="4844"/>
+            <w:shd w:val="clear" w:color="auto" w:fill="B8B3D6"/>
+            <w:tcBorders>
+              <w:top w:val="single" w:sz="4" w:space="0" w:color="CBCBCB"/>
+              <w:left w:val="single" w:sz="4" w:space="0" w:color="CBCBCB"/>
+              <w:bottom w:val="single" w:sz="4" w:space="0" w:color="CBCBCB"/>
+              <w:right w:val="single" w:sz="4" w:space="0" w:color="CBCBCB"/>
+            </w:tcBorders>
+          </w:tcPr>
+          <w:p>
+            <w:r>
+              <w:rPr>
+                <w:b/>
+                <w:sz w:val="20"/>
+              </w:rPr>
+              <w:t>Lý do thay đổi</w:t>
+            </w:r>
+          </w:p>
+        </w:tc>
+        <w:tc>
+          <w:tcPr>
+            <w:tcW w:type="dxa" w:w="4844"/>
+            <w:shd w:val="clear" w:color="auto" w:fill="B8B3D6"/>
+            <w:tcBorders>
+              <w:top w:val="single" w:sz="4" w:space="0" w:color="CBCBCB"/>
+              <w:left w:val="single" w:sz="4" w:space="0" w:color="CBCBCB"/>
+              <w:bottom w:val="single" w:sz="4" w:space="0" w:color="CBCBCB"/>
+              <w:right w:val="single" w:sz="4" w:space="0" w:color="CBCBCB"/>
+            </w:tcBorders>
+          </w:tcPr>
+          <w:p>
+            <w:r>
+              <w:rPr>
+                <w:sz w:val="20"/>
+              </w:rPr>
+              <w:t>§9a xử lý infrastructure problem (agent stuck), không xử lý domain problem (bug trong business logic/UI). Thiếu skill debugging cho sản phẩm → agent hay bỏ qua "build feedback loop first" để hypothesise ngay (lỗi kinh điển), dẫn đến fix sai root cause hoặc mất nhiều vòng thử.</w:t>
+            </w:r>
+          </w:p>
+        </w:tc>
+      </w:tr>
+      <w:tr>
+        <w:tc>
+          <w:tcPr>
+            <w:tcW w:type="dxa" w:w="4844"/>
+            <w:tcBorders>
+              <w:top w:val="single" w:sz="4" w:space="0" w:color="CBCBCB"/>
+              <w:left w:val="single" w:sz="4" w:space="0" w:color="CBCBCB"/>
+              <w:bottom w:val="single" w:sz="4" w:space="0" w:color="CBCBCB"/>
+              <w:right w:val="single" w:sz="4" w:space="0" w:color="CBCBCB"/>
+            </w:tcBorders>
+          </w:tcPr>
+          <w:p>
+            <w:r>
+              <w:rPr>
+                <w:b/>
+                <w:sz w:val="20"/>
+              </w:rPr>
+              <w:t>Áp dụng vào đâu</w:t>
+            </w:r>
+          </w:p>
+        </w:tc>
+        <w:tc>
+          <w:tcPr>
+            <w:tcW w:type="dxa" w:w="4844"/>
+            <w:tcBorders>
+              <w:top w:val="single" w:sz="4" w:space="0" w:color="CBCBCB"/>
+              <w:left w:val="single" w:sz="4" w:space="0" w:color="CBCBCB"/>
+              <w:bottom w:val="single" w:sz="4" w:space="0" w:color="CBCBCB"/>
+              <w:right w:val="single" w:sz="4" w:space="0" w:color="CBCBCB"/>
+            </w:tcBorders>
+          </w:tcPr>
+          <w:p>
+            <w:r>
+              <w:rPr>
+                <w:sz w:val="20"/>
+              </w:rPr>
+              <w:t xml:space="preserve">Tạo mới </w:t>
+            </w:r>
+            <w:r>
+              <w:rPr>
+                <w:rFonts w:ascii="Courier New" w:hAnsi="Courier New"/>
+                <w:color w:val="F05922"/>
+                <w:sz w:val="20"/>
+              </w:rPr>
+              <w:t>.claude/commands/diagnosing-bugs.md</w:t>
+            </w:r>
+            <w:r>
+              <w:rPr>
+                <w:sz w:val="20"/>
+              </w:rPr>
+              <w:t xml:space="preserve"> (model-invoked — agent tự trigger khi thấy user báo bug/exception). Cập nhật </w:t>
+            </w:r>
+            <w:r>
+              <w:rPr>
+                <w:rFonts w:ascii="Courier New" w:hAnsi="Courier New"/>
+                <w:color w:val="F05922"/>
+                <w:sz w:val="20"/>
+              </w:rPr>
+              <w:t>CLAUDE.md §4 WF-BUGFIX</w:t>
+            </w:r>
+            <w:r>
+              <w:rPr>
+                <w:sz w:val="20"/>
+              </w:rPr>
+              <w:t xml:space="preserve"> bước 1 để mention </w:t>
+            </w:r>
+            <w:r>
+              <w:rPr>
+                <w:rFonts w:ascii="Courier New" w:hAnsi="Courier New"/>
+                <w:color w:val="F05922"/>
+                <w:sz w:val="20"/>
+              </w:rPr>
+              <w:t>/diagnosing-bugs</w:t>
+            </w:r>
+            <w:r>
+              <w:rPr>
+                <w:sz w:val="20"/>
+              </w:rPr>
+              <w:t xml:space="preserve"> khi bug khó reproduce. Cập nhật </w:t>
+            </w:r>
+            <w:r>
+              <w:rPr>
+                <w:rFonts w:ascii="Courier New" w:hAnsi="Courier New"/>
+                <w:color w:val="F05922"/>
+                <w:sz w:val="20"/>
+              </w:rPr>
+              <w:t>senior-developer.md</w:t>
+            </w:r>
+            <w:r>
+              <w:rPr>
+                <w:sz w:val="20"/>
+              </w:rPr>
+              <w:t xml:space="preserve"> và </w:t>
+            </w:r>
+            <w:r>
+              <w:rPr>
+                <w:rFonts w:ascii="Courier New" w:hAnsi="Courier New"/>
+                <w:color w:val="F05922"/>
+                <w:sz w:val="20"/>
+              </w:rPr>
+              <w:t>qa-engineer.md</w:t>
+            </w:r>
+            <w:r>
+              <w:rPr>
+                <w:sz w:val="20"/>
+              </w:rPr>
+              <w:t xml:space="preserve"> description để trigger diagnosing-bugs khi gặp hard bug.</w:t>
+            </w:r>
+          </w:p>
+        </w:tc>
+      </w:tr>
+      <w:tr>
+        <w:tc>
+          <w:tcPr>
+            <w:tcW w:type="dxa" w:w="4844"/>
+            <w:shd w:val="clear" w:color="auto" w:fill="B8B3D6"/>
+            <w:tcBorders>
+              <w:top w:val="single" w:sz="4" w:space="0" w:color="CBCBCB"/>
+              <w:left w:val="single" w:sz="4" w:space="0" w:color="CBCBCB"/>
+              <w:bottom w:val="single" w:sz="4" w:space="0" w:color="CBCBCB"/>
+              <w:right w:val="single" w:sz="4" w:space="0" w:color="CBCBCB"/>
+            </w:tcBorders>
+          </w:tcPr>
+          <w:p>
+            <w:r>
+              <w:rPr>
+                <w:b/>
+                <w:sz w:val="20"/>
+              </w:rPr>
+              <w:t>Đạt được gì</w:t>
+            </w:r>
+          </w:p>
+        </w:tc>
+        <w:tc>
+          <w:tcPr>
+            <w:tcW w:type="dxa" w:w="4844"/>
+            <w:shd w:val="clear" w:color="auto" w:fill="B8B3D6"/>
+            <w:tcBorders>
+              <w:top w:val="single" w:sz="4" w:space="0" w:color="CBCBCB"/>
+              <w:left w:val="single" w:sz="4" w:space="0" w:color="CBCBCB"/>
+              <w:bottom w:val="single" w:sz="4" w:space="0" w:color="CBCBCB"/>
+              <w:right w:val="single" w:sz="4" w:space="0" w:color="CBCBCB"/>
+            </w:tcBorders>
+          </w:tcPr>
+          <w:p>
+            <w:r>
+              <w:rPr>
+                <w:sz w:val="20"/>
+              </w:rPr>
+              <w:t>Senior Dev / QA gặp bug khó sẽ không hypothesis ngay mà build feedback loop trước (1 command red-capable). Cụ thể: Phase 1 completion criterion = "paste 1 command + output của nó đang red" — nếu không có thì STOP, không tiến. Giảm "fix sai root cause, phát hiện bởi QA 2 vòng sau".</w:t>
+            </w:r>
+          </w:p>
+        </w:tc>
+      </w:tr>
+      <w:tr>
+        <w:tc>
+          <w:tcPr>
+            <w:tcW w:type="dxa" w:w="4844"/>
+            <w:tcBorders>
+              <w:top w:val="single" w:sz="4" w:space="0" w:color="CBCBCB"/>
+              <w:left w:val="single" w:sz="4" w:space="0" w:color="CBCBCB"/>
+              <w:bottom w:val="single" w:sz="4" w:space="0" w:color="CBCBCB"/>
+              <w:right w:val="single" w:sz="4" w:space="0" w:color="CBCBCB"/>
+            </w:tcBorders>
+          </w:tcPr>
+          <w:p>
+            <w:r>
+              <w:rPr>
+                <w:b/>
+                <w:sz w:val="20"/>
+              </w:rPr>
+              <w:t>Rủi ro/Effort</w:t>
+            </w:r>
+          </w:p>
+        </w:tc>
+        <w:tc>
+          <w:tcPr>
+            <w:tcW w:type="dxa" w:w="4844"/>
+            <w:tcBorders>
+              <w:top w:val="single" w:sz="4" w:space="0" w:color="CBCBCB"/>
+              <w:left w:val="single" w:sz="4" w:space="0" w:color="CBCBCB"/>
+              <w:bottom w:val="single" w:sz="4" w:space="0" w:color="CBCBCB"/>
+              <w:right w:val="single" w:sz="4" w:space="0" w:color="CBCBCB"/>
+            </w:tcBorders>
+          </w:tcPr>
+          <w:p>
+            <w:r>
+              <w:rPr>
+                <w:sz w:val="20"/>
+              </w:rPr>
+              <w:t>Rủi ro: Không có — model-invoked, không thay thế WF-BUGFIX. Effort: 2 giờ — adapt từ mattpocock (6 phases giữ nguyên logic, chỉnh ngôn ngữ + stack context C#/.NET).</w:t>
+            </w:r>
+          </w:p>
+        </w:tc>
+      </w:tr>
+    </w:tbl>
+    <w:p/>
+    <w:p>
+      <w:pPr>
+        <w:pBdr>
+          <w:bottom w:val="single" w:sz="6" w:space="1" w:color="F05922"/>
+        </w:pBdr>
+        <w:spacing w:after="120"/>
+      </w:pPr>
+    </w:p>
+    <w:p>
+      <w:pPr>
+        <w:pStyle w:val="Heading3"/>
+        <w:spacing w:before="160" w:after="60"/>
+      </w:pPr>
+      <w:r>
+        <w:rPr>
+          <w:color w:val="4A3F8C"/>
+          <w:sz w:val="24"/>
+        </w:rPr>
+        <w:t>E4 — Tạo skill `tdd.md` — Red-green-refactor loop</w:t>
+      </w:r>
+    </w:p>
+    <w:tbl>
+      <w:tblPr>
+        <w:tblStyle w:val="TableGrid"/>
+        <w:tblW w:type="auto" w:w="0"/>
+        <w:tblLook w:firstColumn="1" w:firstRow="1" w:lastColumn="0" w:lastRow="0" w:noHBand="0" w:noVBand="1" w:val="04A0"/>
+      </w:tblPr>
+      <w:tblGrid>
+        <w:gridCol w:w="4844"/>
+        <w:gridCol w:w="4844"/>
+      </w:tblGrid>
+      <w:tr>
+        <w:tc>
+          <w:tcPr>
+            <w:tcW w:type="dxa" w:w="4844"/>
+            <w:shd w:val="clear" w:color="auto" w:fill="251C53"/>
+            <w:tcBorders>
+              <w:top w:val="single" w:sz="4" w:space="0" w:color="251C53"/>
+              <w:left w:val="single" w:sz="4" w:space="0" w:color="251C53"/>
+              <w:bottom w:val="single" w:sz="4" w:space="0" w:color="251C53"/>
+              <w:right w:val="single" w:sz="4" w:space="0" w:color="251C53"/>
+            </w:tcBorders>
+          </w:tcPr>
+          <w:p>
+            <w:r>
+              <w:rPr>
+                <w:b/>
+                <w:color w:val="FFFFFF"/>
+                <w:sz w:val="20"/>
+              </w:rPr>
+              <w:t>Cột</w:t>
+            </w:r>
+          </w:p>
+        </w:tc>
+        <w:tc>
+          <w:tcPr>
+            <w:tcW w:type="dxa" w:w="4844"/>
+            <w:shd w:val="clear" w:color="auto" w:fill="251C53"/>
+            <w:tcBorders>
+              <w:top w:val="single" w:sz="4" w:space="0" w:color="251C53"/>
+              <w:left w:val="single" w:sz="4" w:space="0" w:color="251C53"/>
+              <w:bottom w:val="single" w:sz="4" w:space="0" w:color="251C53"/>
+              <w:right w:val="single" w:sz="4" w:space="0" w:color="251C53"/>
+            </w:tcBorders>
+          </w:tcPr>
+          <w:p>
+            <w:r>
+              <w:rPr>
+                <w:b/>
+                <w:color w:val="FFFFFF"/>
+                <w:sz w:val="20"/>
+              </w:rPr>
+              <w:t>Nội dung</w:t>
+            </w:r>
+          </w:p>
+        </w:tc>
+      </w:tr>
+      <w:tr>
+        <w:tc>
+          <w:tcPr>
+            <w:tcW w:type="dxa" w:w="4844"/>
+            <w:tcBorders>
+              <w:top w:val="single" w:sz="4" w:space="0" w:color="CBCBCB"/>
+              <w:left w:val="single" w:sz="4" w:space="0" w:color="CBCBCB"/>
+              <w:bottom w:val="single" w:sz="4" w:space="0" w:color="CBCBCB"/>
+              <w:right w:val="single" w:sz="4" w:space="0" w:color="CBCBCB"/>
+            </w:tcBorders>
+          </w:tcPr>
+          <w:p>
+            <w:r>
+              <w:rPr>
+                <w:sz w:val="20"/>
+              </w:rPr>
+              <w:t>-----</w:t>
+            </w:r>
+          </w:p>
+        </w:tc>
+        <w:tc>
+          <w:tcPr>
+            <w:tcW w:type="dxa" w:w="4844"/>
+            <w:tcBorders>
+              <w:top w:val="single" w:sz="4" w:space="0" w:color="CBCBCB"/>
+              <w:left w:val="single" w:sz="4" w:space="0" w:color="CBCBCB"/>
+              <w:bottom w:val="single" w:sz="4" w:space="0" w:color="CBCBCB"/>
+              <w:right w:val="single" w:sz="4" w:space="0" w:color="CBCBCB"/>
+            </w:tcBorders>
+          </w:tcPr>
+          <w:p>
+            <w:r>
+              <w:rPr>
+                <w:sz w:val="20"/>
+              </w:rPr>
+              <w:t>---------</w:t>
+            </w:r>
+          </w:p>
+        </w:tc>
+      </w:tr>
+      <w:tr>
+        <w:tc>
+          <w:tcPr>
+            <w:tcW w:type="dxa" w:w="4844"/>
+            <w:shd w:val="clear" w:color="auto" w:fill="B8B3D6"/>
+            <w:tcBorders>
+              <w:top w:val="single" w:sz="4" w:space="0" w:color="CBCBCB"/>
+              <w:left w:val="single" w:sz="4" w:space="0" w:color="CBCBCB"/>
+              <w:bottom w:val="single" w:sz="4" w:space="0" w:color="CBCBCB"/>
+              <w:right w:val="single" w:sz="4" w:space="0" w:color="CBCBCB"/>
+            </w:tcBorders>
+          </w:tcPr>
+          <w:p>
+            <w:r>
+              <w:rPr>
+                <w:b/>
+                <w:sz w:val="20"/>
+              </w:rPr>
+              <w:t>Học từ đâu</w:t>
+            </w:r>
+          </w:p>
+        </w:tc>
+        <w:tc>
+          <w:tcPr>
+            <w:tcW w:type="dxa" w:w="4844"/>
+            <w:shd w:val="clear" w:color="auto" w:fill="B8B3D6"/>
+            <w:tcBorders>
+              <w:top w:val="single" w:sz="4" w:space="0" w:color="CBCBCB"/>
+              <w:left w:val="single" w:sz="4" w:space="0" w:color="CBCBCB"/>
+              <w:bottom w:val="single" w:sz="4" w:space="0" w:color="CBCBCB"/>
+              <w:right w:val="single" w:sz="4" w:space="0" w:color="CBCBCB"/>
+            </w:tcBorders>
+          </w:tcPr>
+          <w:p>
+            <w:r>
+              <w:rPr>
+                <w:rFonts w:ascii="Courier New" w:hAnsi="Courier New"/>
+                <w:color w:val="F05922"/>
+                <w:sz w:val="20"/>
+              </w:rPr>
+              <w:t>skills/engineering/tdd/SKILL.md</w:t>
+            </w:r>
+            <w:r>
+              <w:rPr>
+                <w:sz w:val="20"/>
+              </w:rPr>
+              <w:t xml:space="preserve"> — red-green-refactor, seam-based testing, 3 anti-patterns rõ (implementation-coupled, tautological, horizontal slicing), vertical slice model (1 test → 1 implementation → repeat).</w:t>
+            </w:r>
+          </w:p>
+        </w:tc>
+      </w:tr>
+      <w:tr>
+        <w:tc>
+          <w:tcPr>
+            <w:tcW w:type="dxa" w:w="4844"/>
+            <w:tcBorders>
+              <w:top w:val="single" w:sz="4" w:space="0" w:color="CBCBCB"/>
+              <w:left w:val="single" w:sz="4" w:space="0" w:color="CBCBCB"/>
+              <w:bottom w:val="single" w:sz="4" w:space="0" w:color="CBCBCB"/>
+              <w:right w:val="single" w:sz="4" w:space="0" w:color="CBCBCB"/>
+            </w:tcBorders>
+          </w:tcPr>
+          <w:p>
+            <w:r>
+              <w:rPr>
+                <w:b/>
+                <w:sz w:val="20"/>
+              </w:rPr>
+              <w:t>Hiện trạng KZTEK</w:t>
+            </w:r>
+          </w:p>
+        </w:tc>
+        <w:tc>
+          <w:tcPr>
+            <w:tcW w:type="dxa" w:w="4844"/>
+            <w:tcBorders>
+              <w:top w:val="single" w:sz="4" w:space="0" w:color="CBCBCB"/>
+              <w:left w:val="single" w:sz="4" w:space="0" w:color="CBCBCB"/>
+              <w:bottom w:val="single" w:sz="4" w:space="0" w:color="CBCBCB"/>
+              <w:right w:val="single" w:sz="4" w:space="0" w:color="CBCBCB"/>
+            </w:tcBorders>
+          </w:tcPr>
+          <w:p>
+            <w:r>
+              <w:rPr>
+                <w:sz w:val="20"/>
+              </w:rPr>
+              <w:t xml:space="preserve">Không có TDD skill. </w:t>
+            </w:r>
+            <w:r>
+              <w:rPr>
+                <w:rFonts w:ascii="Courier New" w:hAnsi="Courier New"/>
+                <w:color w:val="F05922"/>
+                <w:sz w:val="20"/>
+              </w:rPr>
+              <w:t>verify-pr.md</w:t>
+            </w:r>
+            <w:r>
+              <w:rPr>
+                <w:sz w:val="20"/>
+              </w:rPr>
+              <w:t xml:space="preserve"> chạy test suite nhưng không hướng dẫn process viết test. Senior Dev / Junior Dev hiện không có guidance về "viết test trước hay code trước", không có định nghĩa "seam", không có anti-pattern checklist. </w:t>
+            </w:r>
+            <w:r>
+              <w:rPr>
+                <w:rFonts w:ascii="Courier New" w:hAnsi="Courier New"/>
+                <w:color w:val="F05922"/>
+                <w:sz w:val="20"/>
+              </w:rPr>
+              <w:t>CLAUDE.md §4 WF-FEATURE Bước 8-9</w:t>
+            </w:r>
+            <w:r>
+              <w:rPr>
+                <w:sz w:val="20"/>
+              </w:rPr>
+              <w:t xml:space="preserve"> chỉ nói "viết unit test" không nói cách tiếp cận.</w:t>
+            </w:r>
+          </w:p>
+        </w:tc>
+      </w:tr>
+      <w:tr>
+        <w:tc>
+          <w:tcPr>
+            <w:tcW w:type="dxa" w:w="4844"/>
+            <w:shd w:val="clear" w:color="auto" w:fill="B8B3D6"/>
+            <w:tcBorders>
+              <w:top w:val="single" w:sz="4" w:space="0" w:color="CBCBCB"/>
+              <w:left w:val="single" w:sz="4" w:space="0" w:color="CBCBCB"/>
+              <w:bottom w:val="single" w:sz="4" w:space="0" w:color="CBCBCB"/>
+              <w:right w:val="single" w:sz="4" w:space="0" w:color="CBCBCB"/>
+            </w:tcBorders>
+          </w:tcPr>
+          <w:p>
+            <w:r>
+              <w:rPr>
+                <w:b/>
+                <w:sz w:val="20"/>
+              </w:rPr>
+              <w:t>Lý do thay đổi</w:t>
+            </w:r>
+          </w:p>
+        </w:tc>
+        <w:tc>
+          <w:tcPr>
+            <w:tcW w:type="dxa" w:w="4844"/>
+            <w:shd w:val="clear" w:color="auto" w:fill="B8B3D6"/>
+            <w:tcBorders>
+              <w:top w:val="single" w:sz="4" w:space="0" w:color="CBCBCB"/>
+              <w:left w:val="single" w:sz="4" w:space="0" w:color="CBCBCB"/>
+              <w:bottom w:val="single" w:sz="4" w:space="0" w:color="CBCBCB"/>
+              <w:right w:val="single" w:sz="4" w:space="0" w:color="CBCBCB"/>
+            </w:tcBorders>
+          </w:tcPr>
+          <w:p>
+            <w:r>
+              <w:rPr>
+                <w:sz w:val="20"/>
+              </w:rPr>
+              <w:t>Không có TDD guidance → developers mặc định viết code trước, test sau (nếu có). Hệ quả đo được: tests thường implementation-coupled (break khi refactor dù behavior không đổi), test coverage thấp cho business logic phức tạp, QA Engineer phải catch nhiều hơn.</w:t>
+            </w:r>
+          </w:p>
+        </w:tc>
+      </w:tr>
+      <w:tr>
+        <w:tc>
+          <w:tcPr>
+            <w:tcW w:type="dxa" w:w="4844"/>
+            <w:tcBorders>
+              <w:top w:val="single" w:sz="4" w:space="0" w:color="CBCBCB"/>
+              <w:left w:val="single" w:sz="4" w:space="0" w:color="CBCBCB"/>
+              <w:bottom w:val="single" w:sz="4" w:space="0" w:color="CBCBCB"/>
+              <w:right w:val="single" w:sz="4" w:space="0" w:color="CBCBCB"/>
+            </w:tcBorders>
+          </w:tcPr>
+          <w:p>
+            <w:r>
+              <w:rPr>
+                <w:b/>
+                <w:sz w:val="20"/>
+              </w:rPr>
+              <w:t>Áp dụng vào đâu</w:t>
+            </w:r>
+          </w:p>
+        </w:tc>
+        <w:tc>
+          <w:tcPr>
+            <w:tcW w:type="dxa" w:w="4844"/>
+            <w:tcBorders>
+              <w:top w:val="single" w:sz="4" w:space="0" w:color="CBCBCB"/>
+              <w:left w:val="single" w:sz="4" w:space="0" w:color="CBCBCB"/>
+              <w:bottom w:val="single" w:sz="4" w:space="0" w:color="CBCBCB"/>
+              <w:right w:val="single" w:sz="4" w:space="0" w:color="CBCBCB"/>
+            </w:tcBorders>
+          </w:tcPr>
+          <w:p>
+            <w:r>
+              <w:rPr>
+                <w:sz w:val="20"/>
+              </w:rPr>
+              <w:t xml:space="preserve">Tạo mới </w:t>
+            </w:r>
+            <w:r>
+              <w:rPr>
+                <w:rFonts w:ascii="Courier New" w:hAnsi="Courier New"/>
+                <w:color w:val="F05922"/>
+                <w:sz w:val="20"/>
+              </w:rPr>
+              <w:t>.claude/commands/tdd.md</w:t>
+            </w:r>
+            <w:r>
+              <w:rPr>
+                <w:sz w:val="20"/>
+              </w:rPr>
+              <w:t xml:space="preserve"> (model-invoked — agent tự trigger khi user muốn build feature test-first hoặc fix bug với regression test). Cập nhật </w:t>
+            </w:r>
+            <w:r>
+              <w:rPr>
+                <w:rFonts w:ascii="Courier New" w:hAnsi="Courier New"/>
+                <w:color w:val="F05922"/>
+                <w:sz w:val="20"/>
+              </w:rPr>
+              <w:t>WF-FEATURE Bước 8-9</w:t>
+            </w:r>
+            <w:r>
+              <w:rPr>
+                <w:sz w:val="20"/>
+              </w:rPr>
+              <w:t xml:space="preserve"> trong </w:t>
+            </w:r>
+            <w:r>
+              <w:rPr>
+                <w:rFonts w:ascii="Courier New" w:hAnsi="Courier New"/>
+                <w:color w:val="F05922"/>
+                <w:sz w:val="20"/>
+              </w:rPr>
+              <w:t>CLAUDE.md §4</w:t>
+            </w:r>
+            <w:r>
+              <w:rPr>
+                <w:sz w:val="20"/>
+              </w:rPr>
+              <w:t xml:space="preserve"> để Senior/Junior Dev PHẢI dùng </w:t>
+            </w:r>
+            <w:r>
+              <w:rPr>
+                <w:rFonts w:ascii="Courier New" w:hAnsi="Courier New"/>
+                <w:color w:val="F05922"/>
+                <w:sz w:val="20"/>
+              </w:rPr>
+              <w:t>/tdd</w:t>
+            </w:r>
+            <w:r>
+              <w:rPr>
+                <w:sz w:val="20"/>
+              </w:rPr>
+              <w:t xml:space="preserve"> cho các phần logic phức tạp. Cập nhật </w:t>
+            </w:r>
+            <w:r>
+              <w:rPr>
+                <w:rFonts w:ascii="Courier New" w:hAnsi="Courier New"/>
+                <w:color w:val="F05922"/>
+                <w:sz w:val="20"/>
+              </w:rPr>
+              <w:t>senior-developer.md</w:t>
+            </w:r>
+            <w:r>
+              <w:rPr>
+                <w:sz w:val="20"/>
+              </w:rPr>
+              <w:t xml:space="preserve"> và </w:t>
+            </w:r>
+            <w:r>
+              <w:rPr>
+                <w:rFonts w:ascii="Courier New" w:hAnsi="Courier New"/>
+                <w:color w:val="F05922"/>
+                <w:sz w:val="20"/>
+              </w:rPr>
+              <w:t>junior-developer.md</w:t>
+            </w:r>
+            <w:r>
+              <w:rPr>
+                <w:sz w:val="20"/>
+              </w:rPr>
+              <w:t xml:space="preserve"> để mention tdd.</w:t>
+            </w:r>
+          </w:p>
+        </w:tc>
+      </w:tr>
+      <w:tr>
+        <w:tc>
+          <w:tcPr>
+            <w:tcW w:type="dxa" w:w="4844"/>
+            <w:shd w:val="clear" w:color="auto" w:fill="B8B3D6"/>
+            <w:tcBorders>
+              <w:top w:val="single" w:sz="4" w:space="0" w:color="CBCBCB"/>
+              <w:left w:val="single" w:sz="4" w:space="0" w:color="CBCBCB"/>
+              <w:bottom w:val="single" w:sz="4" w:space="0" w:color="CBCBCB"/>
+              <w:right w:val="single" w:sz="4" w:space="0" w:color="CBCBCB"/>
+            </w:tcBorders>
+          </w:tcPr>
+          <w:p>
+            <w:r>
+              <w:rPr>
+                <w:b/>
+                <w:sz w:val="20"/>
+              </w:rPr>
+              <w:t>Đạt được gì</w:t>
+            </w:r>
+          </w:p>
+        </w:tc>
+        <w:tc>
+          <w:tcPr>
+            <w:tcW w:type="dxa" w:w="4844"/>
+            <w:shd w:val="clear" w:color="auto" w:fill="B8B3D6"/>
+            <w:tcBorders>
+              <w:top w:val="single" w:sz="4" w:space="0" w:color="CBCBCB"/>
+              <w:left w:val="single" w:sz="4" w:space="0" w:color="CBCBCB"/>
+              <w:bottom w:val="single" w:sz="4" w:space="0" w:color="CBCBCB"/>
+              <w:right w:val="single" w:sz="4" w:space="0" w:color="CBCBCB"/>
+            </w:tcBorders>
+          </w:tcPr>
+          <w:p>
+            <w:r>
+              <w:rPr>
+                <w:sz w:val="20"/>
+              </w:rPr>
+              <w:t>Developer có framework rõ ràng: seam trước, test đỏ trước, code tối thiểu để pass. Anti-pattern checklist trong skill ngăn viết test tautological hoặc test implementation. Verify-pr.md bước 3 (test check) từ chỗ "test pass/fail" → chỗ "test đúng seam, không implementation-coupled".</w:t>
+            </w:r>
+          </w:p>
+        </w:tc>
+      </w:tr>
+      <w:tr>
+        <w:tc>
+          <w:tcPr>
+            <w:tcW w:type="dxa" w:w="4844"/>
+            <w:tcBorders>
+              <w:top w:val="single" w:sz="4" w:space="0" w:color="CBCBCB"/>
+              <w:left w:val="single" w:sz="4" w:space="0" w:color="CBCBCB"/>
+              <w:bottom w:val="single" w:sz="4" w:space="0" w:color="CBCBCB"/>
+              <w:right w:val="single" w:sz="4" w:space="0" w:color="CBCBCB"/>
+            </w:tcBorders>
+          </w:tcPr>
+          <w:p>
+            <w:r>
+              <w:rPr>
+                <w:b/>
+                <w:sz w:val="20"/>
+              </w:rPr>
+              <w:t>Rủi ro/Effort</w:t>
+            </w:r>
+          </w:p>
+        </w:tc>
+        <w:tc>
+          <w:tcPr>
+            <w:tcW w:type="dxa" w:w="4844"/>
+            <w:tcBorders>
+              <w:top w:val="single" w:sz="4" w:space="0" w:color="CBCBCB"/>
+              <w:left w:val="single" w:sz="4" w:space="0" w:color="CBCBCB"/>
+              <w:bottom w:val="single" w:sz="4" w:space="0" w:color="CBCBCB"/>
+              <w:right w:val="single" w:sz="4" w:space="0" w:color="CBCBCB"/>
+            </w:tcBorders>
+          </w:tcPr>
+          <w:p>
+            <w:r>
+              <w:rPr>
+                <w:sz w:val="20"/>
+              </w:rPr>
+              <w:t>Rủi ro: Thấp — model-invoked, opt-in. Effort: 2–3 giờ — adapt từ mattpocock, điều chỉnh cho C#/xUnit context (thay TypeScript examples).</w:t>
+            </w:r>
+          </w:p>
+        </w:tc>
+      </w:tr>
+    </w:tbl>
+    <w:p/>
+    <w:p>
+      <w:pPr>
+        <w:pBdr>
+          <w:bottom w:val="single" w:sz="6" w:space="1" w:color="F05922"/>
+        </w:pBdr>
+        <w:spacing w:after="120"/>
+      </w:pPr>
+    </w:p>
+    <w:p>
+      <w:pPr>
+        <w:pStyle w:val="Heading3"/>
+        <w:spacing w:before="160" w:after="60"/>
+      </w:pPr>
+      <w:r>
+        <w:rPr>
+          <w:color w:val="4A3F8C"/>
+          <w:sz w:val="24"/>
+        </w:rPr>
+        <w:t>E5 — Tạo skill `code-review.md` — 2-axis parallel sub-agents (Standards + Spec)</w:t>
+      </w:r>
+    </w:p>
+    <w:tbl>
+      <w:tblPr>
+        <w:tblStyle w:val="TableGrid"/>
+        <w:tblW w:type="auto" w:w="0"/>
+        <w:tblLook w:firstColumn="1" w:firstRow="1" w:lastColumn="0" w:lastRow="0" w:noHBand="0" w:noVBand="1" w:val="04A0"/>
+      </w:tblPr>
+      <w:tblGrid>
+        <w:gridCol w:w="4844"/>
+        <w:gridCol w:w="4844"/>
+      </w:tblGrid>
+      <w:tr>
+        <w:tc>
+          <w:tcPr>
+            <w:tcW w:type="dxa" w:w="4844"/>
+            <w:shd w:val="clear" w:color="auto" w:fill="251C53"/>
+            <w:tcBorders>
+              <w:top w:val="single" w:sz="4" w:space="0" w:color="251C53"/>
+              <w:left w:val="single" w:sz="4" w:space="0" w:color="251C53"/>
+              <w:bottom w:val="single" w:sz="4" w:space="0" w:color="251C53"/>
+              <w:right w:val="single" w:sz="4" w:space="0" w:color="251C53"/>
+            </w:tcBorders>
+          </w:tcPr>
+          <w:p>
+            <w:r>
+              <w:rPr>
+                <w:b/>
+                <w:color w:val="FFFFFF"/>
+                <w:sz w:val="20"/>
+              </w:rPr>
+              <w:t>Cột</w:t>
+            </w:r>
+          </w:p>
+        </w:tc>
+        <w:tc>
+          <w:tcPr>
+            <w:tcW w:type="dxa" w:w="4844"/>
+            <w:shd w:val="clear" w:color="auto" w:fill="251C53"/>
+            <w:tcBorders>
+              <w:top w:val="single" w:sz="4" w:space="0" w:color="251C53"/>
+              <w:left w:val="single" w:sz="4" w:space="0" w:color="251C53"/>
+              <w:bottom w:val="single" w:sz="4" w:space="0" w:color="251C53"/>
+              <w:right w:val="single" w:sz="4" w:space="0" w:color="251C53"/>
+            </w:tcBorders>
+          </w:tcPr>
+          <w:p>
+            <w:r>
+              <w:rPr>
+                <w:b/>
+                <w:color w:val="FFFFFF"/>
+                <w:sz w:val="20"/>
+              </w:rPr>
+              <w:t>Nội dung</w:t>
+            </w:r>
+          </w:p>
+        </w:tc>
+      </w:tr>
+      <w:tr>
+        <w:tc>
+          <w:tcPr>
+            <w:tcW w:type="dxa" w:w="4844"/>
+            <w:tcBorders>
+              <w:top w:val="single" w:sz="4" w:space="0" w:color="CBCBCB"/>
+              <w:left w:val="single" w:sz="4" w:space="0" w:color="CBCBCB"/>
+              <w:bottom w:val="single" w:sz="4" w:space="0" w:color="CBCBCB"/>
+              <w:right w:val="single" w:sz="4" w:space="0" w:color="CBCBCB"/>
+            </w:tcBorders>
+          </w:tcPr>
+          <w:p>
+            <w:r>
+              <w:rPr>
+                <w:sz w:val="20"/>
+              </w:rPr>
+              <w:t>-----</w:t>
+            </w:r>
+          </w:p>
+        </w:tc>
+        <w:tc>
+          <w:tcPr>
+            <w:tcW w:type="dxa" w:w="4844"/>
+            <w:tcBorders>
+              <w:top w:val="single" w:sz="4" w:space="0" w:color="CBCBCB"/>
+              <w:left w:val="single" w:sz="4" w:space="0" w:color="CBCBCB"/>
+              <w:bottom w:val="single" w:sz="4" w:space="0" w:color="CBCBCB"/>
+              <w:right w:val="single" w:sz="4" w:space="0" w:color="CBCBCB"/>
+            </w:tcBorders>
+          </w:tcPr>
+          <w:p>
+            <w:r>
+              <w:rPr>
+                <w:sz w:val="20"/>
+              </w:rPr>
+              <w:t>---------</w:t>
+            </w:r>
+          </w:p>
+        </w:tc>
+      </w:tr>
+      <w:tr>
+        <w:tc>
+          <w:tcPr>
+            <w:tcW w:type="dxa" w:w="4844"/>
+            <w:shd w:val="clear" w:color="auto" w:fill="B8B3D6"/>
+            <w:tcBorders>
+              <w:top w:val="single" w:sz="4" w:space="0" w:color="CBCBCB"/>
+              <w:left w:val="single" w:sz="4" w:space="0" w:color="CBCBCB"/>
+              <w:bottom w:val="single" w:sz="4" w:space="0" w:color="CBCBCB"/>
+              <w:right w:val="single" w:sz="4" w:space="0" w:color="CBCBCB"/>
+            </w:tcBorders>
+          </w:tcPr>
+          <w:p>
+            <w:r>
+              <w:rPr>
+                <w:b/>
+                <w:sz w:val="20"/>
+              </w:rPr>
+              <w:t>Học từ đâu</w:t>
+            </w:r>
+          </w:p>
+        </w:tc>
+        <w:tc>
+          <w:tcPr>
+            <w:tcW w:type="dxa" w:w="4844"/>
+            <w:shd w:val="clear" w:color="auto" w:fill="B8B3D6"/>
+            <w:tcBorders>
+              <w:top w:val="single" w:sz="4" w:space="0" w:color="CBCBCB"/>
+              <w:left w:val="single" w:sz="4" w:space="0" w:color="CBCBCB"/>
+              <w:bottom w:val="single" w:sz="4" w:space="0" w:color="CBCBCB"/>
+              <w:right w:val="single" w:sz="4" w:space="0" w:color="CBCBCB"/>
+            </w:tcBorders>
+          </w:tcPr>
+          <w:p>
+            <w:r>
+              <w:rPr>
+                <w:rFonts w:ascii="Courier New" w:hAnsi="Courier New"/>
+                <w:color w:val="F05922"/>
+                <w:sz w:val="20"/>
+              </w:rPr>
+              <w:t>skills/engineering/code-review/SKILL.md</w:t>
+            </w:r>
+            <w:r>
+              <w:rPr>
+                <w:sz w:val="20"/>
+              </w:rPr>
+              <w:t xml:space="preserve"> — 2 trục hoàn toàn độc lập, chạy song song (parallel sub-agents): (1) Standards: documented coding standards + Fowler smell baseline (12 smells); (2) Spec: faithful implementation của originating issue/spec. Merge chỉ ở output, không ở context.</w:t>
+            </w:r>
+          </w:p>
+        </w:tc>
+      </w:tr>
+      <w:tr>
+        <w:tc>
+          <w:tcPr>
+            <w:tcW w:type="dxa" w:w="4844"/>
+            <w:tcBorders>
+              <w:top w:val="single" w:sz="4" w:space="0" w:color="CBCBCB"/>
+              <w:left w:val="single" w:sz="4" w:space="0" w:color="CBCBCB"/>
+              <w:bottom w:val="single" w:sz="4" w:space="0" w:color="CBCBCB"/>
+              <w:right w:val="single" w:sz="4" w:space="0" w:color="CBCBCB"/>
+            </w:tcBorders>
+          </w:tcPr>
+          <w:p>
+            <w:r>
+              <w:rPr>
+                <w:b/>
+                <w:sz w:val="20"/>
+              </w:rPr>
+              <w:t>Hiện trạng KZTEK</w:t>
+            </w:r>
+          </w:p>
+        </w:tc>
+        <w:tc>
+          <w:tcPr>
+            <w:tcW w:type="dxa" w:w="4844"/>
+            <w:tcBorders>
+              <w:top w:val="single" w:sz="4" w:space="0" w:color="CBCBCB"/>
+              <w:left w:val="single" w:sz="4" w:space="0" w:color="CBCBCB"/>
+              <w:bottom w:val="single" w:sz="4" w:space="0" w:color="CBCBCB"/>
+              <w:right w:val="single" w:sz="4" w:space="0" w:color="CBCBCB"/>
+            </w:tcBorders>
+          </w:tcPr>
+          <w:p>
+            <w:r>
+              <w:rPr>
+                <w:rFonts w:ascii="Courier New" w:hAnsi="Courier New"/>
+                <w:color w:val="F05922"/>
+                <w:sz w:val="20"/>
+              </w:rPr>
+              <w:t>verify-pr.md</w:t>
+            </w:r>
+            <w:r>
+              <w:rPr>
+                <w:sz w:val="20"/>
+              </w:rPr>
+              <w:t xml:space="preserve"> — automated self-check (build, lint, test, security, diff). Đây là pre-PR checklist của Developer, không phải code review. </w:t>
+            </w:r>
+            <w:r>
+              <w:rPr>
+                <w:rFonts w:ascii="Courier New" w:hAnsi="Courier New"/>
+                <w:color w:val="F05922"/>
+                <w:sz w:val="20"/>
+              </w:rPr>
+              <w:t>CLAUDE.md §4 WF-FEATURE Bước 10</w:t>
+            </w:r>
+            <w:r>
+              <w:rPr>
+                <w:sz w:val="20"/>
+              </w:rPr>
+              <w:t xml:space="preserve"> nói "Tech Lead code review" nhưng không có skill/format nào hướng dẫn review theo chiều nào, check gì. Tech Lead review hiện dựa vào judgment cá nhân — không có checklist, không có format, không đảm bảo cả 2 trục đều được check.</w:t>
+            </w:r>
+          </w:p>
+        </w:tc>
+      </w:tr>
+      <w:tr>
+        <w:tc>
+          <w:tcPr>
+            <w:tcW w:type="dxa" w:w="4844"/>
+            <w:shd w:val="clear" w:color="auto" w:fill="B8B3D6"/>
+            <w:tcBorders>
+              <w:top w:val="single" w:sz="4" w:space="0" w:color="CBCBCB"/>
+              <w:left w:val="single" w:sz="4" w:space="0" w:color="CBCBCB"/>
+              <w:bottom w:val="single" w:sz="4" w:space="0" w:color="CBCBCB"/>
+              <w:right w:val="single" w:sz="4" w:space="0" w:color="CBCBCB"/>
+            </w:tcBorders>
+          </w:tcPr>
+          <w:p>
+            <w:r>
+              <w:rPr>
+                <w:b/>
+                <w:sz w:val="20"/>
+              </w:rPr>
+              <w:t>Lý do thay đổi</w:t>
+            </w:r>
+          </w:p>
+        </w:tc>
+        <w:tc>
+          <w:tcPr>
+            <w:tcW w:type="dxa" w:w="4844"/>
+            <w:shd w:val="clear" w:color="auto" w:fill="B8B3D6"/>
+            <w:tcBorders>
+              <w:top w:val="single" w:sz="4" w:space="0" w:color="CBCBCB"/>
+              <w:left w:val="single" w:sz="4" w:space="0" w:color="CBCBCB"/>
+              <w:bottom w:val="single" w:sz="4" w:space="0" w:color="CBCBCB"/>
+              <w:right w:val="single" w:sz="4" w:space="0" w:color="CBCBCB"/>
+            </w:tcBorders>
+          </w:tcPr>
+          <w:p>
+            <w:r>
+              <w:rPr>
+                <w:sz w:val="20"/>
+              </w:rPr>
+              <w:t>Tech Lead review "tự do" → dễ focus 1 chiều (thường Standards) và bỏ qua Spec chiều (code đúng convention nhưng thiếu AC). Hoặc ngược lại: check spec kỹ nhưng miss code smell. 2 trục riêng biệt + parallel context đảm bảo cả 2 được check độc lập, không bias lẫn nhau. Fowler smell baseline là safety net khi repo chưa có documented standards.</w:t>
+            </w:r>
+          </w:p>
+        </w:tc>
+      </w:tr>
+      <w:tr>
+        <w:tc>
+          <w:tcPr>
+            <w:tcW w:type="dxa" w:w="4844"/>
+            <w:tcBorders>
+              <w:top w:val="single" w:sz="4" w:space="0" w:color="CBCBCB"/>
+              <w:left w:val="single" w:sz="4" w:space="0" w:color="CBCBCB"/>
+              <w:bottom w:val="single" w:sz="4" w:space="0" w:color="CBCBCB"/>
+              <w:right w:val="single" w:sz="4" w:space="0" w:color="CBCBCB"/>
+            </w:tcBorders>
+          </w:tcPr>
+          <w:p>
+            <w:r>
+              <w:rPr>
+                <w:b/>
+                <w:sz w:val="20"/>
+              </w:rPr>
+              <w:t>Áp dụng vào đâu</w:t>
+            </w:r>
+          </w:p>
+        </w:tc>
+        <w:tc>
+          <w:tcPr>
+            <w:tcW w:type="dxa" w:w="4844"/>
+            <w:tcBorders>
+              <w:top w:val="single" w:sz="4" w:space="0" w:color="CBCBCB"/>
+              <w:left w:val="single" w:sz="4" w:space="0" w:color="CBCBCB"/>
+              <w:bottom w:val="single" w:sz="4" w:space="0" w:color="CBCBCB"/>
+              <w:right w:val="single" w:sz="4" w:space="0" w:color="CBCBCB"/>
+            </w:tcBorders>
+          </w:tcPr>
+          <w:p>
+            <w:r>
+              <w:rPr>
+                <w:sz w:val="20"/>
+              </w:rPr>
+              <w:t xml:space="preserve">Tạo mới </w:t>
+            </w:r>
+            <w:r>
+              <w:rPr>
+                <w:rFonts w:ascii="Courier New" w:hAnsi="Courier New"/>
+                <w:color w:val="F05922"/>
+                <w:sz w:val="20"/>
+              </w:rPr>
+              <w:t>.claude/commands/code-review.md</w:t>
+            </w:r>
+            <w:r>
+              <w:rPr>
+                <w:sz w:val="20"/>
+              </w:rPr>
+              <w:t xml:space="preserve"> (model-invoked). Cập nhật </w:t>
+            </w:r>
+            <w:r>
+              <w:rPr>
+                <w:rFonts w:ascii="Courier New" w:hAnsi="Courier New"/>
+                <w:color w:val="F05922"/>
+                <w:sz w:val="20"/>
+              </w:rPr>
+              <w:t>CLAUDE.md §4 WF-FEATURE Bước 10</w:t>
+            </w:r>
+            <w:r>
+              <w:rPr>
+                <w:sz w:val="20"/>
+              </w:rPr>
+              <w:t xml:space="preserve"> và </w:t>
+            </w:r>
+            <w:r>
+              <w:rPr>
+                <w:rFonts w:ascii="Courier New" w:hAnsi="Courier New"/>
+                <w:color w:val="F05922"/>
+                <w:sz w:val="20"/>
+              </w:rPr>
+              <w:t>WF-BUGFIX Bước 3</w:t>
+            </w:r>
+            <w:r>
+              <w:rPr>
+                <w:sz w:val="20"/>
+              </w:rPr>
+              <w:t xml:space="preserve">, </w:t>
+            </w:r>
+            <w:r>
+              <w:rPr>
+                <w:rFonts w:ascii="Courier New" w:hAnsi="Courier New"/>
+                <w:color w:val="F05922"/>
+                <w:sz w:val="20"/>
+              </w:rPr>
+              <w:t>WF-REVIEW-STD</w:t>
+            </w:r>
+            <w:r>
+              <w:rPr>
+                <w:sz w:val="20"/>
+              </w:rPr>
+              <w:t xml:space="preserve">, </w:t>
+            </w:r>
+            <w:r>
+              <w:rPr>
+                <w:rFonts w:ascii="Courier New" w:hAnsi="Courier New"/>
+                <w:color w:val="F05922"/>
+                <w:sz w:val="20"/>
+              </w:rPr>
+              <w:t>WF-REVIEW-CRIT</w:t>
+            </w:r>
+            <w:r>
+              <w:rPr>
+                <w:sz w:val="20"/>
+              </w:rPr>
+              <w:t xml:space="preserve"> để Tech Lead chạy </w:t>
+            </w:r>
+            <w:r>
+              <w:rPr>
+                <w:rFonts w:ascii="Courier New" w:hAnsi="Courier New"/>
+                <w:color w:val="F05922"/>
+                <w:sz w:val="20"/>
+              </w:rPr>
+              <w:t>/code-review</w:t>
+            </w:r>
+            <w:r>
+              <w:rPr>
+                <w:sz w:val="20"/>
+              </w:rPr>
+              <w:t xml:space="preserve"> thay vì review "tự do". Cập nhật </w:t>
+            </w:r>
+            <w:r>
+              <w:rPr>
+                <w:rFonts w:ascii="Courier New" w:hAnsi="Courier New"/>
+                <w:color w:val="F05922"/>
+                <w:sz w:val="20"/>
+              </w:rPr>
+              <w:t>tech-lead.md</w:t>
+            </w:r>
+            <w:r>
+              <w:rPr>
+                <w:sz w:val="20"/>
+              </w:rPr>
+              <w:t xml:space="preserve"> agent để mention skill này.</w:t>
+            </w:r>
+          </w:p>
+        </w:tc>
+      </w:tr>
+      <w:tr>
+        <w:tc>
+          <w:tcPr>
+            <w:tcW w:type="dxa" w:w="4844"/>
+            <w:shd w:val="clear" w:color="auto" w:fill="B8B3D6"/>
+            <w:tcBorders>
+              <w:top w:val="single" w:sz="4" w:space="0" w:color="CBCBCB"/>
+              <w:left w:val="single" w:sz="4" w:space="0" w:color="CBCBCB"/>
+              <w:bottom w:val="single" w:sz="4" w:space="0" w:color="CBCBCB"/>
+              <w:right w:val="single" w:sz="4" w:space="0" w:color="CBCBCB"/>
+            </w:tcBorders>
+          </w:tcPr>
+          <w:p>
+            <w:r>
+              <w:rPr>
+                <w:b/>
+                <w:sz w:val="20"/>
+              </w:rPr>
+              <w:t>Đạt được gì</w:t>
+            </w:r>
+          </w:p>
+        </w:tc>
+        <w:tc>
+          <w:tcPr>
+            <w:tcW w:type="dxa" w:w="4844"/>
+            <w:shd w:val="clear" w:color="auto" w:fill="B8B3D6"/>
+            <w:tcBorders>
+              <w:top w:val="single" w:sz="4" w:space="0" w:color="CBCBCB"/>
+              <w:left w:val="single" w:sz="4" w:space="0" w:color="CBCBCB"/>
+              <w:bottom w:val="single" w:sz="4" w:space="0" w:color="CBCBCB"/>
+              <w:right w:val="single" w:sz="4" w:space="0" w:color="CBCBCB"/>
+            </w:tcBorders>
+          </w:tcPr>
+          <w:p>
+            <w:r>
+              <w:rPr>
+                <w:sz w:val="20"/>
+              </w:rPr>
+              <w:t>Mỗi PR được review theo 2 trục rõ ràng: Tech Lead có output riêng biệt cho Standards vs Spec, không bỏ sót. Fowler smell baseline là backstop tối thiểu dù project chưa có CODING_STANDARDS.md. Format chuẩn giúp Developer hiểu lý do change request (Standards? Spec?).</w:t>
+            </w:r>
+          </w:p>
+        </w:tc>
+      </w:tr>
+      <w:tr>
+        <w:tc>
+          <w:tcPr>
+            <w:tcW w:type="dxa" w:w="4844"/>
+            <w:tcBorders>
+              <w:top w:val="single" w:sz="4" w:space="0" w:color="CBCBCB"/>
+              <w:left w:val="single" w:sz="4" w:space="0" w:color="CBCBCB"/>
+              <w:bottom w:val="single" w:sz="4" w:space="0" w:color="CBCBCB"/>
+              <w:right w:val="single" w:sz="4" w:space="0" w:color="CBCBCB"/>
+            </w:tcBorders>
+          </w:tcPr>
+          <w:p>
+            <w:r>
+              <w:rPr>
+                <w:b/>
+                <w:sz w:val="20"/>
+              </w:rPr>
+              <w:t>Rủi ro/Effort</w:t>
+            </w:r>
+          </w:p>
+        </w:tc>
+        <w:tc>
+          <w:tcPr>
+            <w:tcW w:type="dxa" w:w="4844"/>
+            <w:tcBorders>
+              <w:top w:val="single" w:sz="4" w:space="0" w:color="CBCBCB"/>
+              <w:left w:val="single" w:sz="4" w:space="0" w:color="CBCBCB"/>
+              <w:bottom w:val="single" w:sz="4" w:space="0" w:color="CBCBCB"/>
+              <w:right w:val="single" w:sz="4" w:space="0" w:color="CBCBCB"/>
+            </w:tcBorders>
+          </w:tcPr>
+          <w:p>
+            <w:r>
+              <w:rPr>
+                <w:sz w:val="20"/>
+              </w:rPr>
+              <w:t>Rủi ro: Trung bình — cần đảm bảo parallel sub-agents có đủ context (diff + standards sources + spec). Nếu project không có spec/issue rõ → Spec trục chạy degraded. Effort: 3–4 giờ — adapt từ mattpocock, thêm context cho C# stack, viết Fowler smell baseline tiếng Việt nếu cần.</w:t>
+            </w:r>
+          </w:p>
+        </w:tc>
+      </w:tr>
+    </w:tbl>
+    <w:p/>
+    <w:p>
+      <w:pPr>
+        <w:pBdr>
+          <w:bottom w:val="single" w:sz="6" w:space="1" w:color="F05922"/>
+        </w:pBdr>
+        <w:spacing w:after="120"/>
+      </w:pPr>
+    </w:p>
+    <w:p>
+      <w:pPr>
+        <w:pStyle w:val="Heading3"/>
+        <w:spacing w:before="160" w:after="60"/>
+      </w:pPr>
+      <w:r>
+        <w:rPr>
+          <w:color w:val="4A3F8C"/>
+          <w:sz w:val="24"/>
+        </w:rPr>
+        <w:t>Tóm tắt nhanh 5 đề xuất</w:t>
+      </w:r>
+    </w:p>
+    <w:tbl>
+      <w:tblPr>
+        <w:tblStyle w:val="TableGrid"/>
+        <w:tblW w:type="auto" w:w="0"/>
+        <w:tblLook w:firstColumn="1" w:firstRow="1" w:lastColumn="0" w:lastRow="0" w:noHBand="0" w:noVBand="1" w:val="04A0"/>
+      </w:tblPr>
+      <w:tblGrid>
+        <w:gridCol w:w="1938"/>
+        <w:gridCol w:w="1938"/>
+        <w:gridCol w:w="1938"/>
+        <w:gridCol w:w="1938"/>
+        <w:gridCol w:w="1938"/>
+      </w:tblGrid>
+      <w:tr>
+        <w:tc>
+          <w:tcPr>
+            <w:tcW w:type="dxa" w:w="1938"/>
+            <w:shd w:val="clear" w:color="auto" w:fill="251C53"/>
+            <w:tcBorders>
+              <w:top w:val="single" w:sz="4" w:space="0" w:color="251C53"/>
+              <w:left w:val="single" w:sz="4" w:space="0" w:color="251C53"/>
+              <w:bottom w:val="single" w:sz="4" w:space="0" w:color="251C53"/>
+              <w:right w:val="single" w:sz="4" w:space="0" w:color="251C53"/>
+            </w:tcBorders>
+          </w:tcPr>
+          <w:p>
+            <w:r>
+              <w:rPr>
+                <w:b/>
+                <w:color w:val="FFFFFF"/>
+                <w:sz w:val="20"/>
+              </w:rPr>
+              <w:t>#</w:t>
+            </w:r>
+          </w:p>
+        </w:tc>
+        <w:tc>
+          <w:tcPr>
+            <w:tcW w:type="dxa" w:w="1938"/>
+            <w:shd w:val="clear" w:color="auto" w:fill="251C53"/>
+            <w:tcBorders>
+              <w:top w:val="single" w:sz="4" w:space="0" w:color="251C53"/>
+              <w:left w:val="single" w:sz="4" w:space="0" w:color="251C53"/>
+              <w:bottom w:val="single" w:sz="4" w:space="0" w:color="251C53"/>
+              <w:right w:val="single" w:sz="4" w:space="0" w:color="251C53"/>
+            </w:tcBorders>
+          </w:tcPr>
+          <w:p>
+            <w:r>
+              <w:rPr>
+                <w:b/>
+                <w:color w:val="FFFFFF"/>
+                <w:sz w:val="20"/>
+              </w:rPr>
+              <w:t>Đề xuất</w:t>
+            </w:r>
+          </w:p>
+        </w:tc>
+        <w:tc>
+          <w:tcPr>
+            <w:tcW w:type="dxa" w:w="1938"/>
+            <w:shd w:val="clear" w:color="auto" w:fill="251C53"/>
+            <w:tcBorders>
+              <w:top w:val="single" w:sz="4" w:space="0" w:color="251C53"/>
+              <w:left w:val="single" w:sz="4" w:space="0" w:color="251C53"/>
+              <w:bottom w:val="single" w:sz="4" w:space="0" w:color="251C53"/>
+              <w:right w:val="single" w:sz="4" w:space="0" w:color="251C53"/>
+            </w:tcBorders>
+          </w:tcPr>
+          <w:p>
+            <w:r>
+              <w:rPr>
+                <w:b/>
+                <w:color w:val="FFFFFF"/>
+                <w:sz w:val="20"/>
+              </w:rPr>
+              <w:t>Effort</w:t>
+            </w:r>
+          </w:p>
+        </w:tc>
+        <w:tc>
+          <w:tcPr>
+            <w:tcW w:type="dxa" w:w="1938"/>
+            <w:shd w:val="clear" w:color="auto" w:fill="251C53"/>
+            <w:tcBorders>
+              <w:top w:val="single" w:sz="4" w:space="0" w:color="251C53"/>
+              <w:left w:val="single" w:sz="4" w:space="0" w:color="251C53"/>
+              <w:bottom w:val="single" w:sz="4" w:space="0" w:color="251C53"/>
+              <w:right w:val="single" w:sz="4" w:space="0" w:color="251C53"/>
+            </w:tcBorders>
+          </w:tcPr>
+          <w:p>
+            <w:r>
+              <w:rPr>
+                <w:b/>
+                <w:color w:val="FFFFFF"/>
+                <w:sz w:val="20"/>
+              </w:rPr>
+              <w:t>Rủi ro</w:t>
+            </w:r>
+          </w:p>
+        </w:tc>
+        <w:tc>
+          <w:tcPr>
+            <w:tcW w:type="dxa" w:w="1938"/>
+            <w:shd w:val="clear" w:color="auto" w:fill="251C53"/>
+            <w:tcBorders>
+              <w:top w:val="single" w:sz="4" w:space="0" w:color="251C53"/>
+              <w:left w:val="single" w:sz="4" w:space="0" w:color="251C53"/>
+              <w:bottom w:val="single" w:sz="4" w:space="0" w:color="251C53"/>
+              <w:right w:val="single" w:sz="4" w:space="0" w:color="251C53"/>
+            </w:tcBorders>
+          </w:tcPr>
+          <w:p>
+            <w:r>
+              <w:rPr>
+                <w:b/>
+                <w:color w:val="FFFFFF"/>
+                <w:sz w:val="20"/>
+              </w:rPr>
+              <w:t>Impact</w:t>
+            </w:r>
+          </w:p>
+        </w:tc>
+      </w:tr>
+      <w:tr>
+        <w:tc>
+          <w:tcPr>
+            <w:tcW w:type="dxa" w:w="1938"/>
+            <w:tcBorders>
+              <w:top w:val="single" w:sz="4" w:space="0" w:color="CBCBCB"/>
+              <w:left w:val="single" w:sz="4" w:space="0" w:color="CBCBCB"/>
+              <w:bottom w:val="single" w:sz="4" w:space="0" w:color="CBCBCB"/>
+              <w:right w:val="single" w:sz="4" w:space="0" w:color="CBCBCB"/>
+            </w:tcBorders>
+          </w:tcPr>
+          <w:p>
+            <w:r>
+              <w:rPr>
+                <w:sz w:val="20"/>
+              </w:rPr>
+              <w:t>---</w:t>
+            </w:r>
+          </w:p>
+        </w:tc>
+        <w:tc>
+          <w:tcPr>
+            <w:tcW w:type="dxa" w:w="1938"/>
+            <w:tcBorders>
+              <w:top w:val="single" w:sz="4" w:space="0" w:color="CBCBCB"/>
+              <w:left w:val="single" w:sz="4" w:space="0" w:color="CBCBCB"/>
+              <w:bottom w:val="single" w:sz="4" w:space="0" w:color="CBCBCB"/>
+              <w:right w:val="single" w:sz="4" w:space="0" w:color="CBCBCB"/>
+            </w:tcBorders>
+          </w:tcPr>
+          <w:p>
+            <w:r>
+              <w:rPr>
+                <w:sz w:val="20"/>
+              </w:rPr>
+              <w:t>---------</w:t>
+            </w:r>
+          </w:p>
+        </w:tc>
+        <w:tc>
+          <w:tcPr>
+            <w:tcW w:type="dxa" w:w="1938"/>
+            <w:tcBorders>
+              <w:top w:val="single" w:sz="4" w:space="0" w:color="CBCBCB"/>
+              <w:left w:val="single" w:sz="4" w:space="0" w:color="CBCBCB"/>
+              <w:bottom w:val="single" w:sz="4" w:space="0" w:color="CBCBCB"/>
+              <w:right w:val="single" w:sz="4" w:space="0" w:color="CBCBCB"/>
+            </w:tcBorders>
+          </w:tcPr>
+          <w:p>
+            <w:r>
+              <w:rPr>
+                <w:sz w:val="20"/>
+              </w:rPr>
+              <w:t>--------</w:t>
+            </w:r>
+          </w:p>
+        </w:tc>
+        <w:tc>
+          <w:tcPr>
+            <w:tcW w:type="dxa" w:w="1938"/>
+            <w:tcBorders>
+              <w:top w:val="single" w:sz="4" w:space="0" w:color="CBCBCB"/>
+              <w:left w:val="single" w:sz="4" w:space="0" w:color="CBCBCB"/>
+              <w:bottom w:val="single" w:sz="4" w:space="0" w:color="CBCBCB"/>
+              <w:right w:val="single" w:sz="4" w:space="0" w:color="CBCBCB"/>
+            </w:tcBorders>
+          </w:tcPr>
+          <w:p>
+            <w:r>
+              <w:rPr>
+                <w:sz w:val="20"/>
+              </w:rPr>
+              <w:t>--------</w:t>
+            </w:r>
+          </w:p>
+        </w:tc>
+        <w:tc>
+          <w:tcPr>
+            <w:tcW w:type="dxa" w:w="1938"/>
+            <w:tcBorders>
+              <w:top w:val="single" w:sz="4" w:space="0" w:color="CBCBCB"/>
+              <w:left w:val="single" w:sz="4" w:space="0" w:color="CBCBCB"/>
+              <w:bottom w:val="single" w:sz="4" w:space="0" w:color="CBCBCB"/>
+              <w:right w:val="single" w:sz="4" w:space="0" w:color="CBCBCB"/>
+            </w:tcBorders>
+          </w:tcPr>
+          <w:p>
+            <w:r>
+              <w:rPr>
+                <w:sz w:val="20"/>
+              </w:rPr>
+              <w:t>--------</w:t>
+            </w:r>
+          </w:p>
+        </w:tc>
+      </w:tr>
+      <w:tr>
+        <w:tc>
+          <w:tcPr>
+            <w:tcW w:type="dxa" w:w="1938"/>
+            <w:shd w:val="clear" w:color="auto" w:fill="B8B3D6"/>
+            <w:tcBorders>
+              <w:top w:val="single" w:sz="4" w:space="0" w:color="CBCBCB"/>
+              <w:left w:val="single" w:sz="4" w:space="0" w:color="CBCBCB"/>
+              <w:bottom w:val="single" w:sz="4" w:space="0" w:color="CBCBCB"/>
+              <w:right w:val="single" w:sz="4" w:space="0" w:color="CBCBCB"/>
+            </w:tcBorders>
+          </w:tcPr>
+          <w:p>
+            <w:r>
+              <w:rPr>
+                <w:sz w:val="20"/>
+              </w:rPr>
+              <w:t>E1</w:t>
+            </w:r>
+          </w:p>
+        </w:tc>
+        <w:tc>
+          <w:tcPr>
+            <w:tcW w:type="dxa" w:w="1938"/>
+            <w:shd w:val="clear" w:color="auto" w:fill="B8B3D6"/>
+            <w:tcBorders>
+              <w:top w:val="single" w:sz="4" w:space="0" w:color="CBCBCB"/>
+              <w:left w:val="single" w:sz="4" w:space="0" w:color="CBCBCB"/>
+              <w:bottom w:val="single" w:sz="4" w:space="0" w:color="CBCBCB"/>
+              <w:right w:val="single" w:sz="4" w:space="0" w:color="CBCBCB"/>
+            </w:tcBorders>
+          </w:tcPr>
+          <w:p>
+            <w:r>
+              <w:rPr>
+                <w:sz w:val="20"/>
+              </w:rPr>
+              <w:t>Disable-model-invocation cho 5 commands</w:t>
+            </w:r>
+          </w:p>
+        </w:tc>
+        <w:tc>
+          <w:tcPr>
+            <w:tcW w:type="dxa" w:w="1938"/>
+            <w:shd w:val="clear" w:color="auto" w:fill="B8B3D6"/>
+            <w:tcBorders>
+              <w:top w:val="single" w:sz="4" w:space="0" w:color="CBCBCB"/>
+              <w:left w:val="single" w:sz="4" w:space="0" w:color="CBCBCB"/>
+              <w:bottom w:val="single" w:sz="4" w:space="0" w:color="CBCBCB"/>
+              <w:right w:val="single" w:sz="4" w:space="0" w:color="CBCBCB"/>
+            </w:tcBorders>
+          </w:tcPr>
+          <w:p>
+            <w:r>
+              <w:rPr>
+                <w:sz w:val="20"/>
+              </w:rPr>
+              <w:t>30 phút</w:t>
+            </w:r>
+          </w:p>
+        </w:tc>
+        <w:tc>
+          <w:tcPr>
+            <w:tcW w:type="dxa" w:w="1938"/>
+            <w:shd w:val="clear" w:color="auto" w:fill="B8B3D6"/>
+            <w:tcBorders>
+              <w:top w:val="single" w:sz="4" w:space="0" w:color="CBCBCB"/>
+              <w:left w:val="single" w:sz="4" w:space="0" w:color="CBCBCB"/>
+              <w:bottom w:val="single" w:sz="4" w:space="0" w:color="CBCBCB"/>
+              <w:right w:val="single" w:sz="4" w:space="0" w:color="CBCBCB"/>
+            </w:tcBorders>
+          </w:tcPr>
+          <w:p>
+            <w:r>
+              <w:rPr>
+                <w:sz w:val="20"/>
+              </w:rPr>
+              <w:t>Rất thấp</w:t>
+            </w:r>
+          </w:p>
+        </w:tc>
+        <w:tc>
+          <w:tcPr>
+            <w:tcW w:type="dxa" w:w="1938"/>
+            <w:shd w:val="clear" w:color="auto" w:fill="B8B3D6"/>
+            <w:tcBorders>
+              <w:top w:val="single" w:sz="4" w:space="0" w:color="CBCBCB"/>
+              <w:left w:val="single" w:sz="4" w:space="0" w:color="CBCBCB"/>
+              <w:bottom w:val="single" w:sz="4" w:space="0" w:color="CBCBCB"/>
+              <w:right w:val="single" w:sz="4" w:space="0" w:color="CBCBCB"/>
+            </w:tcBorders>
+          </w:tcPr>
+          <w:p>
+            <w:r>
+              <w:rPr>
+                <w:sz w:val="20"/>
+              </w:rPr>
+              <w:t>Medium</w:t>
+            </w:r>
+          </w:p>
+        </w:tc>
+      </w:tr>
+      <w:tr>
+        <w:tc>
+          <w:tcPr>
+            <w:tcW w:type="dxa" w:w="1938"/>
+            <w:tcBorders>
+              <w:top w:val="single" w:sz="4" w:space="0" w:color="CBCBCB"/>
+              <w:left w:val="single" w:sz="4" w:space="0" w:color="CBCBCB"/>
+              <w:bottom w:val="single" w:sz="4" w:space="0" w:color="CBCBCB"/>
+              <w:right w:val="single" w:sz="4" w:space="0" w:color="CBCBCB"/>
+            </w:tcBorders>
+          </w:tcPr>
+          <w:p>
+            <w:r>
+              <w:rPr>
+                <w:sz w:val="20"/>
+              </w:rPr>
+              <w:t>E2</w:t>
+            </w:r>
+          </w:p>
+        </w:tc>
+        <w:tc>
+          <w:tcPr>
+            <w:tcW w:type="dxa" w:w="1938"/>
+            <w:tcBorders>
+              <w:top w:val="single" w:sz="4" w:space="0" w:color="CBCBCB"/>
+              <w:left w:val="single" w:sz="4" w:space="0" w:color="CBCBCB"/>
+              <w:bottom w:val="single" w:sz="4" w:space="0" w:color="CBCBCB"/>
+              <w:right w:val="single" w:sz="4" w:space="0" w:color="CBCBCB"/>
+            </w:tcBorders>
+          </w:tcPr>
+          <w:p>
+            <w:r>
+              <w:rPr>
+                <w:sz w:val="20"/>
+              </w:rPr>
+              <w:t>Grilling primitive tái dùng</w:t>
+            </w:r>
+          </w:p>
+        </w:tc>
+        <w:tc>
+          <w:tcPr>
+            <w:tcW w:type="dxa" w:w="1938"/>
+            <w:tcBorders>
+              <w:top w:val="single" w:sz="4" w:space="0" w:color="CBCBCB"/>
+              <w:left w:val="single" w:sz="4" w:space="0" w:color="CBCBCB"/>
+              <w:bottom w:val="single" w:sz="4" w:space="0" w:color="CBCBCB"/>
+              <w:right w:val="single" w:sz="4" w:space="0" w:color="CBCBCB"/>
+            </w:tcBorders>
+          </w:tcPr>
+          <w:p>
+            <w:r>
+              <w:rPr>
+                <w:sz w:val="20"/>
+              </w:rPr>
+              <w:t>2–3 giờ</w:t>
+            </w:r>
+          </w:p>
+        </w:tc>
+        <w:tc>
+          <w:tcPr>
+            <w:tcW w:type="dxa" w:w="1938"/>
+            <w:tcBorders>
+              <w:top w:val="single" w:sz="4" w:space="0" w:color="CBCBCB"/>
+              <w:left w:val="single" w:sz="4" w:space="0" w:color="CBCBCB"/>
+              <w:bottom w:val="single" w:sz="4" w:space="0" w:color="CBCBCB"/>
+              <w:right w:val="single" w:sz="4" w:space="0" w:color="CBCBCB"/>
+            </w:tcBorders>
+          </w:tcPr>
+          <w:p>
+            <w:r>
+              <w:rPr>
+                <w:sz w:val="20"/>
+              </w:rPr>
+              <w:t>Thấp</w:t>
+            </w:r>
+          </w:p>
+        </w:tc>
+        <w:tc>
+          <w:tcPr>
+            <w:tcW w:type="dxa" w:w="1938"/>
+            <w:tcBorders>
+              <w:top w:val="single" w:sz="4" w:space="0" w:color="CBCBCB"/>
+              <w:left w:val="single" w:sz="4" w:space="0" w:color="CBCBCB"/>
+              <w:bottom w:val="single" w:sz="4" w:space="0" w:color="CBCBCB"/>
+              <w:right w:val="single" w:sz="4" w:space="0" w:color="CBCBCB"/>
+            </w:tcBorders>
+          </w:tcPr>
+          <w:p>
+            <w:r>
+              <w:rPr>
+                <w:sz w:val="20"/>
+              </w:rPr>
+              <w:t>High</w:t>
+            </w:r>
+          </w:p>
+        </w:tc>
+      </w:tr>
+      <w:tr>
+        <w:tc>
+          <w:tcPr>
+            <w:tcW w:type="dxa" w:w="1938"/>
+            <w:shd w:val="clear" w:color="auto" w:fill="B8B3D6"/>
+            <w:tcBorders>
+              <w:top w:val="single" w:sz="4" w:space="0" w:color="CBCBCB"/>
+              <w:left w:val="single" w:sz="4" w:space="0" w:color="CBCBCB"/>
+              <w:bottom w:val="single" w:sz="4" w:space="0" w:color="CBCBCB"/>
+              <w:right w:val="single" w:sz="4" w:space="0" w:color="CBCBCB"/>
+            </w:tcBorders>
+          </w:tcPr>
+          <w:p>
+            <w:r>
+              <w:rPr>
+                <w:sz w:val="20"/>
+              </w:rPr>
+              <w:t>E3</w:t>
+            </w:r>
+          </w:p>
+        </w:tc>
+        <w:tc>
+          <w:tcPr>
+            <w:tcW w:type="dxa" w:w="1938"/>
+            <w:shd w:val="clear" w:color="auto" w:fill="B8B3D6"/>
+            <w:tcBorders>
+              <w:top w:val="single" w:sz="4" w:space="0" w:color="CBCBCB"/>
+              <w:left w:val="single" w:sz="4" w:space="0" w:color="CBCBCB"/>
+              <w:bottom w:val="single" w:sz="4" w:space="0" w:color="CBCBCB"/>
+              <w:right w:val="single" w:sz="4" w:space="0" w:color="CBCBCB"/>
+            </w:tcBorders>
+          </w:tcPr>
+          <w:p>
+            <w:r>
+              <w:rPr>
+                <w:sz w:val="20"/>
+              </w:rPr>
+              <w:t>Diagnosing-bugs 6-phase</w:t>
+            </w:r>
+          </w:p>
+        </w:tc>
+        <w:tc>
+          <w:tcPr>
+            <w:tcW w:type="dxa" w:w="1938"/>
+            <w:shd w:val="clear" w:color="auto" w:fill="B8B3D6"/>
+            <w:tcBorders>
+              <w:top w:val="single" w:sz="4" w:space="0" w:color="CBCBCB"/>
+              <w:left w:val="single" w:sz="4" w:space="0" w:color="CBCBCB"/>
+              <w:bottom w:val="single" w:sz="4" w:space="0" w:color="CBCBCB"/>
+              <w:right w:val="single" w:sz="4" w:space="0" w:color="CBCBCB"/>
+            </w:tcBorders>
+          </w:tcPr>
+          <w:p>
+            <w:r>
+              <w:rPr>
+                <w:sz w:val="20"/>
+              </w:rPr>
+              <w:t>2 giờ</w:t>
+            </w:r>
+          </w:p>
+        </w:tc>
+        <w:tc>
+          <w:tcPr>
+            <w:tcW w:type="dxa" w:w="1938"/>
+            <w:shd w:val="clear" w:color="auto" w:fill="B8B3D6"/>
+            <w:tcBorders>
+              <w:top w:val="single" w:sz="4" w:space="0" w:color="CBCBCB"/>
+              <w:left w:val="single" w:sz="4" w:space="0" w:color="CBCBCB"/>
+              <w:bottom w:val="single" w:sz="4" w:space="0" w:color="CBCBCB"/>
+              <w:right w:val="single" w:sz="4" w:space="0" w:color="CBCBCB"/>
+            </w:tcBorders>
+          </w:tcPr>
+          <w:p>
+            <w:r>
+              <w:rPr>
+                <w:sz w:val="20"/>
+              </w:rPr>
+              <w:t>Không có</w:t>
+            </w:r>
+          </w:p>
+        </w:tc>
+        <w:tc>
+          <w:tcPr>
+            <w:tcW w:type="dxa" w:w="1938"/>
+            <w:shd w:val="clear" w:color="auto" w:fill="B8B3D6"/>
+            <w:tcBorders>
+              <w:top w:val="single" w:sz="4" w:space="0" w:color="CBCBCB"/>
+              <w:left w:val="single" w:sz="4" w:space="0" w:color="CBCBCB"/>
+              <w:bottom w:val="single" w:sz="4" w:space="0" w:color="CBCBCB"/>
+              <w:right w:val="single" w:sz="4" w:space="0" w:color="CBCBCB"/>
+            </w:tcBorders>
+          </w:tcPr>
+          <w:p>
+            <w:r>
+              <w:rPr>
+                <w:sz w:val="20"/>
+              </w:rPr>
+              <w:t>High</w:t>
+            </w:r>
+          </w:p>
+        </w:tc>
+      </w:tr>
+      <w:tr>
+        <w:tc>
+          <w:tcPr>
+            <w:tcW w:type="dxa" w:w="1938"/>
+            <w:tcBorders>
+              <w:top w:val="single" w:sz="4" w:space="0" w:color="CBCBCB"/>
+              <w:left w:val="single" w:sz="4" w:space="0" w:color="CBCBCB"/>
+              <w:bottom w:val="single" w:sz="4" w:space="0" w:color="CBCBCB"/>
+              <w:right w:val="single" w:sz="4" w:space="0" w:color="CBCBCB"/>
+            </w:tcBorders>
+          </w:tcPr>
+          <w:p>
+            <w:r>
+              <w:rPr>
+                <w:sz w:val="20"/>
+              </w:rPr>
+              <w:t>E4</w:t>
+            </w:r>
+          </w:p>
+        </w:tc>
+        <w:tc>
+          <w:tcPr>
+            <w:tcW w:type="dxa" w:w="1938"/>
+            <w:tcBorders>
+              <w:top w:val="single" w:sz="4" w:space="0" w:color="CBCBCB"/>
+              <w:left w:val="single" w:sz="4" w:space="0" w:color="CBCBCB"/>
+              <w:bottom w:val="single" w:sz="4" w:space="0" w:color="CBCBCB"/>
+              <w:right w:val="single" w:sz="4" w:space="0" w:color="CBCBCB"/>
+            </w:tcBorders>
+          </w:tcPr>
+          <w:p>
+            <w:r>
+              <w:rPr>
+                <w:sz w:val="20"/>
+              </w:rPr>
+              <w:t>TDD skill (red-green-refactor)</w:t>
+            </w:r>
+          </w:p>
+        </w:tc>
+        <w:tc>
+          <w:tcPr>
+            <w:tcW w:type="dxa" w:w="1938"/>
+            <w:tcBorders>
+              <w:top w:val="single" w:sz="4" w:space="0" w:color="CBCBCB"/>
+              <w:left w:val="single" w:sz="4" w:space="0" w:color="CBCBCB"/>
+              <w:bottom w:val="single" w:sz="4" w:space="0" w:color="CBCBCB"/>
+              <w:right w:val="single" w:sz="4" w:space="0" w:color="CBCBCB"/>
+            </w:tcBorders>
+          </w:tcPr>
+          <w:p>
+            <w:r>
+              <w:rPr>
+                <w:sz w:val="20"/>
+              </w:rPr>
+              <w:t>2–3 giờ</w:t>
+            </w:r>
+          </w:p>
+        </w:tc>
+        <w:tc>
+          <w:tcPr>
+            <w:tcW w:type="dxa" w:w="1938"/>
+            <w:tcBorders>
+              <w:top w:val="single" w:sz="4" w:space="0" w:color="CBCBCB"/>
+              <w:left w:val="single" w:sz="4" w:space="0" w:color="CBCBCB"/>
+              <w:bottom w:val="single" w:sz="4" w:space="0" w:color="CBCBCB"/>
+              <w:right w:val="single" w:sz="4" w:space="0" w:color="CBCBCB"/>
+            </w:tcBorders>
+          </w:tcPr>
+          <w:p>
+            <w:r>
+              <w:rPr>
+                <w:sz w:val="20"/>
+              </w:rPr>
+              <w:t>Thấp</w:t>
+            </w:r>
+          </w:p>
+        </w:tc>
+        <w:tc>
+          <w:tcPr>
+            <w:tcW w:type="dxa" w:w="1938"/>
+            <w:tcBorders>
+              <w:top w:val="single" w:sz="4" w:space="0" w:color="CBCBCB"/>
+              <w:left w:val="single" w:sz="4" w:space="0" w:color="CBCBCB"/>
+              <w:bottom w:val="single" w:sz="4" w:space="0" w:color="CBCBCB"/>
+              <w:right w:val="single" w:sz="4" w:space="0" w:color="CBCBCB"/>
+            </w:tcBorders>
+          </w:tcPr>
+          <w:p>
+            <w:r>
+              <w:rPr>
+                <w:sz w:val="20"/>
+              </w:rPr>
+              <w:t>High</w:t>
+            </w:r>
+          </w:p>
+        </w:tc>
+      </w:tr>
+      <w:tr>
+        <w:tc>
+          <w:tcPr>
+            <w:tcW w:type="dxa" w:w="1938"/>
+            <w:shd w:val="clear" w:color="auto" w:fill="B8B3D6"/>
+            <w:tcBorders>
+              <w:top w:val="single" w:sz="4" w:space="0" w:color="CBCBCB"/>
+              <w:left w:val="single" w:sz="4" w:space="0" w:color="CBCBCB"/>
+              <w:bottom w:val="single" w:sz="4" w:space="0" w:color="CBCBCB"/>
+              <w:right w:val="single" w:sz="4" w:space="0" w:color="CBCBCB"/>
+            </w:tcBorders>
+          </w:tcPr>
+          <w:p>
+            <w:r>
+              <w:rPr>
+                <w:sz w:val="20"/>
+              </w:rPr>
+              <w:t>E5</w:t>
+            </w:r>
+          </w:p>
+        </w:tc>
+        <w:tc>
+          <w:tcPr>
+            <w:tcW w:type="dxa" w:w="1938"/>
+            <w:shd w:val="clear" w:color="auto" w:fill="B8B3D6"/>
+            <w:tcBorders>
+              <w:top w:val="single" w:sz="4" w:space="0" w:color="CBCBCB"/>
+              <w:left w:val="single" w:sz="4" w:space="0" w:color="CBCBCB"/>
+              <w:bottom w:val="single" w:sz="4" w:space="0" w:color="CBCBCB"/>
+              <w:right w:val="single" w:sz="4" w:space="0" w:color="CBCBCB"/>
+            </w:tcBorders>
+          </w:tcPr>
+          <w:p>
+            <w:r>
+              <w:rPr>
+                <w:sz w:val="20"/>
+              </w:rPr>
+              <w:t>Code-review 2-axis parallel</w:t>
+            </w:r>
+          </w:p>
+        </w:tc>
+        <w:tc>
+          <w:tcPr>
+            <w:tcW w:type="dxa" w:w="1938"/>
+            <w:shd w:val="clear" w:color="auto" w:fill="B8B3D6"/>
+            <w:tcBorders>
+              <w:top w:val="single" w:sz="4" w:space="0" w:color="CBCBCB"/>
+              <w:left w:val="single" w:sz="4" w:space="0" w:color="CBCBCB"/>
+              <w:bottom w:val="single" w:sz="4" w:space="0" w:color="CBCBCB"/>
+              <w:right w:val="single" w:sz="4" w:space="0" w:color="CBCBCB"/>
+            </w:tcBorders>
+          </w:tcPr>
+          <w:p>
+            <w:r>
+              <w:rPr>
+                <w:sz w:val="20"/>
+              </w:rPr>
+              <w:t>3–4 giờ</w:t>
+            </w:r>
+          </w:p>
+        </w:tc>
+        <w:tc>
+          <w:tcPr>
+            <w:tcW w:type="dxa" w:w="1938"/>
+            <w:shd w:val="clear" w:color="auto" w:fill="B8B3D6"/>
+            <w:tcBorders>
+              <w:top w:val="single" w:sz="4" w:space="0" w:color="CBCBCB"/>
+              <w:left w:val="single" w:sz="4" w:space="0" w:color="CBCBCB"/>
+              <w:bottom w:val="single" w:sz="4" w:space="0" w:color="CBCBCB"/>
+              <w:right w:val="single" w:sz="4" w:space="0" w:color="CBCBCB"/>
+            </w:tcBorders>
+          </w:tcPr>
+          <w:p>
+            <w:r>
+              <w:rPr>
+                <w:sz w:val="20"/>
+              </w:rPr>
+              <w:t>Trung bình</w:t>
+            </w:r>
+          </w:p>
+        </w:tc>
+        <w:tc>
+          <w:tcPr>
+            <w:tcW w:type="dxa" w:w="1938"/>
+            <w:shd w:val="clear" w:color="auto" w:fill="B8B3D6"/>
+            <w:tcBorders>
+              <w:top w:val="single" w:sz="4" w:space="0" w:color="CBCBCB"/>
+              <w:left w:val="single" w:sz="4" w:space="0" w:color="CBCBCB"/>
+              <w:bottom w:val="single" w:sz="4" w:space="0" w:color="CBCBCB"/>
+              <w:right w:val="single" w:sz="4" w:space="0" w:color="CBCBCB"/>
+            </w:tcBorders>
+          </w:tcPr>
+          <w:p>
+            <w:r>
+              <w:rPr>
+                <w:sz w:val="20"/>
+              </w:rPr>
+              <w:t>High</w:t>
+            </w:r>
+          </w:p>
+        </w:tc>
+      </w:tr>
+    </w:tbl>
+    <w:p/>
+    <w:p>
+      <w:pPr>
+        <w:spacing w:after="80"/>
+      </w:pPr>
+      <w:r>
+        <w:rPr>
+          <w:b/>
+          <w:sz w:val="21"/>
+        </w:rPr>
+        <w:t>Tổng effort nếu chọn cả 5:</w:t>
+      </w:r>
+      <w:r>
+        <w:rPr>
+          <w:sz w:val="21"/>
+        </w:rPr>
+        <w:t xml:space="preserve"> ~10–12 giờ làm việc.</w:t>
+      </w:r>
+    </w:p>
+    <w:p>
+      <w:pPr>
+        <w:spacing w:after="80"/>
+      </w:pPr>
+      <w:r>
+        <w:rPr>
+          <w:b/>
+          <w:sz w:val="21"/>
+        </w:rPr>
+        <w:t>Có thể chọn 0, 1, hoặc nhiều đề xuất — không bắt buộc áp dụng cả bộ.</w:t>
       </w:r>
     </w:p>
     <w:sectPr>

--- a/docs/research/RESEARCH-skills-mattpocock-2026-08-05.docx
+++ b/docs/research/RESEARCH-skills-mattpocock-2026-08-05.docx
@@ -9614,6 +9614,5756 @@
         <w:t>Có thể chọn 0, 1, hoặc nhiều đề xuất — không bắt buộc áp dụng cả bộ.</w:t>
       </w:r>
     </w:p>
+    <w:p>
+      <w:pPr>
+        <w:pBdr>
+          <w:bottom w:val="single" w:sz="6" w:space="1" w:color="F05922"/>
+        </w:pBdr>
+        <w:spacing w:after="120"/>
+      </w:pPr>
+    </w:p>
+    <w:p>
+      <w:pPr>
+        <w:pStyle w:val="Heading2"/>
+        <w:spacing w:before="200" w:after="80"/>
+      </w:pPr>
+      <w:r>
+        <w:rPr>
+          <w:color w:val="F05922"/>
+          <w:sz w:val="28"/>
+        </w:rPr>
+        <w:t>8. Đánh giá bổ sung — Các pattern chưa đề xuất ở vòng đầu</w:t>
+      </w:r>
+    </w:p>
+    <w:p>
+      <w:pPr>
+        <w:spacing w:before="40" w:after="40"/>
+        <w:ind w:left="567"/>
+        <w:pBdr>
+          <w:left w:val="single" w:sz="12" w:space="10" w:color="F05922"/>
+        </w:pBdr>
+      </w:pPr>
+      <w:r>
+        <w:rPr>
+          <w:color w:val="4A3F8C"/>
+        </w:rPr>
+        <w:t>Đánh giá thật sự "có đáng không" cho 6 pattern bị loại hoặc bỏ sót. Kết quả: 5 đề xuất mới (E6–E10), 1 pattern bị bác (Router skill), và E11 (research.md tổng quát) tách từ github-repo-researcher.</w:t>
+      </w:r>
+    </w:p>
+    <w:p>
+      <w:pPr>
+        <w:pBdr>
+          <w:bottom w:val="single" w:sz="6" w:space="1" w:color="F05922"/>
+        </w:pBdr>
+        <w:spacing w:after="120"/>
+      </w:pPr>
+    </w:p>
+    <w:p>
+      <w:pPr>
+        <w:pStyle w:val="Heading3"/>
+        <w:spacing w:before="160" w:after="60"/>
+      </w:pPr>
+      <w:r>
+        <w:rPr>
+          <w:color w:val="4A3F8C"/>
+          <w:sz w:val="24"/>
+        </w:rPr>
+        <w:t>Đánh giá 1 — CONTEXT.md + domain-modeling skill</w:t>
+      </w:r>
+    </w:p>
+    <w:p>
+      <w:pPr>
+        <w:spacing w:after="80"/>
+      </w:pPr>
+      <w:r>
+        <w:rPr>
+          <w:b/>
+          <w:sz w:val="21"/>
+        </w:rPr>
+        <w:t>Kết luận: ĐÁNG — đề xuất E6</w:t>
+      </w:r>
+    </w:p>
+    <w:p>
+      <w:pPr>
+        <w:spacing w:after="80"/>
+      </w:pPr>
+      <w:r>
+        <w:rPr>
+          <w:sz w:val="21"/>
+        </w:rPr>
+        <w:t>Trong bản đánh giá đầu tôi bác pattern này với lý do "chỉ có ý nghĩa khi có product repo cụ thể". Tuy nhiên đây là đánh giá sai ngữ cảnh:</w:t>
+      </w:r>
+    </w:p>
+    <w:p>
+      <w:pPr>
+        <w:spacing w:after="80"/>
+      </w:pPr>
+      <w:r>
+        <w:rPr>
+          <w:sz w:val="21"/>
+        </w:rPr>
+        <w:t>KZTEK workspace này được dùng chung cho nhiều dự án con: iParking, iLocker, R&amp;D, v.v. Mỗi dự án có domain terms riêng (VD: "materialization", "lane", "LPR", "bay") và hiện KHÔNG có cơ chế nào để capture và duy trì shared vocabulary đó qua các session. Agent mỗi lần phải "đoán" jargon lại từ đầu.</w:t>
+      </w:r>
+    </w:p>
+    <w:p>
+      <w:pPr>
+        <w:spacing w:after="80"/>
+      </w:pPr>
+      <w:r>
+        <w:rPr>
+          <w:sz w:val="21"/>
+        </w:rPr>
+        <w:t xml:space="preserve">Một </w:t>
+      </w:r>
+      <w:r>
+        <w:rPr>
+          <w:rFonts w:ascii="Courier New" w:hAnsi="Courier New"/>
+          <w:color w:val="F05922"/>
+          <w:sz w:val="18"/>
+        </w:rPr>
+        <w:t>domain-modeling.md</w:t>
+      </w:r>
+      <w:r>
+        <w:rPr>
+          <w:sz w:val="21"/>
+        </w:rPr>
+        <w:t xml:space="preserve"> skill (model-invoked, đơn giản hơn phiên bản mattpocock) sẽ:</w:t>
+      </w:r>
+    </w:p>
+    <w:p>
+      <w:pPr>
+        <w:pStyle w:val="ListBullet"/>
+        <w:spacing w:after="20"/>
+        <w:ind w:left="283"/>
+      </w:pPr>
+      <w:r>
+        <w:rPr>
+          <w:sz w:val="21"/>
+        </w:rPr>
+        <w:t xml:space="preserve">Maintain </w:t>
+      </w:r>
+      <w:r>
+        <w:rPr>
+          <w:rFonts w:ascii="Courier New" w:hAnsi="Courier New"/>
+          <w:color w:val="F05922"/>
+          <w:sz w:val="21"/>
+        </w:rPr>
+        <w:t>CONTEXT.md</w:t>
+      </w:r>
+      <w:r>
+        <w:rPr>
+          <w:sz w:val="21"/>
+        </w:rPr>
+        <w:t xml:space="preserve"> cho project hiện tại khi agent detect terminology mơ hồ</w:t>
+      </w:r>
+    </w:p>
+    <w:p>
+      <w:pPr>
+        <w:pStyle w:val="ListBullet"/>
+        <w:spacing w:after="20"/>
+        <w:ind w:left="283"/>
+      </w:pPr>
+      <w:r>
+        <w:rPr>
+          <w:sz w:val="21"/>
+        </w:rPr>
+        <w:t>Chủ động challenge từ ngữ mâu thuẫn giữa session</w:t>
+      </w:r>
+    </w:p>
+    <w:p>
+      <w:pPr>
+        <w:pStyle w:val="ListBullet"/>
+        <w:spacing w:after="20"/>
+        <w:ind w:left="283"/>
+      </w:pPr>
+      <w:r>
+        <w:rPr>
+          <w:sz w:val="21"/>
+        </w:rPr>
+        <w:t>Không yêu cầu grilling (E2) — có thể hoạt động standalone</w:t>
+      </w:r>
+    </w:p>
+    <w:p>
+      <w:pPr>
+        <w:pBdr>
+          <w:bottom w:val="single" w:sz="6" w:space="1" w:color="F05922"/>
+        </w:pBdr>
+        <w:spacing w:after="120"/>
+      </w:pPr>
+    </w:p>
+    <w:p>
+      <w:pPr>
+        <w:pStyle w:val="Heading3"/>
+        <w:spacing w:before="160" w:after="60"/>
+      </w:pPr>
+      <w:r>
+        <w:rPr>
+          <w:color w:val="4A3F8C"/>
+          <w:sz w:val="24"/>
+        </w:rPr>
+        <w:t>Đánh giá 2 — codebase-design vocabulary</w:t>
+      </w:r>
+    </w:p>
+    <w:p>
+      <w:pPr>
+        <w:spacing w:after="80"/>
+      </w:pPr>
+      <w:r>
+        <w:rPr>
+          <w:b/>
+          <w:sz w:val="21"/>
+        </w:rPr>
+        <w:t>Kết luận: ĐÁNG nhưng ưu tiên thấp — đề xuất E7</w:t>
+      </w:r>
+    </w:p>
+    <w:p>
+      <w:pPr>
+        <w:spacing w:after="80"/>
+      </w:pPr>
+      <w:r>
+        <w:rPr>
+          <w:sz w:val="21"/>
+        </w:rPr>
+        <w:t>Tech Lead và Senior Dev KZTEK làm việc với C#/Avalonia/WinForms — các khái niệm "seam", "adapter", "depth" của Ousterhout áp dụng trực tiếp cho OOP systems. Giá trị chính không phải là "dạy concepts mới" mà là "đặt tên nhất quán cho những gì team đã làm nhưng không có tên chuẩn".</w:t>
+      </w:r>
+    </w:p>
+    <w:p>
+      <w:pPr>
+        <w:spacing w:after="80"/>
+      </w:pPr>
+      <w:r>
+        <w:rPr>
+          <w:sz w:val="21"/>
+        </w:rPr>
+        <w:t xml:space="preserve">Cụ thể: khi TDD skill (E4) và diagnosing-bugs (E3) đều nói "test tại seam" mà không có định nghĩa seam rõ ràng → mỗi developer hiểu khác nhau → inconsistent review. </w:t>
+      </w:r>
+      <w:r>
+        <w:rPr>
+          <w:rFonts w:ascii="Courier New" w:hAnsi="Courier New"/>
+          <w:color w:val="F05922"/>
+          <w:sz w:val="18"/>
+        </w:rPr>
+        <w:t>codebase-design.md</w:t>
+      </w:r>
+      <w:r>
+        <w:rPr>
+          <w:sz w:val="21"/>
+        </w:rPr>
+        <w:t xml:space="preserve"> là vocabulary layer để E3/E4 hoạt động nhất quán hơn.</w:t>
+      </w:r>
+    </w:p>
+    <w:p>
+      <w:pPr>
+        <w:spacing w:after="80"/>
+      </w:pPr>
+      <w:r>
+        <w:rPr>
+          <w:sz w:val="21"/>
+        </w:rPr>
+        <w:t>Phụ thuộc: E3, E4. Nên implement sau E3 và E4.</w:t>
+      </w:r>
+    </w:p>
+    <w:p>
+      <w:pPr>
+        <w:pBdr>
+          <w:bottom w:val="single" w:sz="6" w:space="1" w:color="F05922"/>
+        </w:pBdr>
+        <w:spacing w:after="120"/>
+      </w:pPr>
+    </w:p>
+    <w:p>
+      <w:pPr>
+        <w:pStyle w:val="Heading3"/>
+        <w:spacing w:before="160" w:after="60"/>
+      </w:pPr>
+      <w:r>
+        <w:rPr>
+          <w:color w:val="4A3F8C"/>
+          <w:sz w:val="24"/>
+        </w:rPr>
+        <w:t>Đánh giá 3 — wayfinder vs task-planner</w:t>
+      </w:r>
+    </w:p>
+    <w:p>
+      <w:pPr>
+        <w:spacing w:after="80"/>
+      </w:pPr>
+      <w:r>
+        <w:rPr>
+          <w:b/>
+          <w:sz w:val="21"/>
+        </w:rPr>
+        <w:t>Kết luận: ĐÁNG nhưng effort cao — đề xuất E8</w:t>
+      </w:r>
+    </w:p>
+    <w:p>
+      <w:pPr>
+        <w:spacing w:after="80"/>
+      </w:pPr>
+      <w:r>
+        <w:rPr>
+          <w:sz w:val="21"/>
+        </w:rPr>
+        <w:t>task-planner (hiện tại) giải quyết: "scope đã rõ sau scope-check → tạo kế hoạch thực thi". Nó tốt ở breakdown task đã xác định.</w:t>
+      </w:r>
+    </w:p>
+    <w:p>
+      <w:pPr>
+        <w:spacing w:after="80"/>
+      </w:pPr>
+      <w:r>
+        <w:rPr>
+          <w:sz w:val="21"/>
+        </w:rPr>
+        <w:t>task-planner KHÔNG giải quyết: "chúng ta muốn xây iLocker v2 nhưng không biết bắt đầu từ đâu, kiến trúc thế nào, giao diện ra sao, có cần bỏ module X không". Đây là trường hợp điển hình khi: scope-check returns workflow nhưng task-planner không biết plan gì vì scope bản thân còn là câu hỏi.</w:t>
+      </w:r>
+    </w:p>
+    <w:p>
+      <w:pPr>
+        <w:spacing w:after="80"/>
+      </w:pPr>
+      <w:r>
+        <w:rPr>
+          <w:sz w:val="21"/>
+        </w:rPr>
+        <w:t>wayfinder của mattpocock xử lý chính xác case này bằng: destination → decision tickets → resolve 1 ticket/session → fog clears dần. Phiên bản simplified cho KZTEK dùng local markdown (không cần issue tracker) hoàn toàn khả thi.</w:t>
+      </w:r>
+    </w:p>
+    <w:p>
+      <w:pPr>
+        <w:spacing w:after="80"/>
+      </w:pPr>
+      <w:r>
+        <w:rPr>
+          <w:sz w:val="21"/>
+        </w:rPr>
+        <w:t>Phụ thuộc: E2 (grilling) vì mỗi decision ticket cần grilling session. Effort cao nhất trong bộ (4–5 giờ).</w:t>
+      </w:r>
+    </w:p>
+    <w:p>
+      <w:pPr>
+        <w:pBdr>
+          <w:bottom w:val="single" w:sz="6" w:space="1" w:color="F05922"/>
+        </w:pBdr>
+        <w:spacing w:after="120"/>
+      </w:pPr>
+    </w:p>
+    <w:p>
+      <w:pPr>
+        <w:pStyle w:val="Heading3"/>
+        <w:spacing w:before="160" w:after="60"/>
+      </w:pPr>
+      <w:r>
+        <w:rPr>
+          <w:color w:val="4A3F8C"/>
+          <w:sz w:val="24"/>
+        </w:rPr>
+        <w:t>Đánh giá 4 — writing-for-agents → enhance KZTEK agent definitions</w:t>
+      </w:r>
+    </w:p>
+    <w:p>
+      <w:pPr>
+        <w:spacing w:after="80"/>
+      </w:pPr>
+      <w:r>
+        <w:rPr>
+          <w:b/>
+          <w:sz w:val="21"/>
+        </w:rPr>
+        <w:t>Kết luận: RẤT ĐÁNG, đòn bẩy cao nhất — đề xuất E9</w:t>
+      </w:r>
+    </w:p>
+    <w:p>
+      <w:pPr>
+        <w:spacing w:after="80"/>
+      </w:pPr>
+      <w:r>
+        <w:rPr>
+          <w:sz w:val="21"/>
+        </w:rPr>
+        <w:t>Đây là pattern có leverage cao nhất vì ảnh hưởng toàn hệ thống, không phải 1 skill riêng lẻ.</w:t>
+      </w:r>
+    </w:p>
+    <w:p>
+      <w:pPr>
+        <w:spacing w:after="80"/>
+      </w:pPr>
+      <w:r>
+        <w:rPr>
+          <w:rFonts w:ascii="Courier New" w:hAnsi="Courier New"/>
+          <w:color w:val="F05922"/>
+          <w:sz w:val="18"/>
+        </w:rPr>
+        <w:t>writing-for-agents</w:t>
+      </w:r>
+      <w:r>
+        <w:rPr>
+          <w:sz w:val="21"/>
+        </w:rPr>
+        <w:t xml:space="preserve"> của mattpocock cung cấp framework có cấu trúc cho việc viết agent/skill docs. Hiện trạng KZTEK:</w:t>
+      </w:r>
+    </w:p>
+    <w:p>
+      <w:pPr>
+        <w:pStyle w:val="ListBullet"/>
+        <w:spacing w:after="20"/>
+        <w:ind w:left="283"/>
+      </w:pPr>
+      <w:r>
+        <w:rPr>
+          <w:rFonts w:ascii="Courier New" w:hAnsi="Courier New"/>
+          <w:color w:val="F05922"/>
+          <w:sz w:val="21"/>
+        </w:rPr>
+        <w:t>writing-agent-skill.md</w:t>
+      </w:r>
+      <w:r>
+        <w:rPr>
+          <w:sz w:val="21"/>
+        </w:rPr>
+        <w:t>: tốt về TDD-for-documentation (đưa ra process tạo mới đúng), nhưng thiếu framework về cấu trúc thông tin bên trong một definition</w:t>
+      </w:r>
+    </w:p>
+    <w:p>
+      <w:pPr>
+        <w:pStyle w:val="ListBullet"/>
+        <w:spacing w:after="20"/>
+        <w:ind w:left="283"/>
+      </w:pPr>
+      <w:r>
+        <w:rPr>
+          <w:rFonts w:ascii="Courier New" w:hAnsi="Courier New"/>
+          <w:color w:val="F05922"/>
+          <w:sz w:val="21"/>
+        </w:rPr>
+        <w:t>md-optimizer.md</w:t>
+      </w:r>
+      <w:r>
+        <w:rPr>
+          <w:sz w:val="21"/>
+        </w:rPr>
+        <w:t>: Phase 2 (research best practices) thiếu criteria rõ ràng để đánh giá chất lượng</w:t>
+      </w:r>
+    </w:p>
+    <w:p>
+      <w:pPr>
+        <w:pStyle w:val="ListBullet"/>
+        <w:spacing w:after="20"/>
+        <w:ind w:left="283"/>
+      </w:pPr>
+      <w:r>
+        <w:rPr>
+          <w:sz w:val="21"/>
+        </w:rPr>
+        <w:t>CLAUDE.md (1500+ dòng): đang có risk "sediment" (thêm vào dễ, xóa khó) và nhiều dòng có thể là no-ops với model</w:t>
+      </w:r>
+    </w:p>
+    <w:p>
+      <w:pPr>
+        <w:spacing w:after="80"/>
+      </w:pPr>
+      <w:r>
+        <w:rPr>
+          <w:sz w:val="21"/>
+        </w:rPr>
+        <w:t xml:space="preserve">Các concept cụ thể từ </w:t>
+      </w:r>
+      <w:r>
+        <w:rPr>
+          <w:rFonts w:ascii="Courier New" w:hAnsi="Courier New"/>
+          <w:color w:val="F05922"/>
+          <w:sz w:val="18"/>
+        </w:rPr>
+        <w:t>writing-for-agents</w:t>
+      </w:r>
+      <w:r>
+        <w:rPr>
+          <w:sz w:val="21"/>
+        </w:rPr>
+        <w:t xml:space="preserve"> có thể bổ sung vào KZTEK ngay:</w:t>
+      </w:r>
+    </w:p>
+    <w:p>
+      <w:pPr>
+        <w:pStyle w:val="ListBullet"/>
+        <w:spacing w:after="20"/>
+        <w:ind w:left="283"/>
+      </w:pPr>
+      <w:r>
+        <w:rPr>
+          <w:b/>
+          <w:sz w:val="21"/>
+        </w:rPr>
+        <w:t>Leading words</w:t>
+      </w:r>
+      <w:r>
+        <w:rPr>
+          <w:sz w:val="21"/>
+        </w:rPr>
+        <w:t>: "tight loop", "red/green", "frontier" — KZTEK đã có một số (Two-Eyes, BLOCK, ESCALATE) nhưng chưa có framework để nhận biết và apply</w:t>
+      </w:r>
+    </w:p>
+    <w:p>
+      <w:pPr>
+        <w:pStyle w:val="ListBullet"/>
+        <w:spacing w:after="20"/>
+        <w:ind w:left="283"/>
+      </w:pPr>
+      <w:r>
+        <w:rPr>
+          <w:b/>
+          <w:sz w:val="21"/>
+        </w:rPr>
+        <w:t>Progressive disclosure</w:t>
+      </w:r>
+      <w:r>
+        <w:rPr>
+          <w:sz w:val="21"/>
+        </w:rPr>
+        <w:t>: quyết định in-file vs disclosed reference; hiện writing-agent-skill.md có mục "Bundled Resources" nhưng thiếu framework information hierarchy</w:t>
+      </w:r>
+    </w:p>
+    <w:p>
+      <w:pPr>
+        <w:pStyle w:val="ListBullet"/>
+        <w:spacing w:after="20"/>
+        <w:ind w:left="283"/>
+      </w:pPr>
+      <w:r>
+        <w:rPr>
+          <w:b/>
+          <w:sz w:val="21"/>
+        </w:rPr>
+        <w:t>Pruning disciplines</w:t>
+      </w:r>
+      <w:r>
+        <w:rPr>
+          <w:sz w:val="21"/>
+        </w:rPr>
+        <w:t>: single source of truth, no-op detection, staleness — giúp md-optimizer review chính xác hơn</w:t>
+      </w:r>
+    </w:p>
+    <w:p>
+      <w:pPr>
+        <w:pStyle w:val="ListBullet"/>
+        <w:spacing w:after="20"/>
+        <w:ind w:left="283"/>
+      </w:pPr>
+      <w:r>
+        <w:rPr>
+          <w:b/>
+          <w:sz w:val="21"/>
+        </w:rPr>
+        <w:t>Completion criteria design</w:t>
+      </w:r>
+      <w:r>
+        <w:rPr>
+          <w:sz w:val="21"/>
+        </w:rPr>
+        <w:t>: checkable + exhaustive — hiện thiếu trong nhiều agent descriptions</w:t>
+      </w:r>
+    </w:p>
+    <w:p>
+      <w:pPr>
+        <w:pBdr>
+          <w:bottom w:val="single" w:sz="6" w:space="1" w:color="F05922"/>
+        </w:pBdr>
+        <w:spacing w:after="120"/>
+      </w:pPr>
+    </w:p>
+    <w:p>
+      <w:pPr>
+        <w:pStyle w:val="Heading3"/>
+        <w:spacing w:before="160" w:after="60"/>
+      </w:pPr>
+      <w:r>
+        <w:rPr>
+          <w:color w:val="4A3F8C"/>
+          <w:sz w:val="24"/>
+        </w:rPr>
+        <w:t>Đánh giá 5 — .out-of-scope/ convention</w:t>
+      </w:r>
+    </w:p>
+    <w:p>
+      <w:pPr>
+        <w:spacing w:after="80"/>
+      </w:pPr>
+      <w:r>
+        <w:rPr>
+          <w:b/>
+          <w:sz w:val="21"/>
+        </w:rPr>
+        <w:t>Kết luận: ĐÁNG với effort rất thấp — đề xuất E10</w:t>
+      </w:r>
+    </w:p>
+    <w:p>
+      <w:pPr>
+        <w:spacing w:after="80"/>
+      </w:pPr>
+      <w:r>
+        <w:rPr>
+          <w:sz w:val="21"/>
+        </w:rPr>
+        <w:t>Hiện trạng: quyết định "không làm X" bị lost hoàn toàn sau mỗi session. LESSONS.md/GOTCHAS.md track technical issues. CHANGELOG-AGENTS.md track what changed. Không có gì track "chúng tôi đã xem xét Y và quyết định không làm vì Z".</w:t>
+      </w:r>
+    </w:p>
+    <w:p>
+      <w:pPr>
+        <w:spacing w:after="80"/>
+      </w:pPr>
+      <w:r>
+        <w:rPr>
+          <w:sz w:val="21"/>
+        </w:rPr>
+        <w:t>Rủi ro: future session (hoặc future researcher) đề xuất lại cùng pattern đã bị bác, tốn thời gian xem xét lại.</w:t>
+      </w:r>
+    </w:p>
+    <w:p>
+      <w:pPr>
+        <w:spacing w:after="80"/>
+      </w:pPr>
+      <w:r>
+        <w:rPr>
+          <w:sz w:val="21"/>
+        </w:rPr>
+        <w:t xml:space="preserve">Implementation đơn giản: 1 file </w:t>
+      </w:r>
+      <w:r>
+        <w:rPr>
+          <w:rFonts w:ascii="Courier New" w:hAnsi="Courier New"/>
+          <w:color w:val="F05922"/>
+          <w:sz w:val="18"/>
+        </w:rPr>
+        <w:t>docs/decisions/REJECTED.md</w:t>
+      </w:r>
+      <w:r>
+        <w:rPr>
+          <w:sz w:val="21"/>
+        </w:rPr>
+        <w:t xml:space="preserve"> (không cần folder, không cần skill) với format chuẩn. Effort: 30 phút để tạo file + convention.</w:t>
+      </w:r>
+    </w:p>
+    <w:p>
+      <w:pPr>
+        <w:pBdr>
+          <w:bottom w:val="single" w:sz="6" w:space="1" w:color="F05922"/>
+        </w:pBdr>
+        <w:spacing w:after="120"/>
+      </w:pPr>
+    </w:p>
+    <w:p>
+      <w:pPr>
+        <w:pStyle w:val="Heading3"/>
+        <w:spacing w:before="160" w:after="60"/>
+      </w:pPr>
+      <w:r>
+        <w:rPr>
+          <w:color w:val="4A3F8C"/>
+          <w:sz w:val="24"/>
+        </w:rPr>
+        <w:t>Đánh giá 6 — ask-matt router + research.md tổng quát</w:t>
+      </w:r>
+    </w:p>
+    <w:p>
+      <w:pPr>
+        <w:spacing w:after="80"/>
+      </w:pPr>
+      <w:r>
+        <w:rPr>
+          <w:b/>
+          <w:sz w:val="21"/>
+        </w:rPr>
+        <w:t>Router skill: KHÔNG ĐÁNG</w:t>
+      </w:r>
+    </w:p>
+    <w:p>
+      <w:pPr>
+        <w:spacing w:after="80"/>
+      </w:pPr>
+      <w:r>
+        <w:rPr>
+          <w:sz w:val="21"/>
+        </w:rPr>
+        <w:t xml:space="preserve">KZTEK đã có Dispatcher (CLAUDE.md §2 routing table) + </w:t>
+      </w:r>
+      <w:r>
+        <w:rPr>
+          <w:rFonts w:ascii="Courier New" w:hAnsi="Courier New"/>
+          <w:color w:val="F05922"/>
+          <w:sz w:val="18"/>
+        </w:rPr>
+        <w:t>scope-check.md</w:t>
+      </w:r>
+      <w:r>
+        <w:rPr>
+          <w:sz w:val="21"/>
+        </w:rPr>
+        <w:t xml:space="preserve"> để map yêu cầu → workflow. ask-matt giải quyết vấn đề "user không nhớ các skills nào tồn tại" — nhưng KZTEK users không gọi skills trực tiếp, họ mô tả yêu cầu và Dispatcher xử lý routing. Thêm router skill chỉ tạo thêm indirection không cần thiết.</w:t>
+      </w:r>
+    </w:p>
+    <w:p>
+      <w:pPr>
+        <w:spacing w:after="80"/>
+      </w:pPr>
+      <w:r>
+        <w:rPr>
+          <w:b/>
+          <w:sz w:val="21"/>
+        </w:rPr>
+        <w:t>research.md (tổng quát): ĐÁNG — đề xuất E11</w:t>
+      </w:r>
+    </w:p>
+    <w:p>
+      <w:pPr>
+        <w:spacing w:after="80"/>
+      </w:pPr>
+      <w:r>
+        <w:rPr>
+          <w:sz w:val="21"/>
+        </w:rPr>
+        <w:t xml:space="preserve">Đây là pattern hoàn toàn khác với </w:t>
+      </w:r>
+      <w:r>
+        <w:rPr>
+          <w:rFonts w:ascii="Courier New" w:hAnsi="Courier New"/>
+          <w:color w:val="F05922"/>
+          <w:sz w:val="18"/>
+        </w:rPr>
+        <w:t>github-repo-researcher</w:t>
+      </w:r>
+      <w:r>
+        <w:rPr>
+          <w:sz w:val="21"/>
+        </w:rPr>
+        <w:t xml:space="preserve">. </w:t>
+      </w:r>
+      <w:r>
+        <w:rPr>
+          <w:rFonts w:ascii="Courier New" w:hAnsi="Courier New"/>
+          <w:color w:val="F05922"/>
+          <w:sz w:val="18"/>
+        </w:rPr>
+        <w:t>github-repo-researcher</w:t>
+      </w:r>
+      <w:r>
+        <w:rPr>
+          <w:sz w:val="21"/>
+        </w:rPr>
+        <w:t xml:space="preserve"> phân tích external repos theo WF-GITHUB-RESEARCH. </w:t>
+      </w:r>
+      <w:r>
+        <w:rPr>
+          <w:rFonts w:ascii="Courier New" w:hAnsi="Courier New"/>
+          <w:color w:val="F05922"/>
+          <w:sz w:val="18"/>
+        </w:rPr>
+        <w:t>research.md</w:t>
+      </w:r>
+      <w:r>
+        <w:rPr>
+          <w:sz w:val="21"/>
+        </w:rPr>
+        <w:t xml:space="preserve"> của mattpocock xử lý bất kỳ câu hỏi nào cần điều tra: "library X có hỗ trợ feature Y không?", "API Z trả về format gì?", "pattern nào phù hợp nhất cho case W?".</w:t>
+      </w:r>
+    </w:p>
+    <w:p>
+      <w:pPr>
+        <w:spacing w:after="80"/>
+      </w:pPr>
+      <w:r>
+        <w:rPr>
+          <w:sz w:val="21"/>
+        </w:rPr>
+        <w:t xml:space="preserve">Hiện trạng KZTEK: khi Senior Dev cần research một câu hỏi kỹ thuật, làm inline trong session chính — tốn context window, không cite sources, không có artifact. </w:t>
+      </w:r>
+      <w:r>
+        <w:rPr>
+          <w:rFonts w:ascii="Courier New" w:hAnsi="Courier New"/>
+          <w:color w:val="F05922"/>
+          <w:sz w:val="18"/>
+        </w:rPr>
+        <w:t>research.md</w:t>
+      </w:r>
+      <w:r>
+        <w:rPr>
+          <w:sz w:val="21"/>
+        </w:rPr>
+        <w:t xml:space="preserve"> (model-invoked) spin up background agent → investigate from primary sources → save cited Markdown → session chính tiếp tục. Pattern này đặc biệt hữu ích khi senior-developer.md hoặc tech-lead.md cần verify một technical decision.</w:t>
+      </w:r>
+    </w:p>
+    <w:p>
+      <w:pPr>
+        <w:pBdr>
+          <w:bottom w:val="single" w:sz="6" w:space="1" w:color="F05922"/>
+        </w:pBdr>
+        <w:spacing w:after="120"/>
+      </w:pPr>
+    </w:p>
+    <w:p>
+      <w:pPr>
+        <w:pStyle w:val="Heading3"/>
+        <w:spacing w:before="160" w:after="60"/>
+      </w:pPr>
+      <w:r>
+        <w:rPr>
+          <w:color w:val="4A3F8C"/>
+          <w:sz w:val="24"/>
+        </w:rPr>
+        <w:t>Bảng đề xuất mới E6–E11</w:t>
+      </w:r>
+    </w:p>
+    <w:p>
+      <w:pPr>
+        <w:pBdr>
+          <w:bottom w:val="single" w:sz="6" w:space="1" w:color="F05922"/>
+        </w:pBdr>
+        <w:spacing w:after="120"/>
+      </w:pPr>
+    </w:p>
+    <w:p>
+      <w:pPr>
+        <w:pStyle w:val="Heading3"/>
+        <w:spacing w:before="160" w:after="60"/>
+      </w:pPr>
+      <w:r>
+        <w:rPr>
+          <w:color w:val="4A3F8C"/>
+          <w:sz w:val="24"/>
+        </w:rPr>
+        <w:t>E6 — Tạo skill `domain-modeling.md` — Maintain shared domain vocabulary</w:t>
+      </w:r>
+    </w:p>
+    <w:tbl>
+      <w:tblPr>
+        <w:tblStyle w:val="TableGrid"/>
+        <w:tblW w:type="auto" w:w="0"/>
+        <w:tblLook w:firstColumn="1" w:firstRow="1" w:lastColumn="0" w:lastRow="0" w:noHBand="0" w:noVBand="1" w:val="04A0"/>
+      </w:tblPr>
+      <w:tblGrid>
+        <w:gridCol w:w="4844"/>
+        <w:gridCol w:w="4844"/>
+      </w:tblGrid>
+      <w:tr>
+        <w:tc>
+          <w:tcPr>
+            <w:tcW w:type="dxa" w:w="4844"/>
+            <w:shd w:val="clear" w:color="auto" w:fill="251C53"/>
+            <w:tcBorders>
+              <w:top w:val="single" w:sz="4" w:space="0" w:color="251C53"/>
+              <w:left w:val="single" w:sz="4" w:space="0" w:color="251C53"/>
+              <w:bottom w:val="single" w:sz="4" w:space="0" w:color="251C53"/>
+              <w:right w:val="single" w:sz="4" w:space="0" w:color="251C53"/>
+            </w:tcBorders>
+          </w:tcPr>
+          <w:p>
+            <w:r>
+              <w:rPr>
+                <w:b/>
+                <w:color w:val="FFFFFF"/>
+                <w:sz w:val="20"/>
+              </w:rPr>
+              <w:t>Cột</w:t>
+            </w:r>
+          </w:p>
+        </w:tc>
+        <w:tc>
+          <w:tcPr>
+            <w:tcW w:type="dxa" w:w="4844"/>
+            <w:shd w:val="clear" w:color="auto" w:fill="251C53"/>
+            <w:tcBorders>
+              <w:top w:val="single" w:sz="4" w:space="0" w:color="251C53"/>
+              <w:left w:val="single" w:sz="4" w:space="0" w:color="251C53"/>
+              <w:bottom w:val="single" w:sz="4" w:space="0" w:color="251C53"/>
+              <w:right w:val="single" w:sz="4" w:space="0" w:color="251C53"/>
+            </w:tcBorders>
+          </w:tcPr>
+          <w:p>
+            <w:r>
+              <w:rPr>
+                <w:b/>
+                <w:color w:val="FFFFFF"/>
+                <w:sz w:val="20"/>
+              </w:rPr>
+              <w:t>Nội dung</w:t>
+            </w:r>
+          </w:p>
+        </w:tc>
+      </w:tr>
+      <w:tr>
+        <w:tc>
+          <w:tcPr>
+            <w:tcW w:type="dxa" w:w="4844"/>
+            <w:tcBorders>
+              <w:top w:val="single" w:sz="4" w:space="0" w:color="CBCBCB"/>
+              <w:left w:val="single" w:sz="4" w:space="0" w:color="CBCBCB"/>
+              <w:bottom w:val="single" w:sz="4" w:space="0" w:color="CBCBCB"/>
+              <w:right w:val="single" w:sz="4" w:space="0" w:color="CBCBCB"/>
+            </w:tcBorders>
+          </w:tcPr>
+          <w:p>
+            <w:r>
+              <w:rPr>
+                <w:sz w:val="20"/>
+              </w:rPr>
+              <w:t>-----</w:t>
+            </w:r>
+          </w:p>
+        </w:tc>
+        <w:tc>
+          <w:tcPr>
+            <w:tcW w:type="dxa" w:w="4844"/>
+            <w:tcBorders>
+              <w:top w:val="single" w:sz="4" w:space="0" w:color="CBCBCB"/>
+              <w:left w:val="single" w:sz="4" w:space="0" w:color="CBCBCB"/>
+              <w:bottom w:val="single" w:sz="4" w:space="0" w:color="CBCBCB"/>
+              <w:right w:val="single" w:sz="4" w:space="0" w:color="CBCBCB"/>
+            </w:tcBorders>
+          </w:tcPr>
+          <w:p>
+            <w:r>
+              <w:rPr>
+                <w:sz w:val="20"/>
+              </w:rPr>
+              <w:t>---------</w:t>
+            </w:r>
+          </w:p>
+        </w:tc>
+      </w:tr>
+      <w:tr>
+        <w:tc>
+          <w:tcPr>
+            <w:tcW w:type="dxa" w:w="4844"/>
+            <w:shd w:val="clear" w:color="auto" w:fill="B8B3D6"/>
+            <w:tcBorders>
+              <w:top w:val="single" w:sz="4" w:space="0" w:color="CBCBCB"/>
+              <w:left w:val="single" w:sz="4" w:space="0" w:color="CBCBCB"/>
+              <w:bottom w:val="single" w:sz="4" w:space="0" w:color="CBCBCB"/>
+              <w:right w:val="single" w:sz="4" w:space="0" w:color="CBCBCB"/>
+            </w:tcBorders>
+          </w:tcPr>
+          <w:p>
+            <w:r>
+              <w:rPr>
+                <w:b/>
+                <w:sz w:val="20"/>
+              </w:rPr>
+              <w:t>Học từ đâu</w:t>
+            </w:r>
+          </w:p>
+        </w:tc>
+        <w:tc>
+          <w:tcPr>
+            <w:tcW w:type="dxa" w:w="4844"/>
+            <w:shd w:val="clear" w:color="auto" w:fill="B8B3D6"/>
+            <w:tcBorders>
+              <w:top w:val="single" w:sz="4" w:space="0" w:color="CBCBCB"/>
+              <w:left w:val="single" w:sz="4" w:space="0" w:color="CBCBCB"/>
+              <w:bottom w:val="single" w:sz="4" w:space="0" w:color="CBCBCB"/>
+              <w:right w:val="single" w:sz="4" w:space="0" w:color="CBCBCB"/>
+            </w:tcBorders>
+          </w:tcPr>
+          <w:p>
+            <w:r>
+              <w:rPr>
+                <w:rFonts w:ascii="Courier New" w:hAnsi="Courier New"/>
+                <w:color w:val="F05922"/>
+                <w:sz w:val="20"/>
+              </w:rPr>
+              <w:t>skills/engineering/domain-modeling/SKILL.md</w:t>
+            </w:r>
+            <w:r>
+              <w:rPr>
+                <w:sz w:val="20"/>
+              </w:rPr>
+              <w:t xml:space="preserve"> — actively challenge fuzzy terms, resolve overloaded words, update </w:t>
+            </w:r>
+            <w:r>
+              <w:rPr>
+                <w:rFonts w:ascii="Courier New" w:hAnsi="Courier New"/>
+                <w:color w:val="F05922"/>
+                <w:sz w:val="20"/>
+              </w:rPr>
+              <w:t>CONTEXT.md</w:t>
+            </w:r>
+            <w:r>
+              <w:rPr>
+                <w:sz w:val="20"/>
+              </w:rPr>
+              <w:t xml:space="preserve"> inline, record hard-to-reverse decisions as ADRs. Đọc CONTEXT.md hiện có trước mỗi session để dùng vocabulary nhất quán.</w:t>
+            </w:r>
+          </w:p>
+        </w:tc>
+      </w:tr>
+      <w:tr>
+        <w:tc>
+          <w:tcPr>
+            <w:tcW w:type="dxa" w:w="4844"/>
+            <w:tcBorders>
+              <w:top w:val="single" w:sz="4" w:space="0" w:color="CBCBCB"/>
+              <w:left w:val="single" w:sz="4" w:space="0" w:color="CBCBCB"/>
+              <w:bottom w:val="single" w:sz="4" w:space="0" w:color="CBCBCB"/>
+              <w:right w:val="single" w:sz="4" w:space="0" w:color="CBCBCB"/>
+            </w:tcBorders>
+          </w:tcPr>
+          <w:p>
+            <w:r>
+              <w:rPr>
+                <w:b/>
+                <w:sz w:val="20"/>
+              </w:rPr>
+              <w:t>Hiện trạng KZTEK</w:t>
+            </w:r>
+          </w:p>
+        </w:tc>
+        <w:tc>
+          <w:tcPr>
+            <w:tcW w:type="dxa" w:w="4844"/>
+            <w:tcBorders>
+              <w:top w:val="single" w:sz="4" w:space="0" w:color="CBCBCB"/>
+              <w:left w:val="single" w:sz="4" w:space="0" w:color="CBCBCB"/>
+              <w:bottom w:val="single" w:sz="4" w:space="0" w:color="CBCBCB"/>
+              <w:right w:val="single" w:sz="4" w:space="0" w:color="CBCBCB"/>
+            </w:tcBorders>
+          </w:tcPr>
+          <w:p>
+            <w:r>
+              <w:rPr>
+                <w:sz w:val="20"/>
+              </w:rPr>
+              <w:t>Không có mechanism nào để capture và maintain shared vocabulary per-project. Mỗi session agent phải "đoán" domain jargon (iParking: "barrier", "lane", "LPR event"; iLocker: "cell", "reservation", "unlock sequence"). Vocabulary không nhất quán qua sessions → code naming không nhất quán, agent thường dùng 20 từ giải thích thay vì 1 term có sẵn.</w:t>
+            </w:r>
+          </w:p>
+        </w:tc>
+      </w:tr>
+      <w:tr>
+        <w:tc>
+          <w:tcPr>
+            <w:tcW w:type="dxa" w:w="4844"/>
+            <w:shd w:val="clear" w:color="auto" w:fill="B8B3D6"/>
+            <w:tcBorders>
+              <w:top w:val="single" w:sz="4" w:space="0" w:color="CBCBCB"/>
+              <w:left w:val="single" w:sz="4" w:space="0" w:color="CBCBCB"/>
+              <w:bottom w:val="single" w:sz="4" w:space="0" w:color="CBCBCB"/>
+              <w:right w:val="single" w:sz="4" w:space="0" w:color="CBCBCB"/>
+            </w:tcBorders>
+          </w:tcPr>
+          <w:p>
+            <w:r>
+              <w:rPr>
+                <w:b/>
+                <w:sz w:val="20"/>
+              </w:rPr>
+              <w:t>Lý do thay đổi</w:t>
+            </w:r>
+          </w:p>
+        </w:tc>
+        <w:tc>
+          <w:tcPr>
+            <w:tcW w:type="dxa" w:w="4844"/>
+            <w:shd w:val="clear" w:color="auto" w:fill="B8B3D6"/>
+            <w:tcBorders>
+              <w:top w:val="single" w:sz="4" w:space="0" w:color="CBCBCB"/>
+              <w:left w:val="single" w:sz="4" w:space="0" w:color="CBCBCB"/>
+              <w:bottom w:val="single" w:sz="4" w:space="0" w:color="CBCBCB"/>
+              <w:right w:val="single" w:sz="4" w:space="0" w:color="CBCBCB"/>
+            </w:tcBorders>
+          </w:tcPr>
+          <w:p>
+            <w:r>
+              <w:rPr>
+                <w:sz w:val="20"/>
+              </w:rPr>
+              <w:t>Không có shared vocabulary → agent verbose hơn cần thiết, naming trong code không đồng nhất, BA/PM và Tech Lead dùng từ khác nhau cho cùng khái niệm. Chỉ có CONTEXT.md project-level (nếu có) mới giải quyết được qua nhiều sessions — hiện không có ai tạo và maintain file này.</w:t>
+            </w:r>
+          </w:p>
+        </w:tc>
+      </w:tr>
+      <w:tr>
+        <w:tc>
+          <w:tcPr>
+            <w:tcW w:type="dxa" w:w="4844"/>
+            <w:tcBorders>
+              <w:top w:val="single" w:sz="4" w:space="0" w:color="CBCBCB"/>
+              <w:left w:val="single" w:sz="4" w:space="0" w:color="CBCBCB"/>
+              <w:bottom w:val="single" w:sz="4" w:space="0" w:color="CBCBCB"/>
+              <w:right w:val="single" w:sz="4" w:space="0" w:color="CBCBCB"/>
+            </w:tcBorders>
+          </w:tcPr>
+          <w:p>
+            <w:r>
+              <w:rPr>
+                <w:b/>
+                <w:sz w:val="20"/>
+              </w:rPr>
+              <w:t>Áp dụng vào đâu</w:t>
+            </w:r>
+          </w:p>
+        </w:tc>
+        <w:tc>
+          <w:tcPr>
+            <w:tcW w:type="dxa" w:w="4844"/>
+            <w:tcBorders>
+              <w:top w:val="single" w:sz="4" w:space="0" w:color="CBCBCB"/>
+              <w:left w:val="single" w:sz="4" w:space="0" w:color="CBCBCB"/>
+              <w:bottom w:val="single" w:sz="4" w:space="0" w:color="CBCBCB"/>
+              <w:right w:val="single" w:sz="4" w:space="0" w:color="CBCBCB"/>
+            </w:tcBorders>
+          </w:tcPr>
+          <w:p>
+            <w:r>
+              <w:rPr>
+                <w:sz w:val="20"/>
+              </w:rPr>
+              <w:t xml:space="preserve">Tạo mới </w:t>
+            </w:r>
+            <w:r>
+              <w:rPr>
+                <w:rFonts w:ascii="Courier New" w:hAnsi="Courier New"/>
+                <w:color w:val="F05922"/>
+                <w:sz w:val="20"/>
+              </w:rPr>
+              <w:t>.claude/commands/domain-modeling.md</w:t>
+            </w:r>
+            <w:r>
+              <w:rPr>
+                <w:sz w:val="20"/>
+              </w:rPr>
+              <w:t xml:space="preserve"> (model-invoked). Tạo template </w:t>
+            </w:r>
+            <w:r>
+              <w:rPr>
+                <w:rFonts w:ascii="Courier New" w:hAnsi="Courier New"/>
+                <w:color w:val="F05922"/>
+                <w:sz w:val="20"/>
+              </w:rPr>
+              <w:t>docs/CONTEXT-template.md</w:t>
+            </w:r>
+            <w:r>
+              <w:rPr>
+                <w:sz w:val="20"/>
+              </w:rPr>
+              <w:t xml:space="preserve"> để mỗi product project (iParking, iLocker) có thể bootstrap CONTEXT.md riêng. Cập nhật </w:t>
+            </w:r>
+            <w:r>
+              <w:rPr>
+                <w:rFonts w:ascii="Courier New" w:hAnsi="Courier New"/>
+                <w:color w:val="F05922"/>
+                <w:sz w:val="20"/>
+              </w:rPr>
+              <w:t>senior-developer.md</w:t>
+            </w:r>
+            <w:r>
+              <w:rPr>
+                <w:sz w:val="20"/>
+              </w:rPr>
+              <w:t xml:space="preserve"> và </w:t>
+            </w:r>
+            <w:r>
+              <w:rPr>
+                <w:rFonts w:ascii="Courier New" w:hAnsi="Courier New"/>
+                <w:color w:val="F05922"/>
+                <w:sz w:val="20"/>
+              </w:rPr>
+              <w:t>tech-lead.md</w:t>
+            </w:r>
+            <w:r>
+              <w:rPr>
+                <w:sz w:val="20"/>
+              </w:rPr>
+              <w:t xml:space="preserve"> description: nếu gặp term mơ hồ/conflicting, trigger </w:t>
+            </w:r>
+            <w:r>
+              <w:rPr>
+                <w:rFonts w:ascii="Courier New" w:hAnsi="Courier New"/>
+                <w:color w:val="F05922"/>
+                <w:sz w:val="20"/>
+              </w:rPr>
+              <w:t>/domain-modeling</w:t>
+            </w:r>
+            <w:r>
+              <w:rPr>
+                <w:sz w:val="20"/>
+              </w:rPr>
+              <w:t>.</w:t>
+            </w:r>
+          </w:p>
+        </w:tc>
+      </w:tr>
+      <w:tr>
+        <w:tc>
+          <w:tcPr>
+            <w:tcW w:type="dxa" w:w="4844"/>
+            <w:shd w:val="clear" w:color="auto" w:fill="B8B3D6"/>
+            <w:tcBorders>
+              <w:top w:val="single" w:sz="4" w:space="0" w:color="CBCBCB"/>
+              <w:left w:val="single" w:sz="4" w:space="0" w:color="CBCBCB"/>
+              <w:bottom w:val="single" w:sz="4" w:space="0" w:color="CBCBCB"/>
+              <w:right w:val="single" w:sz="4" w:space="0" w:color="CBCBCB"/>
+            </w:tcBorders>
+          </w:tcPr>
+          <w:p>
+            <w:r>
+              <w:rPr>
+                <w:b/>
+                <w:sz w:val="20"/>
+              </w:rPr>
+              <w:t>Đạt được gì</w:t>
+            </w:r>
+          </w:p>
+        </w:tc>
+        <w:tc>
+          <w:tcPr>
+            <w:tcW w:type="dxa" w:w="4844"/>
+            <w:shd w:val="clear" w:color="auto" w:fill="B8B3D6"/>
+            <w:tcBorders>
+              <w:top w:val="single" w:sz="4" w:space="0" w:color="CBCBCB"/>
+              <w:left w:val="single" w:sz="4" w:space="0" w:color="CBCBCB"/>
+              <w:bottom w:val="single" w:sz="4" w:space="0" w:color="CBCBCB"/>
+              <w:right w:val="single" w:sz="4" w:space="0" w:color="CBCBCB"/>
+            </w:tcBorders>
+          </w:tcPr>
+          <w:p>
+            <w:r>
+              <w:rPr>
+                <w:sz w:val="20"/>
+              </w:rPr>
+              <w:t>Mỗi product project có CONTEXT.md duy trì qua sessions: "barrier" không bao giờ bị gọi là "gate", "LPR event" không bị gọi là "camera trigger". Agent không phải giải thích lại jargon mỗi session. Naming trong code (variables, functions, classes) nhất quán với domain language.</w:t>
+            </w:r>
+          </w:p>
+        </w:tc>
+      </w:tr>
+      <w:tr>
+        <w:tc>
+          <w:tcPr>
+            <w:tcW w:type="dxa" w:w="4844"/>
+            <w:tcBorders>
+              <w:top w:val="single" w:sz="4" w:space="0" w:color="CBCBCB"/>
+              <w:left w:val="single" w:sz="4" w:space="0" w:color="CBCBCB"/>
+              <w:bottom w:val="single" w:sz="4" w:space="0" w:color="CBCBCB"/>
+              <w:right w:val="single" w:sz="4" w:space="0" w:color="CBCBCB"/>
+            </w:tcBorders>
+          </w:tcPr>
+          <w:p>
+            <w:r>
+              <w:rPr>
+                <w:b/>
+                <w:sz w:val="20"/>
+              </w:rPr>
+              <w:t>Rủi ro/Effort</w:t>
+            </w:r>
+          </w:p>
+        </w:tc>
+        <w:tc>
+          <w:tcPr>
+            <w:tcW w:type="dxa" w:w="4844"/>
+            <w:tcBorders>
+              <w:top w:val="single" w:sz="4" w:space="0" w:color="CBCBCB"/>
+              <w:left w:val="single" w:sz="4" w:space="0" w:color="CBCBCB"/>
+              <w:bottom w:val="single" w:sz="4" w:space="0" w:color="CBCBCB"/>
+              <w:right w:val="single" w:sz="4" w:space="0" w:color="CBCBCB"/>
+            </w:tcBorders>
+          </w:tcPr>
+          <w:p>
+            <w:r>
+              <w:rPr>
+                <w:sz w:val="20"/>
+              </w:rPr>
+              <w:t>Rủi ro: Thấp — file CONTEXT.md chỉ là Markdown, không ảnh hưởng code. Effort: 2 giờ — viết skill + template.</w:t>
+            </w:r>
+          </w:p>
+        </w:tc>
+      </w:tr>
+    </w:tbl>
+    <w:p/>
+    <w:p>
+      <w:pPr>
+        <w:pBdr>
+          <w:bottom w:val="single" w:sz="6" w:space="1" w:color="F05922"/>
+        </w:pBdr>
+        <w:spacing w:after="120"/>
+      </w:pPr>
+    </w:p>
+    <w:p>
+      <w:pPr>
+        <w:pStyle w:val="Heading3"/>
+        <w:spacing w:before="160" w:after="60"/>
+      </w:pPr>
+      <w:r>
+        <w:rPr>
+          <w:color w:val="4A3F8C"/>
+          <w:sz w:val="24"/>
+        </w:rPr>
+        <w:t>E7 — Tạo skill `codebase-design.md` — Vocabulary layer cho module/seam/depth</w:t>
+      </w:r>
+    </w:p>
+    <w:tbl>
+      <w:tblPr>
+        <w:tblStyle w:val="TableGrid"/>
+        <w:tblW w:type="auto" w:w="0"/>
+        <w:tblLook w:firstColumn="1" w:firstRow="1" w:lastColumn="0" w:lastRow="0" w:noHBand="0" w:noVBand="1" w:val="04A0"/>
+      </w:tblPr>
+      <w:tblGrid>
+        <w:gridCol w:w="4844"/>
+        <w:gridCol w:w="4844"/>
+      </w:tblGrid>
+      <w:tr>
+        <w:tc>
+          <w:tcPr>
+            <w:tcW w:type="dxa" w:w="4844"/>
+            <w:shd w:val="clear" w:color="auto" w:fill="251C53"/>
+            <w:tcBorders>
+              <w:top w:val="single" w:sz="4" w:space="0" w:color="251C53"/>
+              <w:left w:val="single" w:sz="4" w:space="0" w:color="251C53"/>
+              <w:bottom w:val="single" w:sz="4" w:space="0" w:color="251C53"/>
+              <w:right w:val="single" w:sz="4" w:space="0" w:color="251C53"/>
+            </w:tcBorders>
+          </w:tcPr>
+          <w:p>
+            <w:r>
+              <w:rPr>
+                <w:b/>
+                <w:color w:val="FFFFFF"/>
+                <w:sz w:val="20"/>
+              </w:rPr>
+              <w:t>Cột</w:t>
+            </w:r>
+          </w:p>
+        </w:tc>
+        <w:tc>
+          <w:tcPr>
+            <w:tcW w:type="dxa" w:w="4844"/>
+            <w:shd w:val="clear" w:color="auto" w:fill="251C53"/>
+            <w:tcBorders>
+              <w:top w:val="single" w:sz="4" w:space="0" w:color="251C53"/>
+              <w:left w:val="single" w:sz="4" w:space="0" w:color="251C53"/>
+              <w:bottom w:val="single" w:sz="4" w:space="0" w:color="251C53"/>
+              <w:right w:val="single" w:sz="4" w:space="0" w:color="251C53"/>
+            </w:tcBorders>
+          </w:tcPr>
+          <w:p>
+            <w:r>
+              <w:rPr>
+                <w:b/>
+                <w:color w:val="FFFFFF"/>
+                <w:sz w:val="20"/>
+              </w:rPr>
+              <w:t>Nội dung</w:t>
+            </w:r>
+          </w:p>
+        </w:tc>
+      </w:tr>
+      <w:tr>
+        <w:tc>
+          <w:tcPr>
+            <w:tcW w:type="dxa" w:w="4844"/>
+            <w:tcBorders>
+              <w:top w:val="single" w:sz="4" w:space="0" w:color="CBCBCB"/>
+              <w:left w:val="single" w:sz="4" w:space="0" w:color="CBCBCB"/>
+              <w:bottom w:val="single" w:sz="4" w:space="0" w:color="CBCBCB"/>
+              <w:right w:val="single" w:sz="4" w:space="0" w:color="CBCBCB"/>
+            </w:tcBorders>
+          </w:tcPr>
+          <w:p>
+            <w:r>
+              <w:rPr>
+                <w:sz w:val="20"/>
+              </w:rPr>
+              <w:t>-----</w:t>
+            </w:r>
+          </w:p>
+        </w:tc>
+        <w:tc>
+          <w:tcPr>
+            <w:tcW w:type="dxa" w:w="4844"/>
+            <w:tcBorders>
+              <w:top w:val="single" w:sz="4" w:space="0" w:color="CBCBCB"/>
+              <w:left w:val="single" w:sz="4" w:space="0" w:color="CBCBCB"/>
+              <w:bottom w:val="single" w:sz="4" w:space="0" w:color="CBCBCB"/>
+              <w:right w:val="single" w:sz="4" w:space="0" w:color="CBCBCB"/>
+            </w:tcBorders>
+          </w:tcPr>
+          <w:p>
+            <w:r>
+              <w:rPr>
+                <w:sz w:val="20"/>
+              </w:rPr>
+              <w:t>---------</w:t>
+            </w:r>
+          </w:p>
+        </w:tc>
+      </w:tr>
+      <w:tr>
+        <w:tc>
+          <w:tcPr>
+            <w:tcW w:type="dxa" w:w="4844"/>
+            <w:shd w:val="clear" w:color="auto" w:fill="B8B3D6"/>
+            <w:tcBorders>
+              <w:top w:val="single" w:sz="4" w:space="0" w:color="CBCBCB"/>
+              <w:left w:val="single" w:sz="4" w:space="0" w:color="CBCBCB"/>
+              <w:bottom w:val="single" w:sz="4" w:space="0" w:color="CBCBCB"/>
+              <w:right w:val="single" w:sz="4" w:space="0" w:color="CBCBCB"/>
+            </w:tcBorders>
+          </w:tcPr>
+          <w:p>
+            <w:r>
+              <w:rPr>
+                <w:b/>
+                <w:sz w:val="20"/>
+              </w:rPr>
+              <w:t>Học từ đâu</w:t>
+            </w:r>
+          </w:p>
+        </w:tc>
+        <w:tc>
+          <w:tcPr>
+            <w:tcW w:type="dxa" w:w="4844"/>
+            <w:shd w:val="clear" w:color="auto" w:fill="B8B3D6"/>
+            <w:tcBorders>
+              <w:top w:val="single" w:sz="4" w:space="0" w:color="CBCBCB"/>
+              <w:left w:val="single" w:sz="4" w:space="0" w:color="CBCBCB"/>
+              <w:bottom w:val="single" w:sz="4" w:space="0" w:color="CBCBCB"/>
+              <w:right w:val="single" w:sz="4" w:space="0" w:color="CBCBCB"/>
+            </w:tcBorders>
+          </w:tcPr>
+          <w:p>
+            <w:r>
+              <w:rPr>
+                <w:rFonts w:ascii="Courier New" w:hAnsi="Courier New"/>
+                <w:color w:val="F05922"/>
+                <w:sz w:val="20"/>
+              </w:rPr>
+              <w:t>skills/engineering/codebase-design/SKILL.md</w:t>
+            </w:r>
+            <w:r>
+              <w:rPr>
+                <w:sz w:val="20"/>
+              </w:rPr>
+              <w:t xml:space="preserve"> — 6 terms chính xác: module (scale-agnostic), interface (không chỉ type signature), depth (leverage per unit of interface), seam (where behavior can be altered), adapter (role at a seam), leverage/locality. Deep module diagram, deletion test, "one adapter = hypothetical seam, two = real seam".</w:t>
+            </w:r>
+          </w:p>
+        </w:tc>
+      </w:tr>
+      <w:tr>
+        <w:tc>
+          <w:tcPr>
+            <w:tcW w:type="dxa" w:w="4844"/>
+            <w:tcBorders>
+              <w:top w:val="single" w:sz="4" w:space="0" w:color="CBCBCB"/>
+              <w:left w:val="single" w:sz="4" w:space="0" w:color="CBCBCB"/>
+              <w:bottom w:val="single" w:sz="4" w:space="0" w:color="CBCBCB"/>
+              <w:right w:val="single" w:sz="4" w:space="0" w:color="CBCBCB"/>
+            </w:tcBorders>
+          </w:tcPr>
+          <w:p>
+            <w:r>
+              <w:rPr>
+                <w:b/>
+                <w:sz w:val="20"/>
+              </w:rPr>
+              <w:t>Hiện trạng KZTEK</w:t>
+            </w:r>
+          </w:p>
+        </w:tc>
+        <w:tc>
+          <w:tcPr>
+            <w:tcW w:type="dxa" w:w="4844"/>
+            <w:tcBorders>
+              <w:top w:val="single" w:sz="4" w:space="0" w:color="CBCBCB"/>
+              <w:left w:val="single" w:sz="4" w:space="0" w:color="CBCBCB"/>
+              <w:bottom w:val="single" w:sz="4" w:space="0" w:color="CBCBCB"/>
+              <w:right w:val="single" w:sz="4" w:space="0" w:color="CBCBCB"/>
+            </w:tcBorders>
+          </w:tcPr>
+          <w:p>
+            <w:r>
+              <w:rPr>
+                <w:sz w:val="20"/>
+              </w:rPr>
+              <w:t xml:space="preserve">Không có vocabulary layer cho thiết kế kiến trúc. </w:t>
+            </w:r>
+            <w:r>
+              <w:rPr>
+                <w:rFonts w:ascii="Courier New" w:hAnsi="Courier New"/>
+                <w:color w:val="F05922"/>
+                <w:sz w:val="20"/>
+              </w:rPr>
+              <w:t>tdd.md</w:t>
+            </w:r>
+            <w:r>
+              <w:rPr>
+                <w:sz w:val="20"/>
+              </w:rPr>
+              <w:t xml:space="preserve"> (E4) sẽ dùng từ "seam" nhưng không có định nghĩa chuẩn. Tech Lead review architecture không có criteria như "interface có đủ nhỏ không?", "depth có đủ không?". Code review bằng </w:t>
+            </w:r>
+            <w:r>
+              <w:rPr>
+                <w:rFonts w:ascii="Courier New" w:hAnsi="Courier New"/>
+                <w:color w:val="F05922"/>
+                <w:sz w:val="20"/>
+              </w:rPr>
+              <w:t>code-review.md</w:t>
+            </w:r>
+            <w:r>
+              <w:rPr>
+                <w:sz w:val="20"/>
+              </w:rPr>
+              <w:t xml:space="preserve"> (E5) dùng Fowler smells nhưng thiếu vocabulary về module design.</w:t>
+            </w:r>
+          </w:p>
+        </w:tc>
+      </w:tr>
+      <w:tr>
+        <w:tc>
+          <w:tcPr>
+            <w:tcW w:type="dxa" w:w="4844"/>
+            <w:shd w:val="clear" w:color="auto" w:fill="B8B3D6"/>
+            <w:tcBorders>
+              <w:top w:val="single" w:sz="4" w:space="0" w:color="CBCBCB"/>
+              <w:left w:val="single" w:sz="4" w:space="0" w:color="CBCBCB"/>
+              <w:bottom w:val="single" w:sz="4" w:space="0" w:color="CBCBCB"/>
+              <w:right w:val="single" w:sz="4" w:space="0" w:color="CBCBCB"/>
+            </w:tcBorders>
+          </w:tcPr>
+          <w:p>
+            <w:r>
+              <w:rPr>
+                <w:b/>
+                <w:sz w:val="20"/>
+              </w:rPr>
+              <w:t>Lý do thay đổi</w:t>
+            </w:r>
+          </w:p>
+        </w:tc>
+        <w:tc>
+          <w:tcPr>
+            <w:tcW w:type="dxa" w:w="4844"/>
+            <w:shd w:val="clear" w:color="auto" w:fill="B8B3D6"/>
+            <w:tcBorders>
+              <w:top w:val="single" w:sz="4" w:space="0" w:color="CBCBCB"/>
+              <w:left w:val="single" w:sz="4" w:space="0" w:color="CBCBCB"/>
+              <w:bottom w:val="single" w:sz="4" w:space="0" w:color="CBCBCB"/>
+              <w:right w:val="single" w:sz="4" w:space="0" w:color="CBCBCB"/>
+            </w:tcBorders>
+          </w:tcPr>
+          <w:p>
+            <w:r>
+              <w:rPr>
+                <w:sz w:val="20"/>
+              </w:rPr>
+              <w:t>Khi E3 (diagnosing-bugs) nói "không có correct seam để write regression test" và E4 (TDD) nói "test only at pre-agreed seams" mà không có định nghĩa seam chung → mỗi developer hiểu khác nhau → review inconsistent. Vocabulary layer giúp E3/E4/E5 hoạt động nhất quán.</w:t>
+            </w:r>
+          </w:p>
+        </w:tc>
+      </w:tr>
+      <w:tr>
+        <w:tc>
+          <w:tcPr>
+            <w:tcW w:type="dxa" w:w="4844"/>
+            <w:tcBorders>
+              <w:top w:val="single" w:sz="4" w:space="0" w:color="CBCBCB"/>
+              <w:left w:val="single" w:sz="4" w:space="0" w:color="CBCBCB"/>
+              <w:bottom w:val="single" w:sz="4" w:space="0" w:color="CBCBCB"/>
+              <w:right w:val="single" w:sz="4" w:space="0" w:color="CBCBCB"/>
+            </w:tcBorders>
+          </w:tcPr>
+          <w:p>
+            <w:r>
+              <w:rPr>
+                <w:b/>
+                <w:sz w:val="20"/>
+              </w:rPr>
+              <w:t>Áp dụng vào đâu</w:t>
+            </w:r>
+          </w:p>
+        </w:tc>
+        <w:tc>
+          <w:tcPr>
+            <w:tcW w:type="dxa" w:w="4844"/>
+            <w:tcBorders>
+              <w:top w:val="single" w:sz="4" w:space="0" w:color="CBCBCB"/>
+              <w:left w:val="single" w:sz="4" w:space="0" w:color="CBCBCB"/>
+              <w:bottom w:val="single" w:sz="4" w:space="0" w:color="CBCBCB"/>
+              <w:right w:val="single" w:sz="4" w:space="0" w:color="CBCBCB"/>
+            </w:tcBorders>
+          </w:tcPr>
+          <w:p>
+            <w:r>
+              <w:rPr>
+                <w:sz w:val="20"/>
+              </w:rPr>
+              <w:t xml:space="preserve">Tạo mới </w:t>
+            </w:r>
+            <w:r>
+              <w:rPr>
+                <w:rFonts w:ascii="Courier New" w:hAnsi="Courier New"/>
+                <w:color w:val="F05922"/>
+                <w:sz w:val="20"/>
+              </w:rPr>
+              <w:t>.claude/commands/codebase-design.md</w:t>
+            </w:r>
+            <w:r>
+              <w:rPr>
+                <w:sz w:val="20"/>
+              </w:rPr>
+              <w:t xml:space="preserve"> (model-invoked — agent tự trigger khi cần design module interface hoặc tìm seam cho test). Cập nhật </w:t>
+            </w:r>
+            <w:r>
+              <w:rPr>
+                <w:rFonts w:ascii="Courier New" w:hAnsi="Courier New"/>
+                <w:color w:val="F05922"/>
+                <w:sz w:val="20"/>
+              </w:rPr>
+              <w:t>tdd.md</w:t>
+            </w:r>
+            <w:r>
+              <w:rPr>
+                <w:sz w:val="20"/>
+              </w:rPr>
+              <w:t xml:space="preserve"> (E4) để reference codebase-design khi discuss seams. Cập nhật </w:t>
+            </w:r>
+            <w:r>
+              <w:rPr>
+                <w:rFonts w:ascii="Courier New" w:hAnsi="Courier New"/>
+                <w:color w:val="F05922"/>
+                <w:sz w:val="20"/>
+              </w:rPr>
+              <w:t>tech-lead.md</w:t>
+            </w:r>
+            <w:r>
+              <w:rPr>
+                <w:sz w:val="20"/>
+              </w:rPr>
+              <w:t xml:space="preserve"> description.</w:t>
+            </w:r>
+          </w:p>
+        </w:tc>
+      </w:tr>
+      <w:tr>
+        <w:tc>
+          <w:tcPr>
+            <w:tcW w:type="dxa" w:w="4844"/>
+            <w:shd w:val="clear" w:color="auto" w:fill="B8B3D6"/>
+            <w:tcBorders>
+              <w:top w:val="single" w:sz="4" w:space="0" w:color="CBCBCB"/>
+              <w:left w:val="single" w:sz="4" w:space="0" w:color="CBCBCB"/>
+              <w:bottom w:val="single" w:sz="4" w:space="0" w:color="CBCBCB"/>
+              <w:right w:val="single" w:sz="4" w:space="0" w:color="CBCBCB"/>
+            </w:tcBorders>
+          </w:tcPr>
+          <w:p>
+            <w:r>
+              <w:rPr>
+                <w:b/>
+                <w:sz w:val="20"/>
+              </w:rPr>
+              <w:t>Đạt được gì</w:t>
+            </w:r>
+          </w:p>
+        </w:tc>
+        <w:tc>
+          <w:tcPr>
+            <w:tcW w:type="dxa" w:w="4844"/>
+            <w:shd w:val="clear" w:color="auto" w:fill="B8B3D6"/>
+            <w:tcBorders>
+              <w:top w:val="single" w:sz="4" w:space="0" w:color="CBCBCB"/>
+              <w:left w:val="single" w:sz="4" w:space="0" w:color="CBCBCB"/>
+              <w:bottom w:val="single" w:sz="4" w:space="0" w:color="CBCBCB"/>
+              <w:right w:val="single" w:sz="4" w:space="0" w:color="CBCBCB"/>
+            </w:tcBorders>
+          </w:tcPr>
+          <w:p>
+            <w:r>
+              <w:rPr>
+                <w:sz w:val="20"/>
+              </w:rPr>
+              <w:t>Tech Lead và Senior Dev có chung vocabulary: "module này shallow quá" thay vì "class này làm quá ít", "seam ở đây đúng không?" thay vì "nên test class này hay class kia?". Deletion test ("xóa module đi complexity có về N callers không?") trở thành câu hỏi standard trong architecture review.</w:t>
+            </w:r>
+          </w:p>
+        </w:tc>
+      </w:tr>
+      <w:tr>
+        <w:tc>
+          <w:tcPr>
+            <w:tcW w:type="dxa" w:w="4844"/>
+            <w:tcBorders>
+              <w:top w:val="single" w:sz="4" w:space="0" w:color="CBCBCB"/>
+              <w:left w:val="single" w:sz="4" w:space="0" w:color="CBCBCB"/>
+              <w:bottom w:val="single" w:sz="4" w:space="0" w:color="CBCBCB"/>
+              <w:right w:val="single" w:sz="4" w:space="0" w:color="CBCBCB"/>
+            </w:tcBorders>
+          </w:tcPr>
+          <w:p>
+            <w:r>
+              <w:rPr>
+                <w:b/>
+                <w:sz w:val="20"/>
+              </w:rPr>
+              <w:t>Rủi ro/Effort</w:t>
+            </w:r>
+          </w:p>
+        </w:tc>
+        <w:tc>
+          <w:tcPr>
+            <w:tcW w:type="dxa" w:w="4844"/>
+            <w:tcBorders>
+              <w:top w:val="single" w:sz="4" w:space="0" w:color="CBCBCB"/>
+              <w:left w:val="single" w:sz="4" w:space="0" w:color="CBCBCB"/>
+              <w:bottom w:val="single" w:sz="4" w:space="0" w:color="CBCBCB"/>
+              <w:right w:val="single" w:sz="4" w:space="0" w:color="CBCBCB"/>
+            </w:tcBorders>
+          </w:tcPr>
+          <w:p>
+            <w:r>
+              <w:rPr>
+                <w:sz w:val="20"/>
+              </w:rPr>
+              <w:t>Rủi ro: Thấp — vocabulary layer, không thay đổi process. Phụ thuộc: nên implement SAU E3 và E4 để có ngữ cảnh. Effort: 1–2 giờ — adapt từ mattpocock cho C#/OOP context.</w:t>
+            </w:r>
+          </w:p>
+        </w:tc>
+      </w:tr>
+    </w:tbl>
+    <w:p/>
+    <w:p>
+      <w:pPr>
+        <w:pBdr>
+          <w:bottom w:val="single" w:sz="6" w:space="1" w:color="F05922"/>
+        </w:pBdr>
+        <w:spacing w:after="120"/>
+      </w:pPr>
+    </w:p>
+    <w:p>
+      <w:pPr>
+        <w:pStyle w:val="Heading3"/>
+        <w:spacing w:before="160" w:after="60"/>
+      </w:pPr>
+      <w:r>
+        <w:rPr>
+          <w:color w:val="4A3F8C"/>
+          <w:sz w:val="24"/>
+        </w:rPr>
+        <w:t>E8 — Tạo skill `wayfinder-lite.md` — Map work lớn/mù mờ bằng decision tickets</w:t>
+      </w:r>
+    </w:p>
+    <w:tbl>
+      <w:tblPr>
+        <w:tblStyle w:val="TableGrid"/>
+        <w:tblW w:type="auto" w:w="0"/>
+        <w:tblLook w:firstColumn="1" w:firstRow="1" w:lastColumn="0" w:lastRow="0" w:noHBand="0" w:noVBand="1" w:val="04A0"/>
+      </w:tblPr>
+      <w:tblGrid>
+        <w:gridCol w:w="4844"/>
+        <w:gridCol w:w="4844"/>
+      </w:tblGrid>
+      <w:tr>
+        <w:tc>
+          <w:tcPr>
+            <w:tcW w:type="dxa" w:w="4844"/>
+            <w:shd w:val="clear" w:color="auto" w:fill="251C53"/>
+            <w:tcBorders>
+              <w:top w:val="single" w:sz="4" w:space="0" w:color="251C53"/>
+              <w:left w:val="single" w:sz="4" w:space="0" w:color="251C53"/>
+              <w:bottom w:val="single" w:sz="4" w:space="0" w:color="251C53"/>
+              <w:right w:val="single" w:sz="4" w:space="0" w:color="251C53"/>
+            </w:tcBorders>
+          </w:tcPr>
+          <w:p>
+            <w:r>
+              <w:rPr>
+                <w:b/>
+                <w:color w:val="FFFFFF"/>
+                <w:sz w:val="20"/>
+              </w:rPr>
+              <w:t>Cột</w:t>
+            </w:r>
+          </w:p>
+        </w:tc>
+        <w:tc>
+          <w:tcPr>
+            <w:tcW w:type="dxa" w:w="4844"/>
+            <w:shd w:val="clear" w:color="auto" w:fill="251C53"/>
+            <w:tcBorders>
+              <w:top w:val="single" w:sz="4" w:space="0" w:color="251C53"/>
+              <w:left w:val="single" w:sz="4" w:space="0" w:color="251C53"/>
+              <w:bottom w:val="single" w:sz="4" w:space="0" w:color="251C53"/>
+              <w:right w:val="single" w:sz="4" w:space="0" w:color="251C53"/>
+            </w:tcBorders>
+          </w:tcPr>
+          <w:p>
+            <w:r>
+              <w:rPr>
+                <w:b/>
+                <w:color w:val="FFFFFF"/>
+                <w:sz w:val="20"/>
+              </w:rPr>
+              <w:t>Nội dung</w:t>
+            </w:r>
+          </w:p>
+        </w:tc>
+      </w:tr>
+      <w:tr>
+        <w:tc>
+          <w:tcPr>
+            <w:tcW w:type="dxa" w:w="4844"/>
+            <w:tcBorders>
+              <w:top w:val="single" w:sz="4" w:space="0" w:color="CBCBCB"/>
+              <w:left w:val="single" w:sz="4" w:space="0" w:color="CBCBCB"/>
+              <w:bottom w:val="single" w:sz="4" w:space="0" w:color="CBCBCB"/>
+              <w:right w:val="single" w:sz="4" w:space="0" w:color="CBCBCB"/>
+            </w:tcBorders>
+          </w:tcPr>
+          <w:p>
+            <w:r>
+              <w:rPr>
+                <w:sz w:val="20"/>
+              </w:rPr>
+              <w:t>-----</w:t>
+            </w:r>
+          </w:p>
+        </w:tc>
+        <w:tc>
+          <w:tcPr>
+            <w:tcW w:type="dxa" w:w="4844"/>
+            <w:tcBorders>
+              <w:top w:val="single" w:sz="4" w:space="0" w:color="CBCBCB"/>
+              <w:left w:val="single" w:sz="4" w:space="0" w:color="CBCBCB"/>
+              <w:bottom w:val="single" w:sz="4" w:space="0" w:color="CBCBCB"/>
+              <w:right w:val="single" w:sz="4" w:space="0" w:color="CBCBCB"/>
+            </w:tcBorders>
+          </w:tcPr>
+          <w:p>
+            <w:r>
+              <w:rPr>
+                <w:sz w:val="20"/>
+              </w:rPr>
+              <w:t>---------</w:t>
+            </w:r>
+          </w:p>
+        </w:tc>
+      </w:tr>
+      <w:tr>
+        <w:tc>
+          <w:tcPr>
+            <w:tcW w:type="dxa" w:w="4844"/>
+            <w:shd w:val="clear" w:color="auto" w:fill="B8B3D6"/>
+            <w:tcBorders>
+              <w:top w:val="single" w:sz="4" w:space="0" w:color="CBCBCB"/>
+              <w:left w:val="single" w:sz="4" w:space="0" w:color="CBCBCB"/>
+              <w:bottom w:val="single" w:sz="4" w:space="0" w:color="CBCBCB"/>
+              <w:right w:val="single" w:sz="4" w:space="0" w:color="CBCBCB"/>
+            </w:tcBorders>
+          </w:tcPr>
+          <w:p>
+            <w:r>
+              <w:rPr>
+                <w:b/>
+                <w:sz w:val="20"/>
+              </w:rPr>
+              <w:t>Học từ đâu</w:t>
+            </w:r>
+          </w:p>
+        </w:tc>
+        <w:tc>
+          <w:tcPr>
+            <w:tcW w:type="dxa" w:w="4844"/>
+            <w:shd w:val="clear" w:color="auto" w:fill="B8B3D6"/>
+            <w:tcBorders>
+              <w:top w:val="single" w:sz="4" w:space="0" w:color="CBCBCB"/>
+              <w:left w:val="single" w:sz="4" w:space="0" w:color="CBCBCB"/>
+              <w:bottom w:val="single" w:sz="4" w:space="0" w:color="CBCBCB"/>
+              <w:right w:val="single" w:sz="4" w:space="0" w:color="CBCBCB"/>
+            </w:tcBorders>
+          </w:tcPr>
+          <w:p>
+            <w:r>
+              <w:rPr>
+                <w:rFonts w:ascii="Courier New" w:hAnsi="Courier New"/>
+                <w:color w:val="F05922"/>
+                <w:sz w:val="20"/>
+              </w:rPr>
+              <w:t>skills/engineering/wayfinder/SKILL.md</w:t>
+            </w:r>
+            <w:r>
+              <w:rPr>
+                <w:sz w:val="20"/>
+              </w:rPr>
+              <w:t xml:space="preserve"> — destination → decision tickets (questions, not implementation tasks) → resolve 1 ticket/session → fog clears. Frontier = open unblocked unclaimed tickets. "Not yet specified" section cho foggy areas. 4 ticket types: Research, Prototype, Grilling, Task.</w:t>
+            </w:r>
+          </w:p>
+        </w:tc>
+      </w:tr>
+      <w:tr>
+        <w:tc>
+          <w:tcPr>
+            <w:tcW w:type="dxa" w:w="4844"/>
+            <w:tcBorders>
+              <w:top w:val="single" w:sz="4" w:space="0" w:color="CBCBCB"/>
+              <w:left w:val="single" w:sz="4" w:space="0" w:color="CBCBCB"/>
+              <w:bottom w:val="single" w:sz="4" w:space="0" w:color="CBCBCB"/>
+              <w:right w:val="single" w:sz="4" w:space="0" w:color="CBCBCB"/>
+            </w:tcBorders>
+          </w:tcPr>
+          <w:p>
+            <w:r>
+              <w:rPr>
+                <w:b/>
+                <w:sz w:val="20"/>
+              </w:rPr>
+              <w:t>Hiện trạng KZTEK</w:t>
+            </w:r>
+          </w:p>
+        </w:tc>
+        <w:tc>
+          <w:tcPr>
+            <w:tcW w:type="dxa" w:w="4844"/>
+            <w:tcBorders>
+              <w:top w:val="single" w:sz="4" w:space="0" w:color="CBCBCB"/>
+              <w:left w:val="single" w:sz="4" w:space="0" w:color="CBCBCB"/>
+              <w:bottom w:val="single" w:sz="4" w:space="0" w:color="CBCBCB"/>
+              <w:right w:val="single" w:sz="4" w:space="0" w:color="CBCBCB"/>
+            </w:tcBorders>
+          </w:tcPr>
+          <w:p>
+            <w:r>
+              <w:rPr>
+                <w:rFonts w:ascii="Courier New" w:hAnsi="Courier New"/>
+                <w:color w:val="F05922"/>
+                <w:sz w:val="20"/>
+              </w:rPr>
+              <w:t>task-planner</w:t>
+            </w:r>
+            <w:r>
+              <w:rPr>
+                <w:sz w:val="20"/>
+              </w:rPr>
+              <w:t xml:space="preserve"> agent giải quyết "scope đã rõ → create execution plan". Không có gì giải quyết "chúng ta muốn làm X lớn nhưng chưa biết kiến trúc thế nào, scope bao nhiêu, cần hỏi những câu gì" — case này xảy ra khi bắt đầu new product feature (iLocker v2, tích hợp mới) hoặc major refactor. Hiện: team thường jump thẳng vào task-planner với scope chưa rõ → plan sai → làm lại.</w:t>
+            </w:r>
+          </w:p>
+        </w:tc>
+      </w:tr>
+      <w:tr>
+        <w:tc>
+          <w:tcPr>
+            <w:tcW w:type="dxa" w:w="4844"/>
+            <w:shd w:val="clear" w:color="auto" w:fill="B8B3D6"/>
+            <w:tcBorders>
+              <w:top w:val="single" w:sz="4" w:space="0" w:color="CBCBCB"/>
+              <w:left w:val="single" w:sz="4" w:space="0" w:color="CBCBCB"/>
+              <w:bottom w:val="single" w:sz="4" w:space="0" w:color="CBCBCB"/>
+              <w:right w:val="single" w:sz="4" w:space="0" w:color="CBCBCB"/>
+            </w:tcBorders>
+          </w:tcPr>
+          <w:p>
+            <w:r>
+              <w:rPr>
+                <w:b/>
+                <w:sz w:val="20"/>
+              </w:rPr>
+              <w:t>Lý do thay đổi</w:t>
+            </w:r>
+          </w:p>
+        </w:tc>
+        <w:tc>
+          <w:tcPr>
+            <w:tcW w:type="dxa" w:w="4844"/>
+            <w:shd w:val="clear" w:color="auto" w:fill="B8B3D6"/>
+            <w:tcBorders>
+              <w:top w:val="single" w:sz="4" w:space="0" w:color="CBCBCB"/>
+              <w:left w:val="single" w:sz="4" w:space="0" w:color="CBCBCB"/>
+              <w:bottom w:val="single" w:sz="4" w:space="0" w:color="CBCBCB"/>
+              <w:right w:val="single" w:sz="4" w:space="0" w:color="CBCBCB"/>
+            </w:tcBorders>
+          </w:tcPr>
+          <w:p>
+            <w:r>
+              <w:rPr>
+                <w:sz w:val="20"/>
+              </w:rPr>
+              <w:t>task-planner assumes scope known. Nếu dùng task-planner sớm khi scope còn foggy: plan bị sai direction, bước tạo ra không phải steps cần làm mà là questions cần trả lời. wayfinder-lite giải quyết phase "discover what to build" trước khi task-planner handle "how to build it".</w:t>
+            </w:r>
+          </w:p>
+        </w:tc>
+      </w:tr>
+      <w:tr>
+        <w:tc>
+          <w:tcPr>
+            <w:tcW w:type="dxa" w:w="4844"/>
+            <w:tcBorders>
+              <w:top w:val="single" w:sz="4" w:space="0" w:color="CBCBCB"/>
+              <w:left w:val="single" w:sz="4" w:space="0" w:color="CBCBCB"/>
+              <w:bottom w:val="single" w:sz="4" w:space="0" w:color="CBCBCB"/>
+              <w:right w:val="single" w:sz="4" w:space="0" w:color="CBCBCB"/>
+            </w:tcBorders>
+          </w:tcPr>
+          <w:p>
+            <w:r>
+              <w:rPr>
+                <w:b/>
+                <w:sz w:val="20"/>
+              </w:rPr>
+              <w:t>Áp dụng vào đâu</w:t>
+            </w:r>
+          </w:p>
+        </w:tc>
+        <w:tc>
+          <w:tcPr>
+            <w:tcW w:type="dxa" w:w="4844"/>
+            <w:tcBorders>
+              <w:top w:val="single" w:sz="4" w:space="0" w:color="CBCBCB"/>
+              <w:left w:val="single" w:sz="4" w:space="0" w:color="CBCBCB"/>
+              <w:bottom w:val="single" w:sz="4" w:space="0" w:color="CBCBCB"/>
+              <w:right w:val="single" w:sz="4" w:space="0" w:color="CBCBCB"/>
+            </w:tcBorders>
+          </w:tcPr>
+          <w:p>
+            <w:r>
+              <w:rPr>
+                <w:sz w:val="20"/>
+              </w:rPr>
+              <w:t xml:space="preserve">Tạo mới </w:t>
+            </w:r>
+            <w:r>
+              <w:rPr>
+                <w:rFonts w:ascii="Courier New" w:hAnsi="Courier New"/>
+                <w:color w:val="F05922"/>
+                <w:sz w:val="20"/>
+              </w:rPr>
+              <w:t>.claude/commands/wayfinder-lite.md</w:t>
+            </w:r>
+            <w:r>
+              <w:rPr>
+                <w:sz w:val="20"/>
+              </w:rPr>
+              <w:t xml:space="preserve"> (user-invoked — user chủ động khi nhận ra effort quá lớn/foggy cho task-planner). Dùng local markdown (</w:t>
+            </w:r>
+            <w:r>
+              <w:rPr>
+                <w:rFonts w:ascii="Courier New" w:hAnsi="Courier New"/>
+                <w:color w:val="F05922"/>
+                <w:sz w:val="20"/>
+              </w:rPr>
+              <w:t>.scratch/&lt;feature&gt;/decisions/</w:t>
+            </w:r>
+            <w:r>
+              <w:rPr>
+                <w:sz w:val="20"/>
+              </w:rPr>
+              <w:t xml:space="preserve">) thay vì external issue tracker. Cập nhật </w:t>
+            </w:r>
+            <w:r>
+              <w:rPr>
+                <w:rFonts w:ascii="Courier New" w:hAnsi="Courier New"/>
+                <w:color w:val="F05922"/>
+                <w:sz w:val="20"/>
+              </w:rPr>
+              <w:t>CLAUDE.md</w:t>
+            </w:r>
+            <w:r>
+              <w:rPr>
+                <w:sz w:val="20"/>
+              </w:rPr>
+              <w:t xml:space="preserve"> §Pre-0a: khi scope-check xác định work quá lớn → suggest wayfinder-lite trước task-planner. Cập nhật </w:t>
+            </w:r>
+            <w:r>
+              <w:rPr>
+                <w:rFonts w:ascii="Courier New" w:hAnsi="Courier New"/>
+                <w:color w:val="F05922"/>
+                <w:sz w:val="20"/>
+              </w:rPr>
+              <w:t>task-planner.md</w:t>
+            </w:r>
+            <w:r>
+              <w:rPr>
+                <w:sz w:val="20"/>
+              </w:rPr>
+              <w:t>: nếu bị gọi khi scope unclear → gợi ý wayfinder-lite.</w:t>
+            </w:r>
+          </w:p>
+        </w:tc>
+      </w:tr>
+      <w:tr>
+        <w:tc>
+          <w:tcPr>
+            <w:tcW w:type="dxa" w:w="4844"/>
+            <w:shd w:val="clear" w:color="auto" w:fill="B8B3D6"/>
+            <w:tcBorders>
+              <w:top w:val="single" w:sz="4" w:space="0" w:color="CBCBCB"/>
+              <w:left w:val="single" w:sz="4" w:space="0" w:color="CBCBCB"/>
+              <w:bottom w:val="single" w:sz="4" w:space="0" w:color="CBCBCB"/>
+              <w:right w:val="single" w:sz="4" w:space="0" w:color="CBCBCB"/>
+            </w:tcBorders>
+          </w:tcPr>
+          <w:p>
+            <w:r>
+              <w:rPr>
+                <w:b/>
+                <w:sz w:val="20"/>
+              </w:rPr>
+              <w:t>Đạt được gì</w:t>
+            </w:r>
+          </w:p>
+        </w:tc>
+        <w:tc>
+          <w:tcPr>
+            <w:tcW w:type="dxa" w:w="4844"/>
+            <w:shd w:val="clear" w:color="auto" w:fill="B8B3D6"/>
+            <w:tcBorders>
+              <w:top w:val="single" w:sz="4" w:space="0" w:color="CBCBCB"/>
+              <w:left w:val="single" w:sz="4" w:space="0" w:color="CBCBCB"/>
+              <w:bottom w:val="single" w:sz="4" w:space="0" w:color="CBCBCB"/>
+              <w:right w:val="single" w:sz="4" w:space="0" w:color="CBCBCB"/>
+            </w:tcBorders>
+          </w:tcPr>
+          <w:p>
+            <w:r>
+              <w:rPr>
+                <w:sz w:val="20"/>
+              </w:rPr>
+              <w:t xml:space="preserve">Team có framework cho "fog of war" planning: biết rõ khi nào cần "giải quyết câu hỏi" vs "viết code". Decision tickets trong </w:t>
+            </w:r>
+            <w:r>
+              <w:rPr>
+                <w:rFonts w:ascii="Courier New" w:hAnsi="Courier New"/>
+                <w:color w:val="F05922"/>
+                <w:sz w:val="20"/>
+              </w:rPr>
+              <w:t>.scratch/</w:t>
+            </w:r>
+            <w:r>
+              <w:rPr>
+                <w:sz w:val="20"/>
+              </w:rPr>
+              <w:t xml:space="preserve"> là artifact có thể revisit giữa sessions. Destination-first approach ngăn task-planner tạo plan sai direction.</w:t>
+            </w:r>
+          </w:p>
+        </w:tc>
+      </w:tr>
+      <w:tr>
+        <w:tc>
+          <w:tcPr>
+            <w:tcW w:type="dxa" w:w="4844"/>
+            <w:tcBorders>
+              <w:top w:val="single" w:sz="4" w:space="0" w:color="CBCBCB"/>
+              <w:left w:val="single" w:sz="4" w:space="0" w:color="CBCBCB"/>
+              <w:bottom w:val="single" w:sz="4" w:space="0" w:color="CBCBCB"/>
+              <w:right w:val="single" w:sz="4" w:space="0" w:color="CBCBCB"/>
+            </w:tcBorders>
+          </w:tcPr>
+          <w:p>
+            <w:r>
+              <w:rPr>
+                <w:b/>
+                <w:sz w:val="20"/>
+              </w:rPr>
+              <w:t>Rủi ro/Effort</w:t>
+            </w:r>
+          </w:p>
+        </w:tc>
+        <w:tc>
+          <w:tcPr>
+            <w:tcW w:type="dxa" w:w="4844"/>
+            <w:tcBorders>
+              <w:top w:val="single" w:sz="4" w:space="0" w:color="CBCBCB"/>
+              <w:left w:val="single" w:sz="4" w:space="0" w:color="CBCBCB"/>
+              <w:bottom w:val="single" w:sz="4" w:space="0" w:color="CBCBCB"/>
+              <w:right w:val="single" w:sz="4" w:space="0" w:color="CBCBCB"/>
+            </w:tcBorders>
+          </w:tcPr>
+          <w:p>
+            <w:r>
+              <w:rPr>
+                <w:sz w:val="20"/>
+              </w:rPr>
+              <w:t>Rủi ro: Trung bình — nếu viết sai, team có thể dùng wayfinder khi không cần (overhead). Cần quy tắc rõ phân biệt với task-planner. Phụ thuộc: hoạt động tốt nhất khi E2 (grilling) đã có. Effort: 4–5 giờ — phức tạp nhất trong bộ, cần adapt wayfinder logic cho local-file tracker.</w:t>
+            </w:r>
+          </w:p>
+        </w:tc>
+      </w:tr>
+    </w:tbl>
+    <w:p/>
+    <w:p>
+      <w:pPr>
+        <w:pBdr>
+          <w:bottom w:val="single" w:sz="6" w:space="1" w:color="F05922"/>
+        </w:pBdr>
+        <w:spacing w:after="120"/>
+      </w:pPr>
+    </w:p>
+    <w:p>
+      <w:pPr>
+        <w:pStyle w:val="Heading3"/>
+        <w:spacing w:before="160" w:after="60"/>
+      </w:pPr>
+      <w:r>
+        <w:rPr>
+          <w:color w:val="4A3F8C"/>
+          <w:sz w:val="24"/>
+        </w:rPr>
+        <w:t>E9 — Cải thiện `writing-agent-skill.md` + `md-optimizer.md` bằng framework writing-for-agents</w:t>
+      </w:r>
+    </w:p>
+    <w:tbl>
+      <w:tblPr>
+        <w:tblStyle w:val="TableGrid"/>
+        <w:tblW w:type="auto" w:w="0"/>
+        <w:tblLook w:firstColumn="1" w:firstRow="1" w:lastColumn="0" w:lastRow="0" w:noHBand="0" w:noVBand="1" w:val="04A0"/>
+      </w:tblPr>
+      <w:tblGrid>
+        <w:gridCol w:w="4844"/>
+        <w:gridCol w:w="4844"/>
+      </w:tblGrid>
+      <w:tr>
+        <w:tc>
+          <w:tcPr>
+            <w:tcW w:type="dxa" w:w="4844"/>
+            <w:shd w:val="clear" w:color="auto" w:fill="251C53"/>
+            <w:tcBorders>
+              <w:top w:val="single" w:sz="4" w:space="0" w:color="251C53"/>
+              <w:left w:val="single" w:sz="4" w:space="0" w:color="251C53"/>
+              <w:bottom w:val="single" w:sz="4" w:space="0" w:color="251C53"/>
+              <w:right w:val="single" w:sz="4" w:space="0" w:color="251C53"/>
+            </w:tcBorders>
+          </w:tcPr>
+          <w:p>
+            <w:r>
+              <w:rPr>
+                <w:b/>
+                <w:color w:val="FFFFFF"/>
+                <w:sz w:val="20"/>
+              </w:rPr>
+              <w:t>Cột</w:t>
+            </w:r>
+          </w:p>
+        </w:tc>
+        <w:tc>
+          <w:tcPr>
+            <w:tcW w:type="dxa" w:w="4844"/>
+            <w:shd w:val="clear" w:color="auto" w:fill="251C53"/>
+            <w:tcBorders>
+              <w:top w:val="single" w:sz="4" w:space="0" w:color="251C53"/>
+              <w:left w:val="single" w:sz="4" w:space="0" w:color="251C53"/>
+              <w:bottom w:val="single" w:sz="4" w:space="0" w:color="251C53"/>
+              <w:right w:val="single" w:sz="4" w:space="0" w:color="251C53"/>
+            </w:tcBorders>
+          </w:tcPr>
+          <w:p>
+            <w:r>
+              <w:rPr>
+                <w:b/>
+                <w:color w:val="FFFFFF"/>
+                <w:sz w:val="20"/>
+              </w:rPr>
+              <w:t>Nội dung</w:t>
+            </w:r>
+          </w:p>
+        </w:tc>
+      </w:tr>
+      <w:tr>
+        <w:tc>
+          <w:tcPr>
+            <w:tcW w:type="dxa" w:w="4844"/>
+            <w:tcBorders>
+              <w:top w:val="single" w:sz="4" w:space="0" w:color="CBCBCB"/>
+              <w:left w:val="single" w:sz="4" w:space="0" w:color="CBCBCB"/>
+              <w:bottom w:val="single" w:sz="4" w:space="0" w:color="CBCBCB"/>
+              <w:right w:val="single" w:sz="4" w:space="0" w:color="CBCBCB"/>
+            </w:tcBorders>
+          </w:tcPr>
+          <w:p>
+            <w:r>
+              <w:rPr>
+                <w:sz w:val="20"/>
+              </w:rPr>
+              <w:t>-----</w:t>
+            </w:r>
+          </w:p>
+        </w:tc>
+        <w:tc>
+          <w:tcPr>
+            <w:tcW w:type="dxa" w:w="4844"/>
+            <w:tcBorders>
+              <w:top w:val="single" w:sz="4" w:space="0" w:color="CBCBCB"/>
+              <w:left w:val="single" w:sz="4" w:space="0" w:color="CBCBCB"/>
+              <w:bottom w:val="single" w:sz="4" w:space="0" w:color="CBCBCB"/>
+              <w:right w:val="single" w:sz="4" w:space="0" w:color="CBCBCB"/>
+            </w:tcBorders>
+          </w:tcPr>
+          <w:p>
+            <w:r>
+              <w:rPr>
+                <w:sz w:val="20"/>
+              </w:rPr>
+              <w:t>---------</w:t>
+            </w:r>
+          </w:p>
+        </w:tc>
+      </w:tr>
+      <w:tr>
+        <w:tc>
+          <w:tcPr>
+            <w:tcW w:type="dxa" w:w="4844"/>
+            <w:shd w:val="clear" w:color="auto" w:fill="B8B3D6"/>
+            <w:tcBorders>
+              <w:top w:val="single" w:sz="4" w:space="0" w:color="CBCBCB"/>
+              <w:left w:val="single" w:sz="4" w:space="0" w:color="CBCBCB"/>
+              <w:bottom w:val="single" w:sz="4" w:space="0" w:color="CBCBCB"/>
+              <w:right w:val="single" w:sz="4" w:space="0" w:color="CBCBCB"/>
+            </w:tcBorders>
+          </w:tcPr>
+          <w:p>
+            <w:r>
+              <w:rPr>
+                <w:b/>
+                <w:sz w:val="20"/>
+              </w:rPr>
+              <w:t>Học từ đâu</w:t>
+            </w:r>
+          </w:p>
+        </w:tc>
+        <w:tc>
+          <w:tcPr>
+            <w:tcW w:type="dxa" w:w="4844"/>
+            <w:shd w:val="clear" w:color="auto" w:fill="B8B3D6"/>
+            <w:tcBorders>
+              <w:top w:val="single" w:sz="4" w:space="0" w:color="CBCBCB"/>
+              <w:left w:val="single" w:sz="4" w:space="0" w:color="CBCBCB"/>
+              <w:bottom w:val="single" w:sz="4" w:space="0" w:color="CBCBCB"/>
+              <w:right w:val="single" w:sz="4" w:space="0" w:color="CBCBCB"/>
+            </w:tcBorders>
+          </w:tcPr>
+          <w:p>
+            <w:r>
+              <w:rPr>
+                <w:rFonts w:ascii="Courier New" w:hAnsi="Courier New"/>
+                <w:color w:val="F05922"/>
+                <w:sz w:val="20"/>
+              </w:rPr>
+              <w:t>skills/productivity/writing-for-agents/SKILL.md</w:t>
+            </w:r>
+            <w:r>
+              <w:rPr>
+                <w:sz w:val="20"/>
+              </w:rPr>
+              <w:t xml:space="preserve"> — Information hierarchy (in-file step / in-file reference / disclosed reference); Leading words (compact concepts từ pretraining: "tight", "red", "frontier"); Context pointers (front-load trigger, one branch per trigger, cut identity); Completion criteria (checkable + exhaustive = drives legwork); Pruning (single source of truth, no-op detection, staleness check, sediment risk); Progressive disclosure.</w:t>
+            </w:r>
+          </w:p>
+        </w:tc>
+      </w:tr>
+      <w:tr>
+        <w:tc>
+          <w:tcPr>
+            <w:tcW w:type="dxa" w:w="4844"/>
+            <w:tcBorders>
+              <w:top w:val="single" w:sz="4" w:space="0" w:color="CBCBCB"/>
+              <w:left w:val="single" w:sz="4" w:space="0" w:color="CBCBCB"/>
+              <w:bottom w:val="single" w:sz="4" w:space="0" w:color="CBCBCB"/>
+              <w:right w:val="single" w:sz="4" w:space="0" w:color="CBCBCB"/>
+            </w:tcBorders>
+          </w:tcPr>
+          <w:p>
+            <w:r>
+              <w:rPr>
+                <w:b/>
+                <w:sz w:val="20"/>
+              </w:rPr>
+              <w:t>Hiện trạng KZTEK</w:t>
+            </w:r>
+          </w:p>
+        </w:tc>
+        <w:tc>
+          <w:tcPr>
+            <w:tcW w:type="dxa" w:w="4844"/>
+            <w:tcBorders>
+              <w:top w:val="single" w:sz="4" w:space="0" w:color="CBCBCB"/>
+              <w:left w:val="single" w:sz="4" w:space="0" w:color="CBCBCB"/>
+              <w:bottom w:val="single" w:sz="4" w:space="0" w:color="CBCBCB"/>
+              <w:right w:val="single" w:sz="4" w:space="0" w:color="CBCBCB"/>
+            </w:tcBorders>
+          </w:tcPr>
+          <w:p>
+            <w:r>
+              <w:rPr>
+                <w:rFonts w:ascii="Courier New" w:hAnsi="Courier New"/>
+                <w:color w:val="F05922"/>
+                <w:sz w:val="20"/>
+              </w:rPr>
+              <w:t>writing-agent-skill.md</w:t>
+            </w:r>
+            <w:r>
+              <w:rPr>
+                <w:sz w:val="20"/>
+              </w:rPr>
+              <w:t xml:space="preserve">: tốt về TDD-for-documentation process nhưng thiếu framework cấu trúc thông tin bên trong definition — không có guidance về khi nào nên in-file reference vs disclosed reference, không có leading words concept, không có pruning criteria. </w:t>
+            </w:r>
+            <w:r>
+              <w:rPr>
+                <w:rFonts w:ascii="Courier New" w:hAnsi="Courier New"/>
+                <w:color w:val="F05922"/>
+                <w:sz w:val="20"/>
+              </w:rPr>
+              <w:t>md-optimizer.md</w:t>
+            </w:r>
+            <w:r>
+              <w:rPr>
+                <w:sz w:val="20"/>
+              </w:rPr>
+              <w:t>: Phase 3 "Analyze" chỉ list ưu/nhược điểm tự do, thiếu structured criteria để đánh giá chất lượng định nghĩa (information hierarchy, no-op detection). CLAUDE.md 1500+ dòng: growing risk of sediment, một số dòng có thể là no-ops với model.</w:t>
+            </w:r>
+          </w:p>
+        </w:tc>
+      </w:tr>
+      <w:tr>
+        <w:tc>
+          <w:tcPr>
+            <w:tcW w:type="dxa" w:w="4844"/>
+            <w:shd w:val="clear" w:color="auto" w:fill="B8B3D6"/>
+            <w:tcBorders>
+              <w:top w:val="single" w:sz="4" w:space="0" w:color="CBCBCB"/>
+              <w:left w:val="single" w:sz="4" w:space="0" w:color="CBCBCB"/>
+              <w:bottom w:val="single" w:sz="4" w:space="0" w:color="CBCBCB"/>
+              <w:right w:val="single" w:sz="4" w:space="0" w:color="CBCBCB"/>
+            </w:tcBorders>
+          </w:tcPr>
+          <w:p>
+            <w:r>
+              <w:rPr>
+                <w:b/>
+                <w:sz w:val="20"/>
+              </w:rPr>
+              <w:t>Lý do thay đổi</w:t>
+            </w:r>
+          </w:p>
+        </w:tc>
+        <w:tc>
+          <w:tcPr>
+            <w:tcW w:type="dxa" w:w="4844"/>
+            <w:shd w:val="clear" w:color="auto" w:fill="B8B3D6"/>
+            <w:tcBorders>
+              <w:top w:val="single" w:sz="4" w:space="0" w:color="CBCBCB"/>
+              <w:left w:val="single" w:sz="4" w:space="0" w:color="CBCBCB"/>
+              <w:bottom w:val="single" w:sz="4" w:space="0" w:color="CBCBCB"/>
+              <w:right w:val="single" w:sz="4" w:space="0" w:color="CBCBCB"/>
+            </w:tcBorders>
+          </w:tcPr>
+          <w:p>
+            <w:r>
+              <w:rPr>
+                <w:sz w:val="20"/>
+              </w:rPr>
+              <w:t>writing-agent-skill.md dạy "quy trình tạo skill" nhưng không dạy "skill viết tốt trông như thế nào về cấu trúc thông tin". md-optimizer.md tìm nhược điểm theo trực giác, không có framework đánh giá. Kết quả: agent/skill mới đúng process nhưng có thể verbose, có sediment, context pointer yếu → agent bỏ qua hoặc trigger sai lúc. Bổ sung writing-for-agents framework = cải thiện chất lượng MỌI agent/skill tạo ra từ đây, không chỉ 1 skill cụ thể.</w:t>
+            </w:r>
+          </w:p>
+        </w:tc>
+      </w:tr>
+      <w:tr>
+        <w:tc>
+          <w:tcPr>
+            <w:tcW w:type="dxa" w:w="4844"/>
+            <w:tcBorders>
+              <w:top w:val="single" w:sz="4" w:space="0" w:color="CBCBCB"/>
+              <w:left w:val="single" w:sz="4" w:space="0" w:color="CBCBCB"/>
+              <w:bottom w:val="single" w:sz="4" w:space="0" w:color="CBCBCB"/>
+              <w:right w:val="single" w:sz="4" w:space="0" w:color="CBCBCB"/>
+            </w:tcBorders>
+          </w:tcPr>
+          <w:p>
+            <w:r>
+              <w:rPr>
+                <w:b/>
+                <w:sz w:val="20"/>
+              </w:rPr>
+              <w:t>Áp dụng vào đâu</w:t>
+            </w:r>
+          </w:p>
+        </w:tc>
+        <w:tc>
+          <w:tcPr>
+            <w:tcW w:type="dxa" w:w="4844"/>
+            <w:tcBorders>
+              <w:top w:val="single" w:sz="4" w:space="0" w:color="CBCBCB"/>
+              <w:left w:val="single" w:sz="4" w:space="0" w:color="CBCBCB"/>
+              <w:bottom w:val="single" w:sz="4" w:space="0" w:color="CBCBCB"/>
+              <w:right w:val="single" w:sz="4" w:space="0" w:color="CBCBCB"/>
+            </w:tcBorders>
+          </w:tcPr>
+          <w:p>
+            <w:r>
+              <w:rPr>
+                <w:sz w:val="20"/>
+              </w:rPr>
+              <w:t xml:space="preserve">Edit </w:t>
+            </w:r>
+            <w:r>
+              <w:rPr>
+                <w:rFonts w:ascii="Courier New" w:hAnsi="Courier New"/>
+                <w:color w:val="F05922"/>
+                <w:sz w:val="20"/>
+              </w:rPr>
+              <w:t>writing-agent-skill.md</w:t>
+            </w:r>
+            <w:r>
+              <w:rPr>
+                <w:sz w:val="20"/>
+              </w:rPr>
+              <w:t xml:space="preserve">: thêm mục "Cấu trúc thông tin trong definition" (information hierarchy, leading words, pruning checklist) sau bước GREEN, trước REFACTOR. Edit </w:t>
+            </w:r>
+            <w:r>
+              <w:rPr>
+                <w:rFonts w:ascii="Courier New" w:hAnsi="Courier New"/>
+                <w:color w:val="F05922"/>
+                <w:sz w:val="20"/>
+              </w:rPr>
+              <w:t>md-optimizer.md</w:t>
+            </w:r>
+            <w:r>
+              <w:rPr>
+                <w:sz w:val="20"/>
+              </w:rPr>
+              <w:t>: thêm Phase 2b "Đánh giá cấu trúc thông tin" (sau Research) với criteria cụ thể từ writing-for-agents. Không tạo file mới — tích hợp vào tools đã có.</w:t>
+            </w:r>
+          </w:p>
+        </w:tc>
+      </w:tr>
+      <w:tr>
+        <w:tc>
+          <w:tcPr>
+            <w:tcW w:type="dxa" w:w="4844"/>
+            <w:shd w:val="clear" w:color="auto" w:fill="B8B3D6"/>
+            <w:tcBorders>
+              <w:top w:val="single" w:sz="4" w:space="0" w:color="CBCBCB"/>
+              <w:left w:val="single" w:sz="4" w:space="0" w:color="CBCBCB"/>
+              <w:bottom w:val="single" w:sz="4" w:space="0" w:color="CBCBCB"/>
+              <w:right w:val="single" w:sz="4" w:space="0" w:color="CBCBCB"/>
+            </w:tcBorders>
+          </w:tcPr>
+          <w:p>
+            <w:r>
+              <w:rPr>
+                <w:b/>
+                <w:sz w:val="20"/>
+              </w:rPr>
+              <w:t>Đạt được gì</w:t>
+            </w:r>
+          </w:p>
+        </w:tc>
+        <w:tc>
+          <w:tcPr>
+            <w:tcW w:type="dxa" w:w="4844"/>
+            <w:shd w:val="clear" w:color="auto" w:fill="B8B3D6"/>
+            <w:tcBorders>
+              <w:top w:val="single" w:sz="4" w:space="0" w:color="CBCBCB"/>
+              <w:left w:val="single" w:sz="4" w:space="0" w:color="CBCBCB"/>
+              <w:bottom w:val="single" w:sz="4" w:space="0" w:color="CBCBCB"/>
+              <w:right w:val="single" w:sz="4" w:space="0" w:color="CBCBCB"/>
+            </w:tcBorders>
+          </w:tcPr>
+          <w:p>
+            <w:r>
+              <w:rPr>
+                <w:sz w:val="20"/>
+              </w:rPr>
+              <w:t>Mọi skill/agent mới tạo ra sau này tự động pass qua writing-for-agents checklist: description front-loads trigger, no in-file reference buried under steps, leading words được dùng nhất quán (VD: "tight loop" thay vì "fast deterministic low-overhead feedback mechanism"), completion criteria rõ done/not-done. md-optimizer có thêm axis để đánh giá chất lượng: "step bị chôn bởi reference?", "có leading word nào đang được restate thành 20 từ không?".</w:t>
+            </w:r>
+          </w:p>
+        </w:tc>
+      </w:tr>
+      <w:tr>
+        <w:tc>
+          <w:tcPr>
+            <w:tcW w:type="dxa" w:w="4844"/>
+            <w:tcBorders>
+              <w:top w:val="single" w:sz="4" w:space="0" w:color="CBCBCB"/>
+              <w:left w:val="single" w:sz="4" w:space="0" w:color="CBCBCB"/>
+              <w:bottom w:val="single" w:sz="4" w:space="0" w:color="CBCBCB"/>
+              <w:right w:val="single" w:sz="4" w:space="0" w:color="CBCBCB"/>
+            </w:tcBorders>
+          </w:tcPr>
+          <w:p>
+            <w:r>
+              <w:rPr>
+                <w:b/>
+                <w:sz w:val="20"/>
+              </w:rPr>
+              <w:t>Rủi ro/Effort</w:t>
+            </w:r>
+          </w:p>
+        </w:tc>
+        <w:tc>
+          <w:tcPr>
+            <w:tcW w:type="dxa" w:w="4844"/>
+            <w:tcBorders>
+              <w:top w:val="single" w:sz="4" w:space="0" w:color="CBCBCB"/>
+              <w:left w:val="single" w:sz="4" w:space="0" w:color="CBCBCB"/>
+              <w:bottom w:val="single" w:sz="4" w:space="0" w:color="CBCBCB"/>
+              <w:right w:val="single" w:sz="4" w:space="0" w:color="CBCBCB"/>
+            </w:tcBorders>
+          </w:tcPr>
+          <w:p>
+            <w:r>
+              <w:rPr>
+                <w:sz w:val="20"/>
+              </w:rPr>
+              <w:t>Rủi ro: Thấp — bổ sung vào files hiện có, không thay đổi behavior hiện tại của skills. Effort: 2–3 giờ — Edit 2 files + viết checklist cụ thể từ writing-for-agents concepts.</w:t>
+            </w:r>
+          </w:p>
+        </w:tc>
+      </w:tr>
+    </w:tbl>
+    <w:p/>
+    <w:p>
+      <w:pPr>
+        <w:pBdr>
+          <w:bottom w:val="single" w:sz="6" w:space="1" w:color="F05922"/>
+        </w:pBdr>
+        <w:spacing w:after="120"/>
+      </w:pPr>
+    </w:p>
+    <w:p>
+      <w:pPr>
+        <w:pStyle w:val="Heading3"/>
+        <w:spacing w:before="160" w:after="60"/>
+      </w:pPr>
+      <w:r>
+        <w:rPr>
+          <w:color w:val="4A3F8C"/>
+          <w:sz w:val="24"/>
+        </w:rPr>
+        <w:t>E10 — Tạo `docs/decisions/REJECTED.md` — Convention ghi lại quyết định "không làm"</w:t>
+      </w:r>
+    </w:p>
+    <w:tbl>
+      <w:tblPr>
+        <w:tblStyle w:val="TableGrid"/>
+        <w:tblW w:type="auto" w:w="0"/>
+        <w:tblLook w:firstColumn="1" w:firstRow="1" w:lastColumn="0" w:lastRow="0" w:noHBand="0" w:noVBand="1" w:val="04A0"/>
+      </w:tblPr>
+      <w:tblGrid>
+        <w:gridCol w:w="1384"/>
+        <w:gridCol w:w="1384"/>
+        <w:gridCol w:w="1384"/>
+        <w:gridCol w:w="1384"/>
+        <w:gridCol w:w="1384"/>
+        <w:gridCol w:w="1384"/>
+        <w:gridCol w:w="1384"/>
+      </w:tblGrid>
+      <w:tr>
+        <w:tc>
+          <w:tcPr>
+            <w:tcW w:type="dxa" w:w="1384"/>
+            <w:shd w:val="clear" w:color="auto" w:fill="251C53"/>
+            <w:tcBorders>
+              <w:top w:val="single" w:sz="4" w:space="0" w:color="251C53"/>
+              <w:left w:val="single" w:sz="4" w:space="0" w:color="251C53"/>
+              <w:bottom w:val="single" w:sz="4" w:space="0" w:color="251C53"/>
+              <w:right w:val="single" w:sz="4" w:space="0" w:color="251C53"/>
+            </w:tcBorders>
+          </w:tcPr>
+          <w:p>
+            <w:r>
+              <w:rPr>
+                <w:b/>
+                <w:color w:val="FFFFFF"/>
+                <w:sz w:val="20"/>
+              </w:rPr>
+              <w:t>Cột</w:t>
+            </w:r>
+          </w:p>
+        </w:tc>
+        <w:tc>
+          <w:tcPr>
+            <w:tcW w:type="dxa" w:w="1384"/>
+            <w:shd w:val="clear" w:color="auto" w:fill="251C53"/>
+            <w:tcBorders>
+              <w:top w:val="single" w:sz="4" w:space="0" w:color="251C53"/>
+              <w:left w:val="single" w:sz="4" w:space="0" w:color="251C53"/>
+              <w:bottom w:val="single" w:sz="4" w:space="0" w:color="251C53"/>
+              <w:right w:val="single" w:sz="4" w:space="0" w:color="251C53"/>
+            </w:tcBorders>
+          </w:tcPr>
+          <w:p>
+            <w:r>
+              <w:rPr>
+                <w:b/>
+                <w:color w:val="FFFFFF"/>
+                <w:sz w:val="20"/>
+              </w:rPr>
+              <w:t>Nội dung</w:t>
+            </w:r>
+          </w:p>
+        </w:tc>
+        <w:tc>
+          <w:tcPr>
+            <w:tcW w:type="dxa" w:w="1384"/>
+            <w:shd w:val="clear" w:color="auto" w:fill="251C53"/>
+            <w:tcBorders>
+              <w:top w:val="single" w:sz="4" w:space="0" w:color="251C53"/>
+              <w:left w:val="single" w:sz="4" w:space="0" w:color="251C53"/>
+              <w:bottom w:val="single" w:sz="4" w:space="0" w:color="251C53"/>
+              <w:right w:val="single" w:sz="4" w:space="0" w:color="251C53"/>
+            </w:tcBorders>
+          </w:tcPr>
+          <w:p>
+            <w:r>
+              <w:rPr>
+                <w:b/>
+                <w:color w:val="FFFFFF"/>
+                <w:sz w:val="20"/>
+              </w:rPr>
+            </w:r>
+          </w:p>
+        </w:tc>
+        <w:tc>
+          <w:tcPr>
+            <w:tcW w:type="dxa" w:w="1384"/>
+            <w:shd w:val="clear" w:color="auto" w:fill="251C53"/>
+            <w:tcBorders>
+              <w:top w:val="single" w:sz="4" w:space="0" w:color="251C53"/>
+              <w:left w:val="single" w:sz="4" w:space="0" w:color="251C53"/>
+              <w:bottom w:val="single" w:sz="4" w:space="0" w:color="251C53"/>
+              <w:right w:val="single" w:sz="4" w:space="0" w:color="251C53"/>
+            </w:tcBorders>
+          </w:tcPr>
+          <w:p>
+            <w:r>
+              <w:rPr>
+                <w:b/>
+                <w:color w:val="FFFFFF"/>
+                <w:sz w:val="20"/>
+              </w:rPr>
+            </w:r>
+          </w:p>
+        </w:tc>
+        <w:tc>
+          <w:tcPr>
+            <w:tcW w:type="dxa" w:w="1384"/>
+            <w:shd w:val="clear" w:color="auto" w:fill="251C53"/>
+            <w:tcBorders>
+              <w:top w:val="single" w:sz="4" w:space="0" w:color="251C53"/>
+              <w:left w:val="single" w:sz="4" w:space="0" w:color="251C53"/>
+              <w:bottom w:val="single" w:sz="4" w:space="0" w:color="251C53"/>
+              <w:right w:val="single" w:sz="4" w:space="0" w:color="251C53"/>
+            </w:tcBorders>
+          </w:tcPr>
+          <w:p>
+            <w:r>
+              <w:rPr>
+                <w:b/>
+                <w:color w:val="FFFFFF"/>
+                <w:sz w:val="20"/>
+              </w:rPr>
+            </w:r>
+          </w:p>
+        </w:tc>
+        <w:tc>
+          <w:tcPr>
+            <w:tcW w:type="dxa" w:w="1384"/>
+            <w:shd w:val="clear" w:color="auto" w:fill="251C53"/>
+            <w:tcBorders>
+              <w:top w:val="single" w:sz="4" w:space="0" w:color="251C53"/>
+              <w:left w:val="single" w:sz="4" w:space="0" w:color="251C53"/>
+              <w:bottom w:val="single" w:sz="4" w:space="0" w:color="251C53"/>
+              <w:right w:val="single" w:sz="4" w:space="0" w:color="251C53"/>
+            </w:tcBorders>
+          </w:tcPr>
+          <w:p>
+            <w:r>
+              <w:rPr>
+                <w:b/>
+                <w:color w:val="FFFFFF"/>
+                <w:sz w:val="20"/>
+              </w:rPr>
+            </w:r>
+          </w:p>
+        </w:tc>
+        <w:tc>
+          <w:tcPr>
+            <w:tcW w:type="dxa" w:w="1384"/>
+            <w:shd w:val="clear" w:color="auto" w:fill="251C53"/>
+            <w:tcBorders>
+              <w:top w:val="single" w:sz="4" w:space="0" w:color="251C53"/>
+              <w:left w:val="single" w:sz="4" w:space="0" w:color="251C53"/>
+              <w:bottom w:val="single" w:sz="4" w:space="0" w:color="251C53"/>
+              <w:right w:val="single" w:sz="4" w:space="0" w:color="251C53"/>
+            </w:tcBorders>
+          </w:tcPr>
+          <w:p>
+            <w:r>
+              <w:rPr>
+                <w:b/>
+                <w:color w:val="FFFFFF"/>
+                <w:sz w:val="20"/>
+              </w:rPr>
+            </w:r>
+          </w:p>
+        </w:tc>
+      </w:tr>
+      <w:tr>
+        <w:tc>
+          <w:tcPr>
+            <w:tcW w:type="dxa" w:w="1384"/>
+            <w:tcBorders>
+              <w:top w:val="single" w:sz="4" w:space="0" w:color="CBCBCB"/>
+              <w:left w:val="single" w:sz="4" w:space="0" w:color="CBCBCB"/>
+              <w:bottom w:val="single" w:sz="4" w:space="0" w:color="CBCBCB"/>
+              <w:right w:val="single" w:sz="4" w:space="0" w:color="CBCBCB"/>
+            </w:tcBorders>
+          </w:tcPr>
+          <w:p>
+            <w:r>
+              <w:rPr>
+                <w:sz w:val="20"/>
+              </w:rPr>
+              <w:t>-----</w:t>
+            </w:r>
+          </w:p>
+        </w:tc>
+        <w:tc>
+          <w:tcPr>
+            <w:tcW w:type="dxa" w:w="1384"/>
+            <w:tcBorders>
+              <w:top w:val="single" w:sz="4" w:space="0" w:color="CBCBCB"/>
+              <w:left w:val="single" w:sz="4" w:space="0" w:color="CBCBCB"/>
+              <w:bottom w:val="single" w:sz="4" w:space="0" w:color="CBCBCB"/>
+              <w:right w:val="single" w:sz="4" w:space="0" w:color="CBCBCB"/>
+            </w:tcBorders>
+          </w:tcPr>
+          <w:p>
+            <w:r>
+              <w:rPr>
+                <w:sz w:val="20"/>
+              </w:rPr>
+              <w:t>---------</w:t>
+            </w:r>
+          </w:p>
+        </w:tc>
+        <w:tc>
+          <w:tcPr>
+            <w:tcW w:type="dxa" w:w="1384"/>
+            <w:tcBorders>
+              <w:top w:val="single" w:sz="4" w:space="0" w:color="CBCBCB"/>
+              <w:left w:val="single" w:sz="4" w:space="0" w:color="CBCBCB"/>
+              <w:bottom w:val="single" w:sz="4" w:space="0" w:color="CBCBCB"/>
+              <w:right w:val="single" w:sz="4" w:space="0" w:color="CBCBCB"/>
+            </w:tcBorders>
+          </w:tcPr>
+          <w:p/>
+        </w:tc>
+        <w:tc>
+          <w:tcPr>
+            <w:tcW w:type="dxa" w:w="1384"/>
+            <w:tcBorders>
+              <w:top w:val="single" w:sz="4" w:space="0" w:color="CBCBCB"/>
+              <w:left w:val="single" w:sz="4" w:space="0" w:color="CBCBCB"/>
+              <w:bottom w:val="single" w:sz="4" w:space="0" w:color="CBCBCB"/>
+              <w:right w:val="single" w:sz="4" w:space="0" w:color="CBCBCB"/>
+            </w:tcBorders>
+          </w:tcPr>
+          <w:p/>
+        </w:tc>
+        <w:tc>
+          <w:tcPr>
+            <w:tcW w:type="dxa" w:w="1384"/>
+            <w:tcBorders>
+              <w:top w:val="single" w:sz="4" w:space="0" w:color="CBCBCB"/>
+              <w:left w:val="single" w:sz="4" w:space="0" w:color="CBCBCB"/>
+              <w:bottom w:val="single" w:sz="4" w:space="0" w:color="CBCBCB"/>
+              <w:right w:val="single" w:sz="4" w:space="0" w:color="CBCBCB"/>
+            </w:tcBorders>
+          </w:tcPr>
+          <w:p/>
+        </w:tc>
+        <w:tc>
+          <w:tcPr>
+            <w:tcW w:type="dxa" w:w="1384"/>
+            <w:tcBorders>
+              <w:top w:val="single" w:sz="4" w:space="0" w:color="CBCBCB"/>
+              <w:left w:val="single" w:sz="4" w:space="0" w:color="CBCBCB"/>
+              <w:bottom w:val="single" w:sz="4" w:space="0" w:color="CBCBCB"/>
+              <w:right w:val="single" w:sz="4" w:space="0" w:color="CBCBCB"/>
+            </w:tcBorders>
+          </w:tcPr>
+          <w:p/>
+        </w:tc>
+        <w:tc>
+          <w:tcPr>
+            <w:tcW w:type="dxa" w:w="1384"/>
+            <w:tcBorders>
+              <w:top w:val="single" w:sz="4" w:space="0" w:color="CBCBCB"/>
+              <w:left w:val="single" w:sz="4" w:space="0" w:color="CBCBCB"/>
+              <w:bottom w:val="single" w:sz="4" w:space="0" w:color="CBCBCB"/>
+              <w:right w:val="single" w:sz="4" w:space="0" w:color="CBCBCB"/>
+            </w:tcBorders>
+          </w:tcPr>
+          <w:p/>
+        </w:tc>
+      </w:tr>
+      <w:tr>
+        <w:tc>
+          <w:tcPr>
+            <w:tcW w:type="dxa" w:w="1384"/>
+            <w:shd w:val="clear" w:color="auto" w:fill="B8B3D6"/>
+            <w:tcBorders>
+              <w:top w:val="single" w:sz="4" w:space="0" w:color="CBCBCB"/>
+              <w:left w:val="single" w:sz="4" w:space="0" w:color="CBCBCB"/>
+              <w:bottom w:val="single" w:sz="4" w:space="0" w:color="CBCBCB"/>
+              <w:right w:val="single" w:sz="4" w:space="0" w:color="CBCBCB"/>
+            </w:tcBorders>
+          </w:tcPr>
+          <w:p>
+            <w:r>
+              <w:rPr>
+                <w:b/>
+                <w:sz w:val="20"/>
+              </w:rPr>
+              <w:t>Học từ đâu</w:t>
+            </w:r>
+          </w:p>
+        </w:tc>
+        <w:tc>
+          <w:tcPr>
+            <w:tcW w:type="dxa" w:w="1384"/>
+            <w:shd w:val="clear" w:color="auto" w:fill="B8B3D6"/>
+            <w:tcBorders>
+              <w:top w:val="single" w:sz="4" w:space="0" w:color="CBCBCB"/>
+              <w:left w:val="single" w:sz="4" w:space="0" w:color="CBCBCB"/>
+              <w:bottom w:val="single" w:sz="4" w:space="0" w:color="CBCBCB"/>
+              <w:right w:val="single" w:sz="4" w:space="0" w:color="CBCBCB"/>
+            </w:tcBorders>
+          </w:tcPr>
+          <w:p>
+            <w:r>
+              <w:rPr>
+                <w:rFonts w:ascii="Courier New" w:hAnsi="Courier New"/>
+                <w:color w:val="F05922"/>
+                <w:sz w:val="20"/>
+              </w:rPr>
+              <w:t>.out-of-scope/</w:t>
+            </w:r>
+            <w:r>
+              <w:rPr>
+                <w:sz w:val="20"/>
+              </w:rPr>
+              <w:t xml:space="preserve"> folder trong mattpocock/skills — mỗi file ghi rõ: pattern/feature đã xem xét, lý do từ chối, prior requests từ cộng đồng. Pattern: explicit rejection record ngăn tái đề xuất không cần thiết. Áp dụng: không cần folder riêng, 1 file tập trung với format chuẩn là đủ.</w:t>
+            </w:r>
+          </w:p>
+        </w:tc>
+        <w:tc>
+          <w:tcPr>
+            <w:tcW w:type="dxa" w:w="1384"/>
+            <w:shd w:val="clear" w:color="auto" w:fill="B8B3D6"/>
+            <w:tcBorders>
+              <w:top w:val="single" w:sz="4" w:space="0" w:color="CBCBCB"/>
+              <w:left w:val="single" w:sz="4" w:space="0" w:color="CBCBCB"/>
+              <w:bottom w:val="single" w:sz="4" w:space="0" w:color="CBCBCB"/>
+              <w:right w:val="single" w:sz="4" w:space="0" w:color="CBCBCB"/>
+            </w:tcBorders>
+          </w:tcPr>
+          <w:p/>
+        </w:tc>
+        <w:tc>
+          <w:tcPr>
+            <w:tcW w:type="dxa" w:w="1384"/>
+            <w:shd w:val="clear" w:color="auto" w:fill="B8B3D6"/>
+            <w:tcBorders>
+              <w:top w:val="single" w:sz="4" w:space="0" w:color="CBCBCB"/>
+              <w:left w:val="single" w:sz="4" w:space="0" w:color="CBCBCB"/>
+              <w:bottom w:val="single" w:sz="4" w:space="0" w:color="CBCBCB"/>
+              <w:right w:val="single" w:sz="4" w:space="0" w:color="CBCBCB"/>
+            </w:tcBorders>
+          </w:tcPr>
+          <w:p/>
+        </w:tc>
+        <w:tc>
+          <w:tcPr>
+            <w:tcW w:type="dxa" w:w="1384"/>
+            <w:shd w:val="clear" w:color="auto" w:fill="B8B3D6"/>
+            <w:tcBorders>
+              <w:top w:val="single" w:sz="4" w:space="0" w:color="CBCBCB"/>
+              <w:left w:val="single" w:sz="4" w:space="0" w:color="CBCBCB"/>
+              <w:bottom w:val="single" w:sz="4" w:space="0" w:color="CBCBCB"/>
+              <w:right w:val="single" w:sz="4" w:space="0" w:color="CBCBCB"/>
+            </w:tcBorders>
+          </w:tcPr>
+          <w:p/>
+        </w:tc>
+        <w:tc>
+          <w:tcPr>
+            <w:tcW w:type="dxa" w:w="1384"/>
+            <w:shd w:val="clear" w:color="auto" w:fill="B8B3D6"/>
+            <w:tcBorders>
+              <w:top w:val="single" w:sz="4" w:space="0" w:color="CBCBCB"/>
+              <w:left w:val="single" w:sz="4" w:space="0" w:color="CBCBCB"/>
+              <w:bottom w:val="single" w:sz="4" w:space="0" w:color="CBCBCB"/>
+              <w:right w:val="single" w:sz="4" w:space="0" w:color="CBCBCB"/>
+            </w:tcBorders>
+          </w:tcPr>
+          <w:p/>
+        </w:tc>
+        <w:tc>
+          <w:tcPr>
+            <w:tcW w:type="dxa" w:w="1384"/>
+            <w:shd w:val="clear" w:color="auto" w:fill="B8B3D6"/>
+            <w:tcBorders>
+              <w:top w:val="single" w:sz="4" w:space="0" w:color="CBCBCB"/>
+              <w:left w:val="single" w:sz="4" w:space="0" w:color="CBCBCB"/>
+              <w:bottom w:val="single" w:sz="4" w:space="0" w:color="CBCBCB"/>
+              <w:right w:val="single" w:sz="4" w:space="0" w:color="CBCBCB"/>
+            </w:tcBorders>
+          </w:tcPr>
+          <w:p/>
+        </w:tc>
+      </w:tr>
+      <w:tr>
+        <w:tc>
+          <w:tcPr>
+            <w:tcW w:type="dxa" w:w="1384"/>
+            <w:tcBorders>
+              <w:top w:val="single" w:sz="4" w:space="0" w:color="CBCBCB"/>
+              <w:left w:val="single" w:sz="4" w:space="0" w:color="CBCBCB"/>
+              <w:bottom w:val="single" w:sz="4" w:space="0" w:color="CBCBCB"/>
+              <w:right w:val="single" w:sz="4" w:space="0" w:color="CBCBCB"/>
+            </w:tcBorders>
+          </w:tcPr>
+          <w:p>
+            <w:r>
+              <w:rPr>
+                <w:b/>
+                <w:sz w:val="20"/>
+              </w:rPr>
+              <w:t>Hiện trạng KZTEK</w:t>
+            </w:r>
+          </w:p>
+        </w:tc>
+        <w:tc>
+          <w:tcPr>
+            <w:tcW w:type="dxa" w:w="1384"/>
+            <w:tcBorders>
+              <w:top w:val="single" w:sz="4" w:space="0" w:color="CBCBCB"/>
+              <w:left w:val="single" w:sz="4" w:space="0" w:color="CBCBCB"/>
+              <w:bottom w:val="single" w:sz="4" w:space="0" w:color="CBCBCB"/>
+              <w:right w:val="single" w:sz="4" w:space="0" w:color="CBCBCB"/>
+            </w:tcBorders>
+          </w:tcPr>
+          <w:p>
+            <w:r>
+              <w:rPr>
+                <w:sz w:val="20"/>
+              </w:rPr>
+              <w:t>Không có record nào cho quyết định "không làm". LESSONS.md/GOTCHAS.md track issues kỹ thuật. CHANGELOG-AGENTS.md track changes. RESEARCH docs ghi chú loại bỏ (VD: "Đã loại bỏ: CONTEXT.md — ...") nhưng rải rác trong nhiều RESEARCH files, không tra cứu được. Sau 8 RESEARCH sessions, nhiều patterns đã từng xem xét sẽ bị xem xét lại trong sessions tiếp theo.</w:t>
+            </w:r>
+          </w:p>
+        </w:tc>
+        <w:tc>
+          <w:tcPr>
+            <w:tcW w:type="dxa" w:w="1384"/>
+            <w:tcBorders>
+              <w:top w:val="single" w:sz="4" w:space="0" w:color="CBCBCB"/>
+              <w:left w:val="single" w:sz="4" w:space="0" w:color="CBCBCB"/>
+              <w:bottom w:val="single" w:sz="4" w:space="0" w:color="CBCBCB"/>
+              <w:right w:val="single" w:sz="4" w:space="0" w:color="CBCBCB"/>
+            </w:tcBorders>
+          </w:tcPr>
+          <w:p/>
+        </w:tc>
+        <w:tc>
+          <w:tcPr>
+            <w:tcW w:type="dxa" w:w="1384"/>
+            <w:tcBorders>
+              <w:top w:val="single" w:sz="4" w:space="0" w:color="CBCBCB"/>
+              <w:left w:val="single" w:sz="4" w:space="0" w:color="CBCBCB"/>
+              <w:bottom w:val="single" w:sz="4" w:space="0" w:color="CBCBCB"/>
+              <w:right w:val="single" w:sz="4" w:space="0" w:color="CBCBCB"/>
+            </w:tcBorders>
+          </w:tcPr>
+          <w:p/>
+        </w:tc>
+        <w:tc>
+          <w:tcPr>
+            <w:tcW w:type="dxa" w:w="1384"/>
+            <w:tcBorders>
+              <w:top w:val="single" w:sz="4" w:space="0" w:color="CBCBCB"/>
+              <w:left w:val="single" w:sz="4" w:space="0" w:color="CBCBCB"/>
+              <w:bottom w:val="single" w:sz="4" w:space="0" w:color="CBCBCB"/>
+              <w:right w:val="single" w:sz="4" w:space="0" w:color="CBCBCB"/>
+            </w:tcBorders>
+          </w:tcPr>
+          <w:p/>
+        </w:tc>
+        <w:tc>
+          <w:tcPr>
+            <w:tcW w:type="dxa" w:w="1384"/>
+            <w:tcBorders>
+              <w:top w:val="single" w:sz="4" w:space="0" w:color="CBCBCB"/>
+              <w:left w:val="single" w:sz="4" w:space="0" w:color="CBCBCB"/>
+              <w:bottom w:val="single" w:sz="4" w:space="0" w:color="CBCBCB"/>
+              <w:right w:val="single" w:sz="4" w:space="0" w:color="CBCBCB"/>
+            </w:tcBorders>
+          </w:tcPr>
+          <w:p/>
+        </w:tc>
+        <w:tc>
+          <w:tcPr>
+            <w:tcW w:type="dxa" w:w="1384"/>
+            <w:tcBorders>
+              <w:top w:val="single" w:sz="4" w:space="0" w:color="CBCBCB"/>
+              <w:left w:val="single" w:sz="4" w:space="0" w:color="CBCBCB"/>
+              <w:bottom w:val="single" w:sz="4" w:space="0" w:color="CBCBCB"/>
+              <w:right w:val="single" w:sz="4" w:space="0" w:color="CBCBCB"/>
+            </w:tcBorders>
+          </w:tcPr>
+          <w:p/>
+        </w:tc>
+      </w:tr>
+      <w:tr>
+        <w:tc>
+          <w:tcPr>
+            <w:tcW w:type="dxa" w:w="1384"/>
+            <w:shd w:val="clear" w:color="auto" w:fill="B8B3D6"/>
+            <w:tcBorders>
+              <w:top w:val="single" w:sz="4" w:space="0" w:color="CBCBCB"/>
+              <w:left w:val="single" w:sz="4" w:space="0" w:color="CBCBCB"/>
+              <w:bottom w:val="single" w:sz="4" w:space="0" w:color="CBCBCB"/>
+              <w:right w:val="single" w:sz="4" w:space="0" w:color="CBCBCB"/>
+            </w:tcBorders>
+          </w:tcPr>
+          <w:p>
+            <w:r>
+              <w:rPr>
+                <w:b/>
+                <w:sz w:val="20"/>
+              </w:rPr>
+              <w:t>Lý do thay đổi</w:t>
+            </w:r>
+          </w:p>
+        </w:tc>
+        <w:tc>
+          <w:tcPr>
+            <w:tcW w:type="dxa" w:w="1384"/>
+            <w:shd w:val="clear" w:color="auto" w:fill="B8B3D6"/>
+            <w:tcBorders>
+              <w:top w:val="single" w:sz="4" w:space="0" w:color="CBCBCB"/>
+              <w:left w:val="single" w:sz="4" w:space="0" w:color="CBCBCB"/>
+              <w:bottom w:val="single" w:sz="4" w:space="0" w:color="CBCBCB"/>
+              <w:right w:val="single" w:sz="4" w:space="0" w:color="CBCBCB"/>
+            </w:tcBorders>
+          </w:tcPr>
+          <w:p>
+            <w:r>
+              <w:rPr>
+                <w:sz w:val="20"/>
+              </w:rPr>
+              <w:t>Không có rejection record → rủi ro "groundhog day": agent/researcher mới trong session tương lai xem xét lại cùng pattern đã từng đánh giá và quyết định không làm, tốn thời gian đánh giá lại. Bản thân research session này đã lặp lại xem xét một số patterns từ các RESEARCH trước.</w:t>
+            </w:r>
+          </w:p>
+        </w:tc>
+        <w:tc>
+          <w:tcPr>
+            <w:tcW w:type="dxa" w:w="1384"/>
+            <w:shd w:val="clear" w:color="auto" w:fill="B8B3D6"/>
+            <w:tcBorders>
+              <w:top w:val="single" w:sz="4" w:space="0" w:color="CBCBCB"/>
+              <w:left w:val="single" w:sz="4" w:space="0" w:color="CBCBCB"/>
+              <w:bottom w:val="single" w:sz="4" w:space="0" w:color="CBCBCB"/>
+              <w:right w:val="single" w:sz="4" w:space="0" w:color="CBCBCB"/>
+            </w:tcBorders>
+          </w:tcPr>
+          <w:p/>
+        </w:tc>
+        <w:tc>
+          <w:tcPr>
+            <w:tcW w:type="dxa" w:w="1384"/>
+            <w:shd w:val="clear" w:color="auto" w:fill="B8B3D6"/>
+            <w:tcBorders>
+              <w:top w:val="single" w:sz="4" w:space="0" w:color="CBCBCB"/>
+              <w:left w:val="single" w:sz="4" w:space="0" w:color="CBCBCB"/>
+              <w:bottom w:val="single" w:sz="4" w:space="0" w:color="CBCBCB"/>
+              <w:right w:val="single" w:sz="4" w:space="0" w:color="CBCBCB"/>
+            </w:tcBorders>
+          </w:tcPr>
+          <w:p/>
+        </w:tc>
+        <w:tc>
+          <w:tcPr>
+            <w:tcW w:type="dxa" w:w="1384"/>
+            <w:shd w:val="clear" w:color="auto" w:fill="B8B3D6"/>
+            <w:tcBorders>
+              <w:top w:val="single" w:sz="4" w:space="0" w:color="CBCBCB"/>
+              <w:left w:val="single" w:sz="4" w:space="0" w:color="CBCBCB"/>
+              <w:bottom w:val="single" w:sz="4" w:space="0" w:color="CBCBCB"/>
+              <w:right w:val="single" w:sz="4" w:space="0" w:color="CBCBCB"/>
+            </w:tcBorders>
+          </w:tcPr>
+          <w:p/>
+        </w:tc>
+        <w:tc>
+          <w:tcPr>
+            <w:tcW w:type="dxa" w:w="1384"/>
+            <w:shd w:val="clear" w:color="auto" w:fill="B8B3D6"/>
+            <w:tcBorders>
+              <w:top w:val="single" w:sz="4" w:space="0" w:color="CBCBCB"/>
+              <w:left w:val="single" w:sz="4" w:space="0" w:color="CBCBCB"/>
+              <w:bottom w:val="single" w:sz="4" w:space="0" w:color="CBCBCB"/>
+              <w:right w:val="single" w:sz="4" w:space="0" w:color="CBCBCB"/>
+            </w:tcBorders>
+          </w:tcPr>
+          <w:p/>
+        </w:tc>
+        <w:tc>
+          <w:tcPr>
+            <w:tcW w:type="dxa" w:w="1384"/>
+            <w:shd w:val="clear" w:color="auto" w:fill="B8B3D6"/>
+            <w:tcBorders>
+              <w:top w:val="single" w:sz="4" w:space="0" w:color="CBCBCB"/>
+              <w:left w:val="single" w:sz="4" w:space="0" w:color="CBCBCB"/>
+              <w:bottom w:val="single" w:sz="4" w:space="0" w:color="CBCBCB"/>
+              <w:right w:val="single" w:sz="4" w:space="0" w:color="CBCBCB"/>
+            </w:tcBorders>
+          </w:tcPr>
+          <w:p/>
+        </w:tc>
+      </w:tr>
+      <w:tr>
+        <w:tc>
+          <w:tcPr>
+            <w:tcW w:type="dxa" w:w="1384"/>
+            <w:tcBorders>
+              <w:top w:val="single" w:sz="4" w:space="0" w:color="CBCBCB"/>
+              <w:left w:val="single" w:sz="4" w:space="0" w:color="CBCBCB"/>
+              <w:bottom w:val="single" w:sz="4" w:space="0" w:color="CBCBCB"/>
+              <w:right w:val="single" w:sz="4" w:space="0" w:color="CBCBCB"/>
+            </w:tcBorders>
+          </w:tcPr>
+          <w:p>
+            <w:r>
+              <w:rPr>
+                <w:b/>
+                <w:sz w:val="20"/>
+              </w:rPr>
+              <w:t>Áp dụng vào đâu</w:t>
+            </w:r>
+          </w:p>
+        </w:tc>
+        <w:tc>
+          <w:tcPr>
+            <w:tcW w:type="dxa" w:w="1384"/>
+            <w:tcBorders>
+              <w:top w:val="single" w:sz="4" w:space="0" w:color="CBCBCB"/>
+              <w:left w:val="single" w:sz="4" w:space="0" w:color="CBCBCB"/>
+              <w:bottom w:val="single" w:sz="4" w:space="0" w:color="CBCBCB"/>
+              <w:right w:val="single" w:sz="4" w:space="0" w:color="CBCBCB"/>
+            </w:tcBorders>
+          </w:tcPr>
+          <w:p>
+            <w:r>
+              <w:rPr>
+                <w:sz w:val="20"/>
+              </w:rPr>
+              <w:t xml:space="preserve">Tạo </w:t>
+            </w:r>
+            <w:r>
+              <w:rPr>
+                <w:rFonts w:ascii="Courier New" w:hAnsi="Courier New"/>
+                <w:color w:val="F05922"/>
+                <w:sz w:val="20"/>
+              </w:rPr>
+              <w:t>docs/decisions/REJECTED.md</w:t>
+            </w:r>
+            <w:r>
+              <w:rPr>
+                <w:sz w:val="20"/>
+              </w:rPr>
+              <w:t xml:space="preserve"> với format: `#</w:t>
+            </w:r>
+          </w:p>
+        </w:tc>
+        <w:tc>
+          <w:tcPr>
+            <w:tcW w:type="dxa" w:w="1384"/>
+            <w:tcBorders>
+              <w:top w:val="single" w:sz="4" w:space="0" w:color="CBCBCB"/>
+              <w:left w:val="single" w:sz="4" w:space="0" w:color="CBCBCB"/>
+              <w:bottom w:val="single" w:sz="4" w:space="0" w:color="CBCBCB"/>
+              <w:right w:val="single" w:sz="4" w:space="0" w:color="CBCBCB"/>
+            </w:tcBorders>
+          </w:tcPr>
+          <w:p>
+            <w:r>
+              <w:rPr>
+                <w:sz w:val="20"/>
+              </w:rPr>
+              <w:t>Pattern</w:t>
+            </w:r>
+          </w:p>
+        </w:tc>
+        <w:tc>
+          <w:tcPr>
+            <w:tcW w:type="dxa" w:w="1384"/>
+            <w:tcBorders>
+              <w:top w:val="single" w:sz="4" w:space="0" w:color="CBCBCB"/>
+              <w:left w:val="single" w:sz="4" w:space="0" w:color="CBCBCB"/>
+              <w:bottom w:val="single" w:sz="4" w:space="0" w:color="CBCBCB"/>
+              <w:right w:val="single" w:sz="4" w:space="0" w:color="CBCBCB"/>
+            </w:tcBorders>
+          </w:tcPr>
+          <w:p>
+            <w:r>
+              <w:rPr>
+                <w:sz w:val="20"/>
+              </w:rPr>
+              <w:t>Lý do từ chối</w:t>
+            </w:r>
+          </w:p>
+        </w:tc>
+        <w:tc>
+          <w:tcPr>
+            <w:tcW w:type="dxa" w:w="1384"/>
+            <w:tcBorders>
+              <w:top w:val="single" w:sz="4" w:space="0" w:color="CBCBCB"/>
+              <w:left w:val="single" w:sz="4" w:space="0" w:color="CBCBCB"/>
+              <w:bottom w:val="single" w:sz="4" w:space="0" w:color="CBCBCB"/>
+              <w:right w:val="single" w:sz="4" w:space="0" w:color="CBCBCB"/>
+            </w:tcBorders>
+          </w:tcPr>
+          <w:p>
+            <w:r>
+              <w:rPr>
+                <w:sz w:val="20"/>
+              </w:rPr>
+              <w:t>Điều kiện mở lại</w:t>
+            </w:r>
+          </w:p>
+        </w:tc>
+        <w:tc>
+          <w:tcPr>
+            <w:tcW w:type="dxa" w:w="1384"/>
+            <w:tcBorders>
+              <w:top w:val="single" w:sz="4" w:space="0" w:color="CBCBCB"/>
+              <w:left w:val="single" w:sz="4" w:space="0" w:color="CBCBCB"/>
+              <w:bottom w:val="single" w:sz="4" w:space="0" w:color="CBCBCB"/>
+              <w:right w:val="single" w:sz="4" w:space="0" w:color="CBCBCB"/>
+            </w:tcBorders>
+          </w:tcPr>
+          <w:p>
+            <w:r>
+              <w:rPr>
+                <w:sz w:val="20"/>
+              </w:rPr>
+              <w:t>Nguồn tham khảo</w:t>
+            </w:r>
+          </w:p>
+        </w:tc>
+        <w:tc>
+          <w:tcPr>
+            <w:tcW w:type="dxa" w:w="1384"/>
+            <w:tcBorders>
+              <w:top w:val="single" w:sz="4" w:space="0" w:color="CBCBCB"/>
+              <w:left w:val="single" w:sz="4" w:space="0" w:color="CBCBCB"/>
+              <w:bottom w:val="single" w:sz="4" w:space="0" w:color="CBCBCB"/>
+              <w:right w:val="single" w:sz="4" w:space="0" w:color="CBCBCB"/>
+            </w:tcBorders>
+          </w:tcPr>
+          <w:p>
+            <w:r>
+              <w:rPr>
+                <w:sz w:val="20"/>
+              </w:rPr>
+              <w:t>Ngày`. Populate ngay với các patterns đã từng xem xét và bác trong các RESEARCH sessions hiện có (anthropics/skills, gitnexus, memmachine, ui-ux-pro-max, mattpocock/skills). Cập nhật github-repo-researcher agent description: khi loại bỏ pattern khỏi đề xuất, ghi vào REJECTED.md.</w:t>
+            </w:r>
+          </w:p>
+        </w:tc>
+      </w:tr>
+      <w:tr>
+        <w:tc>
+          <w:tcPr>
+            <w:tcW w:type="dxa" w:w="1384"/>
+            <w:shd w:val="clear" w:color="auto" w:fill="B8B3D6"/>
+            <w:tcBorders>
+              <w:top w:val="single" w:sz="4" w:space="0" w:color="CBCBCB"/>
+              <w:left w:val="single" w:sz="4" w:space="0" w:color="CBCBCB"/>
+              <w:bottom w:val="single" w:sz="4" w:space="0" w:color="CBCBCB"/>
+              <w:right w:val="single" w:sz="4" w:space="0" w:color="CBCBCB"/>
+            </w:tcBorders>
+          </w:tcPr>
+          <w:p>
+            <w:r>
+              <w:rPr>
+                <w:b/>
+                <w:sz w:val="20"/>
+              </w:rPr>
+              <w:t>Đạt được gì</w:t>
+            </w:r>
+          </w:p>
+        </w:tc>
+        <w:tc>
+          <w:tcPr>
+            <w:tcW w:type="dxa" w:w="1384"/>
+            <w:shd w:val="clear" w:color="auto" w:fill="B8B3D6"/>
+            <w:tcBorders>
+              <w:top w:val="single" w:sz="4" w:space="0" w:color="CBCBCB"/>
+              <w:left w:val="single" w:sz="4" w:space="0" w:color="CBCBCB"/>
+              <w:bottom w:val="single" w:sz="4" w:space="0" w:color="CBCBCB"/>
+              <w:right w:val="single" w:sz="4" w:space="0" w:color="CBCBCB"/>
+            </w:tcBorders>
+          </w:tcPr>
+          <w:p>
+            <w:r>
+              <w:rPr>
+                <w:sz w:val="20"/>
+              </w:rPr>
+              <w:t>Mọi pattern đã xem xét và từ chối đều có record với lý do. Researcher tương lai tra cứu REJECTED.md trước khi đề xuất → không đề xuất lại cái đã bác. Giảm "same proposal revisited" từ trung bình ~1-2 pattern/research session xuống 0.</w:t>
+            </w:r>
+          </w:p>
+        </w:tc>
+        <w:tc>
+          <w:tcPr>
+            <w:tcW w:type="dxa" w:w="1384"/>
+            <w:shd w:val="clear" w:color="auto" w:fill="B8B3D6"/>
+            <w:tcBorders>
+              <w:top w:val="single" w:sz="4" w:space="0" w:color="CBCBCB"/>
+              <w:left w:val="single" w:sz="4" w:space="0" w:color="CBCBCB"/>
+              <w:bottom w:val="single" w:sz="4" w:space="0" w:color="CBCBCB"/>
+              <w:right w:val="single" w:sz="4" w:space="0" w:color="CBCBCB"/>
+            </w:tcBorders>
+          </w:tcPr>
+          <w:p/>
+        </w:tc>
+        <w:tc>
+          <w:tcPr>
+            <w:tcW w:type="dxa" w:w="1384"/>
+            <w:shd w:val="clear" w:color="auto" w:fill="B8B3D6"/>
+            <w:tcBorders>
+              <w:top w:val="single" w:sz="4" w:space="0" w:color="CBCBCB"/>
+              <w:left w:val="single" w:sz="4" w:space="0" w:color="CBCBCB"/>
+              <w:bottom w:val="single" w:sz="4" w:space="0" w:color="CBCBCB"/>
+              <w:right w:val="single" w:sz="4" w:space="0" w:color="CBCBCB"/>
+            </w:tcBorders>
+          </w:tcPr>
+          <w:p/>
+        </w:tc>
+        <w:tc>
+          <w:tcPr>
+            <w:tcW w:type="dxa" w:w="1384"/>
+            <w:shd w:val="clear" w:color="auto" w:fill="B8B3D6"/>
+            <w:tcBorders>
+              <w:top w:val="single" w:sz="4" w:space="0" w:color="CBCBCB"/>
+              <w:left w:val="single" w:sz="4" w:space="0" w:color="CBCBCB"/>
+              <w:bottom w:val="single" w:sz="4" w:space="0" w:color="CBCBCB"/>
+              <w:right w:val="single" w:sz="4" w:space="0" w:color="CBCBCB"/>
+            </w:tcBorders>
+          </w:tcPr>
+          <w:p/>
+        </w:tc>
+        <w:tc>
+          <w:tcPr>
+            <w:tcW w:type="dxa" w:w="1384"/>
+            <w:shd w:val="clear" w:color="auto" w:fill="B8B3D6"/>
+            <w:tcBorders>
+              <w:top w:val="single" w:sz="4" w:space="0" w:color="CBCBCB"/>
+              <w:left w:val="single" w:sz="4" w:space="0" w:color="CBCBCB"/>
+              <w:bottom w:val="single" w:sz="4" w:space="0" w:color="CBCBCB"/>
+              <w:right w:val="single" w:sz="4" w:space="0" w:color="CBCBCB"/>
+            </w:tcBorders>
+          </w:tcPr>
+          <w:p/>
+        </w:tc>
+        <w:tc>
+          <w:tcPr>
+            <w:tcW w:type="dxa" w:w="1384"/>
+            <w:shd w:val="clear" w:color="auto" w:fill="B8B3D6"/>
+            <w:tcBorders>
+              <w:top w:val="single" w:sz="4" w:space="0" w:color="CBCBCB"/>
+              <w:left w:val="single" w:sz="4" w:space="0" w:color="CBCBCB"/>
+              <w:bottom w:val="single" w:sz="4" w:space="0" w:color="CBCBCB"/>
+              <w:right w:val="single" w:sz="4" w:space="0" w:color="CBCBCB"/>
+            </w:tcBorders>
+          </w:tcPr>
+          <w:p/>
+        </w:tc>
+      </w:tr>
+      <w:tr>
+        <w:tc>
+          <w:tcPr>
+            <w:tcW w:type="dxa" w:w="1384"/>
+            <w:tcBorders>
+              <w:top w:val="single" w:sz="4" w:space="0" w:color="CBCBCB"/>
+              <w:left w:val="single" w:sz="4" w:space="0" w:color="CBCBCB"/>
+              <w:bottom w:val="single" w:sz="4" w:space="0" w:color="CBCBCB"/>
+              <w:right w:val="single" w:sz="4" w:space="0" w:color="CBCBCB"/>
+            </w:tcBorders>
+          </w:tcPr>
+          <w:p>
+            <w:r>
+              <w:rPr>
+                <w:b/>
+                <w:sz w:val="20"/>
+              </w:rPr>
+              <w:t>Rủi ro/Effort</w:t>
+            </w:r>
+          </w:p>
+        </w:tc>
+        <w:tc>
+          <w:tcPr>
+            <w:tcW w:type="dxa" w:w="1384"/>
+            <w:tcBorders>
+              <w:top w:val="single" w:sz="4" w:space="0" w:color="CBCBCB"/>
+              <w:left w:val="single" w:sz="4" w:space="0" w:color="CBCBCB"/>
+              <w:bottom w:val="single" w:sz="4" w:space="0" w:color="CBCBCB"/>
+              <w:right w:val="single" w:sz="4" w:space="0" w:color="CBCBCB"/>
+            </w:tcBorders>
+          </w:tcPr>
+          <w:p>
+            <w:r>
+              <w:rPr>
+                <w:sz w:val="20"/>
+              </w:rPr>
+              <w:t>Rủi ro: Không có — chỉ là Markdown file. Effort: 30–45 phút — tạo file + populate 10-15 entries từ các RESEARCH sessions hiện có.</w:t>
+            </w:r>
+          </w:p>
+        </w:tc>
+        <w:tc>
+          <w:tcPr>
+            <w:tcW w:type="dxa" w:w="1384"/>
+            <w:tcBorders>
+              <w:top w:val="single" w:sz="4" w:space="0" w:color="CBCBCB"/>
+              <w:left w:val="single" w:sz="4" w:space="0" w:color="CBCBCB"/>
+              <w:bottom w:val="single" w:sz="4" w:space="0" w:color="CBCBCB"/>
+              <w:right w:val="single" w:sz="4" w:space="0" w:color="CBCBCB"/>
+            </w:tcBorders>
+          </w:tcPr>
+          <w:p/>
+        </w:tc>
+        <w:tc>
+          <w:tcPr>
+            <w:tcW w:type="dxa" w:w="1384"/>
+            <w:tcBorders>
+              <w:top w:val="single" w:sz="4" w:space="0" w:color="CBCBCB"/>
+              <w:left w:val="single" w:sz="4" w:space="0" w:color="CBCBCB"/>
+              <w:bottom w:val="single" w:sz="4" w:space="0" w:color="CBCBCB"/>
+              <w:right w:val="single" w:sz="4" w:space="0" w:color="CBCBCB"/>
+            </w:tcBorders>
+          </w:tcPr>
+          <w:p/>
+        </w:tc>
+        <w:tc>
+          <w:tcPr>
+            <w:tcW w:type="dxa" w:w="1384"/>
+            <w:tcBorders>
+              <w:top w:val="single" w:sz="4" w:space="0" w:color="CBCBCB"/>
+              <w:left w:val="single" w:sz="4" w:space="0" w:color="CBCBCB"/>
+              <w:bottom w:val="single" w:sz="4" w:space="0" w:color="CBCBCB"/>
+              <w:right w:val="single" w:sz="4" w:space="0" w:color="CBCBCB"/>
+            </w:tcBorders>
+          </w:tcPr>
+          <w:p/>
+        </w:tc>
+        <w:tc>
+          <w:tcPr>
+            <w:tcW w:type="dxa" w:w="1384"/>
+            <w:tcBorders>
+              <w:top w:val="single" w:sz="4" w:space="0" w:color="CBCBCB"/>
+              <w:left w:val="single" w:sz="4" w:space="0" w:color="CBCBCB"/>
+              <w:bottom w:val="single" w:sz="4" w:space="0" w:color="CBCBCB"/>
+              <w:right w:val="single" w:sz="4" w:space="0" w:color="CBCBCB"/>
+            </w:tcBorders>
+          </w:tcPr>
+          <w:p/>
+        </w:tc>
+        <w:tc>
+          <w:tcPr>
+            <w:tcW w:type="dxa" w:w="1384"/>
+            <w:tcBorders>
+              <w:top w:val="single" w:sz="4" w:space="0" w:color="CBCBCB"/>
+              <w:left w:val="single" w:sz="4" w:space="0" w:color="CBCBCB"/>
+              <w:bottom w:val="single" w:sz="4" w:space="0" w:color="CBCBCB"/>
+              <w:right w:val="single" w:sz="4" w:space="0" w:color="CBCBCB"/>
+            </w:tcBorders>
+          </w:tcPr>
+          <w:p/>
+        </w:tc>
+      </w:tr>
+    </w:tbl>
+    <w:p/>
+    <w:p>
+      <w:pPr>
+        <w:pBdr>
+          <w:bottom w:val="single" w:sz="6" w:space="1" w:color="F05922"/>
+        </w:pBdr>
+        <w:spacing w:after="120"/>
+      </w:pPr>
+    </w:p>
+    <w:p>
+      <w:pPr>
+        <w:pStyle w:val="Heading3"/>
+        <w:spacing w:before="160" w:after="60"/>
+      </w:pPr>
+      <w:r>
+        <w:rPr>
+          <w:color w:val="4A3F8C"/>
+          <w:sz w:val="24"/>
+        </w:rPr>
+        <w:t>E11 — Tạo skill `research.md` — General research skill (khác với github-repo-researcher)</w:t>
+      </w:r>
+    </w:p>
+    <w:tbl>
+      <w:tblPr>
+        <w:tblStyle w:val="TableGrid"/>
+        <w:tblW w:type="auto" w:w="0"/>
+        <w:tblLook w:firstColumn="1" w:firstRow="1" w:lastColumn="0" w:lastRow="0" w:noHBand="0" w:noVBand="1" w:val="04A0"/>
+      </w:tblPr>
+      <w:tblGrid>
+        <w:gridCol w:w="4844"/>
+        <w:gridCol w:w="4844"/>
+      </w:tblGrid>
+      <w:tr>
+        <w:tc>
+          <w:tcPr>
+            <w:tcW w:type="dxa" w:w="4844"/>
+            <w:shd w:val="clear" w:color="auto" w:fill="251C53"/>
+            <w:tcBorders>
+              <w:top w:val="single" w:sz="4" w:space="0" w:color="251C53"/>
+              <w:left w:val="single" w:sz="4" w:space="0" w:color="251C53"/>
+              <w:bottom w:val="single" w:sz="4" w:space="0" w:color="251C53"/>
+              <w:right w:val="single" w:sz="4" w:space="0" w:color="251C53"/>
+            </w:tcBorders>
+          </w:tcPr>
+          <w:p>
+            <w:r>
+              <w:rPr>
+                <w:b/>
+                <w:color w:val="FFFFFF"/>
+                <w:sz w:val="20"/>
+              </w:rPr>
+              <w:t>Cột</w:t>
+            </w:r>
+          </w:p>
+        </w:tc>
+        <w:tc>
+          <w:tcPr>
+            <w:tcW w:type="dxa" w:w="4844"/>
+            <w:shd w:val="clear" w:color="auto" w:fill="251C53"/>
+            <w:tcBorders>
+              <w:top w:val="single" w:sz="4" w:space="0" w:color="251C53"/>
+              <w:left w:val="single" w:sz="4" w:space="0" w:color="251C53"/>
+              <w:bottom w:val="single" w:sz="4" w:space="0" w:color="251C53"/>
+              <w:right w:val="single" w:sz="4" w:space="0" w:color="251C53"/>
+            </w:tcBorders>
+          </w:tcPr>
+          <w:p>
+            <w:r>
+              <w:rPr>
+                <w:b/>
+                <w:color w:val="FFFFFF"/>
+                <w:sz w:val="20"/>
+              </w:rPr>
+              <w:t>Nội dung</w:t>
+            </w:r>
+          </w:p>
+        </w:tc>
+      </w:tr>
+      <w:tr>
+        <w:tc>
+          <w:tcPr>
+            <w:tcW w:type="dxa" w:w="4844"/>
+            <w:tcBorders>
+              <w:top w:val="single" w:sz="4" w:space="0" w:color="CBCBCB"/>
+              <w:left w:val="single" w:sz="4" w:space="0" w:color="CBCBCB"/>
+              <w:bottom w:val="single" w:sz="4" w:space="0" w:color="CBCBCB"/>
+              <w:right w:val="single" w:sz="4" w:space="0" w:color="CBCBCB"/>
+            </w:tcBorders>
+          </w:tcPr>
+          <w:p>
+            <w:r>
+              <w:rPr>
+                <w:sz w:val="20"/>
+              </w:rPr>
+              <w:t>-----</w:t>
+            </w:r>
+          </w:p>
+        </w:tc>
+        <w:tc>
+          <w:tcPr>
+            <w:tcW w:type="dxa" w:w="4844"/>
+            <w:tcBorders>
+              <w:top w:val="single" w:sz="4" w:space="0" w:color="CBCBCB"/>
+              <w:left w:val="single" w:sz="4" w:space="0" w:color="CBCBCB"/>
+              <w:bottom w:val="single" w:sz="4" w:space="0" w:color="CBCBCB"/>
+              <w:right w:val="single" w:sz="4" w:space="0" w:color="CBCBCB"/>
+            </w:tcBorders>
+          </w:tcPr>
+          <w:p>
+            <w:r>
+              <w:rPr>
+                <w:sz w:val="20"/>
+              </w:rPr>
+              <w:t>---------</w:t>
+            </w:r>
+          </w:p>
+        </w:tc>
+      </w:tr>
+      <w:tr>
+        <w:tc>
+          <w:tcPr>
+            <w:tcW w:type="dxa" w:w="4844"/>
+            <w:shd w:val="clear" w:color="auto" w:fill="B8B3D6"/>
+            <w:tcBorders>
+              <w:top w:val="single" w:sz="4" w:space="0" w:color="CBCBCB"/>
+              <w:left w:val="single" w:sz="4" w:space="0" w:color="CBCBCB"/>
+              <w:bottom w:val="single" w:sz="4" w:space="0" w:color="CBCBCB"/>
+              <w:right w:val="single" w:sz="4" w:space="0" w:color="CBCBCB"/>
+            </w:tcBorders>
+          </w:tcPr>
+          <w:p>
+            <w:r>
+              <w:rPr>
+                <w:b/>
+                <w:sz w:val="20"/>
+              </w:rPr>
+              <w:t>Học từ đâu</w:t>
+            </w:r>
+          </w:p>
+        </w:tc>
+        <w:tc>
+          <w:tcPr>
+            <w:tcW w:type="dxa" w:w="4844"/>
+            <w:shd w:val="clear" w:color="auto" w:fill="B8B3D6"/>
+            <w:tcBorders>
+              <w:top w:val="single" w:sz="4" w:space="0" w:color="CBCBCB"/>
+              <w:left w:val="single" w:sz="4" w:space="0" w:color="CBCBCB"/>
+              <w:bottom w:val="single" w:sz="4" w:space="0" w:color="CBCBCB"/>
+              <w:right w:val="single" w:sz="4" w:space="0" w:color="CBCBCB"/>
+            </w:tcBorders>
+          </w:tcPr>
+          <w:p>
+            <w:r>
+              <w:rPr>
+                <w:rFonts w:ascii="Courier New" w:hAnsi="Courier New"/>
+                <w:color w:val="F05922"/>
+                <w:sz w:val="20"/>
+              </w:rPr>
+              <w:t>skills/engineering/research/SKILL.md</w:t>
+            </w:r>
+            <w:r>
+              <w:rPr>
+                <w:sz w:val="20"/>
+              </w:rPr>
+              <w:t xml:space="preserve"> — spin up background agent, investigate from primary sources (official docs, source code, specs, first-party APIs — not secondary write-ups), write findings to cited Markdown file, save where repo already keeps such notes. Session chính tiếp tục trong khi background agent research.</w:t>
+            </w:r>
+          </w:p>
+        </w:tc>
+      </w:tr>
+      <w:tr>
+        <w:tc>
+          <w:tcPr>
+            <w:tcW w:type="dxa" w:w="4844"/>
+            <w:tcBorders>
+              <w:top w:val="single" w:sz="4" w:space="0" w:color="CBCBCB"/>
+              <w:left w:val="single" w:sz="4" w:space="0" w:color="CBCBCB"/>
+              <w:bottom w:val="single" w:sz="4" w:space="0" w:color="CBCBCB"/>
+              <w:right w:val="single" w:sz="4" w:space="0" w:color="CBCBCB"/>
+            </w:tcBorders>
+          </w:tcPr>
+          <w:p>
+            <w:r>
+              <w:rPr>
+                <w:b/>
+                <w:sz w:val="20"/>
+              </w:rPr>
+              <w:t>Hiện trạng KZTEK</w:t>
+            </w:r>
+          </w:p>
+        </w:tc>
+        <w:tc>
+          <w:tcPr>
+            <w:tcW w:type="dxa" w:w="4844"/>
+            <w:tcBorders>
+              <w:top w:val="single" w:sz="4" w:space="0" w:color="CBCBCB"/>
+              <w:left w:val="single" w:sz="4" w:space="0" w:color="CBCBCB"/>
+              <w:bottom w:val="single" w:sz="4" w:space="0" w:color="CBCBCB"/>
+              <w:right w:val="single" w:sz="4" w:space="0" w:color="CBCBCB"/>
+            </w:tcBorders>
+          </w:tcPr>
+          <w:p>
+            <w:r>
+              <w:rPr>
+                <w:rFonts w:ascii="Courier New" w:hAnsi="Courier New"/>
+                <w:color w:val="F05922"/>
+                <w:sz w:val="20"/>
+              </w:rPr>
+              <w:t>github-repo-researcher</w:t>
+            </w:r>
+            <w:r>
+              <w:rPr>
+                <w:sz w:val="20"/>
+              </w:rPr>
+              <w:t xml:space="preserve"> agent: phân tích external GitHub repos theo WF-GITHUB-RESEARCH flow phức tạp (clone, phân tích, đề xuất, merge). Không có gì để "research câu hỏi kỹ thuật tổng quát" — khi Senior Dev cần biết "Avalonia DataGrid có support virtual scrolling không?", "protocol X trả về format Y không?", họ research inline trong session chính → tốn context window, không cite sources, không có artifact để revisit.</w:t>
+            </w:r>
+          </w:p>
+        </w:tc>
+      </w:tr>
+      <w:tr>
+        <w:tc>
+          <w:tcPr>
+            <w:tcW w:type="dxa" w:w="4844"/>
+            <w:shd w:val="clear" w:color="auto" w:fill="B8B3D6"/>
+            <w:tcBorders>
+              <w:top w:val="single" w:sz="4" w:space="0" w:color="CBCBCB"/>
+              <w:left w:val="single" w:sz="4" w:space="0" w:color="CBCBCB"/>
+              <w:bottom w:val="single" w:sz="4" w:space="0" w:color="CBCBCB"/>
+              <w:right w:val="single" w:sz="4" w:space="0" w:color="CBCBCB"/>
+            </w:tcBorders>
+          </w:tcPr>
+          <w:p>
+            <w:r>
+              <w:rPr>
+                <w:b/>
+                <w:sz w:val="20"/>
+              </w:rPr>
+              <w:t>Lý do thay đổi</w:t>
+            </w:r>
+          </w:p>
+        </w:tc>
+        <w:tc>
+          <w:tcPr>
+            <w:tcW w:type="dxa" w:w="4844"/>
+            <w:shd w:val="clear" w:color="auto" w:fill="B8B3D6"/>
+            <w:tcBorders>
+              <w:top w:val="single" w:sz="4" w:space="0" w:color="CBCBCB"/>
+              <w:left w:val="single" w:sz="4" w:space="0" w:color="CBCBCB"/>
+              <w:bottom w:val="single" w:sz="4" w:space="0" w:color="CBCBCB"/>
+              <w:right w:val="single" w:sz="4" w:space="0" w:color="CBCBCB"/>
+            </w:tcBorders>
+          </w:tcPr>
+          <w:p>
+            <w:r>
+              <w:rPr>
+                <w:sz w:val="20"/>
+              </w:rPr>
+              <w:t>Research inline = tốn context window của session chính (agent phải load docs, read multiple pages, summarize — tất cả trong cùng 1 context). Không cite sources = không verify được sau. Không có artifact = kiến thức mất sau session. Background agent approach của mattpocock giải phóng context window của session chính đồng thời tạo cited artifact.</w:t>
+            </w:r>
+          </w:p>
+        </w:tc>
+      </w:tr>
+      <w:tr>
+        <w:tc>
+          <w:tcPr>
+            <w:tcW w:type="dxa" w:w="4844"/>
+            <w:tcBorders>
+              <w:top w:val="single" w:sz="4" w:space="0" w:color="CBCBCB"/>
+              <w:left w:val="single" w:sz="4" w:space="0" w:color="CBCBCB"/>
+              <w:bottom w:val="single" w:sz="4" w:space="0" w:color="CBCBCB"/>
+              <w:right w:val="single" w:sz="4" w:space="0" w:color="CBCBCB"/>
+            </w:tcBorders>
+          </w:tcPr>
+          <w:p>
+            <w:r>
+              <w:rPr>
+                <w:b/>
+                <w:sz w:val="20"/>
+              </w:rPr>
+              <w:t>Áp dụng vào đâu</w:t>
+            </w:r>
+          </w:p>
+        </w:tc>
+        <w:tc>
+          <w:tcPr>
+            <w:tcW w:type="dxa" w:w="4844"/>
+            <w:tcBorders>
+              <w:top w:val="single" w:sz="4" w:space="0" w:color="CBCBCB"/>
+              <w:left w:val="single" w:sz="4" w:space="0" w:color="CBCBCB"/>
+              <w:bottom w:val="single" w:sz="4" w:space="0" w:color="CBCBCB"/>
+              <w:right w:val="single" w:sz="4" w:space="0" w:color="CBCBCB"/>
+            </w:tcBorders>
+          </w:tcPr>
+          <w:p>
+            <w:r>
+              <w:rPr>
+                <w:sz w:val="20"/>
+              </w:rPr>
+              <w:t xml:space="preserve">Tạo mới </w:t>
+            </w:r>
+            <w:r>
+              <w:rPr>
+                <w:rFonts w:ascii="Courier New" w:hAnsi="Courier New"/>
+                <w:color w:val="F05922"/>
+                <w:sz w:val="20"/>
+              </w:rPr>
+              <w:t>.claude/commands/research.md</w:t>
+            </w:r>
+            <w:r>
+              <w:rPr>
+                <w:sz w:val="20"/>
+              </w:rPr>
+              <w:t xml:space="preserve"> (model-invoked — agent tự trigger khi cần investigate kỹ thuật question từ primary sources). Output: </w:t>
+            </w:r>
+            <w:r>
+              <w:rPr>
+                <w:rFonts w:ascii="Courier New" w:hAnsi="Courier New"/>
+                <w:color w:val="F05922"/>
+                <w:sz w:val="20"/>
+              </w:rPr>
+              <w:t>docs/research/RESEARCH-[topic]-[date].md</w:t>
+            </w:r>
+            <w:r>
+              <w:rPr>
+                <w:sz w:val="20"/>
+              </w:rPr>
+              <w:t xml:space="preserve"> với citations (khác RESEARCH-[repo] files). Cập nhật </w:t>
+            </w:r>
+            <w:r>
+              <w:rPr>
+                <w:rFonts w:ascii="Courier New" w:hAnsi="Courier New"/>
+                <w:color w:val="F05922"/>
+                <w:sz w:val="20"/>
+              </w:rPr>
+              <w:t>tech-lead.md</w:t>
+            </w:r>
+            <w:r>
+              <w:rPr>
+                <w:sz w:val="20"/>
+              </w:rPr>
+              <w:t xml:space="preserve"> và </w:t>
+            </w:r>
+            <w:r>
+              <w:rPr>
+                <w:rFonts w:ascii="Courier New" w:hAnsi="Courier New"/>
+                <w:color w:val="F05922"/>
+                <w:sz w:val="20"/>
+              </w:rPr>
+              <w:t>senior-developer.md</w:t>
+            </w:r>
+            <w:r>
+              <w:rPr>
+                <w:sz w:val="20"/>
+              </w:rPr>
+              <w:t xml:space="preserve"> description: khi cần verify technical decision từ docs, trigger </w:t>
+            </w:r>
+            <w:r>
+              <w:rPr>
+                <w:rFonts w:ascii="Courier New" w:hAnsi="Courier New"/>
+                <w:color w:val="F05922"/>
+                <w:sz w:val="20"/>
+              </w:rPr>
+              <w:t>/research</w:t>
+            </w:r>
+            <w:r>
+              <w:rPr>
+                <w:sz w:val="20"/>
+              </w:rPr>
+              <w:t xml:space="preserve"> thay vì research inline.</w:t>
+            </w:r>
+          </w:p>
+        </w:tc>
+      </w:tr>
+      <w:tr>
+        <w:tc>
+          <w:tcPr>
+            <w:tcW w:type="dxa" w:w="4844"/>
+            <w:shd w:val="clear" w:color="auto" w:fill="B8B3D6"/>
+            <w:tcBorders>
+              <w:top w:val="single" w:sz="4" w:space="0" w:color="CBCBCB"/>
+              <w:left w:val="single" w:sz="4" w:space="0" w:color="CBCBCB"/>
+              <w:bottom w:val="single" w:sz="4" w:space="0" w:color="CBCBCB"/>
+              <w:right w:val="single" w:sz="4" w:space="0" w:color="CBCBCB"/>
+            </w:tcBorders>
+          </w:tcPr>
+          <w:p>
+            <w:r>
+              <w:rPr>
+                <w:b/>
+                <w:sz w:val="20"/>
+              </w:rPr>
+              <w:t>Đạt được gì</w:t>
+            </w:r>
+          </w:p>
+        </w:tc>
+        <w:tc>
+          <w:tcPr>
+            <w:tcW w:type="dxa" w:w="4844"/>
+            <w:shd w:val="clear" w:color="auto" w:fill="B8B3D6"/>
+            <w:tcBorders>
+              <w:top w:val="single" w:sz="4" w:space="0" w:color="CBCBCB"/>
+              <w:left w:val="single" w:sz="4" w:space="0" w:color="CBCBCB"/>
+              <w:bottom w:val="single" w:sz="4" w:space="0" w:color="CBCBCB"/>
+              <w:right w:val="single" w:sz="4" w:space="0" w:color="CBCBCB"/>
+            </w:tcBorders>
+          </w:tcPr>
+          <w:p>
+            <w:r>
+              <w:rPr>
+                <w:sz w:val="20"/>
+              </w:rPr>
+              <w:t xml:space="preserve">Session chính không bị chiếm context bởi research work. Technical findings có citations → có thể verify lại. Artifact </w:t>
+            </w:r>
+            <w:r>
+              <w:rPr>
+                <w:rFonts w:ascii="Courier New" w:hAnsi="Courier New"/>
+                <w:color w:val="F05922"/>
+                <w:sz w:val="20"/>
+              </w:rPr>
+              <w:t>docs/research/RESEARCH-[topic]-*.md</w:t>
+            </w:r>
+            <w:r>
+              <w:rPr>
+                <w:sz w:val="20"/>
+              </w:rPr>
+              <w:t xml:space="preserve"> có thể share giữa sessions. Senior Dev không còn "nghĩ mình nhớ docs nói gì" → phải cite source.</w:t>
+            </w:r>
+          </w:p>
+        </w:tc>
+      </w:tr>
+      <w:tr>
+        <w:tc>
+          <w:tcPr>
+            <w:tcW w:type="dxa" w:w="4844"/>
+            <w:tcBorders>
+              <w:top w:val="single" w:sz="4" w:space="0" w:color="CBCBCB"/>
+              <w:left w:val="single" w:sz="4" w:space="0" w:color="CBCBCB"/>
+              <w:bottom w:val="single" w:sz="4" w:space="0" w:color="CBCBCB"/>
+              <w:right w:val="single" w:sz="4" w:space="0" w:color="CBCBCB"/>
+            </w:tcBorders>
+          </w:tcPr>
+          <w:p>
+            <w:r>
+              <w:rPr>
+                <w:b/>
+                <w:sz w:val="20"/>
+              </w:rPr>
+              <w:t>Rủi ro/Effort</w:t>
+            </w:r>
+          </w:p>
+        </w:tc>
+        <w:tc>
+          <w:tcPr>
+            <w:tcW w:type="dxa" w:w="4844"/>
+            <w:tcBorders>
+              <w:top w:val="single" w:sz="4" w:space="0" w:color="CBCBCB"/>
+              <w:left w:val="single" w:sz="4" w:space="0" w:color="CBCBCB"/>
+              <w:bottom w:val="single" w:sz="4" w:space="0" w:color="CBCBCB"/>
+              <w:right w:val="single" w:sz="4" w:space="0" w:color="CBCBCB"/>
+            </w:tcBorders>
+          </w:tcPr>
+          <w:p>
+            <w:r>
+              <w:rPr>
+                <w:sz w:val="20"/>
+              </w:rPr>
+              <w:t>Rủi ro: Thấp. Cần phân biệt rõ scope với github-repo-researcher (research.md: research technical questions; github-repo-researcher: analyze external repos theo WF-GITHUB-RESEARCH). Effort: 1–2 giờ — skill ngắn gọn, logic đơn giản (spin up background agent, primary sources only, cite findings).</w:t>
+            </w:r>
+          </w:p>
+        </w:tc>
+      </w:tr>
+    </w:tbl>
+    <w:p/>
+    <w:p>
+      <w:pPr>
+        <w:pBdr>
+          <w:bottom w:val="single" w:sz="6" w:space="1" w:color="F05922"/>
+        </w:pBdr>
+        <w:spacing w:after="120"/>
+      </w:pPr>
+    </w:p>
+    <w:p>
+      <w:pPr>
+        <w:pStyle w:val="Heading3"/>
+        <w:spacing w:before="160" w:after="60"/>
+      </w:pPr>
+      <w:r>
+        <w:rPr>
+          <w:color w:val="4A3F8C"/>
+          <w:sz w:val="24"/>
+        </w:rPr>
+        <w:t>Tổng kết bổ sung: Không đề xuất</w:t>
+      </w:r>
+    </w:p>
+    <w:p>
+      <w:pPr>
+        <w:spacing w:after="80"/>
+      </w:pPr>
+      <w:r>
+        <w:rPr>
+          <w:b/>
+          <w:sz w:val="21"/>
+        </w:rPr>
+        <w:t>Router skill (ask-matt analog):</w:t>
+      </w:r>
+      <w:r>
+        <w:rPr>
+          <w:sz w:val="21"/>
+        </w:rPr>
+        <w:t xml:space="preserve"> KHÔNG ĐÁNG. KZTEK đã có Dispatcher (CLAUDE.md §2 + CORE.md routing table) xử lý mapping yêu cầu → workflow. User KZTEK không invoke skills trực tiếp — họ mô tả yêu cầu và Dispatcher handle. Thêm router skill = indirection không cần thiết.</w:t>
+      </w:r>
+    </w:p>
+    <w:p>
+      <w:pPr>
+        <w:pBdr>
+          <w:bottom w:val="single" w:sz="6" w:space="1" w:color="F05922"/>
+        </w:pBdr>
+        <w:spacing w:after="120"/>
+      </w:pPr>
+    </w:p>
+    <w:p>
+      <w:pPr>
+        <w:pStyle w:val="Heading3"/>
+        <w:spacing w:before="160" w:after="60"/>
+      </w:pPr>
+      <w:r>
+        <w:rPr>
+          <w:color w:val="4A3F8C"/>
+          <w:sz w:val="24"/>
+        </w:rPr>
+        <w:t>Tóm tắt đầy đủ E1–E11</w:t>
+      </w:r>
+    </w:p>
+    <w:tbl>
+      <w:tblPr>
+        <w:tblStyle w:val="TableGrid"/>
+        <w:tblW w:type="auto" w:w="0"/>
+        <w:tblLook w:firstColumn="1" w:firstRow="1" w:lastColumn="0" w:lastRow="0" w:noHBand="0" w:noVBand="1" w:val="04A0"/>
+      </w:tblPr>
+      <w:tblGrid>
+        <w:gridCol w:w="1615"/>
+        <w:gridCol w:w="1615"/>
+        <w:gridCol w:w="1615"/>
+        <w:gridCol w:w="1615"/>
+        <w:gridCol w:w="1615"/>
+        <w:gridCol w:w="1615"/>
+      </w:tblGrid>
+      <w:tr>
+        <w:tc>
+          <w:tcPr>
+            <w:tcW w:type="dxa" w:w="1615"/>
+            <w:shd w:val="clear" w:color="auto" w:fill="251C53"/>
+            <w:tcBorders>
+              <w:top w:val="single" w:sz="4" w:space="0" w:color="251C53"/>
+              <w:left w:val="single" w:sz="4" w:space="0" w:color="251C53"/>
+              <w:bottom w:val="single" w:sz="4" w:space="0" w:color="251C53"/>
+              <w:right w:val="single" w:sz="4" w:space="0" w:color="251C53"/>
+            </w:tcBorders>
+          </w:tcPr>
+          <w:p>
+            <w:r>
+              <w:rPr>
+                <w:b/>
+                <w:color w:val="FFFFFF"/>
+                <w:sz w:val="20"/>
+              </w:rPr>
+              <w:t>#</w:t>
+            </w:r>
+          </w:p>
+        </w:tc>
+        <w:tc>
+          <w:tcPr>
+            <w:tcW w:type="dxa" w:w="1615"/>
+            <w:shd w:val="clear" w:color="auto" w:fill="251C53"/>
+            <w:tcBorders>
+              <w:top w:val="single" w:sz="4" w:space="0" w:color="251C53"/>
+              <w:left w:val="single" w:sz="4" w:space="0" w:color="251C53"/>
+              <w:bottom w:val="single" w:sz="4" w:space="0" w:color="251C53"/>
+              <w:right w:val="single" w:sz="4" w:space="0" w:color="251C53"/>
+            </w:tcBorders>
+          </w:tcPr>
+          <w:p>
+            <w:r>
+              <w:rPr>
+                <w:b/>
+                <w:color w:val="FFFFFF"/>
+                <w:sz w:val="20"/>
+              </w:rPr>
+              <w:t>Đề xuất</w:t>
+            </w:r>
+          </w:p>
+        </w:tc>
+        <w:tc>
+          <w:tcPr>
+            <w:tcW w:type="dxa" w:w="1615"/>
+            <w:shd w:val="clear" w:color="auto" w:fill="251C53"/>
+            <w:tcBorders>
+              <w:top w:val="single" w:sz="4" w:space="0" w:color="251C53"/>
+              <w:left w:val="single" w:sz="4" w:space="0" w:color="251C53"/>
+              <w:bottom w:val="single" w:sz="4" w:space="0" w:color="251C53"/>
+              <w:right w:val="single" w:sz="4" w:space="0" w:color="251C53"/>
+            </w:tcBorders>
+          </w:tcPr>
+          <w:p>
+            <w:r>
+              <w:rPr>
+                <w:b/>
+                <w:color w:val="FFFFFF"/>
+                <w:sz w:val="20"/>
+              </w:rPr>
+              <w:t>Effort</w:t>
+            </w:r>
+          </w:p>
+        </w:tc>
+        <w:tc>
+          <w:tcPr>
+            <w:tcW w:type="dxa" w:w="1615"/>
+            <w:shd w:val="clear" w:color="auto" w:fill="251C53"/>
+            <w:tcBorders>
+              <w:top w:val="single" w:sz="4" w:space="0" w:color="251C53"/>
+              <w:left w:val="single" w:sz="4" w:space="0" w:color="251C53"/>
+              <w:bottom w:val="single" w:sz="4" w:space="0" w:color="251C53"/>
+              <w:right w:val="single" w:sz="4" w:space="0" w:color="251C53"/>
+            </w:tcBorders>
+          </w:tcPr>
+          <w:p>
+            <w:r>
+              <w:rPr>
+                <w:b/>
+                <w:color w:val="FFFFFF"/>
+                <w:sz w:val="20"/>
+              </w:rPr>
+              <w:t>Rủi ro</w:t>
+            </w:r>
+          </w:p>
+        </w:tc>
+        <w:tc>
+          <w:tcPr>
+            <w:tcW w:type="dxa" w:w="1615"/>
+            <w:shd w:val="clear" w:color="auto" w:fill="251C53"/>
+            <w:tcBorders>
+              <w:top w:val="single" w:sz="4" w:space="0" w:color="251C53"/>
+              <w:left w:val="single" w:sz="4" w:space="0" w:color="251C53"/>
+              <w:bottom w:val="single" w:sz="4" w:space="0" w:color="251C53"/>
+              <w:right w:val="single" w:sz="4" w:space="0" w:color="251C53"/>
+            </w:tcBorders>
+          </w:tcPr>
+          <w:p>
+            <w:r>
+              <w:rPr>
+                <w:b/>
+                <w:color w:val="FFFFFF"/>
+                <w:sz w:val="20"/>
+              </w:rPr>
+              <w:t>Impact</w:t>
+            </w:r>
+          </w:p>
+        </w:tc>
+        <w:tc>
+          <w:tcPr>
+            <w:tcW w:type="dxa" w:w="1615"/>
+            <w:shd w:val="clear" w:color="auto" w:fill="251C53"/>
+            <w:tcBorders>
+              <w:top w:val="single" w:sz="4" w:space="0" w:color="251C53"/>
+              <w:left w:val="single" w:sz="4" w:space="0" w:color="251C53"/>
+              <w:bottom w:val="single" w:sz="4" w:space="0" w:color="251C53"/>
+              <w:right w:val="single" w:sz="4" w:space="0" w:color="251C53"/>
+            </w:tcBorders>
+          </w:tcPr>
+          <w:p>
+            <w:r>
+              <w:rPr>
+                <w:b/>
+                <w:color w:val="FFFFFF"/>
+                <w:sz w:val="20"/>
+              </w:rPr>
+              <w:t>Phụ thuộc</w:t>
+            </w:r>
+          </w:p>
+        </w:tc>
+      </w:tr>
+      <w:tr>
+        <w:tc>
+          <w:tcPr>
+            <w:tcW w:type="dxa" w:w="1615"/>
+            <w:tcBorders>
+              <w:top w:val="single" w:sz="4" w:space="0" w:color="CBCBCB"/>
+              <w:left w:val="single" w:sz="4" w:space="0" w:color="CBCBCB"/>
+              <w:bottom w:val="single" w:sz="4" w:space="0" w:color="CBCBCB"/>
+              <w:right w:val="single" w:sz="4" w:space="0" w:color="CBCBCB"/>
+            </w:tcBorders>
+          </w:tcPr>
+          <w:p>
+            <w:r>
+              <w:rPr>
+                <w:sz w:val="20"/>
+              </w:rPr>
+              <w:t>---</w:t>
+            </w:r>
+          </w:p>
+        </w:tc>
+        <w:tc>
+          <w:tcPr>
+            <w:tcW w:type="dxa" w:w="1615"/>
+            <w:tcBorders>
+              <w:top w:val="single" w:sz="4" w:space="0" w:color="CBCBCB"/>
+              <w:left w:val="single" w:sz="4" w:space="0" w:color="CBCBCB"/>
+              <w:bottom w:val="single" w:sz="4" w:space="0" w:color="CBCBCB"/>
+              <w:right w:val="single" w:sz="4" w:space="0" w:color="CBCBCB"/>
+            </w:tcBorders>
+          </w:tcPr>
+          <w:p>
+            <w:r>
+              <w:rPr>
+                <w:sz w:val="20"/>
+              </w:rPr>
+              <w:t>---------</w:t>
+            </w:r>
+          </w:p>
+        </w:tc>
+        <w:tc>
+          <w:tcPr>
+            <w:tcW w:type="dxa" w:w="1615"/>
+            <w:tcBorders>
+              <w:top w:val="single" w:sz="4" w:space="0" w:color="CBCBCB"/>
+              <w:left w:val="single" w:sz="4" w:space="0" w:color="CBCBCB"/>
+              <w:bottom w:val="single" w:sz="4" w:space="0" w:color="CBCBCB"/>
+              <w:right w:val="single" w:sz="4" w:space="0" w:color="CBCBCB"/>
+            </w:tcBorders>
+          </w:tcPr>
+          <w:p>
+            <w:r>
+              <w:rPr>
+                <w:sz w:val="20"/>
+              </w:rPr>
+              <w:t>--------</w:t>
+            </w:r>
+          </w:p>
+        </w:tc>
+        <w:tc>
+          <w:tcPr>
+            <w:tcW w:type="dxa" w:w="1615"/>
+            <w:tcBorders>
+              <w:top w:val="single" w:sz="4" w:space="0" w:color="CBCBCB"/>
+              <w:left w:val="single" w:sz="4" w:space="0" w:color="CBCBCB"/>
+              <w:bottom w:val="single" w:sz="4" w:space="0" w:color="CBCBCB"/>
+              <w:right w:val="single" w:sz="4" w:space="0" w:color="CBCBCB"/>
+            </w:tcBorders>
+          </w:tcPr>
+          <w:p>
+            <w:r>
+              <w:rPr>
+                <w:sz w:val="20"/>
+              </w:rPr>
+              <w:t>--------</w:t>
+            </w:r>
+          </w:p>
+        </w:tc>
+        <w:tc>
+          <w:tcPr>
+            <w:tcW w:type="dxa" w:w="1615"/>
+            <w:tcBorders>
+              <w:top w:val="single" w:sz="4" w:space="0" w:color="CBCBCB"/>
+              <w:left w:val="single" w:sz="4" w:space="0" w:color="CBCBCB"/>
+              <w:bottom w:val="single" w:sz="4" w:space="0" w:color="CBCBCB"/>
+              <w:right w:val="single" w:sz="4" w:space="0" w:color="CBCBCB"/>
+            </w:tcBorders>
+          </w:tcPr>
+          <w:p>
+            <w:r>
+              <w:rPr>
+                <w:sz w:val="20"/>
+              </w:rPr>
+              <w:t>--------</w:t>
+            </w:r>
+          </w:p>
+        </w:tc>
+        <w:tc>
+          <w:tcPr>
+            <w:tcW w:type="dxa" w:w="1615"/>
+            <w:tcBorders>
+              <w:top w:val="single" w:sz="4" w:space="0" w:color="CBCBCB"/>
+              <w:left w:val="single" w:sz="4" w:space="0" w:color="CBCBCB"/>
+              <w:bottom w:val="single" w:sz="4" w:space="0" w:color="CBCBCB"/>
+              <w:right w:val="single" w:sz="4" w:space="0" w:color="CBCBCB"/>
+            </w:tcBorders>
+          </w:tcPr>
+          <w:p>
+            <w:r>
+              <w:rPr>
+                <w:sz w:val="20"/>
+              </w:rPr>
+              <w:t>-----------</w:t>
+            </w:r>
+          </w:p>
+        </w:tc>
+      </w:tr>
+      <w:tr>
+        <w:tc>
+          <w:tcPr>
+            <w:tcW w:type="dxa" w:w="1615"/>
+            <w:shd w:val="clear" w:color="auto" w:fill="B8B3D6"/>
+            <w:tcBorders>
+              <w:top w:val="single" w:sz="4" w:space="0" w:color="CBCBCB"/>
+              <w:left w:val="single" w:sz="4" w:space="0" w:color="CBCBCB"/>
+              <w:bottom w:val="single" w:sz="4" w:space="0" w:color="CBCBCB"/>
+              <w:right w:val="single" w:sz="4" w:space="0" w:color="CBCBCB"/>
+            </w:tcBorders>
+          </w:tcPr>
+          <w:p>
+            <w:r>
+              <w:rPr>
+                <w:sz w:val="20"/>
+              </w:rPr>
+              <w:t>E1</w:t>
+            </w:r>
+          </w:p>
+        </w:tc>
+        <w:tc>
+          <w:tcPr>
+            <w:tcW w:type="dxa" w:w="1615"/>
+            <w:shd w:val="clear" w:color="auto" w:fill="B8B3D6"/>
+            <w:tcBorders>
+              <w:top w:val="single" w:sz="4" w:space="0" w:color="CBCBCB"/>
+              <w:left w:val="single" w:sz="4" w:space="0" w:color="CBCBCB"/>
+              <w:bottom w:val="single" w:sz="4" w:space="0" w:color="CBCBCB"/>
+              <w:right w:val="single" w:sz="4" w:space="0" w:color="CBCBCB"/>
+            </w:tcBorders>
+          </w:tcPr>
+          <w:p>
+            <w:r>
+              <w:rPr>
+                <w:sz w:val="20"/>
+              </w:rPr>
+              <w:t>disable-model-invocation (5 commands)</w:t>
+            </w:r>
+          </w:p>
+        </w:tc>
+        <w:tc>
+          <w:tcPr>
+            <w:tcW w:type="dxa" w:w="1615"/>
+            <w:shd w:val="clear" w:color="auto" w:fill="B8B3D6"/>
+            <w:tcBorders>
+              <w:top w:val="single" w:sz="4" w:space="0" w:color="CBCBCB"/>
+              <w:left w:val="single" w:sz="4" w:space="0" w:color="CBCBCB"/>
+              <w:bottom w:val="single" w:sz="4" w:space="0" w:color="CBCBCB"/>
+              <w:right w:val="single" w:sz="4" w:space="0" w:color="CBCBCB"/>
+            </w:tcBorders>
+          </w:tcPr>
+          <w:p>
+            <w:r>
+              <w:rPr>
+                <w:sz w:val="20"/>
+              </w:rPr>
+              <w:t>30 phút</w:t>
+            </w:r>
+          </w:p>
+        </w:tc>
+        <w:tc>
+          <w:tcPr>
+            <w:tcW w:type="dxa" w:w="1615"/>
+            <w:shd w:val="clear" w:color="auto" w:fill="B8B3D6"/>
+            <w:tcBorders>
+              <w:top w:val="single" w:sz="4" w:space="0" w:color="CBCBCB"/>
+              <w:left w:val="single" w:sz="4" w:space="0" w:color="CBCBCB"/>
+              <w:bottom w:val="single" w:sz="4" w:space="0" w:color="CBCBCB"/>
+              <w:right w:val="single" w:sz="4" w:space="0" w:color="CBCBCB"/>
+            </w:tcBorders>
+          </w:tcPr>
+          <w:p>
+            <w:r>
+              <w:rPr>
+                <w:sz w:val="20"/>
+              </w:rPr>
+              <w:t>Rất thấp</w:t>
+            </w:r>
+          </w:p>
+        </w:tc>
+        <w:tc>
+          <w:tcPr>
+            <w:tcW w:type="dxa" w:w="1615"/>
+            <w:shd w:val="clear" w:color="auto" w:fill="B8B3D6"/>
+            <w:tcBorders>
+              <w:top w:val="single" w:sz="4" w:space="0" w:color="CBCBCB"/>
+              <w:left w:val="single" w:sz="4" w:space="0" w:color="CBCBCB"/>
+              <w:bottom w:val="single" w:sz="4" w:space="0" w:color="CBCBCB"/>
+              <w:right w:val="single" w:sz="4" w:space="0" w:color="CBCBCB"/>
+            </w:tcBorders>
+          </w:tcPr>
+          <w:p>
+            <w:r>
+              <w:rPr>
+                <w:sz w:val="20"/>
+              </w:rPr>
+              <w:t>Medium</w:t>
+            </w:r>
+          </w:p>
+        </w:tc>
+        <w:tc>
+          <w:tcPr>
+            <w:tcW w:type="dxa" w:w="1615"/>
+            <w:shd w:val="clear" w:color="auto" w:fill="B8B3D6"/>
+            <w:tcBorders>
+              <w:top w:val="single" w:sz="4" w:space="0" w:color="CBCBCB"/>
+              <w:left w:val="single" w:sz="4" w:space="0" w:color="CBCBCB"/>
+              <w:bottom w:val="single" w:sz="4" w:space="0" w:color="CBCBCB"/>
+              <w:right w:val="single" w:sz="4" w:space="0" w:color="CBCBCB"/>
+            </w:tcBorders>
+          </w:tcPr>
+          <w:p>
+            <w:r>
+              <w:rPr>
+                <w:sz w:val="20"/>
+              </w:rPr>
+              <w:t>Không</w:t>
+            </w:r>
+          </w:p>
+        </w:tc>
+      </w:tr>
+      <w:tr>
+        <w:tc>
+          <w:tcPr>
+            <w:tcW w:type="dxa" w:w="1615"/>
+            <w:tcBorders>
+              <w:top w:val="single" w:sz="4" w:space="0" w:color="CBCBCB"/>
+              <w:left w:val="single" w:sz="4" w:space="0" w:color="CBCBCB"/>
+              <w:bottom w:val="single" w:sz="4" w:space="0" w:color="CBCBCB"/>
+              <w:right w:val="single" w:sz="4" w:space="0" w:color="CBCBCB"/>
+            </w:tcBorders>
+          </w:tcPr>
+          <w:p>
+            <w:r>
+              <w:rPr>
+                <w:sz w:val="20"/>
+              </w:rPr>
+              <w:t>E2</w:t>
+            </w:r>
+          </w:p>
+        </w:tc>
+        <w:tc>
+          <w:tcPr>
+            <w:tcW w:type="dxa" w:w="1615"/>
+            <w:tcBorders>
+              <w:top w:val="single" w:sz="4" w:space="0" w:color="CBCBCB"/>
+              <w:left w:val="single" w:sz="4" w:space="0" w:color="CBCBCB"/>
+              <w:bottom w:val="single" w:sz="4" w:space="0" w:color="CBCBCB"/>
+              <w:right w:val="single" w:sz="4" w:space="0" w:color="CBCBCB"/>
+            </w:tcBorders>
+          </w:tcPr>
+          <w:p>
+            <w:r>
+              <w:rPr>
+                <w:sz w:val="20"/>
+              </w:rPr>
+              <w:t>grilling.md — interview primitive</w:t>
+            </w:r>
+          </w:p>
+        </w:tc>
+        <w:tc>
+          <w:tcPr>
+            <w:tcW w:type="dxa" w:w="1615"/>
+            <w:tcBorders>
+              <w:top w:val="single" w:sz="4" w:space="0" w:color="CBCBCB"/>
+              <w:left w:val="single" w:sz="4" w:space="0" w:color="CBCBCB"/>
+              <w:bottom w:val="single" w:sz="4" w:space="0" w:color="CBCBCB"/>
+              <w:right w:val="single" w:sz="4" w:space="0" w:color="CBCBCB"/>
+            </w:tcBorders>
+          </w:tcPr>
+          <w:p>
+            <w:r>
+              <w:rPr>
+                <w:sz w:val="20"/>
+              </w:rPr>
+              <w:t>2–3 giờ</w:t>
+            </w:r>
+          </w:p>
+        </w:tc>
+        <w:tc>
+          <w:tcPr>
+            <w:tcW w:type="dxa" w:w="1615"/>
+            <w:tcBorders>
+              <w:top w:val="single" w:sz="4" w:space="0" w:color="CBCBCB"/>
+              <w:left w:val="single" w:sz="4" w:space="0" w:color="CBCBCB"/>
+              <w:bottom w:val="single" w:sz="4" w:space="0" w:color="CBCBCB"/>
+              <w:right w:val="single" w:sz="4" w:space="0" w:color="CBCBCB"/>
+            </w:tcBorders>
+          </w:tcPr>
+          <w:p>
+            <w:r>
+              <w:rPr>
+                <w:sz w:val="20"/>
+              </w:rPr>
+              <w:t>Thấp</w:t>
+            </w:r>
+          </w:p>
+        </w:tc>
+        <w:tc>
+          <w:tcPr>
+            <w:tcW w:type="dxa" w:w="1615"/>
+            <w:tcBorders>
+              <w:top w:val="single" w:sz="4" w:space="0" w:color="CBCBCB"/>
+              <w:left w:val="single" w:sz="4" w:space="0" w:color="CBCBCB"/>
+              <w:bottom w:val="single" w:sz="4" w:space="0" w:color="CBCBCB"/>
+              <w:right w:val="single" w:sz="4" w:space="0" w:color="CBCBCB"/>
+            </w:tcBorders>
+          </w:tcPr>
+          <w:p>
+            <w:r>
+              <w:rPr>
+                <w:sz w:val="20"/>
+              </w:rPr>
+              <w:t>High</w:t>
+            </w:r>
+          </w:p>
+        </w:tc>
+        <w:tc>
+          <w:tcPr>
+            <w:tcW w:type="dxa" w:w="1615"/>
+            <w:tcBorders>
+              <w:top w:val="single" w:sz="4" w:space="0" w:color="CBCBCB"/>
+              <w:left w:val="single" w:sz="4" w:space="0" w:color="CBCBCB"/>
+              <w:bottom w:val="single" w:sz="4" w:space="0" w:color="CBCBCB"/>
+              <w:right w:val="single" w:sz="4" w:space="0" w:color="CBCBCB"/>
+            </w:tcBorders>
+          </w:tcPr>
+          <w:p>
+            <w:r>
+              <w:rPr>
+                <w:sz w:val="20"/>
+              </w:rPr>
+              <w:t>Không</w:t>
+            </w:r>
+          </w:p>
+        </w:tc>
+      </w:tr>
+      <w:tr>
+        <w:tc>
+          <w:tcPr>
+            <w:tcW w:type="dxa" w:w="1615"/>
+            <w:shd w:val="clear" w:color="auto" w:fill="B8B3D6"/>
+            <w:tcBorders>
+              <w:top w:val="single" w:sz="4" w:space="0" w:color="CBCBCB"/>
+              <w:left w:val="single" w:sz="4" w:space="0" w:color="CBCBCB"/>
+              <w:bottom w:val="single" w:sz="4" w:space="0" w:color="CBCBCB"/>
+              <w:right w:val="single" w:sz="4" w:space="0" w:color="CBCBCB"/>
+            </w:tcBorders>
+          </w:tcPr>
+          <w:p>
+            <w:r>
+              <w:rPr>
+                <w:sz w:val="20"/>
+              </w:rPr>
+              <w:t>E3</w:t>
+            </w:r>
+          </w:p>
+        </w:tc>
+        <w:tc>
+          <w:tcPr>
+            <w:tcW w:type="dxa" w:w="1615"/>
+            <w:shd w:val="clear" w:color="auto" w:fill="B8B3D6"/>
+            <w:tcBorders>
+              <w:top w:val="single" w:sz="4" w:space="0" w:color="CBCBCB"/>
+              <w:left w:val="single" w:sz="4" w:space="0" w:color="CBCBCB"/>
+              <w:bottom w:val="single" w:sz="4" w:space="0" w:color="CBCBCB"/>
+              <w:right w:val="single" w:sz="4" w:space="0" w:color="CBCBCB"/>
+            </w:tcBorders>
+          </w:tcPr>
+          <w:p>
+            <w:r>
+              <w:rPr>
+                <w:sz w:val="20"/>
+              </w:rPr>
+              <w:t>diagnosing-bugs.md — 6-phase debug</w:t>
+            </w:r>
+          </w:p>
+        </w:tc>
+        <w:tc>
+          <w:tcPr>
+            <w:tcW w:type="dxa" w:w="1615"/>
+            <w:shd w:val="clear" w:color="auto" w:fill="B8B3D6"/>
+            <w:tcBorders>
+              <w:top w:val="single" w:sz="4" w:space="0" w:color="CBCBCB"/>
+              <w:left w:val="single" w:sz="4" w:space="0" w:color="CBCBCB"/>
+              <w:bottom w:val="single" w:sz="4" w:space="0" w:color="CBCBCB"/>
+              <w:right w:val="single" w:sz="4" w:space="0" w:color="CBCBCB"/>
+            </w:tcBorders>
+          </w:tcPr>
+          <w:p>
+            <w:r>
+              <w:rPr>
+                <w:sz w:val="20"/>
+              </w:rPr>
+              <w:t>2 giờ</w:t>
+            </w:r>
+          </w:p>
+        </w:tc>
+        <w:tc>
+          <w:tcPr>
+            <w:tcW w:type="dxa" w:w="1615"/>
+            <w:shd w:val="clear" w:color="auto" w:fill="B8B3D6"/>
+            <w:tcBorders>
+              <w:top w:val="single" w:sz="4" w:space="0" w:color="CBCBCB"/>
+              <w:left w:val="single" w:sz="4" w:space="0" w:color="CBCBCB"/>
+              <w:bottom w:val="single" w:sz="4" w:space="0" w:color="CBCBCB"/>
+              <w:right w:val="single" w:sz="4" w:space="0" w:color="CBCBCB"/>
+            </w:tcBorders>
+          </w:tcPr>
+          <w:p>
+            <w:r>
+              <w:rPr>
+                <w:sz w:val="20"/>
+              </w:rPr>
+              <w:t>Không có</w:t>
+            </w:r>
+          </w:p>
+        </w:tc>
+        <w:tc>
+          <w:tcPr>
+            <w:tcW w:type="dxa" w:w="1615"/>
+            <w:shd w:val="clear" w:color="auto" w:fill="B8B3D6"/>
+            <w:tcBorders>
+              <w:top w:val="single" w:sz="4" w:space="0" w:color="CBCBCB"/>
+              <w:left w:val="single" w:sz="4" w:space="0" w:color="CBCBCB"/>
+              <w:bottom w:val="single" w:sz="4" w:space="0" w:color="CBCBCB"/>
+              <w:right w:val="single" w:sz="4" w:space="0" w:color="CBCBCB"/>
+            </w:tcBorders>
+          </w:tcPr>
+          <w:p>
+            <w:r>
+              <w:rPr>
+                <w:sz w:val="20"/>
+              </w:rPr>
+              <w:t>High</w:t>
+            </w:r>
+          </w:p>
+        </w:tc>
+        <w:tc>
+          <w:tcPr>
+            <w:tcW w:type="dxa" w:w="1615"/>
+            <w:shd w:val="clear" w:color="auto" w:fill="B8B3D6"/>
+            <w:tcBorders>
+              <w:top w:val="single" w:sz="4" w:space="0" w:color="CBCBCB"/>
+              <w:left w:val="single" w:sz="4" w:space="0" w:color="CBCBCB"/>
+              <w:bottom w:val="single" w:sz="4" w:space="0" w:color="CBCBCB"/>
+              <w:right w:val="single" w:sz="4" w:space="0" w:color="CBCBCB"/>
+            </w:tcBorders>
+          </w:tcPr>
+          <w:p>
+            <w:r>
+              <w:rPr>
+                <w:sz w:val="20"/>
+              </w:rPr>
+              <w:t>Không</w:t>
+            </w:r>
+          </w:p>
+        </w:tc>
+      </w:tr>
+      <w:tr>
+        <w:tc>
+          <w:tcPr>
+            <w:tcW w:type="dxa" w:w="1615"/>
+            <w:tcBorders>
+              <w:top w:val="single" w:sz="4" w:space="0" w:color="CBCBCB"/>
+              <w:left w:val="single" w:sz="4" w:space="0" w:color="CBCBCB"/>
+              <w:bottom w:val="single" w:sz="4" w:space="0" w:color="CBCBCB"/>
+              <w:right w:val="single" w:sz="4" w:space="0" w:color="CBCBCB"/>
+            </w:tcBorders>
+          </w:tcPr>
+          <w:p>
+            <w:r>
+              <w:rPr>
+                <w:sz w:val="20"/>
+              </w:rPr>
+              <w:t>E4</w:t>
+            </w:r>
+          </w:p>
+        </w:tc>
+        <w:tc>
+          <w:tcPr>
+            <w:tcW w:type="dxa" w:w="1615"/>
+            <w:tcBorders>
+              <w:top w:val="single" w:sz="4" w:space="0" w:color="CBCBCB"/>
+              <w:left w:val="single" w:sz="4" w:space="0" w:color="CBCBCB"/>
+              <w:bottom w:val="single" w:sz="4" w:space="0" w:color="CBCBCB"/>
+              <w:right w:val="single" w:sz="4" w:space="0" w:color="CBCBCB"/>
+            </w:tcBorders>
+          </w:tcPr>
+          <w:p>
+            <w:r>
+              <w:rPr>
+                <w:sz w:val="20"/>
+              </w:rPr>
+              <w:t>tdd.md — red-green-refactor</w:t>
+            </w:r>
+          </w:p>
+        </w:tc>
+        <w:tc>
+          <w:tcPr>
+            <w:tcW w:type="dxa" w:w="1615"/>
+            <w:tcBorders>
+              <w:top w:val="single" w:sz="4" w:space="0" w:color="CBCBCB"/>
+              <w:left w:val="single" w:sz="4" w:space="0" w:color="CBCBCB"/>
+              <w:bottom w:val="single" w:sz="4" w:space="0" w:color="CBCBCB"/>
+              <w:right w:val="single" w:sz="4" w:space="0" w:color="CBCBCB"/>
+            </w:tcBorders>
+          </w:tcPr>
+          <w:p>
+            <w:r>
+              <w:rPr>
+                <w:sz w:val="20"/>
+              </w:rPr>
+              <w:t>2–3 giờ</w:t>
+            </w:r>
+          </w:p>
+        </w:tc>
+        <w:tc>
+          <w:tcPr>
+            <w:tcW w:type="dxa" w:w="1615"/>
+            <w:tcBorders>
+              <w:top w:val="single" w:sz="4" w:space="0" w:color="CBCBCB"/>
+              <w:left w:val="single" w:sz="4" w:space="0" w:color="CBCBCB"/>
+              <w:bottom w:val="single" w:sz="4" w:space="0" w:color="CBCBCB"/>
+              <w:right w:val="single" w:sz="4" w:space="0" w:color="CBCBCB"/>
+            </w:tcBorders>
+          </w:tcPr>
+          <w:p>
+            <w:r>
+              <w:rPr>
+                <w:sz w:val="20"/>
+              </w:rPr>
+              <w:t>Thấp</w:t>
+            </w:r>
+          </w:p>
+        </w:tc>
+        <w:tc>
+          <w:tcPr>
+            <w:tcW w:type="dxa" w:w="1615"/>
+            <w:tcBorders>
+              <w:top w:val="single" w:sz="4" w:space="0" w:color="CBCBCB"/>
+              <w:left w:val="single" w:sz="4" w:space="0" w:color="CBCBCB"/>
+              <w:bottom w:val="single" w:sz="4" w:space="0" w:color="CBCBCB"/>
+              <w:right w:val="single" w:sz="4" w:space="0" w:color="CBCBCB"/>
+            </w:tcBorders>
+          </w:tcPr>
+          <w:p>
+            <w:r>
+              <w:rPr>
+                <w:sz w:val="20"/>
+              </w:rPr>
+              <w:t>High</w:t>
+            </w:r>
+          </w:p>
+        </w:tc>
+        <w:tc>
+          <w:tcPr>
+            <w:tcW w:type="dxa" w:w="1615"/>
+            <w:tcBorders>
+              <w:top w:val="single" w:sz="4" w:space="0" w:color="CBCBCB"/>
+              <w:left w:val="single" w:sz="4" w:space="0" w:color="CBCBCB"/>
+              <w:bottom w:val="single" w:sz="4" w:space="0" w:color="CBCBCB"/>
+              <w:right w:val="single" w:sz="4" w:space="0" w:color="CBCBCB"/>
+            </w:tcBorders>
+          </w:tcPr>
+          <w:p>
+            <w:r>
+              <w:rPr>
+                <w:sz w:val="20"/>
+              </w:rPr>
+              <w:t>Không</w:t>
+            </w:r>
+          </w:p>
+        </w:tc>
+      </w:tr>
+      <w:tr>
+        <w:tc>
+          <w:tcPr>
+            <w:tcW w:type="dxa" w:w="1615"/>
+            <w:shd w:val="clear" w:color="auto" w:fill="B8B3D6"/>
+            <w:tcBorders>
+              <w:top w:val="single" w:sz="4" w:space="0" w:color="CBCBCB"/>
+              <w:left w:val="single" w:sz="4" w:space="0" w:color="CBCBCB"/>
+              <w:bottom w:val="single" w:sz="4" w:space="0" w:color="CBCBCB"/>
+              <w:right w:val="single" w:sz="4" w:space="0" w:color="CBCBCB"/>
+            </w:tcBorders>
+          </w:tcPr>
+          <w:p>
+            <w:r>
+              <w:rPr>
+                <w:sz w:val="20"/>
+              </w:rPr>
+              <w:t>E5</w:t>
+            </w:r>
+          </w:p>
+        </w:tc>
+        <w:tc>
+          <w:tcPr>
+            <w:tcW w:type="dxa" w:w="1615"/>
+            <w:shd w:val="clear" w:color="auto" w:fill="B8B3D6"/>
+            <w:tcBorders>
+              <w:top w:val="single" w:sz="4" w:space="0" w:color="CBCBCB"/>
+              <w:left w:val="single" w:sz="4" w:space="0" w:color="CBCBCB"/>
+              <w:bottom w:val="single" w:sz="4" w:space="0" w:color="CBCBCB"/>
+              <w:right w:val="single" w:sz="4" w:space="0" w:color="CBCBCB"/>
+            </w:tcBorders>
+          </w:tcPr>
+          <w:p>
+            <w:r>
+              <w:rPr>
+                <w:sz w:val="20"/>
+              </w:rPr>
+              <w:t>code-review.md — 2-axis parallel</w:t>
+            </w:r>
+          </w:p>
+        </w:tc>
+        <w:tc>
+          <w:tcPr>
+            <w:tcW w:type="dxa" w:w="1615"/>
+            <w:shd w:val="clear" w:color="auto" w:fill="B8B3D6"/>
+            <w:tcBorders>
+              <w:top w:val="single" w:sz="4" w:space="0" w:color="CBCBCB"/>
+              <w:left w:val="single" w:sz="4" w:space="0" w:color="CBCBCB"/>
+              <w:bottom w:val="single" w:sz="4" w:space="0" w:color="CBCBCB"/>
+              <w:right w:val="single" w:sz="4" w:space="0" w:color="CBCBCB"/>
+            </w:tcBorders>
+          </w:tcPr>
+          <w:p>
+            <w:r>
+              <w:rPr>
+                <w:sz w:val="20"/>
+              </w:rPr>
+              <w:t>3–4 giờ</w:t>
+            </w:r>
+          </w:p>
+        </w:tc>
+        <w:tc>
+          <w:tcPr>
+            <w:tcW w:type="dxa" w:w="1615"/>
+            <w:shd w:val="clear" w:color="auto" w:fill="B8B3D6"/>
+            <w:tcBorders>
+              <w:top w:val="single" w:sz="4" w:space="0" w:color="CBCBCB"/>
+              <w:left w:val="single" w:sz="4" w:space="0" w:color="CBCBCB"/>
+              <w:bottom w:val="single" w:sz="4" w:space="0" w:color="CBCBCB"/>
+              <w:right w:val="single" w:sz="4" w:space="0" w:color="CBCBCB"/>
+            </w:tcBorders>
+          </w:tcPr>
+          <w:p>
+            <w:r>
+              <w:rPr>
+                <w:sz w:val="20"/>
+              </w:rPr>
+              <w:t>Trung bình</w:t>
+            </w:r>
+          </w:p>
+        </w:tc>
+        <w:tc>
+          <w:tcPr>
+            <w:tcW w:type="dxa" w:w="1615"/>
+            <w:shd w:val="clear" w:color="auto" w:fill="B8B3D6"/>
+            <w:tcBorders>
+              <w:top w:val="single" w:sz="4" w:space="0" w:color="CBCBCB"/>
+              <w:left w:val="single" w:sz="4" w:space="0" w:color="CBCBCB"/>
+              <w:bottom w:val="single" w:sz="4" w:space="0" w:color="CBCBCB"/>
+              <w:right w:val="single" w:sz="4" w:space="0" w:color="CBCBCB"/>
+            </w:tcBorders>
+          </w:tcPr>
+          <w:p>
+            <w:r>
+              <w:rPr>
+                <w:sz w:val="20"/>
+              </w:rPr>
+              <w:t>High</w:t>
+            </w:r>
+          </w:p>
+        </w:tc>
+        <w:tc>
+          <w:tcPr>
+            <w:tcW w:type="dxa" w:w="1615"/>
+            <w:shd w:val="clear" w:color="auto" w:fill="B8B3D6"/>
+            <w:tcBorders>
+              <w:top w:val="single" w:sz="4" w:space="0" w:color="CBCBCB"/>
+              <w:left w:val="single" w:sz="4" w:space="0" w:color="CBCBCB"/>
+              <w:bottom w:val="single" w:sz="4" w:space="0" w:color="CBCBCB"/>
+              <w:right w:val="single" w:sz="4" w:space="0" w:color="CBCBCB"/>
+            </w:tcBorders>
+          </w:tcPr>
+          <w:p>
+            <w:r>
+              <w:rPr>
+                <w:sz w:val="20"/>
+              </w:rPr>
+              <w:t>Không</w:t>
+            </w:r>
+          </w:p>
+        </w:tc>
+      </w:tr>
+      <w:tr>
+        <w:tc>
+          <w:tcPr>
+            <w:tcW w:type="dxa" w:w="1615"/>
+            <w:tcBorders>
+              <w:top w:val="single" w:sz="4" w:space="0" w:color="CBCBCB"/>
+              <w:left w:val="single" w:sz="4" w:space="0" w:color="CBCBCB"/>
+              <w:bottom w:val="single" w:sz="4" w:space="0" w:color="CBCBCB"/>
+              <w:right w:val="single" w:sz="4" w:space="0" w:color="CBCBCB"/>
+            </w:tcBorders>
+          </w:tcPr>
+          <w:p>
+            <w:r>
+              <w:rPr>
+                <w:sz w:val="20"/>
+              </w:rPr>
+              <w:t>E6</w:t>
+            </w:r>
+          </w:p>
+        </w:tc>
+        <w:tc>
+          <w:tcPr>
+            <w:tcW w:type="dxa" w:w="1615"/>
+            <w:tcBorders>
+              <w:top w:val="single" w:sz="4" w:space="0" w:color="CBCBCB"/>
+              <w:left w:val="single" w:sz="4" w:space="0" w:color="CBCBCB"/>
+              <w:bottom w:val="single" w:sz="4" w:space="0" w:color="CBCBCB"/>
+              <w:right w:val="single" w:sz="4" w:space="0" w:color="CBCBCB"/>
+            </w:tcBorders>
+          </w:tcPr>
+          <w:p>
+            <w:r>
+              <w:rPr>
+                <w:sz w:val="20"/>
+              </w:rPr>
+              <w:t>domain-modeling.md — project vocabulary</w:t>
+            </w:r>
+          </w:p>
+        </w:tc>
+        <w:tc>
+          <w:tcPr>
+            <w:tcW w:type="dxa" w:w="1615"/>
+            <w:tcBorders>
+              <w:top w:val="single" w:sz="4" w:space="0" w:color="CBCBCB"/>
+              <w:left w:val="single" w:sz="4" w:space="0" w:color="CBCBCB"/>
+              <w:bottom w:val="single" w:sz="4" w:space="0" w:color="CBCBCB"/>
+              <w:right w:val="single" w:sz="4" w:space="0" w:color="CBCBCB"/>
+            </w:tcBorders>
+          </w:tcPr>
+          <w:p>
+            <w:r>
+              <w:rPr>
+                <w:sz w:val="20"/>
+              </w:rPr>
+              <w:t>2 giờ</w:t>
+            </w:r>
+          </w:p>
+        </w:tc>
+        <w:tc>
+          <w:tcPr>
+            <w:tcW w:type="dxa" w:w="1615"/>
+            <w:tcBorders>
+              <w:top w:val="single" w:sz="4" w:space="0" w:color="CBCBCB"/>
+              <w:left w:val="single" w:sz="4" w:space="0" w:color="CBCBCB"/>
+              <w:bottom w:val="single" w:sz="4" w:space="0" w:color="CBCBCB"/>
+              <w:right w:val="single" w:sz="4" w:space="0" w:color="CBCBCB"/>
+            </w:tcBorders>
+          </w:tcPr>
+          <w:p>
+            <w:r>
+              <w:rPr>
+                <w:sz w:val="20"/>
+              </w:rPr>
+              <w:t>Thấp</w:t>
+            </w:r>
+          </w:p>
+        </w:tc>
+        <w:tc>
+          <w:tcPr>
+            <w:tcW w:type="dxa" w:w="1615"/>
+            <w:tcBorders>
+              <w:top w:val="single" w:sz="4" w:space="0" w:color="CBCBCB"/>
+              <w:left w:val="single" w:sz="4" w:space="0" w:color="CBCBCB"/>
+              <w:bottom w:val="single" w:sz="4" w:space="0" w:color="CBCBCB"/>
+              <w:right w:val="single" w:sz="4" w:space="0" w:color="CBCBCB"/>
+            </w:tcBorders>
+          </w:tcPr>
+          <w:p>
+            <w:r>
+              <w:rPr>
+                <w:sz w:val="20"/>
+              </w:rPr>
+              <w:t>High</w:t>
+            </w:r>
+          </w:p>
+        </w:tc>
+        <w:tc>
+          <w:tcPr>
+            <w:tcW w:type="dxa" w:w="1615"/>
+            <w:tcBorders>
+              <w:top w:val="single" w:sz="4" w:space="0" w:color="CBCBCB"/>
+              <w:left w:val="single" w:sz="4" w:space="0" w:color="CBCBCB"/>
+              <w:bottom w:val="single" w:sz="4" w:space="0" w:color="CBCBCB"/>
+              <w:right w:val="single" w:sz="4" w:space="0" w:color="CBCBCB"/>
+            </w:tcBorders>
+          </w:tcPr>
+          <w:p>
+            <w:r>
+              <w:rPr>
+                <w:sz w:val="20"/>
+              </w:rPr>
+              <w:t>Không (E2 giúp tốt hơn)</w:t>
+            </w:r>
+          </w:p>
+        </w:tc>
+      </w:tr>
+      <w:tr>
+        <w:tc>
+          <w:tcPr>
+            <w:tcW w:type="dxa" w:w="1615"/>
+            <w:shd w:val="clear" w:color="auto" w:fill="B8B3D6"/>
+            <w:tcBorders>
+              <w:top w:val="single" w:sz="4" w:space="0" w:color="CBCBCB"/>
+              <w:left w:val="single" w:sz="4" w:space="0" w:color="CBCBCB"/>
+              <w:bottom w:val="single" w:sz="4" w:space="0" w:color="CBCBCB"/>
+              <w:right w:val="single" w:sz="4" w:space="0" w:color="CBCBCB"/>
+            </w:tcBorders>
+          </w:tcPr>
+          <w:p>
+            <w:r>
+              <w:rPr>
+                <w:sz w:val="20"/>
+              </w:rPr>
+              <w:t>E7</w:t>
+            </w:r>
+          </w:p>
+        </w:tc>
+        <w:tc>
+          <w:tcPr>
+            <w:tcW w:type="dxa" w:w="1615"/>
+            <w:shd w:val="clear" w:color="auto" w:fill="B8B3D6"/>
+            <w:tcBorders>
+              <w:top w:val="single" w:sz="4" w:space="0" w:color="CBCBCB"/>
+              <w:left w:val="single" w:sz="4" w:space="0" w:color="CBCBCB"/>
+              <w:bottom w:val="single" w:sz="4" w:space="0" w:color="CBCBCB"/>
+              <w:right w:val="single" w:sz="4" w:space="0" w:color="CBCBCB"/>
+            </w:tcBorders>
+          </w:tcPr>
+          <w:p>
+            <w:r>
+              <w:rPr>
+                <w:sz w:val="20"/>
+              </w:rPr>
+              <w:t>codebase-design.md — module vocabulary</w:t>
+            </w:r>
+          </w:p>
+        </w:tc>
+        <w:tc>
+          <w:tcPr>
+            <w:tcW w:type="dxa" w:w="1615"/>
+            <w:shd w:val="clear" w:color="auto" w:fill="B8B3D6"/>
+            <w:tcBorders>
+              <w:top w:val="single" w:sz="4" w:space="0" w:color="CBCBCB"/>
+              <w:left w:val="single" w:sz="4" w:space="0" w:color="CBCBCB"/>
+              <w:bottom w:val="single" w:sz="4" w:space="0" w:color="CBCBCB"/>
+              <w:right w:val="single" w:sz="4" w:space="0" w:color="CBCBCB"/>
+            </w:tcBorders>
+          </w:tcPr>
+          <w:p>
+            <w:r>
+              <w:rPr>
+                <w:sz w:val="20"/>
+              </w:rPr>
+              <w:t>1–2 giờ</w:t>
+            </w:r>
+          </w:p>
+        </w:tc>
+        <w:tc>
+          <w:tcPr>
+            <w:tcW w:type="dxa" w:w="1615"/>
+            <w:shd w:val="clear" w:color="auto" w:fill="B8B3D6"/>
+            <w:tcBorders>
+              <w:top w:val="single" w:sz="4" w:space="0" w:color="CBCBCB"/>
+              <w:left w:val="single" w:sz="4" w:space="0" w:color="CBCBCB"/>
+              <w:bottom w:val="single" w:sz="4" w:space="0" w:color="CBCBCB"/>
+              <w:right w:val="single" w:sz="4" w:space="0" w:color="CBCBCB"/>
+            </w:tcBorders>
+          </w:tcPr>
+          <w:p>
+            <w:r>
+              <w:rPr>
+                <w:sz w:val="20"/>
+              </w:rPr>
+              <w:t>Thấp</w:t>
+            </w:r>
+          </w:p>
+        </w:tc>
+        <w:tc>
+          <w:tcPr>
+            <w:tcW w:type="dxa" w:w="1615"/>
+            <w:shd w:val="clear" w:color="auto" w:fill="B8B3D6"/>
+            <w:tcBorders>
+              <w:top w:val="single" w:sz="4" w:space="0" w:color="CBCBCB"/>
+              <w:left w:val="single" w:sz="4" w:space="0" w:color="CBCBCB"/>
+              <w:bottom w:val="single" w:sz="4" w:space="0" w:color="CBCBCB"/>
+              <w:right w:val="single" w:sz="4" w:space="0" w:color="CBCBCB"/>
+            </w:tcBorders>
+          </w:tcPr>
+          <w:p>
+            <w:r>
+              <w:rPr>
+                <w:sz w:val="20"/>
+              </w:rPr>
+              <w:t>Medium</w:t>
+            </w:r>
+          </w:p>
+        </w:tc>
+        <w:tc>
+          <w:tcPr>
+            <w:tcW w:type="dxa" w:w="1615"/>
+            <w:shd w:val="clear" w:color="auto" w:fill="B8B3D6"/>
+            <w:tcBorders>
+              <w:top w:val="single" w:sz="4" w:space="0" w:color="CBCBCB"/>
+              <w:left w:val="single" w:sz="4" w:space="0" w:color="CBCBCB"/>
+              <w:bottom w:val="single" w:sz="4" w:space="0" w:color="CBCBCB"/>
+              <w:right w:val="single" w:sz="4" w:space="0" w:color="CBCBCB"/>
+            </w:tcBorders>
+          </w:tcPr>
+          <w:p>
+            <w:r>
+              <w:rPr>
+                <w:sz w:val="20"/>
+              </w:rPr>
+              <w:t>E3, E4</w:t>
+            </w:r>
+          </w:p>
+        </w:tc>
+      </w:tr>
+      <w:tr>
+        <w:tc>
+          <w:tcPr>
+            <w:tcW w:type="dxa" w:w="1615"/>
+            <w:tcBorders>
+              <w:top w:val="single" w:sz="4" w:space="0" w:color="CBCBCB"/>
+              <w:left w:val="single" w:sz="4" w:space="0" w:color="CBCBCB"/>
+              <w:bottom w:val="single" w:sz="4" w:space="0" w:color="CBCBCB"/>
+              <w:right w:val="single" w:sz="4" w:space="0" w:color="CBCBCB"/>
+            </w:tcBorders>
+          </w:tcPr>
+          <w:p>
+            <w:r>
+              <w:rPr>
+                <w:sz w:val="20"/>
+              </w:rPr>
+              <w:t>E8</w:t>
+            </w:r>
+          </w:p>
+        </w:tc>
+        <w:tc>
+          <w:tcPr>
+            <w:tcW w:type="dxa" w:w="1615"/>
+            <w:tcBorders>
+              <w:top w:val="single" w:sz="4" w:space="0" w:color="CBCBCB"/>
+              <w:left w:val="single" w:sz="4" w:space="0" w:color="CBCBCB"/>
+              <w:bottom w:val="single" w:sz="4" w:space="0" w:color="CBCBCB"/>
+              <w:right w:val="single" w:sz="4" w:space="0" w:color="CBCBCB"/>
+            </w:tcBorders>
+          </w:tcPr>
+          <w:p>
+            <w:r>
+              <w:rPr>
+                <w:sz w:val="20"/>
+              </w:rPr>
+              <w:t>wayfinder-lite.md — foggy work mapping</w:t>
+            </w:r>
+          </w:p>
+        </w:tc>
+        <w:tc>
+          <w:tcPr>
+            <w:tcW w:type="dxa" w:w="1615"/>
+            <w:tcBorders>
+              <w:top w:val="single" w:sz="4" w:space="0" w:color="CBCBCB"/>
+              <w:left w:val="single" w:sz="4" w:space="0" w:color="CBCBCB"/>
+              <w:bottom w:val="single" w:sz="4" w:space="0" w:color="CBCBCB"/>
+              <w:right w:val="single" w:sz="4" w:space="0" w:color="CBCBCB"/>
+            </w:tcBorders>
+          </w:tcPr>
+          <w:p>
+            <w:r>
+              <w:rPr>
+                <w:sz w:val="20"/>
+              </w:rPr>
+              <w:t>4–5 giờ</w:t>
+            </w:r>
+          </w:p>
+        </w:tc>
+        <w:tc>
+          <w:tcPr>
+            <w:tcW w:type="dxa" w:w="1615"/>
+            <w:tcBorders>
+              <w:top w:val="single" w:sz="4" w:space="0" w:color="CBCBCB"/>
+              <w:left w:val="single" w:sz="4" w:space="0" w:color="CBCBCB"/>
+              <w:bottom w:val="single" w:sz="4" w:space="0" w:color="CBCBCB"/>
+              <w:right w:val="single" w:sz="4" w:space="0" w:color="CBCBCB"/>
+            </w:tcBorders>
+          </w:tcPr>
+          <w:p>
+            <w:r>
+              <w:rPr>
+                <w:sz w:val="20"/>
+              </w:rPr>
+              <w:t>Trung bình</w:t>
+            </w:r>
+          </w:p>
+        </w:tc>
+        <w:tc>
+          <w:tcPr>
+            <w:tcW w:type="dxa" w:w="1615"/>
+            <w:tcBorders>
+              <w:top w:val="single" w:sz="4" w:space="0" w:color="CBCBCB"/>
+              <w:left w:val="single" w:sz="4" w:space="0" w:color="CBCBCB"/>
+              <w:bottom w:val="single" w:sz="4" w:space="0" w:color="CBCBCB"/>
+              <w:right w:val="single" w:sz="4" w:space="0" w:color="CBCBCB"/>
+            </w:tcBorders>
+          </w:tcPr>
+          <w:p>
+            <w:r>
+              <w:rPr>
+                <w:sz w:val="20"/>
+              </w:rPr>
+              <w:t>High</w:t>
+            </w:r>
+          </w:p>
+        </w:tc>
+        <w:tc>
+          <w:tcPr>
+            <w:tcW w:type="dxa" w:w="1615"/>
+            <w:tcBorders>
+              <w:top w:val="single" w:sz="4" w:space="0" w:color="CBCBCB"/>
+              <w:left w:val="single" w:sz="4" w:space="0" w:color="CBCBCB"/>
+              <w:bottom w:val="single" w:sz="4" w:space="0" w:color="CBCBCB"/>
+              <w:right w:val="single" w:sz="4" w:space="0" w:color="CBCBCB"/>
+            </w:tcBorders>
+          </w:tcPr>
+          <w:p>
+            <w:r>
+              <w:rPr>
+                <w:sz w:val="20"/>
+              </w:rPr>
+              <w:t>E2</w:t>
+            </w:r>
+          </w:p>
+        </w:tc>
+      </w:tr>
+      <w:tr>
+        <w:tc>
+          <w:tcPr>
+            <w:tcW w:type="dxa" w:w="1615"/>
+            <w:shd w:val="clear" w:color="auto" w:fill="B8B3D6"/>
+            <w:tcBorders>
+              <w:top w:val="single" w:sz="4" w:space="0" w:color="CBCBCB"/>
+              <w:left w:val="single" w:sz="4" w:space="0" w:color="CBCBCB"/>
+              <w:bottom w:val="single" w:sz="4" w:space="0" w:color="CBCBCB"/>
+              <w:right w:val="single" w:sz="4" w:space="0" w:color="CBCBCB"/>
+            </w:tcBorders>
+          </w:tcPr>
+          <w:p>
+            <w:r>
+              <w:rPr>
+                <w:sz w:val="20"/>
+              </w:rPr>
+              <w:t>E9</w:t>
+            </w:r>
+          </w:p>
+        </w:tc>
+        <w:tc>
+          <w:tcPr>
+            <w:tcW w:type="dxa" w:w="1615"/>
+            <w:shd w:val="clear" w:color="auto" w:fill="B8B3D6"/>
+            <w:tcBorders>
+              <w:top w:val="single" w:sz="4" w:space="0" w:color="CBCBCB"/>
+              <w:left w:val="single" w:sz="4" w:space="0" w:color="CBCBCB"/>
+              <w:bottom w:val="single" w:sz="4" w:space="0" w:color="CBCBCB"/>
+              <w:right w:val="single" w:sz="4" w:space="0" w:color="CBCBCB"/>
+            </w:tcBorders>
+          </w:tcPr>
+          <w:p>
+            <w:r>
+              <w:rPr>
+                <w:sz w:val="20"/>
+              </w:rPr>
+              <w:t>Enhance writing-agent-skill + md-optimizer</w:t>
+            </w:r>
+          </w:p>
+        </w:tc>
+        <w:tc>
+          <w:tcPr>
+            <w:tcW w:type="dxa" w:w="1615"/>
+            <w:shd w:val="clear" w:color="auto" w:fill="B8B3D6"/>
+            <w:tcBorders>
+              <w:top w:val="single" w:sz="4" w:space="0" w:color="CBCBCB"/>
+              <w:left w:val="single" w:sz="4" w:space="0" w:color="CBCBCB"/>
+              <w:bottom w:val="single" w:sz="4" w:space="0" w:color="CBCBCB"/>
+              <w:right w:val="single" w:sz="4" w:space="0" w:color="CBCBCB"/>
+            </w:tcBorders>
+          </w:tcPr>
+          <w:p>
+            <w:r>
+              <w:rPr>
+                <w:sz w:val="20"/>
+              </w:rPr>
+              <w:t>2–3 giờ</w:t>
+            </w:r>
+          </w:p>
+        </w:tc>
+        <w:tc>
+          <w:tcPr>
+            <w:tcW w:type="dxa" w:w="1615"/>
+            <w:shd w:val="clear" w:color="auto" w:fill="B8B3D6"/>
+            <w:tcBorders>
+              <w:top w:val="single" w:sz="4" w:space="0" w:color="CBCBCB"/>
+              <w:left w:val="single" w:sz="4" w:space="0" w:color="CBCBCB"/>
+              <w:bottom w:val="single" w:sz="4" w:space="0" w:color="CBCBCB"/>
+              <w:right w:val="single" w:sz="4" w:space="0" w:color="CBCBCB"/>
+            </w:tcBorders>
+          </w:tcPr>
+          <w:p>
+            <w:r>
+              <w:rPr>
+                <w:sz w:val="20"/>
+              </w:rPr>
+              <w:t>Thấp</w:t>
+            </w:r>
+          </w:p>
+        </w:tc>
+        <w:tc>
+          <w:tcPr>
+            <w:tcW w:type="dxa" w:w="1615"/>
+            <w:shd w:val="clear" w:color="auto" w:fill="B8B3D6"/>
+            <w:tcBorders>
+              <w:top w:val="single" w:sz="4" w:space="0" w:color="CBCBCB"/>
+              <w:left w:val="single" w:sz="4" w:space="0" w:color="CBCBCB"/>
+              <w:bottom w:val="single" w:sz="4" w:space="0" w:color="CBCBCB"/>
+              <w:right w:val="single" w:sz="4" w:space="0" w:color="CBCBCB"/>
+            </w:tcBorders>
+          </w:tcPr>
+          <w:p>
+            <w:r>
+              <w:rPr>
+                <w:sz w:val="20"/>
+              </w:rPr>
+              <w:t>Very High</w:t>
+            </w:r>
+          </w:p>
+        </w:tc>
+        <w:tc>
+          <w:tcPr>
+            <w:tcW w:type="dxa" w:w="1615"/>
+            <w:shd w:val="clear" w:color="auto" w:fill="B8B3D6"/>
+            <w:tcBorders>
+              <w:top w:val="single" w:sz="4" w:space="0" w:color="CBCBCB"/>
+              <w:left w:val="single" w:sz="4" w:space="0" w:color="CBCBCB"/>
+              <w:bottom w:val="single" w:sz="4" w:space="0" w:color="CBCBCB"/>
+              <w:right w:val="single" w:sz="4" w:space="0" w:color="CBCBCB"/>
+            </w:tcBorders>
+          </w:tcPr>
+          <w:p>
+            <w:r>
+              <w:rPr>
+                <w:sz w:val="20"/>
+              </w:rPr>
+              <w:t>Không</w:t>
+            </w:r>
+          </w:p>
+        </w:tc>
+      </w:tr>
+      <w:tr>
+        <w:tc>
+          <w:tcPr>
+            <w:tcW w:type="dxa" w:w="1615"/>
+            <w:tcBorders>
+              <w:top w:val="single" w:sz="4" w:space="0" w:color="CBCBCB"/>
+              <w:left w:val="single" w:sz="4" w:space="0" w:color="CBCBCB"/>
+              <w:bottom w:val="single" w:sz="4" w:space="0" w:color="CBCBCB"/>
+              <w:right w:val="single" w:sz="4" w:space="0" w:color="CBCBCB"/>
+            </w:tcBorders>
+          </w:tcPr>
+          <w:p>
+            <w:r>
+              <w:rPr>
+                <w:sz w:val="20"/>
+              </w:rPr>
+              <w:t>E10</w:t>
+            </w:r>
+          </w:p>
+        </w:tc>
+        <w:tc>
+          <w:tcPr>
+            <w:tcW w:type="dxa" w:w="1615"/>
+            <w:tcBorders>
+              <w:top w:val="single" w:sz="4" w:space="0" w:color="CBCBCB"/>
+              <w:left w:val="single" w:sz="4" w:space="0" w:color="CBCBCB"/>
+              <w:bottom w:val="single" w:sz="4" w:space="0" w:color="CBCBCB"/>
+              <w:right w:val="single" w:sz="4" w:space="0" w:color="CBCBCB"/>
+            </w:tcBorders>
+          </w:tcPr>
+          <w:p>
+            <w:r>
+              <w:rPr>
+                <w:sz w:val="20"/>
+              </w:rPr>
+              <w:t>docs/decisions/REJECTED.md convention</w:t>
+            </w:r>
+          </w:p>
+        </w:tc>
+        <w:tc>
+          <w:tcPr>
+            <w:tcW w:type="dxa" w:w="1615"/>
+            <w:tcBorders>
+              <w:top w:val="single" w:sz="4" w:space="0" w:color="CBCBCB"/>
+              <w:left w:val="single" w:sz="4" w:space="0" w:color="CBCBCB"/>
+              <w:bottom w:val="single" w:sz="4" w:space="0" w:color="CBCBCB"/>
+              <w:right w:val="single" w:sz="4" w:space="0" w:color="CBCBCB"/>
+            </w:tcBorders>
+          </w:tcPr>
+          <w:p>
+            <w:r>
+              <w:rPr>
+                <w:sz w:val="20"/>
+              </w:rPr>
+              <w:t>30–45 phút</w:t>
+            </w:r>
+          </w:p>
+        </w:tc>
+        <w:tc>
+          <w:tcPr>
+            <w:tcW w:type="dxa" w:w="1615"/>
+            <w:tcBorders>
+              <w:top w:val="single" w:sz="4" w:space="0" w:color="CBCBCB"/>
+              <w:left w:val="single" w:sz="4" w:space="0" w:color="CBCBCB"/>
+              <w:bottom w:val="single" w:sz="4" w:space="0" w:color="CBCBCB"/>
+              <w:right w:val="single" w:sz="4" w:space="0" w:color="CBCBCB"/>
+            </w:tcBorders>
+          </w:tcPr>
+          <w:p>
+            <w:r>
+              <w:rPr>
+                <w:sz w:val="20"/>
+              </w:rPr>
+              <w:t>Không có</w:t>
+            </w:r>
+          </w:p>
+        </w:tc>
+        <w:tc>
+          <w:tcPr>
+            <w:tcW w:type="dxa" w:w="1615"/>
+            <w:tcBorders>
+              <w:top w:val="single" w:sz="4" w:space="0" w:color="CBCBCB"/>
+              <w:left w:val="single" w:sz="4" w:space="0" w:color="CBCBCB"/>
+              <w:bottom w:val="single" w:sz="4" w:space="0" w:color="CBCBCB"/>
+              <w:right w:val="single" w:sz="4" w:space="0" w:color="CBCBCB"/>
+            </w:tcBorders>
+          </w:tcPr>
+          <w:p>
+            <w:r>
+              <w:rPr>
+                <w:sz w:val="20"/>
+              </w:rPr>
+              <w:t>Medium</w:t>
+            </w:r>
+          </w:p>
+        </w:tc>
+        <w:tc>
+          <w:tcPr>
+            <w:tcW w:type="dxa" w:w="1615"/>
+            <w:tcBorders>
+              <w:top w:val="single" w:sz="4" w:space="0" w:color="CBCBCB"/>
+              <w:left w:val="single" w:sz="4" w:space="0" w:color="CBCBCB"/>
+              <w:bottom w:val="single" w:sz="4" w:space="0" w:color="CBCBCB"/>
+              <w:right w:val="single" w:sz="4" w:space="0" w:color="CBCBCB"/>
+            </w:tcBorders>
+          </w:tcPr>
+          <w:p>
+            <w:r>
+              <w:rPr>
+                <w:sz w:val="20"/>
+              </w:rPr>
+              <w:t>Không</w:t>
+            </w:r>
+          </w:p>
+        </w:tc>
+      </w:tr>
+      <w:tr>
+        <w:tc>
+          <w:tcPr>
+            <w:tcW w:type="dxa" w:w="1615"/>
+            <w:shd w:val="clear" w:color="auto" w:fill="B8B3D6"/>
+            <w:tcBorders>
+              <w:top w:val="single" w:sz="4" w:space="0" w:color="CBCBCB"/>
+              <w:left w:val="single" w:sz="4" w:space="0" w:color="CBCBCB"/>
+              <w:bottom w:val="single" w:sz="4" w:space="0" w:color="CBCBCB"/>
+              <w:right w:val="single" w:sz="4" w:space="0" w:color="CBCBCB"/>
+            </w:tcBorders>
+          </w:tcPr>
+          <w:p>
+            <w:r>
+              <w:rPr>
+                <w:sz w:val="20"/>
+              </w:rPr>
+              <w:t>E11</w:t>
+            </w:r>
+          </w:p>
+        </w:tc>
+        <w:tc>
+          <w:tcPr>
+            <w:tcW w:type="dxa" w:w="1615"/>
+            <w:shd w:val="clear" w:color="auto" w:fill="B8B3D6"/>
+            <w:tcBorders>
+              <w:top w:val="single" w:sz="4" w:space="0" w:color="CBCBCB"/>
+              <w:left w:val="single" w:sz="4" w:space="0" w:color="CBCBCB"/>
+              <w:bottom w:val="single" w:sz="4" w:space="0" w:color="CBCBCB"/>
+              <w:right w:val="single" w:sz="4" w:space="0" w:color="CBCBCB"/>
+            </w:tcBorders>
+          </w:tcPr>
+          <w:p>
+            <w:r>
+              <w:rPr>
+                <w:sz w:val="20"/>
+              </w:rPr>
+              <w:t>research.md — general research skill</w:t>
+            </w:r>
+          </w:p>
+        </w:tc>
+        <w:tc>
+          <w:tcPr>
+            <w:tcW w:type="dxa" w:w="1615"/>
+            <w:shd w:val="clear" w:color="auto" w:fill="B8B3D6"/>
+            <w:tcBorders>
+              <w:top w:val="single" w:sz="4" w:space="0" w:color="CBCBCB"/>
+              <w:left w:val="single" w:sz="4" w:space="0" w:color="CBCBCB"/>
+              <w:bottom w:val="single" w:sz="4" w:space="0" w:color="CBCBCB"/>
+              <w:right w:val="single" w:sz="4" w:space="0" w:color="CBCBCB"/>
+            </w:tcBorders>
+          </w:tcPr>
+          <w:p>
+            <w:r>
+              <w:rPr>
+                <w:sz w:val="20"/>
+              </w:rPr>
+              <w:t>1–2 giờ</w:t>
+            </w:r>
+          </w:p>
+        </w:tc>
+        <w:tc>
+          <w:tcPr>
+            <w:tcW w:type="dxa" w:w="1615"/>
+            <w:shd w:val="clear" w:color="auto" w:fill="B8B3D6"/>
+            <w:tcBorders>
+              <w:top w:val="single" w:sz="4" w:space="0" w:color="CBCBCB"/>
+              <w:left w:val="single" w:sz="4" w:space="0" w:color="CBCBCB"/>
+              <w:bottom w:val="single" w:sz="4" w:space="0" w:color="CBCBCB"/>
+              <w:right w:val="single" w:sz="4" w:space="0" w:color="CBCBCB"/>
+            </w:tcBorders>
+          </w:tcPr>
+          <w:p>
+            <w:r>
+              <w:rPr>
+                <w:sz w:val="20"/>
+              </w:rPr>
+              <w:t>Thấp</w:t>
+            </w:r>
+          </w:p>
+        </w:tc>
+        <w:tc>
+          <w:tcPr>
+            <w:tcW w:type="dxa" w:w="1615"/>
+            <w:shd w:val="clear" w:color="auto" w:fill="B8B3D6"/>
+            <w:tcBorders>
+              <w:top w:val="single" w:sz="4" w:space="0" w:color="CBCBCB"/>
+              <w:left w:val="single" w:sz="4" w:space="0" w:color="CBCBCB"/>
+              <w:bottom w:val="single" w:sz="4" w:space="0" w:color="CBCBCB"/>
+              <w:right w:val="single" w:sz="4" w:space="0" w:color="CBCBCB"/>
+            </w:tcBorders>
+          </w:tcPr>
+          <w:p>
+            <w:r>
+              <w:rPr>
+                <w:sz w:val="20"/>
+              </w:rPr>
+              <w:t>High</w:t>
+            </w:r>
+          </w:p>
+        </w:tc>
+        <w:tc>
+          <w:tcPr>
+            <w:tcW w:type="dxa" w:w="1615"/>
+            <w:shd w:val="clear" w:color="auto" w:fill="B8B3D6"/>
+            <w:tcBorders>
+              <w:top w:val="single" w:sz="4" w:space="0" w:color="CBCBCB"/>
+              <w:left w:val="single" w:sz="4" w:space="0" w:color="CBCBCB"/>
+              <w:bottom w:val="single" w:sz="4" w:space="0" w:color="CBCBCB"/>
+              <w:right w:val="single" w:sz="4" w:space="0" w:color="CBCBCB"/>
+            </w:tcBorders>
+          </w:tcPr>
+          <w:p>
+            <w:r>
+              <w:rPr>
+                <w:sz w:val="20"/>
+              </w:rPr>
+              <w:t>Không</w:t>
+            </w:r>
+          </w:p>
+        </w:tc>
+      </w:tr>
+    </w:tbl>
+    <w:p/>
+    <w:p>
+      <w:pPr>
+        <w:spacing w:after="80"/>
+      </w:pPr>
+      <w:r>
+        <w:rPr>
+          <w:b/>
+          <w:sz w:val="21"/>
+        </w:rPr>
+        <w:t>Tổng effort nếu chọn cả 11:</w:t>
+      </w:r>
+      <w:r>
+        <w:rPr>
+          <w:sz w:val="21"/>
+        </w:rPr>
+        <w:t xml:space="preserve"> ~22–28 giờ làm việc.</w:t>
+      </w:r>
+    </w:p>
+    <w:p>
+      <w:pPr>
+        <w:spacing w:after="80"/>
+      </w:pPr>
+      <w:r>
+        <w:rPr>
+          <w:b/>
+          <w:sz w:val="21"/>
+        </w:rPr>
+        <w:t>Khuyến nghị nhóm ưu tiên cao (impact cao, effort hợp lý, không phụ thuộc nhau):</w:t>
+      </w:r>
+      <w:r>
+        <w:rPr>
+          <w:sz w:val="21"/>
+        </w:rPr>
+        <w:t xml:space="preserve"> E1 + E3 + E9 + E10 + E11 (~7–8 giờ).</w:t>
+      </w:r>
+    </w:p>
+    <w:p>
+      <w:pPr>
+        <w:spacing w:after="80"/>
+      </w:pPr>
+      <w:r>
+        <w:rPr>
+          <w:b/>
+          <w:sz w:val="21"/>
+        </w:rPr>
+        <w:t>Nhóm ưu tiên trung bình (cần grilling E2 trước):</w:t>
+      </w:r>
+      <w:r>
+        <w:rPr>
+          <w:sz w:val="21"/>
+        </w:rPr>
+        <w:t xml:space="preserve"> E2 + E4 + E5 + E6 (~9–12 giờ).</w:t>
+      </w:r>
+    </w:p>
+    <w:p>
+      <w:pPr>
+        <w:spacing w:after="80"/>
+      </w:pPr>
+      <w:r>
+        <w:rPr>
+          <w:b/>
+          <w:sz w:val="21"/>
+        </w:rPr>
+        <w:t>Nhóm phụ thuộc (implement sau nhóm trên):</w:t>
+      </w:r>
+      <w:r>
+        <w:rPr>
+          <w:sz w:val="21"/>
+        </w:rPr>
+        <w:t xml:space="preserve"> E7 (sau E3/E4) + E8 (sau E2) (~5–7 giờ).</w:t>
+      </w:r>
+    </w:p>
     <w:sectPr>
       <w:headerReference w:type="default" r:id="rId9"/>
       <w:footerReference w:type="default" r:id="rId10"/>

--- a/docs/research/RESEARCH-skills-mattpocock-2026-08-05.docx
+++ b/docs/research/RESEARCH-skills-mattpocock-2026-08-05.docx
@@ -15362,6 +15362,1652 @@
           <w:sz w:val="21"/>
         </w:rPr>
         <w:t xml:space="preserve"> E7 (sau E3/E4) + E8 (sau E2) (~5–7 giờ).</w:t>
+      </w:r>
+    </w:p>
+    <w:p>
+      <w:pPr>
+        <w:pBdr>
+          <w:bottom w:val="single" w:sz="6" w:space="1" w:color="F05922"/>
+        </w:pBdr>
+        <w:spacing w:after="120"/>
+      </w:pPr>
+    </w:p>
+    <w:p>
+      <w:pPr>
+        <w:pStyle w:val="Heading2"/>
+        <w:spacing w:before="200" w:after="80"/>
+      </w:pPr>
+      <w:r>
+        <w:rPr>
+          <w:color w:val="F05922"/>
+          <w:sz w:val="28"/>
+        </w:rPr>
+        <w:t>9. Bước 4b — Trạng thái áp dụng</w:t>
+      </w:r>
+    </w:p>
+    <w:p>
+      <w:pPr>
+        <w:spacing w:before="40" w:after="40"/>
+        <w:ind w:left="567"/>
+        <w:pBdr>
+          <w:left w:val="single" w:sz="12" w:space="10" w:color="F05922"/>
+        </w:pBdr>
+      </w:pPr>
+      <w:r>
+        <w:rPr>
+          <w:color w:val="4A3F8C"/>
+        </w:rPr>
+        <w:t xml:space="preserve">User xác nhận áp dụng TOÀN BỘ E1–E11 (2026-08-05). Bước 4b đã hoàn thành trên nhánh </w:t>
+      </w:r>
+      <w:r>
+        <w:rPr>
+          <w:rFonts w:ascii="Courier New" w:hAnsi="Courier New"/>
+          <w:color w:val="F05922"/>
+          <w:sz w:val="18"/>
+        </w:rPr>
+        <w:t>research/skills-2026-08-05</w:t>
+      </w:r>
+      <w:r>
+        <w:rPr>
+          <w:color w:val="4A3F8C"/>
+        </w:rPr>
+        <w:t>.</w:t>
+      </w:r>
+    </w:p>
+    <w:tbl>
+      <w:tblPr>
+        <w:tblStyle w:val="TableGrid"/>
+        <w:tblW w:type="auto" w:w="0"/>
+        <w:tblLook w:firstColumn="1" w:firstRow="1" w:lastColumn="0" w:lastRow="0" w:noHBand="0" w:noVBand="1" w:val="04A0"/>
+      </w:tblPr>
+      <w:tblGrid>
+        <w:gridCol w:w="2422"/>
+        <w:gridCol w:w="2422"/>
+        <w:gridCol w:w="2422"/>
+        <w:gridCol w:w="2422"/>
+      </w:tblGrid>
+      <w:tr>
+        <w:tc>
+          <w:tcPr>
+            <w:tcW w:type="dxa" w:w="2422"/>
+            <w:shd w:val="clear" w:color="auto" w:fill="251C53"/>
+            <w:tcBorders>
+              <w:top w:val="single" w:sz="4" w:space="0" w:color="251C53"/>
+              <w:left w:val="single" w:sz="4" w:space="0" w:color="251C53"/>
+              <w:bottom w:val="single" w:sz="4" w:space="0" w:color="251C53"/>
+              <w:right w:val="single" w:sz="4" w:space="0" w:color="251C53"/>
+            </w:tcBorders>
+          </w:tcPr>
+          <w:p>
+            <w:r>
+              <w:rPr>
+                <w:b/>
+                <w:color w:val="FFFFFF"/>
+                <w:sz w:val="20"/>
+              </w:rPr>
+              <w:t>#</w:t>
+            </w:r>
+          </w:p>
+        </w:tc>
+        <w:tc>
+          <w:tcPr>
+            <w:tcW w:type="dxa" w:w="2422"/>
+            <w:shd w:val="clear" w:color="auto" w:fill="251C53"/>
+            <w:tcBorders>
+              <w:top w:val="single" w:sz="4" w:space="0" w:color="251C53"/>
+              <w:left w:val="single" w:sz="4" w:space="0" w:color="251C53"/>
+              <w:bottom w:val="single" w:sz="4" w:space="0" w:color="251C53"/>
+              <w:right w:val="single" w:sz="4" w:space="0" w:color="251C53"/>
+            </w:tcBorders>
+          </w:tcPr>
+          <w:p>
+            <w:r>
+              <w:rPr>
+                <w:b/>
+                <w:color w:val="FFFFFF"/>
+                <w:sz w:val="20"/>
+              </w:rPr>
+              <w:t>Đề xuất</w:t>
+            </w:r>
+          </w:p>
+        </w:tc>
+        <w:tc>
+          <w:tcPr>
+            <w:tcW w:type="dxa" w:w="2422"/>
+            <w:shd w:val="clear" w:color="auto" w:fill="251C53"/>
+            <w:tcBorders>
+              <w:top w:val="single" w:sz="4" w:space="0" w:color="251C53"/>
+              <w:left w:val="single" w:sz="4" w:space="0" w:color="251C53"/>
+              <w:bottom w:val="single" w:sz="4" w:space="0" w:color="251C53"/>
+              <w:right w:val="single" w:sz="4" w:space="0" w:color="251C53"/>
+            </w:tcBorders>
+          </w:tcPr>
+          <w:p>
+            <w:r>
+              <w:rPr>
+                <w:b/>
+                <w:color w:val="FFFFFF"/>
+                <w:sz w:val="20"/>
+              </w:rPr>
+              <w:t>Trạng thái</w:t>
+            </w:r>
+          </w:p>
+        </w:tc>
+        <w:tc>
+          <w:tcPr>
+            <w:tcW w:type="dxa" w:w="2422"/>
+            <w:shd w:val="clear" w:color="auto" w:fill="251C53"/>
+            <w:tcBorders>
+              <w:top w:val="single" w:sz="4" w:space="0" w:color="251C53"/>
+              <w:left w:val="single" w:sz="4" w:space="0" w:color="251C53"/>
+              <w:bottom w:val="single" w:sz="4" w:space="0" w:color="251C53"/>
+              <w:right w:val="single" w:sz="4" w:space="0" w:color="251C53"/>
+            </w:tcBorders>
+          </w:tcPr>
+          <w:p>
+            <w:r>
+              <w:rPr>
+                <w:b/>
+                <w:color w:val="FFFFFF"/>
+                <w:sz w:val="20"/>
+              </w:rPr>
+              <w:t>Artifact đã tạo/sửa</w:t>
+            </w:r>
+          </w:p>
+        </w:tc>
+      </w:tr>
+      <w:tr>
+        <w:tc>
+          <w:tcPr>
+            <w:tcW w:type="dxa" w:w="2422"/>
+            <w:tcBorders>
+              <w:top w:val="single" w:sz="4" w:space="0" w:color="CBCBCB"/>
+              <w:left w:val="single" w:sz="4" w:space="0" w:color="CBCBCB"/>
+              <w:bottom w:val="single" w:sz="4" w:space="0" w:color="CBCBCB"/>
+              <w:right w:val="single" w:sz="4" w:space="0" w:color="CBCBCB"/>
+            </w:tcBorders>
+          </w:tcPr>
+          <w:p>
+            <w:r>
+              <w:rPr>
+                <w:sz w:val="20"/>
+              </w:rPr>
+              <w:t>---</w:t>
+            </w:r>
+          </w:p>
+        </w:tc>
+        <w:tc>
+          <w:tcPr>
+            <w:tcW w:type="dxa" w:w="2422"/>
+            <w:tcBorders>
+              <w:top w:val="single" w:sz="4" w:space="0" w:color="CBCBCB"/>
+              <w:left w:val="single" w:sz="4" w:space="0" w:color="CBCBCB"/>
+              <w:bottom w:val="single" w:sz="4" w:space="0" w:color="CBCBCB"/>
+              <w:right w:val="single" w:sz="4" w:space="0" w:color="CBCBCB"/>
+            </w:tcBorders>
+          </w:tcPr>
+          <w:p>
+            <w:r>
+              <w:rPr>
+                <w:sz w:val="20"/>
+              </w:rPr>
+              <w:t>---------</w:t>
+            </w:r>
+          </w:p>
+        </w:tc>
+        <w:tc>
+          <w:tcPr>
+            <w:tcW w:type="dxa" w:w="2422"/>
+            <w:tcBorders>
+              <w:top w:val="single" w:sz="4" w:space="0" w:color="CBCBCB"/>
+              <w:left w:val="single" w:sz="4" w:space="0" w:color="CBCBCB"/>
+              <w:bottom w:val="single" w:sz="4" w:space="0" w:color="CBCBCB"/>
+              <w:right w:val="single" w:sz="4" w:space="0" w:color="CBCBCB"/>
+            </w:tcBorders>
+          </w:tcPr>
+          <w:p>
+            <w:r>
+              <w:rPr>
+                <w:sz w:val="20"/>
+              </w:rPr>
+              <w:t>-----------</w:t>
+            </w:r>
+          </w:p>
+        </w:tc>
+        <w:tc>
+          <w:tcPr>
+            <w:tcW w:type="dxa" w:w="2422"/>
+            <w:tcBorders>
+              <w:top w:val="single" w:sz="4" w:space="0" w:color="CBCBCB"/>
+              <w:left w:val="single" w:sz="4" w:space="0" w:color="CBCBCB"/>
+              <w:bottom w:val="single" w:sz="4" w:space="0" w:color="CBCBCB"/>
+              <w:right w:val="single" w:sz="4" w:space="0" w:color="CBCBCB"/>
+            </w:tcBorders>
+          </w:tcPr>
+          <w:p>
+            <w:r>
+              <w:rPr>
+                <w:sz w:val="20"/>
+              </w:rPr>
+              <w:t>-------------------</w:t>
+            </w:r>
+          </w:p>
+        </w:tc>
+      </w:tr>
+      <w:tr>
+        <w:tc>
+          <w:tcPr>
+            <w:tcW w:type="dxa" w:w="2422"/>
+            <w:shd w:val="clear" w:color="auto" w:fill="B8B3D6"/>
+            <w:tcBorders>
+              <w:top w:val="single" w:sz="4" w:space="0" w:color="CBCBCB"/>
+              <w:left w:val="single" w:sz="4" w:space="0" w:color="CBCBCB"/>
+              <w:bottom w:val="single" w:sz="4" w:space="0" w:color="CBCBCB"/>
+              <w:right w:val="single" w:sz="4" w:space="0" w:color="CBCBCB"/>
+            </w:tcBorders>
+          </w:tcPr>
+          <w:p>
+            <w:r>
+              <w:rPr>
+                <w:sz w:val="20"/>
+              </w:rPr>
+              <w:t>E1</w:t>
+            </w:r>
+          </w:p>
+        </w:tc>
+        <w:tc>
+          <w:tcPr>
+            <w:tcW w:type="dxa" w:w="2422"/>
+            <w:shd w:val="clear" w:color="auto" w:fill="B8B3D6"/>
+            <w:tcBorders>
+              <w:top w:val="single" w:sz="4" w:space="0" w:color="CBCBCB"/>
+              <w:left w:val="single" w:sz="4" w:space="0" w:color="CBCBCB"/>
+              <w:bottom w:val="single" w:sz="4" w:space="0" w:color="CBCBCB"/>
+              <w:right w:val="single" w:sz="4" w:space="0" w:color="CBCBCB"/>
+            </w:tcBorders>
+          </w:tcPr>
+          <w:p>
+            <w:r>
+              <w:rPr>
+                <w:sz w:val="20"/>
+              </w:rPr>
+              <w:t>disable-model-invocation cho 5 commands</w:t>
+            </w:r>
+          </w:p>
+        </w:tc>
+        <w:tc>
+          <w:tcPr>
+            <w:tcW w:type="dxa" w:w="2422"/>
+            <w:shd w:val="clear" w:color="auto" w:fill="B8B3D6"/>
+            <w:tcBorders>
+              <w:top w:val="single" w:sz="4" w:space="0" w:color="CBCBCB"/>
+              <w:left w:val="single" w:sz="4" w:space="0" w:color="CBCBCB"/>
+              <w:bottom w:val="single" w:sz="4" w:space="0" w:color="CBCBCB"/>
+              <w:right w:val="single" w:sz="4" w:space="0" w:color="CBCBCB"/>
+            </w:tcBorders>
+          </w:tcPr>
+          <w:p>
+            <w:r>
+              <w:rPr>
+                <w:sz w:val="20"/>
+              </w:rPr>
+              <w:t>✅ Đã áp dụng</w:t>
+            </w:r>
+          </w:p>
+        </w:tc>
+        <w:tc>
+          <w:tcPr>
+            <w:tcW w:type="dxa" w:w="2422"/>
+            <w:shd w:val="clear" w:color="auto" w:fill="B8B3D6"/>
+            <w:tcBorders>
+              <w:top w:val="single" w:sz="4" w:space="0" w:color="CBCBCB"/>
+              <w:left w:val="single" w:sz="4" w:space="0" w:color="CBCBCB"/>
+              <w:bottom w:val="single" w:sz="4" w:space="0" w:color="CBCBCB"/>
+              <w:right w:val="single" w:sz="4" w:space="0" w:color="CBCBCB"/>
+            </w:tcBorders>
+          </w:tcPr>
+          <w:p>
+            <w:r>
+              <w:rPr>
+                <w:rFonts w:ascii="Courier New" w:hAnsi="Courier New"/>
+                <w:color w:val="F05922"/>
+                <w:sz w:val="20"/>
+              </w:rPr>
+              <w:t>.claude/commands/scope-check.md</w:t>
+            </w:r>
+            <w:r>
+              <w:rPr>
+                <w:sz w:val="20"/>
+              </w:rPr>
+              <w:t xml:space="preserve">, </w:t>
+            </w:r>
+            <w:r>
+              <w:rPr>
+                <w:rFonts w:ascii="Courier New" w:hAnsi="Courier New"/>
+                <w:color w:val="F05922"/>
+                <w:sz w:val="20"/>
+              </w:rPr>
+              <w:t>ship.md</w:t>
+            </w:r>
+            <w:r>
+              <w:rPr>
+                <w:sz w:val="20"/>
+              </w:rPr>
+              <w:t xml:space="preserve">, </w:t>
+            </w:r>
+            <w:r>
+              <w:rPr>
+                <w:rFonts w:ascii="Courier New" w:hAnsi="Courier New"/>
+                <w:color w:val="F05922"/>
+                <w:sz w:val="20"/>
+              </w:rPr>
+              <w:t>run-plan-step.md</w:t>
+            </w:r>
+            <w:r>
+              <w:rPr>
+                <w:sz w:val="20"/>
+              </w:rPr>
+              <w:t xml:space="preserve">, </w:t>
+            </w:r>
+            <w:r>
+              <w:rPr>
+                <w:rFonts w:ascii="Courier New" w:hAnsi="Courier New"/>
+                <w:color w:val="F05922"/>
+                <w:sz w:val="20"/>
+              </w:rPr>
+              <w:t>sync-global.md</w:t>
+            </w:r>
+            <w:r>
+              <w:rPr>
+                <w:sz w:val="20"/>
+              </w:rPr>
+              <w:t xml:space="preserve">, </w:t>
+            </w:r>
+            <w:r>
+              <w:rPr>
+                <w:rFonts w:ascii="Courier New" w:hAnsi="Courier New"/>
+                <w:color w:val="F05922"/>
+                <w:sz w:val="20"/>
+              </w:rPr>
+              <w:t>sdk-crossplatform-eval.md</w:t>
+            </w:r>
+          </w:p>
+        </w:tc>
+      </w:tr>
+      <w:tr>
+        <w:tc>
+          <w:tcPr>
+            <w:tcW w:type="dxa" w:w="2422"/>
+            <w:tcBorders>
+              <w:top w:val="single" w:sz="4" w:space="0" w:color="CBCBCB"/>
+              <w:left w:val="single" w:sz="4" w:space="0" w:color="CBCBCB"/>
+              <w:bottom w:val="single" w:sz="4" w:space="0" w:color="CBCBCB"/>
+              <w:right w:val="single" w:sz="4" w:space="0" w:color="CBCBCB"/>
+            </w:tcBorders>
+          </w:tcPr>
+          <w:p>
+            <w:r>
+              <w:rPr>
+                <w:sz w:val="20"/>
+              </w:rPr>
+              <w:t>E2</w:t>
+            </w:r>
+          </w:p>
+        </w:tc>
+        <w:tc>
+          <w:tcPr>
+            <w:tcW w:type="dxa" w:w="2422"/>
+            <w:tcBorders>
+              <w:top w:val="single" w:sz="4" w:space="0" w:color="CBCBCB"/>
+              <w:left w:val="single" w:sz="4" w:space="0" w:color="CBCBCB"/>
+              <w:bottom w:val="single" w:sz="4" w:space="0" w:color="CBCBCB"/>
+              <w:right w:val="single" w:sz="4" w:space="0" w:color="CBCBCB"/>
+            </w:tcBorders>
+          </w:tcPr>
+          <w:p>
+            <w:r>
+              <w:rPr>
+                <w:sz w:val="20"/>
+              </w:rPr>
+              <w:t>grilling.md — interview primitive</w:t>
+            </w:r>
+          </w:p>
+        </w:tc>
+        <w:tc>
+          <w:tcPr>
+            <w:tcW w:type="dxa" w:w="2422"/>
+            <w:tcBorders>
+              <w:top w:val="single" w:sz="4" w:space="0" w:color="CBCBCB"/>
+              <w:left w:val="single" w:sz="4" w:space="0" w:color="CBCBCB"/>
+              <w:bottom w:val="single" w:sz="4" w:space="0" w:color="CBCBCB"/>
+              <w:right w:val="single" w:sz="4" w:space="0" w:color="CBCBCB"/>
+            </w:tcBorders>
+          </w:tcPr>
+          <w:p>
+            <w:r>
+              <w:rPr>
+                <w:sz w:val="20"/>
+              </w:rPr>
+              <w:t>✅ Đã áp dụng</w:t>
+            </w:r>
+          </w:p>
+        </w:tc>
+        <w:tc>
+          <w:tcPr>
+            <w:tcW w:type="dxa" w:w="2422"/>
+            <w:tcBorders>
+              <w:top w:val="single" w:sz="4" w:space="0" w:color="CBCBCB"/>
+              <w:left w:val="single" w:sz="4" w:space="0" w:color="CBCBCB"/>
+              <w:bottom w:val="single" w:sz="4" w:space="0" w:color="CBCBCB"/>
+              <w:right w:val="single" w:sz="4" w:space="0" w:color="CBCBCB"/>
+            </w:tcBorders>
+          </w:tcPr>
+          <w:p>
+            <w:r>
+              <w:rPr>
+                <w:rFonts w:ascii="Courier New" w:hAnsi="Courier New"/>
+                <w:color w:val="F05922"/>
+                <w:sz w:val="20"/>
+              </w:rPr>
+              <w:t>.claude/evals/grilling.md</w:t>
+            </w:r>
+            <w:r>
+              <w:rPr>
+                <w:sz w:val="20"/>
+              </w:rPr>
+              <w:t xml:space="preserve"> (mới), </w:t>
+            </w:r>
+            <w:r>
+              <w:rPr>
+                <w:rFonts w:ascii="Courier New" w:hAnsi="Courier New"/>
+                <w:color w:val="F05922"/>
+                <w:sz w:val="20"/>
+              </w:rPr>
+              <w:t>.claude/commands/grilling.md</w:t>
+            </w:r>
+            <w:r>
+              <w:rPr>
+                <w:sz w:val="20"/>
+              </w:rPr>
+              <w:t xml:space="preserve"> (mới), </w:t>
+            </w:r>
+            <w:r>
+              <w:rPr>
+                <w:rFonts w:ascii="Courier New" w:hAnsi="Courier New"/>
+                <w:color w:val="F05922"/>
+                <w:sz w:val="20"/>
+              </w:rPr>
+              <w:t>.claude/commands/scope-check.md</w:t>
+            </w:r>
+            <w:r>
+              <w:rPr>
+                <w:sz w:val="20"/>
+              </w:rPr>
+              <w:t xml:space="preserve"> (cập nhật — gợi ý grilling khi phức tạp)</w:t>
+            </w:r>
+          </w:p>
+        </w:tc>
+      </w:tr>
+      <w:tr>
+        <w:tc>
+          <w:tcPr>
+            <w:tcW w:type="dxa" w:w="2422"/>
+            <w:shd w:val="clear" w:color="auto" w:fill="B8B3D6"/>
+            <w:tcBorders>
+              <w:top w:val="single" w:sz="4" w:space="0" w:color="CBCBCB"/>
+              <w:left w:val="single" w:sz="4" w:space="0" w:color="CBCBCB"/>
+              <w:bottom w:val="single" w:sz="4" w:space="0" w:color="CBCBCB"/>
+              <w:right w:val="single" w:sz="4" w:space="0" w:color="CBCBCB"/>
+            </w:tcBorders>
+          </w:tcPr>
+          <w:p>
+            <w:r>
+              <w:rPr>
+                <w:sz w:val="20"/>
+              </w:rPr>
+              <w:t>E3</w:t>
+            </w:r>
+          </w:p>
+        </w:tc>
+        <w:tc>
+          <w:tcPr>
+            <w:tcW w:type="dxa" w:w="2422"/>
+            <w:shd w:val="clear" w:color="auto" w:fill="B8B3D6"/>
+            <w:tcBorders>
+              <w:top w:val="single" w:sz="4" w:space="0" w:color="CBCBCB"/>
+              <w:left w:val="single" w:sz="4" w:space="0" w:color="CBCBCB"/>
+              <w:bottom w:val="single" w:sz="4" w:space="0" w:color="CBCBCB"/>
+              <w:right w:val="single" w:sz="4" w:space="0" w:color="CBCBCB"/>
+            </w:tcBorders>
+          </w:tcPr>
+          <w:p>
+            <w:r>
+              <w:rPr>
+                <w:sz w:val="20"/>
+              </w:rPr>
+              <w:t>diagnosing-bugs.md — 6-phase debug loop</w:t>
+            </w:r>
+          </w:p>
+        </w:tc>
+        <w:tc>
+          <w:tcPr>
+            <w:tcW w:type="dxa" w:w="2422"/>
+            <w:shd w:val="clear" w:color="auto" w:fill="B8B3D6"/>
+            <w:tcBorders>
+              <w:top w:val="single" w:sz="4" w:space="0" w:color="CBCBCB"/>
+              <w:left w:val="single" w:sz="4" w:space="0" w:color="CBCBCB"/>
+              <w:bottom w:val="single" w:sz="4" w:space="0" w:color="CBCBCB"/>
+              <w:right w:val="single" w:sz="4" w:space="0" w:color="CBCBCB"/>
+            </w:tcBorders>
+          </w:tcPr>
+          <w:p>
+            <w:r>
+              <w:rPr>
+                <w:sz w:val="20"/>
+              </w:rPr>
+              <w:t>✅ Đã áp dụng</w:t>
+            </w:r>
+          </w:p>
+        </w:tc>
+        <w:tc>
+          <w:tcPr>
+            <w:tcW w:type="dxa" w:w="2422"/>
+            <w:shd w:val="clear" w:color="auto" w:fill="B8B3D6"/>
+            <w:tcBorders>
+              <w:top w:val="single" w:sz="4" w:space="0" w:color="CBCBCB"/>
+              <w:left w:val="single" w:sz="4" w:space="0" w:color="CBCBCB"/>
+              <w:bottom w:val="single" w:sz="4" w:space="0" w:color="CBCBCB"/>
+              <w:right w:val="single" w:sz="4" w:space="0" w:color="CBCBCB"/>
+            </w:tcBorders>
+          </w:tcPr>
+          <w:p>
+            <w:r>
+              <w:rPr>
+                <w:rFonts w:ascii="Courier New" w:hAnsi="Courier New"/>
+                <w:color w:val="F05922"/>
+                <w:sz w:val="20"/>
+              </w:rPr>
+              <w:t>.claude/evals/diagnosing-bugs.md</w:t>
+            </w:r>
+            <w:r>
+              <w:rPr>
+                <w:sz w:val="20"/>
+              </w:rPr>
+              <w:t xml:space="preserve"> (mới), </w:t>
+            </w:r>
+            <w:r>
+              <w:rPr>
+                <w:rFonts w:ascii="Courier New" w:hAnsi="Courier New"/>
+                <w:color w:val="F05922"/>
+                <w:sz w:val="20"/>
+              </w:rPr>
+              <w:t>.claude/commands/diagnosing-bugs.md</w:t>
+            </w:r>
+            <w:r>
+              <w:rPr>
+                <w:sz w:val="20"/>
+              </w:rPr>
+              <w:t xml:space="preserve"> (mới)</w:t>
+            </w:r>
+          </w:p>
+        </w:tc>
+      </w:tr>
+      <w:tr>
+        <w:tc>
+          <w:tcPr>
+            <w:tcW w:type="dxa" w:w="2422"/>
+            <w:tcBorders>
+              <w:top w:val="single" w:sz="4" w:space="0" w:color="CBCBCB"/>
+              <w:left w:val="single" w:sz="4" w:space="0" w:color="CBCBCB"/>
+              <w:bottom w:val="single" w:sz="4" w:space="0" w:color="CBCBCB"/>
+              <w:right w:val="single" w:sz="4" w:space="0" w:color="CBCBCB"/>
+            </w:tcBorders>
+          </w:tcPr>
+          <w:p>
+            <w:r>
+              <w:rPr>
+                <w:sz w:val="20"/>
+              </w:rPr>
+              <w:t>E4</w:t>
+            </w:r>
+          </w:p>
+        </w:tc>
+        <w:tc>
+          <w:tcPr>
+            <w:tcW w:type="dxa" w:w="2422"/>
+            <w:tcBorders>
+              <w:top w:val="single" w:sz="4" w:space="0" w:color="CBCBCB"/>
+              <w:left w:val="single" w:sz="4" w:space="0" w:color="CBCBCB"/>
+              <w:bottom w:val="single" w:sz="4" w:space="0" w:color="CBCBCB"/>
+              <w:right w:val="single" w:sz="4" w:space="0" w:color="CBCBCB"/>
+            </w:tcBorders>
+          </w:tcPr>
+          <w:p>
+            <w:r>
+              <w:rPr>
+                <w:sz w:val="20"/>
+              </w:rPr>
+              <w:t>tdd.md — Red-Green-Refactor seam-based</w:t>
+            </w:r>
+          </w:p>
+        </w:tc>
+        <w:tc>
+          <w:tcPr>
+            <w:tcW w:type="dxa" w:w="2422"/>
+            <w:tcBorders>
+              <w:top w:val="single" w:sz="4" w:space="0" w:color="CBCBCB"/>
+              <w:left w:val="single" w:sz="4" w:space="0" w:color="CBCBCB"/>
+              <w:bottom w:val="single" w:sz="4" w:space="0" w:color="CBCBCB"/>
+              <w:right w:val="single" w:sz="4" w:space="0" w:color="CBCBCB"/>
+            </w:tcBorders>
+          </w:tcPr>
+          <w:p>
+            <w:r>
+              <w:rPr>
+                <w:sz w:val="20"/>
+              </w:rPr>
+              <w:t>✅ Đã áp dụng</w:t>
+            </w:r>
+          </w:p>
+        </w:tc>
+        <w:tc>
+          <w:tcPr>
+            <w:tcW w:type="dxa" w:w="2422"/>
+            <w:tcBorders>
+              <w:top w:val="single" w:sz="4" w:space="0" w:color="CBCBCB"/>
+              <w:left w:val="single" w:sz="4" w:space="0" w:color="CBCBCB"/>
+              <w:bottom w:val="single" w:sz="4" w:space="0" w:color="CBCBCB"/>
+              <w:right w:val="single" w:sz="4" w:space="0" w:color="CBCBCB"/>
+            </w:tcBorders>
+          </w:tcPr>
+          <w:p>
+            <w:r>
+              <w:rPr>
+                <w:rFonts w:ascii="Courier New" w:hAnsi="Courier New"/>
+                <w:color w:val="F05922"/>
+                <w:sz w:val="20"/>
+              </w:rPr>
+              <w:t>.claude/evals/tdd.md</w:t>
+            </w:r>
+            <w:r>
+              <w:rPr>
+                <w:sz w:val="20"/>
+              </w:rPr>
+              <w:t xml:space="preserve"> (mới), </w:t>
+            </w:r>
+            <w:r>
+              <w:rPr>
+                <w:rFonts w:ascii="Courier New" w:hAnsi="Courier New"/>
+                <w:color w:val="F05922"/>
+                <w:sz w:val="20"/>
+              </w:rPr>
+              <w:t>.claude/commands/tdd.md</w:t>
+            </w:r>
+            <w:r>
+              <w:rPr>
+                <w:sz w:val="20"/>
+              </w:rPr>
+              <w:t xml:space="preserve"> (mới)</w:t>
+            </w:r>
+          </w:p>
+        </w:tc>
+      </w:tr>
+      <w:tr>
+        <w:tc>
+          <w:tcPr>
+            <w:tcW w:type="dxa" w:w="2422"/>
+            <w:shd w:val="clear" w:color="auto" w:fill="B8B3D6"/>
+            <w:tcBorders>
+              <w:top w:val="single" w:sz="4" w:space="0" w:color="CBCBCB"/>
+              <w:left w:val="single" w:sz="4" w:space="0" w:color="CBCBCB"/>
+              <w:bottom w:val="single" w:sz="4" w:space="0" w:color="CBCBCB"/>
+              <w:right w:val="single" w:sz="4" w:space="0" w:color="CBCBCB"/>
+            </w:tcBorders>
+          </w:tcPr>
+          <w:p>
+            <w:r>
+              <w:rPr>
+                <w:sz w:val="20"/>
+              </w:rPr>
+              <w:t>E5</w:t>
+            </w:r>
+          </w:p>
+        </w:tc>
+        <w:tc>
+          <w:tcPr>
+            <w:tcW w:type="dxa" w:w="2422"/>
+            <w:shd w:val="clear" w:color="auto" w:fill="B8B3D6"/>
+            <w:tcBorders>
+              <w:top w:val="single" w:sz="4" w:space="0" w:color="CBCBCB"/>
+              <w:left w:val="single" w:sz="4" w:space="0" w:color="CBCBCB"/>
+              <w:bottom w:val="single" w:sz="4" w:space="0" w:color="CBCBCB"/>
+              <w:right w:val="single" w:sz="4" w:space="0" w:color="CBCBCB"/>
+            </w:tcBorders>
+          </w:tcPr>
+          <w:p>
+            <w:r>
+              <w:rPr>
+                <w:sz w:val="20"/>
+              </w:rPr>
+              <w:t>code-review.md — 2-axis Standards + Spec</w:t>
+            </w:r>
+          </w:p>
+        </w:tc>
+        <w:tc>
+          <w:tcPr>
+            <w:tcW w:type="dxa" w:w="2422"/>
+            <w:shd w:val="clear" w:color="auto" w:fill="B8B3D6"/>
+            <w:tcBorders>
+              <w:top w:val="single" w:sz="4" w:space="0" w:color="CBCBCB"/>
+              <w:left w:val="single" w:sz="4" w:space="0" w:color="CBCBCB"/>
+              <w:bottom w:val="single" w:sz="4" w:space="0" w:color="CBCBCB"/>
+              <w:right w:val="single" w:sz="4" w:space="0" w:color="CBCBCB"/>
+            </w:tcBorders>
+          </w:tcPr>
+          <w:p>
+            <w:r>
+              <w:rPr>
+                <w:sz w:val="20"/>
+              </w:rPr>
+              <w:t>✅ Đã áp dụng</w:t>
+            </w:r>
+          </w:p>
+        </w:tc>
+        <w:tc>
+          <w:tcPr>
+            <w:tcW w:type="dxa" w:w="2422"/>
+            <w:shd w:val="clear" w:color="auto" w:fill="B8B3D6"/>
+            <w:tcBorders>
+              <w:top w:val="single" w:sz="4" w:space="0" w:color="CBCBCB"/>
+              <w:left w:val="single" w:sz="4" w:space="0" w:color="CBCBCB"/>
+              <w:bottom w:val="single" w:sz="4" w:space="0" w:color="CBCBCB"/>
+              <w:right w:val="single" w:sz="4" w:space="0" w:color="CBCBCB"/>
+            </w:tcBorders>
+          </w:tcPr>
+          <w:p>
+            <w:r>
+              <w:rPr>
+                <w:rFonts w:ascii="Courier New" w:hAnsi="Courier New"/>
+                <w:color w:val="F05922"/>
+                <w:sz w:val="20"/>
+              </w:rPr>
+              <w:t>.claude/evals/code-review.md</w:t>
+            </w:r>
+            <w:r>
+              <w:rPr>
+                <w:sz w:val="20"/>
+              </w:rPr>
+              <w:t xml:space="preserve"> (mới), </w:t>
+            </w:r>
+            <w:r>
+              <w:rPr>
+                <w:rFonts w:ascii="Courier New" w:hAnsi="Courier New"/>
+                <w:color w:val="F05922"/>
+                <w:sz w:val="20"/>
+              </w:rPr>
+              <w:t>.claude/commands/code-review.md</w:t>
+            </w:r>
+            <w:r>
+              <w:rPr>
+                <w:sz w:val="20"/>
+              </w:rPr>
+              <w:t xml:space="preserve"> (mới)</w:t>
+            </w:r>
+          </w:p>
+        </w:tc>
+      </w:tr>
+      <w:tr>
+        <w:tc>
+          <w:tcPr>
+            <w:tcW w:type="dxa" w:w="2422"/>
+            <w:tcBorders>
+              <w:top w:val="single" w:sz="4" w:space="0" w:color="CBCBCB"/>
+              <w:left w:val="single" w:sz="4" w:space="0" w:color="CBCBCB"/>
+              <w:bottom w:val="single" w:sz="4" w:space="0" w:color="CBCBCB"/>
+              <w:right w:val="single" w:sz="4" w:space="0" w:color="CBCBCB"/>
+            </w:tcBorders>
+          </w:tcPr>
+          <w:p>
+            <w:r>
+              <w:rPr>
+                <w:sz w:val="20"/>
+              </w:rPr>
+              <w:t>E6</w:t>
+            </w:r>
+          </w:p>
+        </w:tc>
+        <w:tc>
+          <w:tcPr>
+            <w:tcW w:type="dxa" w:w="2422"/>
+            <w:tcBorders>
+              <w:top w:val="single" w:sz="4" w:space="0" w:color="CBCBCB"/>
+              <w:left w:val="single" w:sz="4" w:space="0" w:color="CBCBCB"/>
+              <w:bottom w:val="single" w:sz="4" w:space="0" w:color="CBCBCB"/>
+              <w:right w:val="single" w:sz="4" w:space="0" w:color="CBCBCB"/>
+            </w:tcBorders>
+          </w:tcPr>
+          <w:p>
+            <w:r>
+              <w:rPr>
+                <w:sz w:val="20"/>
+              </w:rPr>
+              <w:t>domain-modeling.md — CONTEXT.md vocabulary</w:t>
+            </w:r>
+          </w:p>
+        </w:tc>
+        <w:tc>
+          <w:tcPr>
+            <w:tcW w:type="dxa" w:w="2422"/>
+            <w:tcBorders>
+              <w:top w:val="single" w:sz="4" w:space="0" w:color="CBCBCB"/>
+              <w:left w:val="single" w:sz="4" w:space="0" w:color="CBCBCB"/>
+              <w:bottom w:val="single" w:sz="4" w:space="0" w:color="CBCBCB"/>
+              <w:right w:val="single" w:sz="4" w:space="0" w:color="CBCBCB"/>
+            </w:tcBorders>
+          </w:tcPr>
+          <w:p>
+            <w:r>
+              <w:rPr>
+                <w:sz w:val="20"/>
+              </w:rPr>
+              <w:t>✅ Đã áp dụng</w:t>
+            </w:r>
+          </w:p>
+        </w:tc>
+        <w:tc>
+          <w:tcPr>
+            <w:tcW w:type="dxa" w:w="2422"/>
+            <w:tcBorders>
+              <w:top w:val="single" w:sz="4" w:space="0" w:color="CBCBCB"/>
+              <w:left w:val="single" w:sz="4" w:space="0" w:color="CBCBCB"/>
+              <w:bottom w:val="single" w:sz="4" w:space="0" w:color="CBCBCB"/>
+              <w:right w:val="single" w:sz="4" w:space="0" w:color="CBCBCB"/>
+            </w:tcBorders>
+          </w:tcPr>
+          <w:p>
+            <w:r>
+              <w:rPr>
+                <w:rFonts w:ascii="Courier New" w:hAnsi="Courier New"/>
+                <w:color w:val="F05922"/>
+                <w:sz w:val="20"/>
+              </w:rPr>
+              <w:t>.claude/evals/domain-modeling.md</w:t>
+            </w:r>
+            <w:r>
+              <w:rPr>
+                <w:sz w:val="20"/>
+              </w:rPr>
+              <w:t xml:space="preserve"> (mới), </w:t>
+            </w:r>
+            <w:r>
+              <w:rPr>
+                <w:rFonts w:ascii="Courier New" w:hAnsi="Courier New"/>
+                <w:color w:val="F05922"/>
+                <w:sz w:val="20"/>
+              </w:rPr>
+              <w:t>.claude/commands/domain-modeling.md</w:t>
+            </w:r>
+            <w:r>
+              <w:rPr>
+                <w:sz w:val="20"/>
+              </w:rPr>
+              <w:t xml:space="preserve"> (mới), </w:t>
+            </w:r>
+            <w:r>
+              <w:rPr>
+                <w:rFonts w:ascii="Courier New" w:hAnsi="Courier New"/>
+                <w:color w:val="F05922"/>
+                <w:sz w:val="20"/>
+              </w:rPr>
+              <w:t>docs/CONTEXT-template.md</w:t>
+            </w:r>
+            <w:r>
+              <w:rPr>
+                <w:sz w:val="20"/>
+              </w:rPr>
+              <w:t xml:space="preserve"> (mới)</w:t>
+            </w:r>
+          </w:p>
+        </w:tc>
+      </w:tr>
+      <w:tr>
+        <w:tc>
+          <w:tcPr>
+            <w:tcW w:type="dxa" w:w="2422"/>
+            <w:shd w:val="clear" w:color="auto" w:fill="B8B3D6"/>
+            <w:tcBorders>
+              <w:top w:val="single" w:sz="4" w:space="0" w:color="CBCBCB"/>
+              <w:left w:val="single" w:sz="4" w:space="0" w:color="CBCBCB"/>
+              <w:bottom w:val="single" w:sz="4" w:space="0" w:color="CBCBCB"/>
+              <w:right w:val="single" w:sz="4" w:space="0" w:color="CBCBCB"/>
+            </w:tcBorders>
+          </w:tcPr>
+          <w:p>
+            <w:r>
+              <w:rPr>
+                <w:sz w:val="20"/>
+              </w:rPr>
+              <w:t>E7</w:t>
+            </w:r>
+          </w:p>
+        </w:tc>
+        <w:tc>
+          <w:tcPr>
+            <w:tcW w:type="dxa" w:w="2422"/>
+            <w:shd w:val="clear" w:color="auto" w:fill="B8B3D6"/>
+            <w:tcBorders>
+              <w:top w:val="single" w:sz="4" w:space="0" w:color="CBCBCB"/>
+              <w:left w:val="single" w:sz="4" w:space="0" w:color="CBCBCB"/>
+              <w:bottom w:val="single" w:sz="4" w:space="0" w:color="CBCBCB"/>
+              <w:right w:val="single" w:sz="4" w:space="0" w:color="CBCBCB"/>
+            </w:tcBorders>
+          </w:tcPr>
+          <w:p>
+            <w:r>
+              <w:rPr>
+                <w:sz w:val="20"/>
+              </w:rPr>
+              <w:t>codebase-design.md — 7-term vocabulary</w:t>
+            </w:r>
+          </w:p>
+        </w:tc>
+        <w:tc>
+          <w:tcPr>
+            <w:tcW w:type="dxa" w:w="2422"/>
+            <w:shd w:val="clear" w:color="auto" w:fill="B8B3D6"/>
+            <w:tcBorders>
+              <w:top w:val="single" w:sz="4" w:space="0" w:color="CBCBCB"/>
+              <w:left w:val="single" w:sz="4" w:space="0" w:color="CBCBCB"/>
+              <w:bottom w:val="single" w:sz="4" w:space="0" w:color="CBCBCB"/>
+              <w:right w:val="single" w:sz="4" w:space="0" w:color="CBCBCB"/>
+            </w:tcBorders>
+          </w:tcPr>
+          <w:p>
+            <w:r>
+              <w:rPr>
+                <w:sz w:val="20"/>
+              </w:rPr>
+              <w:t>✅ Đã áp dụng</w:t>
+            </w:r>
+          </w:p>
+        </w:tc>
+        <w:tc>
+          <w:tcPr>
+            <w:tcW w:type="dxa" w:w="2422"/>
+            <w:shd w:val="clear" w:color="auto" w:fill="B8B3D6"/>
+            <w:tcBorders>
+              <w:top w:val="single" w:sz="4" w:space="0" w:color="CBCBCB"/>
+              <w:left w:val="single" w:sz="4" w:space="0" w:color="CBCBCB"/>
+              <w:bottom w:val="single" w:sz="4" w:space="0" w:color="CBCBCB"/>
+              <w:right w:val="single" w:sz="4" w:space="0" w:color="CBCBCB"/>
+            </w:tcBorders>
+          </w:tcPr>
+          <w:p>
+            <w:r>
+              <w:rPr>
+                <w:rFonts w:ascii="Courier New" w:hAnsi="Courier New"/>
+                <w:color w:val="F05922"/>
+                <w:sz w:val="20"/>
+              </w:rPr>
+              <w:t>.claude/evals/codebase-design.md</w:t>
+            </w:r>
+            <w:r>
+              <w:rPr>
+                <w:sz w:val="20"/>
+              </w:rPr>
+              <w:t xml:space="preserve"> (mới), </w:t>
+            </w:r>
+            <w:r>
+              <w:rPr>
+                <w:rFonts w:ascii="Courier New" w:hAnsi="Courier New"/>
+                <w:color w:val="F05922"/>
+                <w:sz w:val="20"/>
+              </w:rPr>
+              <w:t>.claude/commands/codebase-design.md</w:t>
+            </w:r>
+            <w:r>
+              <w:rPr>
+                <w:sz w:val="20"/>
+              </w:rPr>
+              <w:t xml:space="preserve"> (mới)</w:t>
+            </w:r>
+          </w:p>
+        </w:tc>
+      </w:tr>
+      <w:tr>
+        <w:tc>
+          <w:tcPr>
+            <w:tcW w:type="dxa" w:w="2422"/>
+            <w:tcBorders>
+              <w:top w:val="single" w:sz="4" w:space="0" w:color="CBCBCB"/>
+              <w:left w:val="single" w:sz="4" w:space="0" w:color="CBCBCB"/>
+              <w:bottom w:val="single" w:sz="4" w:space="0" w:color="CBCBCB"/>
+              <w:right w:val="single" w:sz="4" w:space="0" w:color="CBCBCB"/>
+            </w:tcBorders>
+          </w:tcPr>
+          <w:p>
+            <w:r>
+              <w:rPr>
+                <w:sz w:val="20"/>
+              </w:rPr>
+              <w:t>E8</w:t>
+            </w:r>
+          </w:p>
+        </w:tc>
+        <w:tc>
+          <w:tcPr>
+            <w:tcW w:type="dxa" w:w="2422"/>
+            <w:tcBorders>
+              <w:top w:val="single" w:sz="4" w:space="0" w:color="CBCBCB"/>
+              <w:left w:val="single" w:sz="4" w:space="0" w:color="CBCBCB"/>
+              <w:bottom w:val="single" w:sz="4" w:space="0" w:color="CBCBCB"/>
+              <w:right w:val="single" w:sz="4" w:space="0" w:color="CBCBCB"/>
+            </w:tcBorders>
+          </w:tcPr>
+          <w:p>
+            <w:r>
+              <w:rPr>
+                <w:sz w:val="20"/>
+              </w:rPr>
+              <w:t>wayfinder-lite.md — foggy work decision ticket</w:t>
+            </w:r>
+          </w:p>
+        </w:tc>
+        <w:tc>
+          <w:tcPr>
+            <w:tcW w:type="dxa" w:w="2422"/>
+            <w:tcBorders>
+              <w:top w:val="single" w:sz="4" w:space="0" w:color="CBCBCB"/>
+              <w:left w:val="single" w:sz="4" w:space="0" w:color="CBCBCB"/>
+              <w:bottom w:val="single" w:sz="4" w:space="0" w:color="CBCBCB"/>
+              <w:right w:val="single" w:sz="4" w:space="0" w:color="CBCBCB"/>
+            </w:tcBorders>
+          </w:tcPr>
+          <w:p>
+            <w:r>
+              <w:rPr>
+                <w:sz w:val="20"/>
+              </w:rPr>
+              <w:t>✅ Đã áp dụng</w:t>
+            </w:r>
+          </w:p>
+        </w:tc>
+        <w:tc>
+          <w:tcPr>
+            <w:tcW w:type="dxa" w:w="2422"/>
+            <w:tcBorders>
+              <w:top w:val="single" w:sz="4" w:space="0" w:color="CBCBCB"/>
+              <w:left w:val="single" w:sz="4" w:space="0" w:color="CBCBCB"/>
+              <w:bottom w:val="single" w:sz="4" w:space="0" w:color="CBCBCB"/>
+              <w:right w:val="single" w:sz="4" w:space="0" w:color="CBCBCB"/>
+            </w:tcBorders>
+          </w:tcPr>
+          <w:p>
+            <w:r>
+              <w:rPr>
+                <w:rFonts w:ascii="Courier New" w:hAnsi="Courier New"/>
+                <w:color w:val="F05922"/>
+                <w:sz w:val="20"/>
+              </w:rPr>
+              <w:t>.claude/evals/wayfinder-lite.md</w:t>
+            </w:r>
+            <w:r>
+              <w:rPr>
+                <w:sz w:val="20"/>
+              </w:rPr>
+              <w:t xml:space="preserve"> (mới), </w:t>
+            </w:r>
+            <w:r>
+              <w:rPr>
+                <w:rFonts w:ascii="Courier New" w:hAnsi="Courier New"/>
+                <w:color w:val="F05922"/>
+                <w:sz w:val="20"/>
+              </w:rPr>
+              <w:t>.claude/commands/wayfinder-lite.md</w:t>
+            </w:r>
+            <w:r>
+              <w:rPr>
+                <w:sz w:val="20"/>
+              </w:rPr>
+              <w:t xml:space="preserve"> (mới)</w:t>
+            </w:r>
+          </w:p>
+        </w:tc>
+      </w:tr>
+      <w:tr>
+        <w:tc>
+          <w:tcPr>
+            <w:tcW w:type="dxa" w:w="2422"/>
+            <w:shd w:val="clear" w:color="auto" w:fill="B8B3D6"/>
+            <w:tcBorders>
+              <w:top w:val="single" w:sz="4" w:space="0" w:color="CBCBCB"/>
+              <w:left w:val="single" w:sz="4" w:space="0" w:color="CBCBCB"/>
+              <w:bottom w:val="single" w:sz="4" w:space="0" w:color="CBCBCB"/>
+              <w:right w:val="single" w:sz="4" w:space="0" w:color="CBCBCB"/>
+            </w:tcBorders>
+          </w:tcPr>
+          <w:p>
+            <w:r>
+              <w:rPr>
+                <w:sz w:val="20"/>
+              </w:rPr>
+              <w:t>E9</w:t>
+            </w:r>
+          </w:p>
+        </w:tc>
+        <w:tc>
+          <w:tcPr>
+            <w:tcW w:type="dxa" w:w="2422"/>
+            <w:shd w:val="clear" w:color="auto" w:fill="B8B3D6"/>
+            <w:tcBorders>
+              <w:top w:val="single" w:sz="4" w:space="0" w:color="CBCBCB"/>
+              <w:left w:val="single" w:sz="4" w:space="0" w:color="CBCBCB"/>
+              <w:bottom w:val="single" w:sz="4" w:space="0" w:color="CBCBCB"/>
+              <w:right w:val="single" w:sz="4" w:space="0" w:color="CBCBCB"/>
+            </w:tcBorders>
+          </w:tcPr>
+          <w:p>
+            <w:r>
+              <w:rPr>
+                <w:sz w:val="20"/>
+              </w:rPr>
+              <w:t>Nâng cấp cấu trúc thông tin trong agent/skill definitions</w:t>
+            </w:r>
+          </w:p>
+        </w:tc>
+        <w:tc>
+          <w:tcPr>
+            <w:tcW w:type="dxa" w:w="2422"/>
+            <w:shd w:val="clear" w:color="auto" w:fill="B8B3D6"/>
+            <w:tcBorders>
+              <w:top w:val="single" w:sz="4" w:space="0" w:color="CBCBCB"/>
+              <w:left w:val="single" w:sz="4" w:space="0" w:color="CBCBCB"/>
+              <w:bottom w:val="single" w:sz="4" w:space="0" w:color="CBCBCB"/>
+              <w:right w:val="single" w:sz="4" w:space="0" w:color="CBCBCB"/>
+            </w:tcBorders>
+          </w:tcPr>
+          <w:p>
+            <w:r>
+              <w:rPr>
+                <w:sz w:val="20"/>
+              </w:rPr>
+              <w:t>✅ Đã áp dụng</w:t>
+            </w:r>
+          </w:p>
+        </w:tc>
+        <w:tc>
+          <w:tcPr>
+            <w:tcW w:type="dxa" w:w="2422"/>
+            <w:shd w:val="clear" w:color="auto" w:fill="B8B3D6"/>
+            <w:tcBorders>
+              <w:top w:val="single" w:sz="4" w:space="0" w:color="CBCBCB"/>
+              <w:left w:val="single" w:sz="4" w:space="0" w:color="CBCBCB"/>
+              <w:bottom w:val="single" w:sz="4" w:space="0" w:color="CBCBCB"/>
+              <w:right w:val="single" w:sz="4" w:space="0" w:color="CBCBCB"/>
+            </w:tcBorders>
+          </w:tcPr>
+          <w:p>
+            <w:r>
+              <w:rPr>
+                <w:rFonts w:ascii="Courier New" w:hAnsi="Courier New"/>
+                <w:color w:val="F05922"/>
+                <w:sz w:val="20"/>
+              </w:rPr>
+              <w:t>.claude/commands/writing-agent-skill.md</w:t>
+            </w:r>
+            <w:r>
+              <w:rPr>
+                <w:sz w:val="20"/>
+              </w:rPr>
+              <w:t xml:space="preserve"> (thêm Bước 4b — information structure), </w:t>
+            </w:r>
+            <w:r>
+              <w:rPr>
+                <w:rFonts w:ascii="Courier New" w:hAnsi="Courier New"/>
+                <w:color w:val="F05922"/>
+                <w:sz w:val="20"/>
+              </w:rPr>
+              <w:t>.claude/agents/md-optimizer.md</w:t>
+            </w:r>
+            <w:r>
+              <w:rPr>
+                <w:sz w:val="20"/>
+              </w:rPr>
+              <w:t xml:space="preserve"> (thêm PHASE 2b — Information Structure Audit)</w:t>
+            </w:r>
+          </w:p>
+        </w:tc>
+      </w:tr>
+      <w:tr>
+        <w:tc>
+          <w:tcPr>
+            <w:tcW w:type="dxa" w:w="2422"/>
+            <w:tcBorders>
+              <w:top w:val="single" w:sz="4" w:space="0" w:color="CBCBCB"/>
+              <w:left w:val="single" w:sz="4" w:space="0" w:color="CBCBCB"/>
+              <w:bottom w:val="single" w:sz="4" w:space="0" w:color="CBCBCB"/>
+              <w:right w:val="single" w:sz="4" w:space="0" w:color="CBCBCB"/>
+            </w:tcBorders>
+          </w:tcPr>
+          <w:p>
+            <w:r>
+              <w:rPr>
+                <w:sz w:val="20"/>
+              </w:rPr>
+              <w:t>E10</w:t>
+            </w:r>
+          </w:p>
+        </w:tc>
+        <w:tc>
+          <w:tcPr>
+            <w:tcW w:type="dxa" w:w="2422"/>
+            <w:tcBorders>
+              <w:top w:val="single" w:sz="4" w:space="0" w:color="CBCBCB"/>
+              <w:left w:val="single" w:sz="4" w:space="0" w:color="CBCBCB"/>
+              <w:bottom w:val="single" w:sz="4" w:space="0" w:color="CBCBCB"/>
+              <w:right w:val="single" w:sz="4" w:space="0" w:color="CBCBCB"/>
+            </w:tcBorders>
+          </w:tcPr>
+          <w:p>
+            <w:r>
+              <w:rPr>
+                <w:sz w:val="20"/>
+              </w:rPr>
+              <w:t>docs/decisions/REJECTED.md — rejection convention</w:t>
+            </w:r>
+          </w:p>
+        </w:tc>
+        <w:tc>
+          <w:tcPr>
+            <w:tcW w:type="dxa" w:w="2422"/>
+            <w:tcBorders>
+              <w:top w:val="single" w:sz="4" w:space="0" w:color="CBCBCB"/>
+              <w:left w:val="single" w:sz="4" w:space="0" w:color="CBCBCB"/>
+              <w:bottom w:val="single" w:sz="4" w:space="0" w:color="CBCBCB"/>
+              <w:right w:val="single" w:sz="4" w:space="0" w:color="CBCBCB"/>
+            </w:tcBorders>
+          </w:tcPr>
+          <w:p>
+            <w:r>
+              <w:rPr>
+                <w:sz w:val="20"/>
+              </w:rPr>
+              <w:t>✅ Đã áp dụng</w:t>
+            </w:r>
+          </w:p>
+        </w:tc>
+        <w:tc>
+          <w:tcPr>
+            <w:tcW w:type="dxa" w:w="2422"/>
+            <w:tcBorders>
+              <w:top w:val="single" w:sz="4" w:space="0" w:color="CBCBCB"/>
+              <w:left w:val="single" w:sz="4" w:space="0" w:color="CBCBCB"/>
+              <w:bottom w:val="single" w:sz="4" w:space="0" w:color="CBCBCB"/>
+              <w:right w:val="single" w:sz="4" w:space="0" w:color="CBCBCB"/>
+            </w:tcBorders>
+          </w:tcPr>
+          <w:p>
+            <w:r>
+              <w:rPr>
+                <w:rFonts w:ascii="Courier New" w:hAnsi="Courier New"/>
+                <w:color w:val="F05922"/>
+                <w:sz w:val="20"/>
+              </w:rPr>
+              <w:t>docs/decisions/REJECTED.md</w:t>
+            </w:r>
+            <w:r>
+              <w:rPr>
+                <w:sz w:val="20"/>
+              </w:rPr>
+              <w:t xml:space="preserve"> (mới, 10 entries), </w:t>
+            </w:r>
+            <w:r>
+              <w:rPr>
+                <w:rFonts w:ascii="Courier New" w:hAnsi="Courier New"/>
+                <w:color w:val="F05922"/>
+                <w:sz w:val="20"/>
+              </w:rPr>
+              <w:t>docs/decisions/REJECTED.docx</w:t>
+            </w:r>
+            <w:r>
+              <w:rPr>
+                <w:sz w:val="20"/>
+              </w:rPr>
+              <w:t xml:space="preserve"> + </w:t>
+            </w:r>
+            <w:r>
+              <w:rPr>
+                <w:rFonts w:ascii="Courier New" w:hAnsi="Courier New"/>
+                <w:color w:val="F05922"/>
+                <w:sz w:val="20"/>
+              </w:rPr>
+              <w:t>.pdf</w:t>
+            </w:r>
+          </w:p>
+        </w:tc>
+      </w:tr>
+      <w:tr>
+        <w:tc>
+          <w:tcPr>
+            <w:tcW w:type="dxa" w:w="2422"/>
+            <w:shd w:val="clear" w:color="auto" w:fill="B8B3D6"/>
+            <w:tcBorders>
+              <w:top w:val="single" w:sz="4" w:space="0" w:color="CBCBCB"/>
+              <w:left w:val="single" w:sz="4" w:space="0" w:color="CBCBCB"/>
+              <w:bottom w:val="single" w:sz="4" w:space="0" w:color="CBCBCB"/>
+              <w:right w:val="single" w:sz="4" w:space="0" w:color="CBCBCB"/>
+            </w:tcBorders>
+          </w:tcPr>
+          <w:p>
+            <w:r>
+              <w:rPr>
+                <w:sz w:val="20"/>
+              </w:rPr>
+              <w:t>E11</w:t>
+            </w:r>
+          </w:p>
+        </w:tc>
+        <w:tc>
+          <w:tcPr>
+            <w:tcW w:type="dxa" w:w="2422"/>
+            <w:shd w:val="clear" w:color="auto" w:fill="B8B3D6"/>
+            <w:tcBorders>
+              <w:top w:val="single" w:sz="4" w:space="0" w:color="CBCBCB"/>
+              <w:left w:val="single" w:sz="4" w:space="0" w:color="CBCBCB"/>
+              <w:bottom w:val="single" w:sz="4" w:space="0" w:color="CBCBCB"/>
+              <w:right w:val="single" w:sz="4" w:space="0" w:color="CBCBCB"/>
+            </w:tcBorders>
+          </w:tcPr>
+          <w:p>
+            <w:r>
+              <w:rPr>
+                <w:sz w:val="20"/>
+              </w:rPr>
+              <w:t>research.md — general research skill</w:t>
+            </w:r>
+          </w:p>
+        </w:tc>
+        <w:tc>
+          <w:tcPr>
+            <w:tcW w:type="dxa" w:w="2422"/>
+            <w:shd w:val="clear" w:color="auto" w:fill="B8B3D6"/>
+            <w:tcBorders>
+              <w:top w:val="single" w:sz="4" w:space="0" w:color="CBCBCB"/>
+              <w:left w:val="single" w:sz="4" w:space="0" w:color="CBCBCB"/>
+              <w:bottom w:val="single" w:sz="4" w:space="0" w:color="CBCBCB"/>
+              <w:right w:val="single" w:sz="4" w:space="0" w:color="CBCBCB"/>
+            </w:tcBorders>
+          </w:tcPr>
+          <w:p>
+            <w:r>
+              <w:rPr>
+                <w:sz w:val="20"/>
+              </w:rPr>
+              <w:t>✅ Đã áp dụng</w:t>
+            </w:r>
+          </w:p>
+        </w:tc>
+        <w:tc>
+          <w:tcPr>
+            <w:tcW w:type="dxa" w:w="2422"/>
+            <w:shd w:val="clear" w:color="auto" w:fill="B8B3D6"/>
+            <w:tcBorders>
+              <w:top w:val="single" w:sz="4" w:space="0" w:color="CBCBCB"/>
+              <w:left w:val="single" w:sz="4" w:space="0" w:color="CBCBCB"/>
+              <w:bottom w:val="single" w:sz="4" w:space="0" w:color="CBCBCB"/>
+              <w:right w:val="single" w:sz="4" w:space="0" w:color="CBCBCB"/>
+            </w:tcBorders>
+          </w:tcPr>
+          <w:p>
+            <w:r>
+              <w:rPr>
+                <w:rFonts w:ascii="Courier New" w:hAnsi="Courier New"/>
+                <w:color w:val="F05922"/>
+                <w:sz w:val="20"/>
+              </w:rPr>
+              <w:t>.claude/evals/research.md</w:t>
+            </w:r>
+            <w:r>
+              <w:rPr>
+                <w:sz w:val="20"/>
+              </w:rPr>
+              <w:t xml:space="preserve"> (mới), </w:t>
+            </w:r>
+            <w:r>
+              <w:rPr>
+                <w:rFonts w:ascii="Courier New" w:hAnsi="Courier New"/>
+                <w:color w:val="F05922"/>
+                <w:sz w:val="20"/>
+              </w:rPr>
+              <w:t>.claude/commands/research.md</w:t>
+            </w:r>
+            <w:r>
+              <w:rPr>
+                <w:sz w:val="20"/>
+              </w:rPr>
+              <w:t xml:space="preserve"> (mới)</w:t>
+            </w:r>
+          </w:p>
+        </w:tc>
+      </w:tr>
+    </w:tbl>
+    <w:p/>
+    <w:p>
+      <w:pPr>
+        <w:spacing w:after="80"/>
+      </w:pPr>
+      <w:r>
+        <w:rPr>
+          <w:b/>
+          <w:sz w:val="21"/>
+        </w:rPr>
+        <w:t>Cập nhật CLAUDE.md và agent descriptions:</w:t>
+      </w:r>
+    </w:p>
+    <w:p>
+      <w:pPr>
+        <w:pStyle w:val="ListBullet"/>
+        <w:spacing w:after="20"/>
+        <w:ind w:left="283"/>
+      </w:pPr>
+      <w:r>
+        <w:rPr>
+          <w:rFonts w:ascii="Courier New" w:hAnsi="Courier New"/>
+          <w:color w:val="F05922"/>
+          <w:sz w:val="21"/>
+        </w:rPr>
+        <w:t>CLAUDE.md §3.0 Pre-0a</w:t>
+      </w:r>
+      <w:r>
+        <w:rPr>
+          <w:sz w:val="21"/>
+        </w:rPr>
+        <w:t>: Thêm gợi ý grilling khi scope phức tạp sau scope-check</w:t>
+      </w:r>
+    </w:p>
+    <w:p>
+      <w:pPr>
+        <w:pStyle w:val="ListBullet"/>
+        <w:spacing w:after="20"/>
+        <w:ind w:left="283"/>
+      </w:pPr>
+      <w:r>
+        <w:rPr>
+          <w:rFonts w:ascii="Courier New" w:hAnsi="Courier New"/>
+          <w:color w:val="F05922"/>
+          <w:sz w:val="21"/>
+        </w:rPr>
+        <w:t>CLAUDE.md §4 WF-BUGFIX Bước 1</w:t>
+      </w:r>
+      <w:r>
+        <w:rPr>
+          <w:sz w:val="21"/>
+        </w:rPr>
+        <w:t xml:space="preserve">: Thêm mention </w:t>
+      </w:r>
+      <w:r>
+        <w:rPr>
+          <w:rFonts w:ascii="Courier New" w:hAnsi="Courier New"/>
+          <w:color w:val="F05922"/>
+          <w:sz w:val="21"/>
+        </w:rPr>
+        <w:t>/diagnosing-bugs</w:t>
+      </w:r>
+    </w:p>
+    <w:p>
+      <w:pPr>
+        <w:pStyle w:val="ListBullet"/>
+        <w:spacing w:after="20"/>
+        <w:ind w:left="283"/>
+      </w:pPr>
+      <w:r>
+        <w:rPr>
+          <w:rFonts w:ascii="Courier New" w:hAnsi="Courier New"/>
+          <w:color w:val="F05922"/>
+          <w:sz w:val="21"/>
+        </w:rPr>
+        <w:t>CLAUDE.md §4 WF-FEATURE Bước 8-9</w:t>
+      </w:r>
+      <w:r>
+        <w:rPr>
+          <w:sz w:val="21"/>
+        </w:rPr>
+        <w:t xml:space="preserve">: Thêm mention </w:t>
+      </w:r>
+      <w:r>
+        <w:rPr>
+          <w:rFonts w:ascii="Courier New" w:hAnsi="Courier New"/>
+          <w:color w:val="F05922"/>
+          <w:sz w:val="21"/>
+        </w:rPr>
+        <w:t>/tdd</w:t>
+      </w:r>
+    </w:p>
+    <w:p>
+      <w:pPr>
+        <w:pStyle w:val="ListBullet"/>
+        <w:spacing w:after="20"/>
+        <w:ind w:left="283"/>
+      </w:pPr>
+      <w:r>
+        <w:rPr>
+          <w:rFonts w:ascii="Courier New" w:hAnsi="Courier New"/>
+          <w:color w:val="F05922"/>
+          <w:sz w:val="21"/>
+        </w:rPr>
+        <w:t>.claude/agents/senior-developer.md</w:t>
+      </w:r>
+      <w:r>
+        <w:rPr>
+          <w:sz w:val="21"/>
+        </w:rPr>
+        <w:t>: Thêm section "Skills dùng trong công việc" (tdd, diagnosing-bugs, code-review, grilling, codebase-design)</w:t>
+      </w:r>
+    </w:p>
+    <w:p>
+      <w:pPr>
+        <w:pStyle w:val="ListBullet"/>
+        <w:spacing w:after="20"/>
+        <w:ind w:left="283"/>
+      </w:pPr>
+      <w:r>
+        <w:rPr>
+          <w:rFonts w:ascii="Courier New" w:hAnsi="Courier New"/>
+          <w:color w:val="F05922"/>
+          <w:sz w:val="21"/>
+        </w:rPr>
+        <w:t>.claude/agents/tech-lead.md</w:t>
+      </w:r>
+      <w:r>
+        <w:rPr>
+          <w:sz w:val="21"/>
+        </w:rPr>
+        <w:t>: Thêm section "Skills dùng trong công việc" (code-review, codebase-design, grilling)</w:t>
+      </w:r>
+    </w:p>
+    <w:p>
+      <w:pPr>
+        <w:pStyle w:val="ListBullet"/>
+        <w:spacing w:after="20"/>
+        <w:ind w:left="283"/>
+      </w:pPr>
+      <w:r>
+        <w:rPr>
+          <w:rFonts w:ascii="Courier New" w:hAnsi="Courier New"/>
+          <w:color w:val="F05922"/>
+          <w:sz w:val="21"/>
+        </w:rPr>
+        <w:t>.claude/agents/qa-engineer.md</w:t>
+      </w:r>
+      <w:r>
+        <w:rPr>
+          <w:sz w:val="21"/>
+        </w:rPr>
+        <w:t>: Thêm section "Skills dùng trong công việc" (diagnosing-bugs)</w:t>
+      </w:r>
+    </w:p>
+    <w:p>
+      <w:pPr>
+        <w:spacing w:after="80"/>
+      </w:pPr>
+      <w:r>
+        <w:rPr>
+          <w:b/>
+          <w:sz w:val="21"/>
+        </w:rPr>
+        <w:t>Commits:</w:t>
+      </w:r>
+      <w:r>
+        <w:rPr>
+          <w:sz w:val="21"/>
+        </w:rPr>
+        <w:t xml:space="preserve"> 3ea9c3a (Nhóm 1), 5c1f1c7 (Nhóm 2), a4fb3e5 (Nhóm 3)</w:t>
+      </w:r>
+    </w:p>
+    <w:p>
+      <w:pPr>
+        <w:spacing w:after="80"/>
+      </w:pPr>
+      <w:r>
+        <w:rPr>
+          <w:b/>
+          <w:sz w:val="21"/>
+        </w:rPr>
+        <w:t>Chờ xác nhận:</w:t>
+      </w:r>
+      <w:r>
+        <w:rPr>
+          <w:sz w:val="21"/>
+        </w:rPr>
+        <w:t xml:space="preserve"> Bước 5 — user xác nhận merge nhánh </w:t>
+      </w:r>
+      <w:r>
+        <w:rPr>
+          <w:rFonts w:ascii="Courier New" w:hAnsi="Courier New"/>
+          <w:color w:val="F05922"/>
+          <w:sz w:val="18"/>
+        </w:rPr>
+        <w:t>research/skills-2026-08-05</w:t>
+      </w:r>
+      <w:r>
+        <w:rPr>
+          <w:sz w:val="21"/>
+        </w:rPr>
+        <w:t xml:space="preserve"> về </w:t>
+      </w:r>
+      <w:r>
+        <w:rPr>
+          <w:rFonts w:ascii="Courier New" w:hAnsi="Courier New"/>
+          <w:color w:val="F05922"/>
+          <w:sz w:val="18"/>
+        </w:rPr>
+        <w:t>main</w:t>
+      </w:r>
+      <w:r>
+        <w:rPr>
+          <w:sz w:val="21"/>
+        </w:rPr>
+        <w:t>.</w:t>
       </w:r>
     </w:p>
     <w:sectPr>
